--- a/2026-T3/B2-ICTSAD609-Plan_Monitor/2-Task2/611-Task2-section2.docx
+++ b/2026-T3/B2-ICTSAD609-Plan_Monitor/2-Task2/611-Task2-section2.docx
@@ -146,21 +146,7 @@
           <w:rFonts w:ascii="Arial" w:hAnsi="Arial" w:cs="Arial"/>
           <w:color w:val="000000" w:themeColor="text1"/>
         </w:rPr>
-        <w:t>Stakeholder attitudes towards the initiative:</w:t>
-      </w:r>
-      <w:r>
-        <w:rPr>
-          <w:rFonts w:ascii="Arial" w:hAnsi="Arial" w:cs="Arial"/>
-          <w:color w:val="000000" w:themeColor="text1"/>
-        </w:rPr>
-        <w:t xml:space="preserve"> </w:t>
-      </w:r>
-      <w:r>
-        <w:rPr>
-          <w:rFonts w:ascii="Arial" w:hAnsi="Arial" w:cs="Arial"/>
-          <w:color w:val="000000" w:themeColor="text1"/>
-        </w:rPr>
-        <w:t xml:space="preserve">Attitudes were mixed. </w:t>
+        <w:t xml:space="preserve">Stakeholder attitudes towards the initiative: Attitudes were mixed. </w:t>
       </w:r>
     </w:p>
     <w:p>
@@ -226,25 +212,7 @@
           <w:bCs/>
           <w:color w:val="000000" w:themeColor="text1"/>
         </w:rPr>
-        <w:t>R</w:t>
-      </w:r>
-      <w:r>
-        <w:rPr>
-          <w:rFonts w:ascii="Arial" w:hAnsi="Arial" w:cs="Arial"/>
-          <w:b/>
-          <w:bCs/>
-          <w:color w:val="000000" w:themeColor="text1"/>
-        </w:rPr>
-        <w:t>isks</w:t>
-      </w:r>
-      <w:r>
-        <w:rPr>
-          <w:rFonts w:ascii="Arial" w:hAnsi="Arial" w:cs="Arial"/>
-          <w:b/>
-          <w:bCs/>
-          <w:color w:val="000000" w:themeColor="text1"/>
-        </w:rPr>
-        <w:t xml:space="preserve"> identified:</w:t>
+        <w:t>Risks identified:</w:t>
       </w:r>
     </w:p>
     <w:p>
@@ -369,16 +337,7 @@
           <w:bCs/>
           <w:color w:val="000000" w:themeColor="text1"/>
         </w:rPr>
-        <w:t>B</w:t>
-      </w:r>
-      <w:r>
-        <w:rPr>
-          <w:rFonts w:ascii="Arial" w:hAnsi="Arial" w:cs="Arial"/>
-          <w:b/>
-          <w:bCs/>
-          <w:color w:val="000000" w:themeColor="text1"/>
-        </w:rPr>
-        <w:t>usiness analysis deliverables</w:t>
+        <w:t>Business analysis deliverables</w:t>
       </w:r>
     </w:p>
     <w:p>
@@ -411,6 +370,11 @@
     </w:p>
     <w:p>
       <w:pPr>
+        <w:pStyle w:val="ListParagraph"/>
+        <w:numPr>
+          <w:ilvl w:val="0"/>
+          <w:numId w:val="10"/>
+        </w:numPr>
         <w:rPr>
           <w:rFonts w:ascii="Arial" w:hAnsi="Arial" w:cs="Arial"/>
           <w:color w:val="000000" w:themeColor="text1"/>
@@ -423,20 +387,39 @@
         </w:rPr>
         <w:t>Tasks/activities: Map current sales/operations roles against the needs of the B2C model, and identify skills gaps. It will be executed in Phase 1.</w:t>
       </w:r>
-    </w:p>
-    <w:p>
-      <w:pPr>
-        <w:rPr>
-          <w:rFonts w:ascii="Arial" w:hAnsi="Arial" w:cs="Arial"/>
-          <w:color w:val="000000" w:themeColor="text1"/>
-        </w:rPr>
-      </w:pPr>
-      <w:r>
-        <w:rPr>
-          <w:rFonts w:ascii="Arial" w:hAnsi="Arial" w:cs="Arial"/>
-          <w:color w:val="000000" w:themeColor="text1"/>
-        </w:rPr>
-        <w:t>Use a tool: Project Schedule to confirm approval and execution during Month 1.</w:t>
+      <w:r>
+        <w:rPr>
+          <w:rFonts w:ascii="Arial" w:hAnsi="Arial" w:cs="Arial"/>
+          <w:color w:val="000000" w:themeColor="text1"/>
+        </w:rPr>
+        <w:t xml:space="preserve"> </w:t>
+      </w:r>
+    </w:p>
+    <w:p>
+      <w:pPr>
+        <w:pStyle w:val="ListParagraph"/>
+        <w:numPr>
+          <w:ilvl w:val="0"/>
+          <w:numId w:val="10"/>
+        </w:numPr>
+        <w:rPr>
+          <w:rFonts w:ascii="Arial" w:hAnsi="Arial" w:cs="Arial"/>
+          <w:color w:val="000000" w:themeColor="text1"/>
+        </w:rPr>
+      </w:pPr>
+      <w:r>
+        <w:rPr>
+          <w:rFonts w:ascii="Arial" w:hAnsi="Arial" w:cs="Arial"/>
+          <w:color w:val="000000" w:themeColor="text1"/>
+        </w:rPr>
+        <w:t>T</w:t>
+      </w:r>
+      <w:r>
+        <w:rPr>
+          <w:rFonts w:ascii="Arial" w:hAnsi="Arial" w:cs="Arial"/>
+          <w:color w:val="000000" w:themeColor="text1"/>
+        </w:rPr>
+        <w:t>ool: Project Schedule to confirm approval and execution during Month 1.</w:t>
       </w:r>
     </w:p>
     <w:p>
@@ -461,6 +444,11 @@
     </w:p>
     <w:p>
       <w:pPr>
+        <w:pStyle w:val="ListParagraph"/>
+        <w:numPr>
+          <w:ilvl w:val="1"/>
+          <w:numId w:val="5"/>
+        </w:numPr>
         <w:rPr>
           <w:rFonts w:ascii="Arial" w:hAnsi="Arial" w:cs="Arial"/>
           <w:color w:val="000000" w:themeColor="text1"/>
@@ -476,17 +464,29 @@
     </w:p>
     <w:p>
       <w:pPr>
-        <w:rPr>
-          <w:rFonts w:ascii="Arial" w:hAnsi="Arial" w:cs="Arial"/>
-          <w:color w:val="000000" w:themeColor="text1"/>
-        </w:rPr>
-      </w:pPr>
-      <w:r>
-        <w:rPr>
-          <w:rFonts w:ascii="Arial" w:hAnsi="Arial" w:cs="Arial"/>
-          <w:color w:val="000000" w:themeColor="text1"/>
-        </w:rPr>
-        <w:t>Use of a tool: Project schedule to execute the survey in Month 2, validated in pre-approved weekly meetings.</w:t>
+        <w:pStyle w:val="ListParagraph"/>
+        <w:numPr>
+          <w:ilvl w:val="1"/>
+          <w:numId w:val="5"/>
+        </w:numPr>
+        <w:rPr>
+          <w:rFonts w:ascii="Arial" w:hAnsi="Arial" w:cs="Arial"/>
+          <w:color w:val="000000" w:themeColor="text1"/>
+        </w:rPr>
+      </w:pPr>
+      <w:r>
+        <w:rPr>
+          <w:rFonts w:ascii="Arial" w:hAnsi="Arial" w:cs="Arial"/>
+          <w:color w:val="000000" w:themeColor="text1"/>
+        </w:rPr>
+        <w:t>T</w:t>
+      </w:r>
+      <w:r>
+        <w:rPr>
+          <w:rFonts w:ascii="Arial" w:hAnsi="Arial" w:cs="Arial"/>
+          <w:color w:val="000000" w:themeColor="text1"/>
+        </w:rPr>
+        <w:t>ool: Project schedule to execute the survey in Month 2, validated in pre-approved weekly meetings.</w:t>
       </w:r>
     </w:p>
     <w:p>
@@ -511,6 +511,11 @@
     </w:p>
     <w:p>
       <w:pPr>
+        <w:pStyle w:val="ListParagraph"/>
+        <w:numPr>
+          <w:ilvl w:val="1"/>
+          <w:numId w:val="5"/>
+        </w:numPr>
         <w:rPr>
           <w:rFonts w:ascii="Arial" w:hAnsi="Arial" w:cs="Arial"/>
           <w:color w:val="000000" w:themeColor="text1"/>
@@ -526,17 +531,29 @@
     </w:p>
     <w:p>
       <w:pPr>
-        <w:rPr>
-          <w:rFonts w:ascii="Arial" w:hAnsi="Arial" w:cs="Arial"/>
-          <w:color w:val="000000" w:themeColor="text1"/>
-        </w:rPr>
-      </w:pPr>
-      <w:r>
-        <w:rPr>
-          <w:rFonts w:ascii="Arial" w:hAnsi="Arial" w:cs="Arial"/>
-          <w:color w:val="000000" w:themeColor="text1"/>
-        </w:rPr>
-        <w:t>Use a tool: Project Schedule and RACI Matrix to execute and approve formal approvals in Phase 2.</w:t>
+        <w:pStyle w:val="ListParagraph"/>
+        <w:numPr>
+          <w:ilvl w:val="1"/>
+          <w:numId w:val="5"/>
+        </w:numPr>
+        <w:rPr>
+          <w:rFonts w:ascii="Arial" w:hAnsi="Arial" w:cs="Arial"/>
+          <w:color w:val="000000" w:themeColor="text1"/>
+        </w:rPr>
+      </w:pPr>
+      <w:r>
+        <w:rPr>
+          <w:rFonts w:ascii="Arial" w:hAnsi="Arial" w:cs="Arial"/>
+          <w:color w:val="000000" w:themeColor="text1"/>
+        </w:rPr>
+        <w:t xml:space="preserve">Tool: </w:t>
+      </w:r>
+      <w:r>
+        <w:rPr>
+          <w:rFonts w:ascii="Arial" w:hAnsi="Arial" w:cs="Arial"/>
+          <w:color w:val="000000" w:themeColor="text1"/>
+        </w:rPr>
+        <w:t>Project Schedule and RACI Matrix to execute and approve formal approvals in Phase 2.</w:t>
       </w:r>
     </w:p>
     <w:p>
@@ -563,25 +580,7 @@
           <w:bCs/>
           <w:color w:val="000000" w:themeColor="text1"/>
         </w:rPr>
-        <w:t xml:space="preserve">Stakeholder </w:t>
-      </w:r>
-      <w:r>
-        <w:rPr>
-          <w:rFonts w:ascii="Arial" w:hAnsi="Arial" w:cs="Arial"/>
-          <w:b/>
-          <w:bCs/>
-          <w:color w:val="000000" w:themeColor="text1"/>
-        </w:rPr>
-        <w:t>R</w:t>
-      </w:r>
-      <w:r>
-        <w:rPr>
-          <w:rFonts w:ascii="Arial" w:hAnsi="Arial" w:cs="Arial"/>
-          <w:b/>
-          <w:bCs/>
-          <w:color w:val="000000" w:themeColor="text1"/>
-        </w:rPr>
-        <w:t>equirements</w:t>
+        <w:t>Stakeholder Requirements</w:t>
       </w:r>
     </w:p>
     <w:p>
@@ -878,6 +877,14 @@
     </w:p>
     <w:p>
       <w:pPr>
+        <w:rPr>
+          <w:rFonts w:ascii="Arial" w:hAnsi="Arial" w:cs="Arial"/>
+          <w:color w:val="000000" w:themeColor="text1"/>
+        </w:rPr>
+      </w:pPr>
+    </w:p>
+    <w:p>
+      <w:pPr>
         <w:pStyle w:val="ListParagraph"/>
         <w:numPr>
           <w:ilvl w:val="0"/>
@@ -1008,6 +1015,19 @@
           <w:color w:val="000000" w:themeColor="text1"/>
         </w:rPr>
       </w:pPr>
+    </w:p>
+    <w:p>
+      <w:pPr>
+        <w:pStyle w:val="ListParagraph"/>
+        <w:numPr>
+          <w:ilvl w:val="1"/>
+          <w:numId w:val="5"/>
+        </w:numPr>
+        <w:rPr>
+          <w:rFonts w:ascii="Arial" w:hAnsi="Arial" w:cs="Arial"/>
+          <w:color w:val="000000" w:themeColor="text1"/>
+        </w:rPr>
+      </w:pPr>
       <w:r>
         <w:rPr>
           <w:rFonts w:ascii="Arial" w:hAnsi="Arial" w:cs="Arial"/>
@@ -1018,18 +1038,38 @@
     </w:p>
     <w:p>
       <w:pPr>
-        <w:rPr>
-          <w:rFonts w:ascii="Arial" w:hAnsi="Arial" w:cs="Arial"/>
-          <w:color w:val="000000" w:themeColor="text1"/>
-        </w:rPr>
-      </w:pPr>
-      <w:r>
-        <w:rPr>
-          <w:rFonts w:ascii="Arial" w:hAnsi="Arial" w:cs="Arial"/>
-          <w:color w:val="000000" w:themeColor="text1"/>
-        </w:rPr>
-        <w:t>Use of a tool: Project schedule, scheduled and pre-approved for execution during Month 1.</w:t>
-      </w:r>
+        <w:pStyle w:val="ListParagraph"/>
+        <w:numPr>
+          <w:ilvl w:val="1"/>
+          <w:numId w:val="5"/>
+        </w:numPr>
+        <w:rPr>
+          <w:rFonts w:ascii="Arial" w:hAnsi="Arial" w:cs="Arial"/>
+          <w:color w:val="000000" w:themeColor="text1"/>
+        </w:rPr>
+      </w:pPr>
+      <w:r>
+        <w:rPr>
+          <w:rFonts w:ascii="Arial" w:hAnsi="Arial" w:cs="Arial"/>
+          <w:color w:val="000000" w:themeColor="text1"/>
+        </w:rPr>
+        <w:t>T</w:t>
+      </w:r>
+      <w:r>
+        <w:rPr>
+          <w:rFonts w:ascii="Arial" w:hAnsi="Arial" w:cs="Arial"/>
+          <w:color w:val="000000" w:themeColor="text1"/>
+        </w:rPr>
+        <w:t>ool: Project schedule, scheduled and pre-approved for execution during Month 1.</w:t>
+      </w:r>
+    </w:p>
+    <w:p>
+      <w:pPr>
+        <w:rPr>
+          <w:rFonts w:ascii="Arial" w:hAnsi="Arial" w:cs="Arial"/>
+          <w:color w:val="000000" w:themeColor="text1"/>
+        </w:rPr>
+      </w:pPr>
     </w:p>
     <w:p>
       <w:pPr>
@@ -1053,6 +1093,11 @@
     </w:p>
     <w:p>
       <w:pPr>
+        <w:pStyle w:val="ListParagraph"/>
+        <w:numPr>
+          <w:ilvl w:val="1"/>
+          <w:numId w:val="5"/>
+        </w:numPr>
         <w:rPr>
           <w:rFonts w:ascii="Arial" w:hAnsi="Arial" w:cs="Arial"/>
           <w:color w:val="000000" w:themeColor="text1"/>
@@ -1068,18 +1113,38 @@
     </w:p>
     <w:p>
       <w:pPr>
-        <w:rPr>
-          <w:rFonts w:ascii="Arial" w:hAnsi="Arial" w:cs="Arial"/>
-          <w:color w:val="000000" w:themeColor="text1"/>
-        </w:rPr>
-      </w:pPr>
-      <w:r>
-        <w:rPr>
-          <w:rFonts w:ascii="Arial" w:hAnsi="Arial" w:cs="Arial"/>
-          <w:color w:val="000000" w:themeColor="text1"/>
-        </w:rPr>
-        <w:t>Use of a tool: Logical architecture diagram and Project Schedule to execute the technical survey in Month 2.</w:t>
-      </w:r>
+        <w:pStyle w:val="ListParagraph"/>
+        <w:numPr>
+          <w:ilvl w:val="1"/>
+          <w:numId w:val="5"/>
+        </w:numPr>
+        <w:rPr>
+          <w:rFonts w:ascii="Arial" w:hAnsi="Arial" w:cs="Arial"/>
+          <w:color w:val="000000" w:themeColor="text1"/>
+        </w:rPr>
+      </w:pPr>
+      <w:r>
+        <w:rPr>
+          <w:rFonts w:ascii="Arial" w:hAnsi="Arial" w:cs="Arial"/>
+          <w:color w:val="000000" w:themeColor="text1"/>
+        </w:rPr>
+        <w:t>T</w:t>
+      </w:r>
+      <w:r>
+        <w:rPr>
+          <w:rFonts w:ascii="Arial" w:hAnsi="Arial" w:cs="Arial"/>
+          <w:color w:val="000000" w:themeColor="text1"/>
+        </w:rPr>
+        <w:t>ool: Logical architecture diagram and Project Schedule to execute the technical survey in Month 2.</w:t>
+      </w:r>
+    </w:p>
+    <w:p>
+      <w:pPr>
+        <w:rPr>
+          <w:rFonts w:ascii="Arial" w:hAnsi="Arial" w:cs="Arial"/>
+          <w:color w:val="000000" w:themeColor="text1"/>
+        </w:rPr>
+      </w:pPr>
     </w:p>
     <w:p>
       <w:pPr>
@@ -1103,6 +1168,11 @@
     </w:p>
     <w:p>
       <w:pPr>
+        <w:pStyle w:val="ListParagraph"/>
+        <w:numPr>
+          <w:ilvl w:val="1"/>
+          <w:numId w:val="5"/>
+        </w:numPr>
         <w:rPr>
           <w:rFonts w:ascii="Arial" w:hAnsi="Arial" w:cs="Arial"/>
           <w:color w:val="000000" w:themeColor="text1"/>
@@ -1118,17 +1188,29 @@
     </w:p>
     <w:p>
       <w:pPr>
-        <w:rPr>
-          <w:rFonts w:ascii="Arial" w:hAnsi="Arial" w:cs="Arial"/>
-          <w:color w:val="000000" w:themeColor="text1"/>
-        </w:rPr>
-      </w:pPr>
-      <w:r>
-        <w:rPr>
-          <w:rFonts w:ascii="Arial" w:hAnsi="Arial" w:cs="Arial"/>
-          <w:color w:val="000000" w:themeColor="text1"/>
-        </w:rPr>
-        <w:t>Use of a tool: Project schedule for execution in Month 3.</w:t>
+        <w:pStyle w:val="ListParagraph"/>
+        <w:numPr>
+          <w:ilvl w:val="1"/>
+          <w:numId w:val="5"/>
+        </w:numPr>
+        <w:rPr>
+          <w:rFonts w:ascii="Arial" w:hAnsi="Arial" w:cs="Arial"/>
+          <w:color w:val="000000" w:themeColor="text1"/>
+        </w:rPr>
+      </w:pPr>
+      <w:r>
+        <w:rPr>
+          <w:rFonts w:ascii="Arial" w:hAnsi="Arial" w:cs="Arial"/>
+          <w:color w:val="000000" w:themeColor="text1"/>
+        </w:rPr>
+        <w:t>T</w:t>
+      </w:r>
+      <w:r>
+        <w:rPr>
+          <w:rFonts w:ascii="Arial" w:hAnsi="Arial" w:cs="Arial"/>
+          <w:color w:val="000000" w:themeColor="text1"/>
+        </w:rPr>
+        <w:t>ool: Project schedule for execution in Month 3.</w:t>
       </w:r>
     </w:p>
     <w:p>
@@ -1180,7 +1262,15 @@
           <w:rFonts w:ascii="Arial" w:hAnsi="Arial" w:cs="Arial"/>
           <w:color w:val="000000" w:themeColor="text1"/>
         </w:rPr>
-        <w:t>Semi-structured Interviews were used. This allowed us to guide the conversation towards critical points (such as compliance with supplier policy and ERP requirements) while giving space to sales and operations to present their unique requirements related to the satisfaction of today's B2B customer.</w:t>
+        <w:t xml:space="preserve">Semi-structured Interviews were used. This allowed us to guide the conversation towards critical points (such as compliance with supplier policy and ERP requirements) while giving space to sales </w:t>
+      </w:r>
+      <w:r>
+        <w:rPr>
+          <w:rFonts w:ascii="Arial" w:hAnsi="Arial" w:cs="Arial"/>
+          <w:color w:val="000000" w:themeColor="text1"/>
+        </w:rPr>
+        <w:lastRenderedPageBreak/>
+        <w:t>and operations to present their unique requirements related to the satisfaction of today's B2B customer.</w:t>
       </w:r>
     </w:p>
     <w:p>
@@ -1222,15 +1312,13 @@
         </w:rPr>
         <w:t xml:space="preserve">Full automation of order routing from Worlducation ERP to the </w:t>
       </w:r>
-      <w:proofErr w:type="gramStart"/>
-      <w:r>
-        <w:rPr>
-          <w:rFonts w:ascii="Arial" w:hAnsi="Arial" w:cs="Arial"/>
-          <w:color w:val="000000" w:themeColor="text1"/>
-        </w:rPr>
-        <w:t>third party</w:t>
-      </w:r>
-      <w:proofErr w:type="gramEnd"/>
+      <w:r>
+        <w:rPr>
+          <w:rFonts w:ascii="Arial" w:hAnsi="Arial" w:cs="Arial"/>
+          <w:color w:val="000000" w:themeColor="text1"/>
+        </w:rPr>
+        <w:t>third-party</w:t>
+      </w:r>
       <w:r>
         <w:rPr>
           <w:rFonts w:ascii="Arial" w:hAnsi="Arial" w:cs="Arial"/>
@@ -1256,7 +1344,6 @@
           <w:rFonts w:ascii="Arial" w:hAnsi="Arial" w:cs="Arial"/>
           <w:color w:val="000000" w:themeColor="text1"/>
         </w:rPr>
-        <w:lastRenderedPageBreak/>
         <w:t>Ensure that the final quality of the hardware is identical to internal production so as not to affect existing customers (Victorine).</w:t>
       </w:r>
     </w:p>
@@ -1519,6 +1606,118 @@
     </w:lvl>
   </w:abstractNum>
   <w:abstractNum w:abstractNumId="2" w15:restartNumberingAfterBreak="0">
+    <w:nsid w:val="161859EF"/>
+    <w:multiLevelType w:val="hybridMultilevel"/>
+    <w:tmpl w:val="AA5AB84C"/>
+    <w:lvl w:ilvl="0" w:tplc="1CDEDC78">
+      <w:numFmt w:val="bullet"/>
+      <w:lvlText w:val="-"/>
+      <w:lvlJc w:val="left"/>
+      <w:pPr>
+        <w:ind w:left="1080" w:hanging="360"/>
+      </w:pPr>
+      <w:rPr>
+        <w:rFonts w:ascii="Arial" w:eastAsia="Times New Roman" w:hAnsi="Arial" w:cs="Arial" w:hint="default"/>
+      </w:rPr>
+    </w:lvl>
+    <w:lvl w:ilvl="1" w:tplc="08090003">
+      <w:start w:val="1"/>
+      <w:numFmt w:val="bullet"/>
+      <w:lvlText w:val="o"/>
+      <w:lvlJc w:val="left"/>
+      <w:pPr>
+        <w:ind w:left="1800" w:hanging="360"/>
+      </w:pPr>
+      <w:rPr>
+        <w:rFonts w:ascii="Courier New" w:hAnsi="Courier New" w:cs="Courier New" w:hint="default"/>
+      </w:rPr>
+    </w:lvl>
+    <w:lvl w:ilvl="2" w:tplc="08090005" w:tentative="1">
+      <w:start w:val="1"/>
+      <w:numFmt w:val="bullet"/>
+      <w:lvlText w:val=""/>
+      <w:lvlJc w:val="left"/>
+      <w:pPr>
+        <w:ind w:left="2520" w:hanging="360"/>
+      </w:pPr>
+      <w:rPr>
+        <w:rFonts w:ascii="Wingdings" w:hAnsi="Wingdings" w:hint="default"/>
+      </w:rPr>
+    </w:lvl>
+    <w:lvl w:ilvl="3" w:tplc="08090001" w:tentative="1">
+      <w:start w:val="1"/>
+      <w:numFmt w:val="bullet"/>
+      <w:lvlText w:val=""/>
+      <w:lvlJc w:val="left"/>
+      <w:pPr>
+        <w:ind w:left="3240" w:hanging="360"/>
+      </w:pPr>
+      <w:rPr>
+        <w:rFonts w:ascii="Symbol" w:hAnsi="Symbol" w:hint="default"/>
+      </w:rPr>
+    </w:lvl>
+    <w:lvl w:ilvl="4" w:tplc="08090003" w:tentative="1">
+      <w:start w:val="1"/>
+      <w:numFmt w:val="bullet"/>
+      <w:lvlText w:val="o"/>
+      <w:lvlJc w:val="left"/>
+      <w:pPr>
+        <w:ind w:left="3960" w:hanging="360"/>
+      </w:pPr>
+      <w:rPr>
+        <w:rFonts w:ascii="Courier New" w:hAnsi="Courier New" w:cs="Courier New" w:hint="default"/>
+      </w:rPr>
+    </w:lvl>
+    <w:lvl w:ilvl="5" w:tplc="08090005" w:tentative="1">
+      <w:start w:val="1"/>
+      <w:numFmt w:val="bullet"/>
+      <w:lvlText w:val=""/>
+      <w:lvlJc w:val="left"/>
+      <w:pPr>
+        <w:ind w:left="4680" w:hanging="360"/>
+      </w:pPr>
+      <w:rPr>
+        <w:rFonts w:ascii="Wingdings" w:hAnsi="Wingdings" w:hint="default"/>
+      </w:rPr>
+    </w:lvl>
+    <w:lvl w:ilvl="6" w:tplc="08090001" w:tentative="1">
+      <w:start w:val="1"/>
+      <w:numFmt w:val="bullet"/>
+      <w:lvlText w:val=""/>
+      <w:lvlJc w:val="left"/>
+      <w:pPr>
+        <w:ind w:left="5400" w:hanging="360"/>
+      </w:pPr>
+      <w:rPr>
+        <w:rFonts w:ascii="Symbol" w:hAnsi="Symbol" w:hint="default"/>
+      </w:rPr>
+    </w:lvl>
+    <w:lvl w:ilvl="7" w:tplc="08090003" w:tentative="1">
+      <w:start w:val="1"/>
+      <w:numFmt w:val="bullet"/>
+      <w:lvlText w:val="o"/>
+      <w:lvlJc w:val="left"/>
+      <w:pPr>
+        <w:ind w:left="6120" w:hanging="360"/>
+      </w:pPr>
+      <w:rPr>
+        <w:rFonts w:ascii="Courier New" w:hAnsi="Courier New" w:cs="Courier New" w:hint="default"/>
+      </w:rPr>
+    </w:lvl>
+    <w:lvl w:ilvl="8" w:tplc="08090005" w:tentative="1">
+      <w:start w:val="1"/>
+      <w:numFmt w:val="bullet"/>
+      <w:lvlText w:val=""/>
+      <w:lvlJc w:val="left"/>
+      <w:pPr>
+        <w:ind w:left="6840" w:hanging="360"/>
+      </w:pPr>
+      <w:rPr>
+        <w:rFonts w:ascii="Wingdings" w:hAnsi="Wingdings" w:hint="default"/>
+      </w:rPr>
+    </w:lvl>
+  </w:abstractNum>
+  <w:abstractNum w:abstractNumId="3" w15:restartNumberingAfterBreak="0">
     <w:nsid w:val="333D7A3E"/>
     <w:multiLevelType w:val="hybridMultilevel"/>
     <w:tmpl w:val="F198E660"/>
@@ -1607,7 +1806,7 @@
       </w:pPr>
     </w:lvl>
   </w:abstractNum>
-  <w:abstractNum w:abstractNumId="3" w15:restartNumberingAfterBreak="0">
+  <w:abstractNum w:abstractNumId="4" w15:restartNumberingAfterBreak="0">
     <w:nsid w:val="350C52BB"/>
     <w:multiLevelType w:val="hybridMultilevel"/>
     <w:tmpl w:val="65EA2982"/>
@@ -1696,7 +1895,7 @@
       </w:pPr>
     </w:lvl>
   </w:abstractNum>
-  <w:abstractNum w:abstractNumId="4" w15:restartNumberingAfterBreak="0">
+  <w:abstractNum w:abstractNumId="5" w15:restartNumberingAfterBreak="0">
     <w:nsid w:val="3C140B78"/>
     <w:multiLevelType w:val="hybridMultilevel"/>
     <w:tmpl w:val="A426F976"/>
@@ -1809,7 +2008,7 @@
       </w:rPr>
     </w:lvl>
   </w:abstractNum>
-  <w:abstractNum w:abstractNumId="5" w15:restartNumberingAfterBreak="0">
+  <w:abstractNum w:abstractNumId="6" w15:restartNumberingAfterBreak="0">
     <w:nsid w:val="486D37DD"/>
     <w:multiLevelType w:val="hybridMultilevel"/>
     <w:tmpl w:val="F024570E"/>
@@ -1898,7 +2097,7 @@
       </w:pPr>
     </w:lvl>
   </w:abstractNum>
-  <w:abstractNum w:abstractNumId="6" w15:restartNumberingAfterBreak="0">
+  <w:abstractNum w:abstractNumId="7" w15:restartNumberingAfterBreak="0">
     <w:nsid w:val="51282603"/>
     <w:multiLevelType w:val="hybridMultilevel"/>
     <w:tmpl w:val="E8965E76"/>
@@ -1987,10 +2186,10 @@
       </w:pPr>
     </w:lvl>
   </w:abstractNum>
-  <w:abstractNum w:abstractNumId="7" w15:restartNumberingAfterBreak="0">
+  <w:abstractNum w:abstractNumId="8" w15:restartNumberingAfterBreak="0">
     <w:nsid w:val="521B2EE7"/>
     <w:multiLevelType w:val="hybridMultilevel"/>
-    <w:tmpl w:val="FE8031C8"/>
+    <w:tmpl w:val="C14882F0"/>
     <w:lvl w:ilvl="0" w:tplc="0809000F">
       <w:start w:val="1"/>
       <w:numFmt w:val="decimal"/>
@@ -2003,16 +2202,18 @@
         <w:rFonts w:hint="default"/>
       </w:rPr>
     </w:lvl>
-    <w:lvl w:ilvl="1" w:tplc="08090019" w:tentative="1">
-      <w:start w:val="1"/>
-      <w:numFmt w:val="lowerLetter"/>
-      <w:lvlText w:val="%2."/>
-      <w:lvlJc w:val="left"/>
-      <w:pPr>
-        <w:ind w:left="1440" w:hanging="360"/>
-      </w:pPr>
-    </w:lvl>
-    <w:lvl w:ilvl="2" w:tplc="0809001B" w:tentative="1">
+    <w:lvl w:ilvl="1" w:tplc="1CDEDC78">
+      <w:numFmt w:val="bullet"/>
+      <w:lvlText w:val="-"/>
+      <w:lvlJc w:val="left"/>
+      <w:pPr>
+        <w:ind w:left="1080" w:hanging="360"/>
+      </w:pPr>
+      <w:rPr>
+        <w:rFonts w:ascii="Arial" w:eastAsia="Times New Roman" w:hAnsi="Arial" w:cs="Arial" w:hint="default"/>
+      </w:rPr>
+    </w:lvl>
+    <w:lvl w:ilvl="2" w:tplc="0809001B">
       <w:start w:val="1"/>
       <w:numFmt w:val="lowerRoman"/>
       <w:lvlText w:val="%3."/>
@@ -2076,7 +2277,7 @@
       </w:pPr>
     </w:lvl>
   </w:abstractNum>
-  <w:abstractNum w:abstractNumId="8" w15:restartNumberingAfterBreak="0">
+  <w:abstractNum w:abstractNumId="9" w15:restartNumberingAfterBreak="0">
     <w:nsid w:val="6F2F2931"/>
     <w:multiLevelType w:val="hybridMultilevel"/>
     <w:tmpl w:val="78583C00"/>
@@ -2166,31 +2367,34 @@
     </w:lvl>
   </w:abstractNum>
   <w:num w:numId="1" w16cid:durableId="1430465021">
-    <w:abstractNumId w:val="2"/>
+    <w:abstractNumId w:val="3"/>
   </w:num>
   <w:num w:numId="2" w16cid:durableId="1516504234">
     <w:abstractNumId w:val="0"/>
   </w:num>
   <w:num w:numId="3" w16cid:durableId="325859336">
+    <w:abstractNumId w:val="5"/>
+  </w:num>
+  <w:num w:numId="4" w16cid:durableId="248469620">
     <w:abstractNumId w:val="4"/>
   </w:num>
-  <w:num w:numId="4" w16cid:durableId="248469620">
-    <w:abstractNumId w:val="3"/>
-  </w:num>
   <w:num w:numId="5" w16cid:durableId="1133475097">
-    <w:abstractNumId w:val="7"/>
+    <w:abstractNumId w:val="8"/>
   </w:num>
   <w:num w:numId="6" w16cid:durableId="573972168">
     <w:abstractNumId w:val="1"/>
   </w:num>
   <w:num w:numId="7" w16cid:durableId="1080059426">
-    <w:abstractNumId w:val="5"/>
+    <w:abstractNumId w:val="6"/>
   </w:num>
   <w:num w:numId="8" w16cid:durableId="350761364">
-    <w:abstractNumId w:val="8"/>
+    <w:abstractNumId w:val="9"/>
   </w:num>
   <w:num w:numId="9" w16cid:durableId="1873762706">
-    <w:abstractNumId w:val="6"/>
+    <w:abstractNumId w:val="7"/>
+  </w:num>
+  <w:num w:numId="10" w16cid:durableId="2082412301">
+    <w:abstractNumId w:val="2"/>
   </w:num>
 </w:numbering>
 </file>

--- a/2026-T3/B2-ICTSAD609-Plan_Monitor/2-Task2/611-Task2-section2.docx
+++ b/2026-T3/B2-ICTSAD609-Plan_Monitor/2-Task2/611-Task2-section2.docx
@@ -348,214 +348,353 @@
         </w:rPr>
       </w:pPr>
     </w:p>
-    <w:p>
-      <w:pPr>
-        <w:pStyle w:val="ListParagraph"/>
-        <w:numPr>
-          <w:ilvl w:val="0"/>
-          <w:numId w:val="5"/>
-        </w:numPr>
-        <w:rPr>
-          <w:rFonts w:ascii="Arial" w:hAnsi="Arial" w:cs="Arial"/>
-          <w:color w:val="000000" w:themeColor="text1"/>
-        </w:rPr>
-      </w:pPr>
-      <w:r>
-        <w:rPr>
-          <w:rFonts w:ascii="Arial" w:hAnsi="Arial" w:cs="Arial"/>
-          <w:color w:val="000000" w:themeColor="text1"/>
-        </w:rPr>
-        <w:t>Workforce Impact Analysis</w:t>
-      </w:r>
-    </w:p>
-    <w:p>
-      <w:pPr>
-        <w:pStyle w:val="ListParagraph"/>
-        <w:numPr>
-          <w:ilvl w:val="0"/>
-          <w:numId w:val="10"/>
-        </w:numPr>
-        <w:rPr>
-          <w:rFonts w:ascii="Arial" w:hAnsi="Arial" w:cs="Arial"/>
-          <w:color w:val="000000" w:themeColor="text1"/>
-        </w:rPr>
-      </w:pPr>
-      <w:r>
-        <w:rPr>
-          <w:rFonts w:ascii="Arial" w:hAnsi="Arial" w:cs="Arial"/>
-          <w:color w:val="000000" w:themeColor="text1"/>
-        </w:rPr>
-        <w:t>Tasks/activities: Map current sales/operations roles against the needs of the B2C model, and identify skills gaps. It will be executed in Phase 1.</w:t>
-      </w:r>
-      <w:r>
-        <w:rPr>
-          <w:rFonts w:ascii="Arial" w:hAnsi="Arial" w:cs="Arial"/>
-          <w:color w:val="000000" w:themeColor="text1"/>
-        </w:rPr>
-        <w:t xml:space="preserve"> </w:t>
-      </w:r>
-    </w:p>
-    <w:p>
-      <w:pPr>
-        <w:pStyle w:val="ListParagraph"/>
-        <w:numPr>
-          <w:ilvl w:val="0"/>
-          <w:numId w:val="10"/>
-        </w:numPr>
-        <w:rPr>
-          <w:rFonts w:ascii="Arial" w:hAnsi="Arial" w:cs="Arial"/>
-          <w:color w:val="000000" w:themeColor="text1"/>
-        </w:rPr>
-      </w:pPr>
-      <w:r>
-        <w:rPr>
-          <w:rFonts w:ascii="Arial" w:hAnsi="Arial" w:cs="Arial"/>
-          <w:color w:val="000000" w:themeColor="text1"/>
-        </w:rPr>
-        <w:t>T</w:t>
-      </w:r>
-      <w:r>
-        <w:rPr>
-          <w:rFonts w:ascii="Arial" w:hAnsi="Arial" w:cs="Arial"/>
-          <w:color w:val="000000" w:themeColor="text1"/>
-        </w:rPr>
-        <w:t>ool: Project Schedule to confirm approval and execution during Month 1.</w:t>
-      </w:r>
-    </w:p>
-    <w:p>
-      <w:pPr>
-        <w:pStyle w:val="ListParagraph"/>
-        <w:numPr>
-          <w:ilvl w:val="0"/>
-          <w:numId w:val="5"/>
-        </w:numPr>
-        <w:rPr>
-          <w:rFonts w:ascii="Arial" w:hAnsi="Arial" w:cs="Arial"/>
-          <w:color w:val="000000" w:themeColor="text1"/>
-        </w:rPr>
-      </w:pPr>
-      <w:r>
-        <w:rPr>
-          <w:rFonts w:ascii="Arial" w:hAnsi="Arial" w:cs="Arial"/>
-          <w:color w:val="000000" w:themeColor="text1"/>
-        </w:rPr>
-        <w:t>Business Requirements Specification (BRD) for B2C portal</w:t>
-      </w:r>
-    </w:p>
-    <w:p>
-      <w:pPr>
-        <w:pStyle w:val="ListParagraph"/>
-        <w:numPr>
-          <w:ilvl w:val="1"/>
-          <w:numId w:val="5"/>
-        </w:numPr>
-        <w:rPr>
-          <w:rFonts w:ascii="Arial" w:hAnsi="Arial" w:cs="Arial"/>
-          <w:color w:val="000000" w:themeColor="text1"/>
-        </w:rPr>
-      </w:pPr>
-      <w:r>
-        <w:rPr>
-          <w:rFonts w:ascii="Arial" w:hAnsi="Arial" w:cs="Arial"/>
-          <w:color w:val="000000" w:themeColor="text1"/>
-        </w:rPr>
-        <w:t>Tasks/activities: Collect historical customer data with Luiz Ricardo, define user stories and map payment gateway flows.</w:t>
-      </w:r>
-    </w:p>
-    <w:p>
-      <w:pPr>
-        <w:pStyle w:val="ListParagraph"/>
-        <w:numPr>
-          <w:ilvl w:val="1"/>
-          <w:numId w:val="5"/>
-        </w:numPr>
-        <w:rPr>
-          <w:rFonts w:ascii="Arial" w:hAnsi="Arial" w:cs="Arial"/>
-          <w:color w:val="000000" w:themeColor="text1"/>
-        </w:rPr>
-      </w:pPr>
-      <w:r>
-        <w:rPr>
-          <w:rFonts w:ascii="Arial" w:hAnsi="Arial" w:cs="Arial"/>
-          <w:color w:val="000000" w:themeColor="text1"/>
-        </w:rPr>
-        <w:t>T</w:t>
-      </w:r>
-      <w:r>
-        <w:rPr>
-          <w:rFonts w:ascii="Arial" w:hAnsi="Arial" w:cs="Arial"/>
-          <w:color w:val="000000" w:themeColor="text1"/>
-        </w:rPr>
-        <w:t>ool: Project schedule to execute the survey in Month 2, validated in pre-approved weekly meetings.</w:t>
-      </w:r>
-    </w:p>
-    <w:p>
-      <w:pPr>
-        <w:pStyle w:val="ListParagraph"/>
-        <w:numPr>
-          <w:ilvl w:val="0"/>
-          <w:numId w:val="5"/>
-        </w:numPr>
-        <w:rPr>
-          <w:rFonts w:ascii="Arial" w:hAnsi="Arial" w:cs="Arial"/>
-          <w:color w:val="000000" w:themeColor="text1"/>
-        </w:rPr>
-      </w:pPr>
-      <w:r>
-        <w:rPr>
-          <w:rFonts w:ascii="Arial" w:hAnsi="Arial" w:cs="Arial"/>
-          <w:color w:val="000000" w:themeColor="text1"/>
-        </w:rPr>
-        <w:t>Transition Communication Plan</w:t>
-      </w:r>
-    </w:p>
-    <w:p>
-      <w:pPr>
-        <w:pStyle w:val="ListParagraph"/>
-        <w:numPr>
-          <w:ilvl w:val="1"/>
-          <w:numId w:val="5"/>
-        </w:numPr>
-        <w:rPr>
-          <w:rFonts w:ascii="Arial" w:hAnsi="Arial" w:cs="Arial"/>
-          <w:color w:val="000000" w:themeColor="text1"/>
-        </w:rPr>
-      </w:pPr>
-      <w:r>
-        <w:rPr>
-          <w:rFonts w:ascii="Arial" w:hAnsi="Arial" w:cs="Arial"/>
-          <w:color w:val="000000" w:themeColor="text1"/>
-        </w:rPr>
-        <w:t>Tasks/activities: Define support protocols and SaaS workshop schedule for current staff.</w:t>
-      </w:r>
-    </w:p>
-    <w:p>
-      <w:pPr>
-        <w:pStyle w:val="ListParagraph"/>
-        <w:numPr>
-          <w:ilvl w:val="1"/>
-          <w:numId w:val="5"/>
-        </w:numPr>
-        <w:rPr>
-          <w:rFonts w:ascii="Arial" w:hAnsi="Arial" w:cs="Arial"/>
-          <w:color w:val="000000" w:themeColor="text1"/>
-        </w:rPr>
-      </w:pPr>
-      <w:r>
-        <w:rPr>
-          <w:rFonts w:ascii="Arial" w:hAnsi="Arial" w:cs="Arial"/>
-          <w:color w:val="000000" w:themeColor="text1"/>
-        </w:rPr>
-        <w:t xml:space="preserve">Tool: </w:t>
-      </w:r>
-      <w:r>
-        <w:rPr>
-          <w:rFonts w:ascii="Arial" w:hAnsi="Arial" w:cs="Arial"/>
-          <w:color w:val="000000" w:themeColor="text1"/>
-        </w:rPr>
-        <w:t>Project Schedule and RACI Matrix to execute and approve formal approvals in Phase 2.</w:t>
-      </w:r>
-    </w:p>
+    <w:tbl>
+      <w:tblPr>
+        <w:tblStyle w:val="TableGrid"/>
+        <w:tblW w:w="10340" w:type="dxa"/>
+        <w:tblLook w:val="04A0" w:firstRow="1" w:lastRow="0" w:firstColumn="1" w:lastColumn="0" w:noHBand="0" w:noVBand="1"/>
+      </w:tblPr>
+      <w:tblGrid>
+        <w:gridCol w:w="2192"/>
+        <w:gridCol w:w="4032"/>
+        <w:gridCol w:w="2076"/>
+        <w:gridCol w:w="2040"/>
+      </w:tblGrid>
+      <w:tr>
+        <w:trPr>
+          <w:trHeight w:val="680"/>
+        </w:trPr>
+        <w:tc>
+          <w:tcPr>
+            <w:tcW w:w="2303" w:type="dxa"/>
+            <w:hideMark/>
+          </w:tcPr>
+          <w:p>
+            <w:pPr>
+              <w:rPr>
+                <w:rFonts w:ascii="Arial" w:hAnsi="Arial" w:cs="Arial"/>
+                <w:b/>
+                <w:bCs/>
+                <w:color w:val="000000"/>
+              </w:rPr>
+            </w:pPr>
+            <w:r>
+              <w:rPr>
+                <w:rFonts w:ascii="Arial" w:hAnsi="Arial" w:cs="Arial"/>
+                <w:b/>
+                <w:bCs/>
+                <w:color w:val="000000"/>
+              </w:rPr>
+              <w:t>Deliverables and activities approved</w:t>
+            </w:r>
+          </w:p>
+        </w:tc>
+        <w:tc>
+          <w:tcPr>
+            <w:tcW w:w="3571" w:type="dxa"/>
+            <w:hideMark/>
+          </w:tcPr>
+          <w:p>
+            <w:pPr>
+              <w:rPr>
+                <w:rFonts w:ascii="Arial" w:hAnsi="Arial" w:cs="Arial"/>
+                <w:b/>
+                <w:bCs/>
+                <w:color w:val="000000"/>
+              </w:rPr>
+            </w:pPr>
+            <w:r>
+              <w:rPr>
+                <w:rFonts w:ascii="Arial" w:hAnsi="Arial" w:cs="Arial"/>
+                <w:b/>
+                <w:bCs/>
+                <w:color w:val="000000"/>
+              </w:rPr>
+              <w:t>Acceptance criteria</w:t>
+            </w:r>
+          </w:p>
+        </w:tc>
+        <w:tc>
+          <w:tcPr>
+            <w:tcW w:w="2243" w:type="dxa"/>
+            <w:hideMark/>
+          </w:tcPr>
+          <w:p>
+            <w:pPr>
+              <w:rPr>
+                <w:rFonts w:ascii="Arial" w:hAnsi="Arial" w:cs="Arial"/>
+                <w:b/>
+                <w:bCs/>
+                <w:color w:val="000000"/>
+              </w:rPr>
+            </w:pPr>
+            <w:r>
+              <w:rPr>
+                <w:rFonts w:ascii="Arial" w:hAnsi="Arial" w:cs="Arial"/>
+                <w:b/>
+                <w:bCs/>
+                <w:color w:val="000000"/>
+              </w:rPr>
+              <w:t>Risks mitigated</w:t>
+            </w:r>
+          </w:p>
+        </w:tc>
+        <w:tc>
+          <w:tcPr>
+            <w:tcW w:w="2223" w:type="dxa"/>
+            <w:hideMark/>
+          </w:tcPr>
+          <w:p>
+            <w:pPr>
+              <w:rPr>
+                <w:rFonts w:ascii="Arial" w:hAnsi="Arial" w:cs="Arial"/>
+                <w:b/>
+                <w:bCs/>
+                <w:color w:val="000000"/>
+              </w:rPr>
+            </w:pPr>
+            <w:r>
+              <w:rPr>
+                <w:rFonts w:ascii="Arial" w:hAnsi="Arial" w:cs="Arial"/>
+                <w:b/>
+                <w:bCs/>
+                <w:color w:val="000000"/>
+              </w:rPr>
+              <w:t>Addressing competing demands</w:t>
+            </w:r>
+          </w:p>
+        </w:tc>
+      </w:tr>
+      <w:tr>
+        <w:trPr>
+          <w:trHeight w:val="5242"/>
+        </w:trPr>
+        <w:tc>
+          <w:tcPr>
+            <w:tcW w:w="2303" w:type="dxa"/>
+            <w:hideMark/>
+          </w:tcPr>
+          <w:p>
+            <w:pPr>
+              <w:rPr>
+                <w:rFonts w:ascii="Arial" w:hAnsi="Arial" w:cs="Arial"/>
+                <w:color w:val="000000"/>
+              </w:rPr>
+            </w:pPr>
+            <w:r>
+              <w:rPr>
+                <w:rFonts w:ascii="Arial" w:hAnsi="Arial" w:cs="Arial"/>
+                <w:color w:val="000000"/>
+              </w:rPr>
+              <w:lastRenderedPageBreak/>
+              <w:t>- Workforce Impact Analysis</w:t>
+            </w:r>
+            <w:r>
+              <w:rPr>
+                <w:rFonts w:ascii="Arial" w:hAnsi="Arial" w:cs="Arial"/>
+                <w:color w:val="000000"/>
+              </w:rPr>
+              <w:br/>
+              <w:t>- Business Requirements Specification (BRD) for the B2C portal</w:t>
+            </w:r>
+            <w:r>
+              <w:rPr>
+                <w:rFonts w:ascii="Arial" w:hAnsi="Arial" w:cs="Arial"/>
+                <w:color w:val="000000"/>
+              </w:rPr>
+              <w:br/>
+              <w:t>- Transition Communication Plan.</w:t>
+            </w:r>
+          </w:p>
+        </w:tc>
+        <w:tc>
+          <w:tcPr>
+            <w:tcW w:w="3571" w:type="dxa"/>
+            <w:hideMark/>
+          </w:tcPr>
+          <w:p>
+            <w:pPr>
+              <w:rPr>
+                <w:rFonts w:ascii="Arial" w:hAnsi="Arial" w:cs="Arial"/>
+                <w:color w:val="000000"/>
+              </w:rPr>
+            </w:pPr>
+            <w:r>
+              <w:rPr>
+                <w:rFonts w:ascii="Arial" w:hAnsi="Arial" w:cs="Arial"/>
+                <w:color w:val="000000"/>
+              </w:rPr>
+              <w:t>- Software Development Policy (SDLC stages)</w:t>
+            </w:r>
+            <w:r>
+              <w:rPr>
+                <w:rFonts w:ascii="Arial" w:hAnsi="Arial" w:cs="Arial"/>
+                <w:color w:val="000000"/>
+              </w:rPr>
+              <w:br/>
+              <w:t>- Documentation Policy, utilizing the naming convention [</w:t>
+            </w:r>
+            <w:proofErr w:type="spellStart"/>
+            <w:r>
+              <w:rPr>
+                <w:rFonts w:ascii="Arial" w:hAnsi="Arial" w:cs="Arial"/>
+                <w:color w:val="000000"/>
+              </w:rPr>
+              <w:t>Department_Type_Detail_Version</w:t>
+            </w:r>
+            <w:proofErr w:type="spellEnd"/>
+            <w:r>
+              <w:rPr>
+                <w:rFonts w:ascii="Arial" w:hAnsi="Arial" w:cs="Arial"/>
+                <w:color w:val="000000"/>
+              </w:rPr>
+              <w:t xml:space="preserve">]. </w:t>
+            </w:r>
+            <w:r>
+              <w:rPr>
+                <w:rFonts w:ascii="Arial" w:hAnsi="Arial" w:cs="Arial"/>
+                <w:color w:val="000000"/>
+              </w:rPr>
+              <w:br/>
+            </w:r>
+            <w:r>
+              <w:rPr>
+                <w:rFonts w:ascii="Arial" w:hAnsi="Arial" w:cs="Arial"/>
+                <w:color w:val="000000"/>
+              </w:rPr>
+              <w:br/>
+              <w:t>- High level of detail</w:t>
+            </w:r>
+            <w:r>
+              <w:rPr>
+                <w:rFonts w:ascii="Arial" w:hAnsi="Arial" w:cs="Arial"/>
+                <w:color w:val="000000"/>
+              </w:rPr>
+              <w:br/>
+            </w:r>
+            <w:r>
+              <w:rPr>
+                <w:rFonts w:ascii="Arial" w:hAnsi="Arial" w:cs="Arial"/>
+                <w:color w:val="000000"/>
+              </w:rPr>
+              <w:br/>
+              <w:t>- High frequent reviews with weekly</w:t>
+            </w:r>
+            <w:r>
+              <w:rPr>
+                <w:rFonts w:ascii="Arial" w:hAnsi="Arial" w:cs="Arial"/>
+                <w:color w:val="000000"/>
+              </w:rPr>
+              <w:br/>
+            </w:r>
+            <w:r>
+              <w:rPr>
+                <w:rFonts w:ascii="Arial" w:hAnsi="Arial" w:cs="Arial"/>
+                <w:color w:val="000000"/>
+              </w:rPr>
+              <w:br/>
+              <w:t xml:space="preserve">- Fortnightly management check-ins. </w:t>
+            </w:r>
+            <w:r>
+              <w:rPr>
+                <w:rFonts w:ascii="Arial" w:hAnsi="Arial" w:cs="Arial"/>
+                <w:color w:val="000000"/>
+              </w:rPr>
+              <w:br/>
+            </w:r>
+            <w:r>
+              <w:rPr>
+                <w:rFonts w:ascii="Arial" w:hAnsi="Arial" w:cs="Arial"/>
+                <w:color w:val="000000"/>
+              </w:rPr>
+              <w:br/>
+              <w:t>- All cloud specs must pass an ICT risk assessment and be approved by the ICT General Manager before execution</w:t>
+            </w:r>
+          </w:p>
+        </w:tc>
+        <w:tc>
+          <w:tcPr>
+            <w:tcW w:w="2243" w:type="dxa"/>
+            <w:hideMark/>
+          </w:tcPr>
+          <w:p>
+            <w:pPr>
+              <w:rPr>
+                <w:rFonts w:ascii="Arial" w:hAnsi="Arial" w:cs="Arial"/>
+                <w:color w:val="000000"/>
+              </w:rPr>
+            </w:pPr>
+            <w:r>
+              <w:rPr>
+                <w:rFonts w:ascii="Arial" w:hAnsi="Arial" w:cs="Arial"/>
+                <w:color w:val="000000"/>
+              </w:rPr>
+              <w:t>- Financial cash flow risks will be mitigated by enforcing the Finance Authorisation Policy</w:t>
+            </w:r>
+            <w:r>
+              <w:rPr>
+                <w:rFonts w:ascii="Arial" w:hAnsi="Arial" w:cs="Arial"/>
+                <w:color w:val="000000"/>
+              </w:rPr>
+              <w:br/>
+              <w:t>- Anna Armstrong must approve, $2M budget limit</w:t>
+            </w:r>
+          </w:p>
+        </w:tc>
+        <w:tc>
+          <w:tcPr>
+            <w:tcW w:w="2223" w:type="dxa"/>
+            <w:hideMark/>
+          </w:tcPr>
+          <w:p>
+            <w:pPr>
+              <w:rPr>
+                <w:rFonts w:ascii="Arial" w:hAnsi="Arial" w:cs="Arial"/>
+                <w:color w:val="000000"/>
+              </w:rPr>
+            </w:pPr>
+            <w:r>
+              <w:rPr>
+                <w:rFonts w:ascii="Arial" w:hAnsi="Arial" w:cs="Arial"/>
+                <w:color w:val="000000"/>
+              </w:rPr>
+              <w:t xml:space="preserve">- Structural conflicts using the </w:t>
+            </w:r>
+            <w:proofErr w:type="spellStart"/>
+            <w:r>
+              <w:rPr>
+                <w:rFonts w:ascii="Arial" w:hAnsi="Arial" w:cs="Arial"/>
+                <w:color w:val="000000"/>
+              </w:rPr>
+              <w:t>MoSCoW</w:t>
+            </w:r>
+            <w:proofErr w:type="spellEnd"/>
+            <w:r>
+              <w:rPr>
+                <w:rFonts w:ascii="Arial" w:hAnsi="Arial" w:cs="Arial"/>
+                <w:color w:val="000000"/>
+              </w:rPr>
+              <w:t xml:space="preserve"> prioritization technique - </w:t>
+            </w:r>
+            <w:r>
+              <w:rPr>
+                <w:rFonts w:ascii="Arial" w:hAnsi="Arial" w:cs="Arial"/>
+                <w:color w:val="000000"/>
+              </w:rPr>
+              <w:br/>
+            </w:r>
+            <w:r>
+              <w:rPr>
+                <w:rFonts w:ascii="Arial" w:hAnsi="Arial" w:cs="Arial"/>
+                <w:color w:val="000000"/>
+              </w:rPr>
+              <w:br/>
+              <w:t>- During the BRD phase, with final arbitration from the CEO.</w:t>
+            </w:r>
+          </w:p>
+        </w:tc>
+      </w:tr>
+    </w:tbl>
     <w:p>
       <w:pPr>
         <w:rPr>
@@ -580,8 +719,998 @@
           <w:bCs/>
           <w:color w:val="000000" w:themeColor="text1"/>
         </w:rPr>
-        <w:t>Stakeholder Requirements</w:t>
-      </w:r>
+        <w:t>Project Schedule</w:t>
+      </w:r>
+    </w:p>
+    <w:p>
+      <w:pPr>
+        <w:rPr>
+          <w:rFonts w:ascii="Arial" w:hAnsi="Arial" w:cs="Arial"/>
+          <w:color w:val="000000" w:themeColor="text1"/>
+        </w:rPr>
+      </w:pPr>
+    </w:p>
+    <w:tbl>
+      <w:tblPr>
+        <w:tblStyle w:val="TableGrid"/>
+        <w:tblW w:w="0" w:type="auto"/>
+        <w:tblLook w:val="04A0" w:firstRow="1" w:lastRow="0" w:firstColumn="1" w:lastColumn="0" w:noHBand="0" w:noVBand="1"/>
+      </w:tblPr>
+      <w:tblGrid>
+        <w:gridCol w:w="2523"/>
+        <w:gridCol w:w="2362"/>
+        <w:gridCol w:w="1433"/>
+        <w:gridCol w:w="1473"/>
+        <w:gridCol w:w="1421"/>
+        <w:gridCol w:w="1244"/>
+      </w:tblGrid>
+      <w:tr>
+        <w:tc>
+          <w:tcPr>
+            <w:tcW w:w="0" w:type="auto"/>
+            <w:hideMark/>
+          </w:tcPr>
+          <w:p>
+            <w:pPr>
+              <w:rPr>
+                <w:rFonts w:ascii="Arial" w:hAnsi="Arial" w:cs="Arial"/>
+                <w:b/>
+                <w:bCs/>
+                <w:color w:val="000000" w:themeColor="text1"/>
+              </w:rPr>
+            </w:pPr>
+            <w:r>
+              <w:rPr>
+                <w:rFonts w:ascii="Arial" w:hAnsi="Arial" w:cs="Arial"/>
+                <w:b/>
+                <w:bCs/>
+                <w:color w:val="000000" w:themeColor="text1"/>
+              </w:rPr>
+              <w:t>Initiative</w:t>
+            </w:r>
+          </w:p>
+        </w:tc>
+        <w:tc>
+          <w:tcPr>
+            <w:tcW w:w="0" w:type="auto"/>
+            <w:hideMark/>
+          </w:tcPr>
+          <w:p>
+            <w:pPr>
+              <w:rPr>
+                <w:rFonts w:ascii="Arial" w:hAnsi="Arial" w:cs="Arial"/>
+                <w:b/>
+                <w:bCs/>
+                <w:color w:val="000000" w:themeColor="text1"/>
+              </w:rPr>
+            </w:pPr>
+            <w:r>
+              <w:rPr>
+                <w:rFonts w:ascii="Arial" w:hAnsi="Arial" w:cs="Arial"/>
+                <w:b/>
+                <w:bCs/>
+                <w:color w:val="000000" w:themeColor="text1"/>
+              </w:rPr>
+              <w:t>Deliverable / Task</w:t>
+            </w:r>
+          </w:p>
+        </w:tc>
+        <w:tc>
+          <w:tcPr>
+            <w:tcW w:w="0" w:type="auto"/>
+            <w:hideMark/>
+          </w:tcPr>
+          <w:p>
+            <w:pPr>
+              <w:rPr>
+                <w:rFonts w:ascii="Arial" w:hAnsi="Arial" w:cs="Arial"/>
+                <w:b/>
+                <w:bCs/>
+                <w:color w:val="000000" w:themeColor="text1"/>
+              </w:rPr>
+            </w:pPr>
+            <w:r>
+              <w:rPr>
+                <w:rFonts w:ascii="Arial" w:hAnsi="Arial" w:cs="Arial"/>
+                <w:b/>
+                <w:bCs/>
+                <w:color w:val="000000" w:themeColor="text1"/>
+              </w:rPr>
+              <w:t>Assigned To</w:t>
+            </w:r>
+          </w:p>
+        </w:tc>
+        <w:tc>
+          <w:tcPr>
+            <w:tcW w:w="0" w:type="auto"/>
+            <w:hideMark/>
+          </w:tcPr>
+          <w:p>
+            <w:pPr>
+              <w:rPr>
+                <w:rFonts w:ascii="Arial" w:hAnsi="Arial" w:cs="Arial"/>
+                <w:b/>
+                <w:bCs/>
+                <w:color w:val="000000" w:themeColor="text1"/>
+              </w:rPr>
+            </w:pPr>
+            <w:r>
+              <w:rPr>
+                <w:rFonts w:ascii="Arial" w:hAnsi="Arial" w:cs="Arial"/>
+                <w:b/>
+                <w:bCs/>
+                <w:color w:val="000000" w:themeColor="text1"/>
+              </w:rPr>
+              <w:t>Estimated Hours</w:t>
+            </w:r>
+          </w:p>
+        </w:tc>
+        <w:tc>
+          <w:tcPr>
+            <w:tcW w:w="0" w:type="auto"/>
+            <w:hideMark/>
+          </w:tcPr>
+          <w:p>
+            <w:pPr>
+              <w:rPr>
+                <w:rFonts w:ascii="Arial" w:hAnsi="Arial" w:cs="Arial"/>
+                <w:b/>
+                <w:bCs/>
+                <w:color w:val="000000" w:themeColor="text1"/>
+              </w:rPr>
+            </w:pPr>
+            <w:r>
+              <w:rPr>
+                <w:rFonts w:ascii="Arial" w:hAnsi="Arial" w:cs="Arial"/>
+                <w:b/>
+                <w:bCs/>
+                <w:color w:val="000000" w:themeColor="text1"/>
+              </w:rPr>
+              <w:t>Timeline</w:t>
+            </w:r>
+          </w:p>
+        </w:tc>
+        <w:tc>
+          <w:tcPr>
+            <w:tcW w:w="0" w:type="auto"/>
+            <w:hideMark/>
+          </w:tcPr>
+          <w:p>
+            <w:pPr>
+              <w:rPr>
+                <w:rFonts w:ascii="Arial" w:hAnsi="Arial" w:cs="Arial"/>
+                <w:b/>
+                <w:bCs/>
+                <w:color w:val="000000" w:themeColor="text1"/>
+              </w:rPr>
+            </w:pPr>
+            <w:r>
+              <w:rPr>
+                <w:rFonts w:ascii="Arial" w:hAnsi="Arial" w:cs="Arial"/>
+                <w:b/>
+                <w:bCs/>
+                <w:color w:val="000000" w:themeColor="text1"/>
+              </w:rPr>
+              <w:t>Status</w:t>
+            </w:r>
+          </w:p>
+        </w:tc>
+      </w:tr>
+      <w:tr>
+        <w:tc>
+          <w:tcPr>
+            <w:tcW w:w="0" w:type="auto"/>
+            <w:hideMark/>
+          </w:tcPr>
+          <w:p>
+            <w:pPr>
+              <w:rPr>
+                <w:rFonts w:ascii="Arial" w:hAnsi="Arial" w:cs="Arial"/>
+                <w:color w:val="000000" w:themeColor="text1"/>
+              </w:rPr>
+            </w:pPr>
+            <w:r>
+              <w:rPr>
+                <w:rFonts w:ascii="Arial" w:hAnsi="Arial" w:cs="Arial"/>
+                <w:b/>
+                <w:bCs/>
+                <w:color w:val="000000" w:themeColor="text1"/>
+              </w:rPr>
+              <w:t>1: Cloud-First SaaS and B2C Model</w:t>
+            </w:r>
+          </w:p>
+        </w:tc>
+        <w:tc>
+          <w:tcPr>
+            <w:tcW w:w="0" w:type="auto"/>
+            <w:hideMark/>
+          </w:tcPr>
+          <w:p>
+            <w:pPr>
+              <w:rPr>
+                <w:rFonts w:ascii="Arial" w:hAnsi="Arial" w:cs="Arial"/>
+                <w:color w:val="000000" w:themeColor="text1"/>
+              </w:rPr>
+            </w:pPr>
+            <w:r>
+              <w:rPr>
+                <w:rFonts w:ascii="Arial" w:hAnsi="Arial" w:cs="Arial"/>
+                <w:color w:val="000000" w:themeColor="text1"/>
+              </w:rPr>
+              <w:t>Workforce Impact Analysis &amp; Workshops</w:t>
+            </w:r>
+          </w:p>
+        </w:tc>
+        <w:tc>
+          <w:tcPr>
+            <w:tcW w:w="0" w:type="auto"/>
+            <w:hideMark/>
+          </w:tcPr>
+          <w:p>
+            <w:pPr>
+              <w:rPr>
+                <w:rFonts w:ascii="Arial" w:hAnsi="Arial" w:cs="Arial"/>
+                <w:color w:val="000000" w:themeColor="text1"/>
+              </w:rPr>
+            </w:pPr>
+            <w:r>
+              <w:rPr>
+                <w:rFonts w:ascii="Arial" w:hAnsi="Arial" w:cs="Arial"/>
+                <w:color w:val="000000" w:themeColor="text1"/>
+              </w:rPr>
+              <w:t>Manuel Perez (BA)</w:t>
+            </w:r>
+          </w:p>
+        </w:tc>
+        <w:tc>
+          <w:tcPr>
+            <w:tcW w:w="0" w:type="auto"/>
+            <w:hideMark/>
+          </w:tcPr>
+          <w:p>
+            <w:pPr>
+              <w:rPr>
+                <w:rFonts w:ascii="Arial" w:hAnsi="Arial" w:cs="Arial"/>
+                <w:color w:val="000000" w:themeColor="text1"/>
+              </w:rPr>
+            </w:pPr>
+            <w:r>
+              <w:rPr>
+                <w:rFonts w:ascii="Arial" w:hAnsi="Arial" w:cs="Arial"/>
+                <w:color w:val="000000" w:themeColor="text1"/>
+              </w:rPr>
+              <w:t>40</w:t>
+            </w:r>
+          </w:p>
+        </w:tc>
+        <w:tc>
+          <w:tcPr>
+            <w:tcW w:w="0" w:type="auto"/>
+            <w:hideMark/>
+          </w:tcPr>
+          <w:p>
+            <w:pPr>
+              <w:rPr>
+                <w:rFonts w:ascii="Arial" w:hAnsi="Arial" w:cs="Arial"/>
+                <w:color w:val="000000" w:themeColor="text1"/>
+              </w:rPr>
+            </w:pPr>
+            <w:r>
+              <w:rPr>
+                <w:rFonts w:ascii="Arial" w:hAnsi="Arial" w:cs="Arial"/>
+                <w:color w:val="000000" w:themeColor="text1"/>
+              </w:rPr>
+              <w:t>Month 1 (Weeks 1-2)</w:t>
+            </w:r>
+          </w:p>
+        </w:tc>
+        <w:tc>
+          <w:tcPr>
+            <w:tcW w:w="0" w:type="auto"/>
+            <w:hideMark/>
+          </w:tcPr>
+          <w:p>
+            <w:pPr>
+              <w:rPr>
+                <w:rFonts w:ascii="Arial" w:hAnsi="Arial" w:cs="Arial"/>
+                <w:color w:val="000000" w:themeColor="text1"/>
+              </w:rPr>
+            </w:pPr>
+            <w:r>
+              <w:rPr>
+                <w:rFonts w:ascii="Arial" w:hAnsi="Arial" w:cs="Arial"/>
+                <w:color w:val="000000" w:themeColor="text1"/>
+              </w:rPr>
+              <w:t>Approved</w:t>
+            </w:r>
+          </w:p>
+        </w:tc>
+      </w:tr>
+      <w:tr>
+        <w:tc>
+          <w:tcPr>
+            <w:tcW w:w="0" w:type="auto"/>
+            <w:hideMark/>
+          </w:tcPr>
+          <w:p>
+            <w:pPr>
+              <w:rPr>
+                <w:rFonts w:ascii="Arial" w:hAnsi="Arial" w:cs="Arial"/>
+                <w:color w:val="000000" w:themeColor="text1"/>
+              </w:rPr>
+            </w:pPr>
+            <w:r>
+              <w:rPr>
+                <w:rFonts w:ascii="Arial" w:hAnsi="Arial" w:cs="Arial"/>
+                <w:b/>
+                <w:bCs/>
+                <w:color w:val="000000" w:themeColor="text1"/>
+              </w:rPr>
+              <w:t>1: Cloud-First SaaS and B2C Model</w:t>
+            </w:r>
+          </w:p>
+        </w:tc>
+        <w:tc>
+          <w:tcPr>
+            <w:tcW w:w="0" w:type="auto"/>
+            <w:hideMark/>
+          </w:tcPr>
+          <w:p>
+            <w:pPr>
+              <w:rPr>
+                <w:rFonts w:ascii="Arial" w:hAnsi="Arial" w:cs="Arial"/>
+                <w:color w:val="000000" w:themeColor="text1"/>
+              </w:rPr>
+            </w:pPr>
+            <w:r>
+              <w:rPr>
+                <w:rFonts w:ascii="Arial" w:hAnsi="Arial" w:cs="Arial"/>
+                <w:color w:val="000000" w:themeColor="text1"/>
+              </w:rPr>
+              <w:t>Business Requirements Spec (BRD)</w:t>
+            </w:r>
+          </w:p>
+        </w:tc>
+        <w:tc>
+          <w:tcPr>
+            <w:tcW w:w="0" w:type="auto"/>
+            <w:hideMark/>
+          </w:tcPr>
+          <w:p>
+            <w:pPr>
+              <w:rPr>
+                <w:rFonts w:ascii="Arial" w:hAnsi="Arial" w:cs="Arial"/>
+                <w:color w:val="000000" w:themeColor="text1"/>
+              </w:rPr>
+            </w:pPr>
+            <w:r>
+              <w:rPr>
+                <w:rFonts w:ascii="Arial" w:hAnsi="Arial" w:cs="Arial"/>
+                <w:color w:val="000000" w:themeColor="text1"/>
+              </w:rPr>
+              <w:t>Manuel Perez (BA)</w:t>
+            </w:r>
+          </w:p>
+        </w:tc>
+        <w:tc>
+          <w:tcPr>
+            <w:tcW w:w="0" w:type="auto"/>
+            <w:hideMark/>
+          </w:tcPr>
+          <w:p>
+            <w:pPr>
+              <w:rPr>
+                <w:rFonts w:ascii="Arial" w:hAnsi="Arial" w:cs="Arial"/>
+                <w:color w:val="000000" w:themeColor="text1"/>
+              </w:rPr>
+            </w:pPr>
+            <w:r>
+              <w:rPr>
+                <w:rFonts w:ascii="Arial" w:hAnsi="Arial" w:cs="Arial"/>
+                <w:color w:val="000000" w:themeColor="text1"/>
+              </w:rPr>
+              <w:t>50</w:t>
+            </w:r>
+          </w:p>
+        </w:tc>
+        <w:tc>
+          <w:tcPr>
+            <w:tcW w:w="0" w:type="auto"/>
+            <w:hideMark/>
+          </w:tcPr>
+          <w:p>
+            <w:pPr>
+              <w:rPr>
+                <w:rFonts w:ascii="Arial" w:hAnsi="Arial" w:cs="Arial"/>
+                <w:color w:val="000000" w:themeColor="text1"/>
+              </w:rPr>
+            </w:pPr>
+            <w:r>
+              <w:rPr>
+                <w:rFonts w:ascii="Arial" w:hAnsi="Arial" w:cs="Arial"/>
+                <w:color w:val="000000" w:themeColor="text1"/>
+              </w:rPr>
+              <w:t>Month 1-2 (Weeks 3-5)</w:t>
+            </w:r>
+          </w:p>
+        </w:tc>
+        <w:tc>
+          <w:tcPr>
+            <w:tcW w:w="0" w:type="auto"/>
+            <w:hideMark/>
+          </w:tcPr>
+          <w:p>
+            <w:pPr>
+              <w:rPr>
+                <w:rFonts w:ascii="Arial" w:hAnsi="Arial" w:cs="Arial"/>
+                <w:color w:val="000000" w:themeColor="text1"/>
+              </w:rPr>
+            </w:pPr>
+            <w:r>
+              <w:rPr>
+                <w:rFonts w:ascii="Arial" w:hAnsi="Arial" w:cs="Arial"/>
+                <w:color w:val="000000" w:themeColor="text1"/>
+              </w:rPr>
+              <w:t>Approved</w:t>
+            </w:r>
+          </w:p>
+        </w:tc>
+      </w:tr>
+      <w:tr>
+        <w:tc>
+          <w:tcPr>
+            <w:tcW w:w="0" w:type="auto"/>
+            <w:hideMark/>
+          </w:tcPr>
+          <w:p>
+            <w:pPr>
+              <w:rPr>
+                <w:rFonts w:ascii="Arial" w:hAnsi="Arial" w:cs="Arial"/>
+                <w:color w:val="000000" w:themeColor="text1"/>
+              </w:rPr>
+            </w:pPr>
+            <w:r>
+              <w:rPr>
+                <w:rFonts w:ascii="Arial" w:hAnsi="Arial" w:cs="Arial"/>
+                <w:b/>
+                <w:bCs/>
+                <w:color w:val="000000" w:themeColor="text1"/>
+              </w:rPr>
+              <w:t>1: Cloud-First SaaS and B2C Model</w:t>
+            </w:r>
+          </w:p>
+        </w:tc>
+        <w:tc>
+          <w:tcPr>
+            <w:tcW w:w="0" w:type="auto"/>
+            <w:hideMark/>
+          </w:tcPr>
+          <w:p>
+            <w:pPr>
+              <w:rPr>
+                <w:rFonts w:ascii="Arial" w:hAnsi="Arial" w:cs="Arial"/>
+                <w:color w:val="000000" w:themeColor="text1"/>
+              </w:rPr>
+            </w:pPr>
+            <w:r>
+              <w:rPr>
+                <w:rFonts w:ascii="Arial" w:hAnsi="Arial" w:cs="Arial"/>
+                <w:color w:val="000000" w:themeColor="text1"/>
+              </w:rPr>
+              <w:t>Sprint Supervision &amp; UAT Communication Plan</w:t>
+            </w:r>
+          </w:p>
+        </w:tc>
+        <w:tc>
+          <w:tcPr>
+            <w:tcW w:w="0" w:type="auto"/>
+            <w:hideMark/>
+          </w:tcPr>
+          <w:p>
+            <w:pPr>
+              <w:rPr>
+                <w:rFonts w:ascii="Arial" w:hAnsi="Arial" w:cs="Arial"/>
+                <w:color w:val="000000" w:themeColor="text1"/>
+              </w:rPr>
+            </w:pPr>
+            <w:r>
+              <w:rPr>
+                <w:rFonts w:ascii="Arial" w:hAnsi="Arial" w:cs="Arial"/>
+                <w:color w:val="000000" w:themeColor="text1"/>
+              </w:rPr>
+              <w:t>Manuel Perez (BA)</w:t>
+            </w:r>
+          </w:p>
+        </w:tc>
+        <w:tc>
+          <w:tcPr>
+            <w:tcW w:w="0" w:type="auto"/>
+            <w:hideMark/>
+          </w:tcPr>
+          <w:p>
+            <w:pPr>
+              <w:rPr>
+                <w:rFonts w:ascii="Arial" w:hAnsi="Arial" w:cs="Arial"/>
+                <w:color w:val="000000" w:themeColor="text1"/>
+              </w:rPr>
+            </w:pPr>
+            <w:r>
+              <w:rPr>
+                <w:rFonts w:ascii="Arial" w:hAnsi="Arial" w:cs="Arial"/>
+                <w:color w:val="000000" w:themeColor="text1"/>
+              </w:rPr>
+              <w:t>30</w:t>
+            </w:r>
+          </w:p>
+        </w:tc>
+        <w:tc>
+          <w:tcPr>
+            <w:tcW w:w="0" w:type="auto"/>
+            <w:hideMark/>
+          </w:tcPr>
+          <w:p>
+            <w:pPr>
+              <w:rPr>
+                <w:rFonts w:ascii="Arial" w:hAnsi="Arial" w:cs="Arial"/>
+                <w:color w:val="000000" w:themeColor="text1"/>
+              </w:rPr>
+            </w:pPr>
+            <w:r>
+              <w:rPr>
+                <w:rFonts w:ascii="Arial" w:hAnsi="Arial" w:cs="Arial"/>
+                <w:color w:val="000000" w:themeColor="text1"/>
+              </w:rPr>
+              <w:t>Month 2-3 (Weeks 6-10)</w:t>
+            </w:r>
+          </w:p>
+        </w:tc>
+        <w:tc>
+          <w:tcPr>
+            <w:tcW w:w="0" w:type="auto"/>
+            <w:hideMark/>
+          </w:tcPr>
+          <w:p>
+            <w:pPr>
+              <w:rPr>
+                <w:rFonts w:ascii="Arial" w:hAnsi="Arial" w:cs="Arial"/>
+                <w:color w:val="000000" w:themeColor="text1"/>
+              </w:rPr>
+            </w:pPr>
+            <w:r>
+              <w:rPr>
+                <w:rFonts w:ascii="Arial" w:hAnsi="Arial" w:cs="Arial"/>
+                <w:color w:val="000000" w:themeColor="text1"/>
+              </w:rPr>
+              <w:t>Approved</w:t>
+            </w:r>
+          </w:p>
+        </w:tc>
+      </w:tr>
+      <w:tr>
+        <w:tc>
+          <w:tcPr>
+            <w:tcW w:w="0" w:type="auto"/>
+            <w:hideMark/>
+          </w:tcPr>
+          <w:p>
+            <w:pPr>
+              <w:rPr>
+                <w:rFonts w:ascii="Arial" w:hAnsi="Arial" w:cs="Arial"/>
+                <w:color w:val="000000" w:themeColor="text1"/>
+              </w:rPr>
+            </w:pPr>
+            <w:r>
+              <w:rPr>
+                <w:rFonts w:ascii="Arial" w:hAnsi="Arial" w:cs="Arial"/>
+                <w:b/>
+                <w:bCs/>
+                <w:color w:val="000000" w:themeColor="text1"/>
+              </w:rPr>
+              <w:t xml:space="preserve">2: </w:t>
+            </w:r>
+            <w:r>
+              <w:rPr>
+                <w:rFonts w:ascii="Arial" w:hAnsi="Arial" w:cs="Arial"/>
+                <w:b/>
+                <w:bCs/>
+                <w:color w:val="000000" w:themeColor="text1"/>
+              </w:rPr>
+              <w:t>Strategic Hardware Partnerships and Outsourced Distribution</w:t>
+            </w:r>
+          </w:p>
+        </w:tc>
+        <w:tc>
+          <w:tcPr>
+            <w:tcW w:w="0" w:type="auto"/>
+            <w:hideMark/>
+          </w:tcPr>
+          <w:p>
+            <w:pPr>
+              <w:rPr>
+                <w:rFonts w:ascii="Arial" w:hAnsi="Arial" w:cs="Arial"/>
+                <w:color w:val="000000" w:themeColor="text1"/>
+              </w:rPr>
+            </w:pPr>
+            <w:r>
+              <w:rPr>
+                <w:rFonts w:ascii="Arial" w:hAnsi="Arial" w:cs="Arial"/>
+                <w:color w:val="000000" w:themeColor="text1"/>
+              </w:rPr>
+              <w:t>Supplier Evaluation &amp; SLA Matrix</w:t>
+            </w:r>
+          </w:p>
+        </w:tc>
+        <w:tc>
+          <w:tcPr>
+            <w:tcW w:w="0" w:type="auto"/>
+            <w:hideMark/>
+          </w:tcPr>
+          <w:p>
+            <w:pPr>
+              <w:rPr>
+                <w:rFonts w:ascii="Arial" w:hAnsi="Arial" w:cs="Arial"/>
+                <w:color w:val="000000" w:themeColor="text1"/>
+              </w:rPr>
+            </w:pPr>
+            <w:r>
+              <w:rPr>
+                <w:rFonts w:ascii="Arial" w:hAnsi="Arial" w:cs="Arial"/>
+                <w:color w:val="000000" w:themeColor="text1"/>
+              </w:rPr>
+              <w:t>Manuel Perez (BA)</w:t>
+            </w:r>
+          </w:p>
+        </w:tc>
+        <w:tc>
+          <w:tcPr>
+            <w:tcW w:w="0" w:type="auto"/>
+            <w:hideMark/>
+          </w:tcPr>
+          <w:p>
+            <w:pPr>
+              <w:rPr>
+                <w:rFonts w:ascii="Arial" w:hAnsi="Arial" w:cs="Arial"/>
+                <w:color w:val="000000" w:themeColor="text1"/>
+              </w:rPr>
+            </w:pPr>
+            <w:r>
+              <w:rPr>
+                <w:rFonts w:ascii="Arial" w:hAnsi="Arial" w:cs="Arial"/>
+                <w:color w:val="000000" w:themeColor="text1"/>
+              </w:rPr>
+              <w:t>30</w:t>
+            </w:r>
+          </w:p>
+        </w:tc>
+        <w:tc>
+          <w:tcPr>
+            <w:tcW w:w="0" w:type="auto"/>
+            <w:hideMark/>
+          </w:tcPr>
+          <w:p>
+            <w:pPr>
+              <w:rPr>
+                <w:rFonts w:ascii="Arial" w:hAnsi="Arial" w:cs="Arial"/>
+                <w:color w:val="000000" w:themeColor="text1"/>
+              </w:rPr>
+            </w:pPr>
+            <w:r>
+              <w:rPr>
+                <w:rFonts w:ascii="Arial" w:hAnsi="Arial" w:cs="Arial"/>
+                <w:color w:val="000000" w:themeColor="text1"/>
+              </w:rPr>
+              <w:t>Month 1 (Weeks 1-2)</w:t>
+            </w:r>
+          </w:p>
+        </w:tc>
+        <w:tc>
+          <w:tcPr>
+            <w:tcW w:w="0" w:type="auto"/>
+            <w:hideMark/>
+          </w:tcPr>
+          <w:p>
+            <w:pPr>
+              <w:rPr>
+                <w:rFonts w:ascii="Arial" w:hAnsi="Arial" w:cs="Arial"/>
+                <w:color w:val="000000" w:themeColor="text1"/>
+              </w:rPr>
+            </w:pPr>
+            <w:r>
+              <w:rPr>
+                <w:rFonts w:ascii="Arial" w:hAnsi="Arial" w:cs="Arial"/>
+                <w:color w:val="000000" w:themeColor="text1"/>
+              </w:rPr>
+              <w:t>Approved</w:t>
+            </w:r>
+          </w:p>
+        </w:tc>
+      </w:tr>
+      <w:tr>
+        <w:tc>
+          <w:tcPr>
+            <w:tcW w:w="0" w:type="auto"/>
+            <w:hideMark/>
+          </w:tcPr>
+          <w:p>
+            <w:pPr>
+              <w:rPr>
+                <w:rFonts w:ascii="Arial" w:hAnsi="Arial" w:cs="Arial"/>
+                <w:color w:val="000000" w:themeColor="text1"/>
+              </w:rPr>
+            </w:pPr>
+            <w:r>
+              <w:rPr>
+                <w:rFonts w:ascii="Arial" w:hAnsi="Arial" w:cs="Arial"/>
+                <w:b/>
+                <w:bCs/>
+                <w:color w:val="000000" w:themeColor="text1"/>
+              </w:rPr>
+              <w:t xml:space="preserve">2: </w:t>
+            </w:r>
+            <w:r>
+              <w:rPr>
+                <w:rFonts w:ascii="Arial" w:hAnsi="Arial" w:cs="Arial"/>
+                <w:b/>
+                <w:bCs/>
+                <w:color w:val="000000" w:themeColor="text1"/>
+              </w:rPr>
+              <w:t>Strategic Hardware Partnerships and Outsourced Distribution</w:t>
+            </w:r>
+          </w:p>
+        </w:tc>
+        <w:tc>
+          <w:tcPr>
+            <w:tcW w:w="0" w:type="auto"/>
+            <w:hideMark/>
+          </w:tcPr>
+          <w:p>
+            <w:pPr>
+              <w:rPr>
+                <w:rFonts w:ascii="Arial" w:hAnsi="Arial" w:cs="Arial"/>
+                <w:color w:val="000000" w:themeColor="text1"/>
+              </w:rPr>
+            </w:pPr>
+            <w:r>
+              <w:rPr>
+                <w:rFonts w:ascii="Arial" w:hAnsi="Arial" w:cs="Arial"/>
+                <w:color w:val="000000" w:themeColor="text1"/>
+              </w:rPr>
+              <w:t>ERP Integration Requirements Mapping</w:t>
+            </w:r>
+          </w:p>
+        </w:tc>
+        <w:tc>
+          <w:tcPr>
+            <w:tcW w:w="0" w:type="auto"/>
+            <w:hideMark/>
+          </w:tcPr>
+          <w:p>
+            <w:pPr>
+              <w:rPr>
+                <w:rFonts w:ascii="Arial" w:hAnsi="Arial" w:cs="Arial"/>
+                <w:color w:val="000000" w:themeColor="text1"/>
+              </w:rPr>
+            </w:pPr>
+            <w:r>
+              <w:rPr>
+                <w:rFonts w:ascii="Arial" w:hAnsi="Arial" w:cs="Arial"/>
+                <w:color w:val="000000" w:themeColor="text1"/>
+              </w:rPr>
+              <w:t>Manuel Perez (BA)</w:t>
+            </w:r>
+          </w:p>
+        </w:tc>
+        <w:tc>
+          <w:tcPr>
+            <w:tcW w:w="0" w:type="auto"/>
+            <w:hideMark/>
+          </w:tcPr>
+          <w:p>
+            <w:pPr>
+              <w:rPr>
+                <w:rFonts w:ascii="Arial" w:hAnsi="Arial" w:cs="Arial"/>
+                <w:color w:val="000000" w:themeColor="text1"/>
+              </w:rPr>
+            </w:pPr>
+            <w:r>
+              <w:rPr>
+                <w:rFonts w:ascii="Arial" w:hAnsi="Arial" w:cs="Arial"/>
+                <w:color w:val="000000" w:themeColor="text1"/>
+              </w:rPr>
+              <w:t>40</w:t>
+            </w:r>
+          </w:p>
+        </w:tc>
+        <w:tc>
+          <w:tcPr>
+            <w:tcW w:w="0" w:type="auto"/>
+            <w:hideMark/>
+          </w:tcPr>
+          <w:p>
+            <w:pPr>
+              <w:rPr>
+                <w:rFonts w:ascii="Arial" w:hAnsi="Arial" w:cs="Arial"/>
+                <w:color w:val="000000" w:themeColor="text1"/>
+              </w:rPr>
+            </w:pPr>
+            <w:r>
+              <w:rPr>
+                <w:rFonts w:ascii="Arial" w:hAnsi="Arial" w:cs="Arial"/>
+                <w:color w:val="000000" w:themeColor="text1"/>
+              </w:rPr>
+              <w:t>Month 1-2 (Weeks 3-5)</w:t>
+            </w:r>
+          </w:p>
+        </w:tc>
+        <w:tc>
+          <w:tcPr>
+            <w:tcW w:w="0" w:type="auto"/>
+            <w:hideMark/>
+          </w:tcPr>
+          <w:p>
+            <w:pPr>
+              <w:rPr>
+                <w:rFonts w:ascii="Arial" w:hAnsi="Arial" w:cs="Arial"/>
+                <w:color w:val="000000" w:themeColor="text1"/>
+              </w:rPr>
+            </w:pPr>
+            <w:r>
+              <w:rPr>
+                <w:rFonts w:ascii="Arial" w:hAnsi="Arial" w:cs="Arial"/>
+                <w:color w:val="000000" w:themeColor="text1"/>
+              </w:rPr>
+              <w:t>Approved</w:t>
+            </w:r>
+          </w:p>
+        </w:tc>
+      </w:tr>
+      <w:tr>
+        <w:tc>
+          <w:tcPr>
+            <w:tcW w:w="0" w:type="auto"/>
+            <w:hideMark/>
+          </w:tcPr>
+          <w:p>
+            <w:pPr>
+              <w:rPr>
+                <w:rFonts w:ascii="Arial" w:hAnsi="Arial" w:cs="Arial"/>
+                <w:color w:val="000000" w:themeColor="text1"/>
+              </w:rPr>
+            </w:pPr>
+            <w:r>
+              <w:rPr>
+                <w:rFonts w:ascii="Arial" w:hAnsi="Arial" w:cs="Arial"/>
+                <w:b/>
+                <w:bCs/>
+                <w:color w:val="000000" w:themeColor="text1"/>
+              </w:rPr>
+              <w:t xml:space="preserve">2: </w:t>
+            </w:r>
+            <w:r>
+              <w:rPr>
+                <w:rFonts w:ascii="Arial" w:hAnsi="Arial" w:cs="Arial"/>
+                <w:b/>
+                <w:bCs/>
+                <w:color w:val="000000" w:themeColor="text1"/>
+              </w:rPr>
+              <w:t>Strategic Hardware Partnerships and Outsourced Distribution</w:t>
+            </w:r>
+          </w:p>
+        </w:tc>
+        <w:tc>
+          <w:tcPr>
+            <w:tcW w:w="0" w:type="auto"/>
+            <w:hideMark/>
+          </w:tcPr>
+          <w:p>
+            <w:pPr>
+              <w:rPr>
+                <w:rFonts w:ascii="Arial" w:hAnsi="Arial" w:cs="Arial"/>
+                <w:color w:val="000000" w:themeColor="text1"/>
+              </w:rPr>
+            </w:pPr>
+            <w:r>
+              <w:rPr>
+                <w:rFonts w:ascii="Arial" w:hAnsi="Arial" w:cs="Arial"/>
+                <w:color w:val="000000" w:themeColor="text1"/>
+              </w:rPr>
+              <w:t>Pilot Review Report</w:t>
+            </w:r>
+          </w:p>
+        </w:tc>
+        <w:tc>
+          <w:tcPr>
+            <w:tcW w:w="0" w:type="auto"/>
+            <w:hideMark/>
+          </w:tcPr>
+          <w:p>
+            <w:pPr>
+              <w:rPr>
+                <w:rFonts w:ascii="Arial" w:hAnsi="Arial" w:cs="Arial"/>
+                <w:color w:val="000000" w:themeColor="text1"/>
+              </w:rPr>
+            </w:pPr>
+            <w:r>
+              <w:rPr>
+                <w:rFonts w:ascii="Arial" w:hAnsi="Arial" w:cs="Arial"/>
+                <w:color w:val="000000" w:themeColor="text1"/>
+              </w:rPr>
+              <w:t>Manuel Perez (BA)</w:t>
+            </w:r>
+          </w:p>
+        </w:tc>
+        <w:tc>
+          <w:tcPr>
+            <w:tcW w:w="0" w:type="auto"/>
+            <w:hideMark/>
+          </w:tcPr>
+          <w:p>
+            <w:pPr>
+              <w:rPr>
+                <w:rFonts w:ascii="Arial" w:hAnsi="Arial" w:cs="Arial"/>
+                <w:color w:val="000000" w:themeColor="text1"/>
+              </w:rPr>
+            </w:pPr>
+            <w:r>
+              <w:rPr>
+                <w:rFonts w:ascii="Arial" w:hAnsi="Arial" w:cs="Arial"/>
+                <w:color w:val="000000" w:themeColor="text1"/>
+              </w:rPr>
+              <w:t>20</w:t>
+            </w:r>
+          </w:p>
+        </w:tc>
+        <w:tc>
+          <w:tcPr>
+            <w:tcW w:w="0" w:type="auto"/>
+            <w:hideMark/>
+          </w:tcPr>
+          <w:p>
+            <w:pPr>
+              <w:rPr>
+                <w:rFonts w:ascii="Arial" w:hAnsi="Arial" w:cs="Arial"/>
+                <w:color w:val="000000" w:themeColor="text1"/>
+              </w:rPr>
+            </w:pPr>
+            <w:r>
+              <w:rPr>
+                <w:rFonts w:ascii="Arial" w:hAnsi="Arial" w:cs="Arial"/>
+                <w:color w:val="000000" w:themeColor="text1"/>
+              </w:rPr>
+              <w:t>Month 3 (Weeks 9-10)</w:t>
+            </w:r>
+          </w:p>
+        </w:tc>
+        <w:tc>
+          <w:tcPr>
+            <w:tcW w:w="0" w:type="auto"/>
+            <w:hideMark/>
+          </w:tcPr>
+          <w:p>
+            <w:pPr>
+              <w:rPr>
+                <w:rFonts w:ascii="Arial" w:hAnsi="Arial" w:cs="Arial"/>
+                <w:color w:val="000000" w:themeColor="text1"/>
+              </w:rPr>
+            </w:pPr>
+            <w:r>
+              <w:rPr>
+                <w:rFonts w:ascii="Arial" w:hAnsi="Arial" w:cs="Arial"/>
+                <w:color w:val="000000" w:themeColor="text1"/>
+              </w:rPr>
+              <w:t>Approved</w:t>
+            </w:r>
+          </w:p>
+        </w:tc>
+      </w:tr>
+    </w:tbl>
+    <w:p>
+      <w:pPr>
+        <w:rPr>
+          <w:rFonts w:ascii="Arial" w:hAnsi="Arial" w:cs="Arial"/>
+          <w:color w:val="000000" w:themeColor="text1"/>
+        </w:rPr>
+      </w:pPr>
     </w:p>
     <w:p>
       <w:pPr>
@@ -597,14 +1726,44 @@
       <w:pPr>
         <w:rPr>
           <w:rFonts w:ascii="Arial" w:hAnsi="Arial" w:cs="Arial"/>
-          <w:color w:val="000000" w:themeColor="text1"/>
-        </w:rPr>
-      </w:pPr>
-      <w:r>
-        <w:rPr>
-          <w:rFonts w:ascii="Arial" w:hAnsi="Arial" w:cs="Arial"/>
-          <w:color w:val="000000" w:themeColor="text1"/>
-        </w:rPr>
+          <w:b/>
+          <w:bCs/>
+          <w:color w:val="000000" w:themeColor="text1"/>
+        </w:rPr>
+      </w:pPr>
+      <w:r>
+        <w:rPr>
+          <w:rFonts w:ascii="Arial" w:hAnsi="Arial" w:cs="Arial"/>
+          <w:b/>
+          <w:bCs/>
+          <w:color w:val="000000" w:themeColor="text1"/>
+        </w:rPr>
+        <w:t>Stakeholder Requirements</w:t>
+      </w:r>
+    </w:p>
+    <w:p>
+      <w:pPr>
+        <w:rPr>
+          <w:rFonts w:ascii="Arial" w:hAnsi="Arial" w:cs="Arial"/>
+          <w:b/>
+          <w:bCs/>
+          <w:color w:val="000000" w:themeColor="text1"/>
+        </w:rPr>
+      </w:pPr>
+    </w:p>
+    <w:p>
+      <w:pPr>
+        <w:rPr>
+          <w:rFonts w:ascii="Arial" w:hAnsi="Arial" w:cs="Arial"/>
+          <w:color w:val="000000" w:themeColor="text1"/>
+        </w:rPr>
+      </w:pPr>
+      <w:r>
+        <w:rPr>
+          <w:rFonts w:ascii="Arial" w:hAnsi="Arial" w:cs="Arial"/>
+          <w:color w:val="000000" w:themeColor="text1"/>
+        </w:rPr>
+        <w:lastRenderedPageBreak/>
         <w:t>The Requirements Workshops technique was used, complemented by a Stakeholder Feedback Register. This method allowed all parties to express their observations collaboratively, record their requirements and immediately structure the steps to follow.</w:t>
       </w:r>
     </w:p>
@@ -653,7 +1812,6 @@
           <w:rFonts w:ascii="Arial" w:hAnsi="Arial" w:cs="Arial"/>
           <w:color w:val="000000" w:themeColor="text1"/>
         </w:rPr>
-        <w:lastRenderedPageBreak/>
         <w:t>Clear retraining plan for sales employees focused on selling B2C subscriptions (Victorine).</w:t>
       </w:r>
     </w:p>
@@ -988,231 +2146,305 @@
         </w:rPr>
       </w:pPr>
     </w:p>
-    <w:p>
-      <w:pPr>
-        <w:pStyle w:val="ListParagraph"/>
-        <w:numPr>
-          <w:ilvl w:val="0"/>
-          <w:numId w:val="8"/>
-        </w:numPr>
-        <w:rPr>
-          <w:rFonts w:ascii="Arial" w:hAnsi="Arial" w:cs="Arial"/>
-          <w:color w:val="000000" w:themeColor="text1"/>
-        </w:rPr>
-      </w:pPr>
-      <w:r>
-        <w:rPr>
-          <w:rFonts w:ascii="Arial" w:hAnsi="Arial" w:cs="Arial"/>
-          <w:color w:val="000000" w:themeColor="text1"/>
-        </w:rPr>
-        <w:t>Supplier and SLA Evaluation Matrix</w:t>
-      </w:r>
-    </w:p>
-    <w:p>
-      <w:pPr>
-        <w:rPr>
-          <w:rFonts w:ascii="Arial" w:hAnsi="Arial" w:cs="Arial"/>
-          <w:color w:val="000000" w:themeColor="text1"/>
-        </w:rPr>
-      </w:pPr>
-    </w:p>
-    <w:p>
-      <w:pPr>
-        <w:pStyle w:val="ListParagraph"/>
-        <w:numPr>
-          <w:ilvl w:val="1"/>
-          <w:numId w:val="5"/>
-        </w:numPr>
-        <w:rPr>
-          <w:rFonts w:ascii="Arial" w:hAnsi="Arial" w:cs="Arial"/>
-          <w:color w:val="000000" w:themeColor="text1"/>
-        </w:rPr>
-      </w:pPr>
-      <w:r>
-        <w:rPr>
-          <w:rFonts w:ascii="Arial" w:hAnsi="Arial" w:cs="Arial"/>
-          <w:color w:val="000000" w:themeColor="text1"/>
-        </w:rPr>
-        <w:t>Tasks/activities: Define delivery parameters, times (less than 30 days of payment and fast shipments) and penalties for non-compliance with Hardware according to business policies.</w:t>
-      </w:r>
-    </w:p>
-    <w:p>
-      <w:pPr>
-        <w:pStyle w:val="ListParagraph"/>
-        <w:numPr>
-          <w:ilvl w:val="1"/>
-          <w:numId w:val="5"/>
-        </w:numPr>
-        <w:rPr>
-          <w:rFonts w:ascii="Arial" w:hAnsi="Arial" w:cs="Arial"/>
-          <w:color w:val="000000" w:themeColor="text1"/>
-        </w:rPr>
-      </w:pPr>
-      <w:r>
-        <w:rPr>
-          <w:rFonts w:ascii="Arial" w:hAnsi="Arial" w:cs="Arial"/>
-          <w:color w:val="000000" w:themeColor="text1"/>
-        </w:rPr>
-        <w:t>T</w:t>
-      </w:r>
-      <w:r>
-        <w:rPr>
-          <w:rFonts w:ascii="Arial" w:hAnsi="Arial" w:cs="Arial"/>
-          <w:color w:val="000000" w:themeColor="text1"/>
-        </w:rPr>
-        <w:t>ool: Project schedule, scheduled and pre-approved for execution during Month 1.</w:t>
-      </w:r>
-    </w:p>
-    <w:p>
-      <w:pPr>
-        <w:rPr>
-          <w:rFonts w:ascii="Arial" w:hAnsi="Arial" w:cs="Arial"/>
-          <w:color w:val="000000" w:themeColor="text1"/>
-        </w:rPr>
-      </w:pPr>
-    </w:p>
-    <w:p>
-      <w:pPr>
-        <w:pStyle w:val="ListParagraph"/>
-        <w:numPr>
-          <w:ilvl w:val="0"/>
-          <w:numId w:val="8"/>
-        </w:numPr>
-        <w:rPr>
-          <w:rFonts w:ascii="Arial" w:hAnsi="Arial" w:cs="Arial"/>
-          <w:color w:val="000000" w:themeColor="text1"/>
-        </w:rPr>
-      </w:pPr>
-      <w:r>
-        <w:rPr>
-          <w:rFonts w:ascii="Arial" w:hAnsi="Arial" w:cs="Arial"/>
-          <w:color w:val="000000" w:themeColor="text1"/>
-        </w:rPr>
-        <w:t>ERP Integration Requirements Specification</w:t>
-      </w:r>
-    </w:p>
-    <w:p>
-      <w:pPr>
-        <w:pStyle w:val="ListParagraph"/>
-        <w:numPr>
-          <w:ilvl w:val="1"/>
-          <w:numId w:val="5"/>
-        </w:numPr>
-        <w:rPr>
-          <w:rFonts w:ascii="Arial" w:hAnsi="Arial" w:cs="Arial"/>
-          <w:color w:val="000000" w:themeColor="text1"/>
-        </w:rPr>
-      </w:pPr>
-      <w:r>
-        <w:rPr>
-          <w:rFonts w:ascii="Arial" w:hAnsi="Arial" w:cs="Arial"/>
-          <w:color w:val="000000" w:themeColor="text1"/>
-        </w:rPr>
-        <w:t>Tasks/activities: Map the current supply chain flow in the ERP and document API requirements to link sales with partner manufacturer databases.</w:t>
-      </w:r>
-    </w:p>
-    <w:p>
-      <w:pPr>
-        <w:pStyle w:val="ListParagraph"/>
-        <w:numPr>
-          <w:ilvl w:val="1"/>
-          <w:numId w:val="5"/>
-        </w:numPr>
-        <w:rPr>
-          <w:rFonts w:ascii="Arial" w:hAnsi="Arial" w:cs="Arial"/>
-          <w:color w:val="000000" w:themeColor="text1"/>
-        </w:rPr>
-      </w:pPr>
-      <w:r>
-        <w:rPr>
-          <w:rFonts w:ascii="Arial" w:hAnsi="Arial" w:cs="Arial"/>
-          <w:color w:val="000000" w:themeColor="text1"/>
-        </w:rPr>
-        <w:t>T</w:t>
-      </w:r>
-      <w:r>
-        <w:rPr>
-          <w:rFonts w:ascii="Arial" w:hAnsi="Arial" w:cs="Arial"/>
-          <w:color w:val="000000" w:themeColor="text1"/>
-        </w:rPr>
-        <w:t>ool: Logical architecture diagram and Project Schedule to execute the technical survey in Month 2.</w:t>
-      </w:r>
-    </w:p>
-    <w:p>
-      <w:pPr>
-        <w:rPr>
-          <w:rFonts w:ascii="Arial" w:hAnsi="Arial" w:cs="Arial"/>
-          <w:color w:val="000000" w:themeColor="text1"/>
-        </w:rPr>
-      </w:pPr>
-    </w:p>
-    <w:p>
-      <w:pPr>
-        <w:pStyle w:val="ListParagraph"/>
-        <w:numPr>
-          <w:ilvl w:val="0"/>
-          <w:numId w:val="8"/>
-        </w:numPr>
-        <w:rPr>
-          <w:rFonts w:ascii="Arial" w:hAnsi="Arial" w:cs="Arial"/>
-          <w:color w:val="000000" w:themeColor="text1"/>
-        </w:rPr>
-      </w:pPr>
-      <w:r>
-        <w:rPr>
-          <w:rFonts w:ascii="Arial" w:hAnsi="Arial" w:cs="Arial"/>
-          <w:color w:val="000000" w:themeColor="text1"/>
-        </w:rPr>
-        <w:t>Pilot Review Report (Proof of Concept)</w:t>
-      </w:r>
-    </w:p>
-    <w:p>
-      <w:pPr>
-        <w:pStyle w:val="ListParagraph"/>
-        <w:numPr>
-          <w:ilvl w:val="1"/>
-          <w:numId w:val="5"/>
-        </w:numPr>
-        <w:rPr>
-          <w:rFonts w:ascii="Arial" w:hAnsi="Arial" w:cs="Arial"/>
-          <w:color w:val="000000" w:themeColor="text1"/>
-        </w:rPr>
-      </w:pPr>
-      <w:r>
-        <w:rPr>
-          <w:rFonts w:ascii="Arial" w:hAnsi="Arial" w:cs="Arial"/>
-          <w:color w:val="000000" w:themeColor="text1"/>
-        </w:rPr>
-        <w:t>Tasks/activities: Design acceptance criteria for an initial batch of hardware assembled by the partner to validate quality and time before full deployment.</w:t>
-      </w:r>
-    </w:p>
-    <w:p>
-      <w:pPr>
-        <w:pStyle w:val="ListParagraph"/>
-        <w:numPr>
-          <w:ilvl w:val="1"/>
-          <w:numId w:val="5"/>
-        </w:numPr>
-        <w:rPr>
-          <w:rFonts w:ascii="Arial" w:hAnsi="Arial" w:cs="Arial"/>
-          <w:color w:val="000000" w:themeColor="text1"/>
-        </w:rPr>
-      </w:pPr>
-      <w:r>
-        <w:rPr>
-          <w:rFonts w:ascii="Arial" w:hAnsi="Arial" w:cs="Arial"/>
-          <w:color w:val="000000" w:themeColor="text1"/>
-        </w:rPr>
-        <w:t>T</w:t>
-      </w:r>
-      <w:r>
-        <w:rPr>
-          <w:rFonts w:ascii="Arial" w:hAnsi="Arial" w:cs="Arial"/>
-          <w:color w:val="000000" w:themeColor="text1"/>
-        </w:rPr>
-        <w:t>ool: Project schedule for execution in Month 3.</w:t>
-      </w:r>
-    </w:p>
+    <w:tbl>
+      <w:tblPr>
+        <w:tblStyle w:val="TableGrid"/>
+        <w:tblW w:w="0" w:type="auto"/>
+        <w:tblLook w:val="04A0" w:firstRow="1" w:lastRow="0" w:firstColumn="1" w:lastColumn="0" w:noHBand="0" w:noVBand="1"/>
+      </w:tblPr>
+      <w:tblGrid>
+        <w:gridCol w:w="350"/>
+        <w:gridCol w:w="4901"/>
+        <w:gridCol w:w="2580"/>
+      </w:tblGrid>
+      <w:tr>
+        <w:trPr>
+          <w:trHeight w:val="340"/>
+        </w:trPr>
+        <w:tc>
+          <w:tcPr>
+            <w:tcW w:w="279" w:type="dxa"/>
+            <w:hideMark/>
+          </w:tcPr>
+          <w:p>
+            <w:pPr>
+              <w:rPr>
+                <w:rFonts w:ascii="Arial" w:hAnsi="Arial" w:cs="Arial"/>
+                <w:b/>
+                <w:bCs/>
+                <w:color w:val="000000" w:themeColor="text1"/>
+              </w:rPr>
+            </w:pPr>
+          </w:p>
+        </w:tc>
+        <w:tc>
+          <w:tcPr>
+            <w:tcW w:w="4901" w:type="dxa"/>
+            <w:hideMark/>
+          </w:tcPr>
+          <w:p>
+            <w:pPr>
+              <w:rPr>
+                <w:rFonts w:ascii="Arial" w:hAnsi="Arial" w:cs="Arial"/>
+                <w:b/>
+                <w:bCs/>
+                <w:color w:val="000000" w:themeColor="text1"/>
+              </w:rPr>
+            </w:pPr>
+            <w:r>
+              <w:rPr>
+                <w:rFonts w:ascii="Arial" w:hAnsi="Arial" w:cs="Arial"/>
+                <w:b/>
+                <w:bCs/>
+                <w:color w:val="000000" w:themeColor="text1"/>
+              </w:rPr>
+              <w:t>Tasks/activities</w:t>
+            </w:r>
+          </w:p>
+        </w:tc>
+        <w:tc>
+          <w:tcPr>
+            <w:tcW w:w="2580" w:type="dxa"/>
+            <w:hideMark/>
+          </w:tcPr>
+          <w:p>
+            <w:pPr>
+              <w:rPr>
+                <w:rFonts w:ascii="Arial" w:hAnsi="Arial" w:cs="Arial"/>
+                <w:b/>
+                <w:bCs/>
+                <w:color w:val="000000" w:themeColor="text1"/>
+              </w:rPr>
+            </w:pPr>
+            <w:r>
+              <w:rPr>
+                <w:rFonts w:ascii="Arial" w:hAnsi="Arial" w:cs="Arial"/>
+                <w:b/>
+                <w:bCs/>
+                <w:color w:val="000000" w:themeColor="text1"/>
+              </w:rPr>
+              <w:t>Tool</w:t>
+            </w:r>
+          </w:p>
+        </w:tc>
+      </w:tr>
+      <w:tr>
+        <w:trPr>
+          <w:trHeight w:val="1245"/>
+        </w:trPr>
+        <w:tc>
+          <w:tcPr>
+            <w:tcW w:w="279" w:type="dxa"/>
+            <w:hideMark/>
+          </w:tcPr>
+          <w:p>
+            <w:pPr>
+              <w:rPr>
+                <w:rFonts w:ascii="Arial" w:hAnsi="Arial" w:cs="Arial"/>
+                <w:b/>
+                <w:bCs/>
+                <w:color w:val="000000" w:themeColor="text1"/>
+              </w:rPr>
+            </w:pPr>
+            <w:r>
+              <w:rPr>
+                <w:rFonts w:ascii="Arial" w:hAnsi="Arial" w:cs="Arial"/>
+                <w:b/>
+                <w:bCs/>
+                <w:color w:val="000000" w:themeColor="text1"/>
+              </w:rPr>
+              <w:t>1</w:t>
+            </w:r>
+          </w:p>
+        </w:tc>
+        <w:tc>
+          <w:tcPr>
+            <w:tcW w:w="4901" w:type="dxa"/>
+            <w:hideMark/>
+          </w:tcPr>
+          <w:p>
+            <w:pPr>
+              <w:rPr>
+                <w:rFonts w:ascii="Arial" w:hAnsi="Arial" w:cs="Arial"/>
+                <w:color w:val="000000" w:themeColor="text1"/>
+              </w:rPr>
+            </w:pPr>
+            <w:r>
+              <w:rPr>
+                <w:rFonts w:ascii="Arial" w:hAnsi="Arial" w:cs="Arial"/>
+                <w:color w:val="000000" w:themeColor="text1"/>
+              </w:rPr>
+              <w:t>Workforce Impact Analysis: Map current sales and operations roles against the needs of the B2C model and identify skills gaps. This will be executed in Phase 1.</w:t>
+            </w:r>
+          </w:p>
+        </w:tc>
+        <w:tc>
+          <w:tcPr>
+            <w:tcW w:w="2580" w:type="dxa"/>
+            <w:hideMark/>
+          </w:tcPr>
+          <w:p>
+            <w:pPr>
+              <w:rPr>
+                <w:rFonts w:ascii="Arial" w:hAnsi="Arial" w:cs="Arial"/>
+                <w:color w:val="000000" w:themeColor="text1"/>
+              </w:rPr>
+            </w:pPr>
+            <w:r>
+              <w:rPr>
+                <w:rFonts w:ascii="Arial" w:hAnsi="Arial" w:cs="Arial"/>
+                <w:color w:val="000000" w:themeColor="text1"/>
+              </w:rPr>
+              <w:t>Project Schedule to confirm approval and execution during Month 1.</w:t>
+            </w:r>
+          </w:p>
+        </w:tc>
+      </w:tr>
+      <w:tr>
+        <w:trPr>
+          <w:trHeight w:val="1546"/>
+        </w:trPr>
+        <w:tc>
+          <w:tcPr>
+            <w:tcW w:w="279" w:type="dxa"/>
+            <w:hideMark/>
+          </w:tcPr>
+          <w:p>
+            <w:pPr>
+              <w:rPr>
+                <w:rFonts w:ascii="Arial" w:hAnsi="Arial" w:cs="Arial"/>
+                <w:b/>
+                <w:bCs/>
+                <w:color w:val="000000" w:themeColor="text1"/>
+              </w:rPr>
+            </w:pPr>
+            <w:r>
+              <w:rPr>
+                <w:rFonts w:ascii="Arial" w:hAnsi="Arial" w:cs="Arial"/>
+                <w:b/>
+                <w:bCs/>
+                <w:color w:val="000000" w:themeColor="text1"/>
+              </w:rPr>
+              <w:t>2</w:t>
+            </w:r>
+          </w:p>
+        </w:tc>
+        <w:tc>
+          <w:tcPr>
+            <w:tcW w:w="4901" w:type="dxa"/>
+            <w:hideMark/>
+          </w:tcPr>
+          <w:p>
+            <w:pPr>
+              <w:rPr>
+                <w:rFonts w:ascii="Arial" w:hAnsi="Arial" w:cs="Arial"/>
+                <w:color w:val="000000" w:themeColor="text1"/>
+              </w:rPr>
+            </w:pPr>
+            <w:r>
+              <w:rPr>
+                <w:rFonts w:ascii="Arial" w:hAnsi="Arial" w:cs="Arial"/>
+                <w:color w:val="000000" w:themeColor="text1"/>
+              </w:rPr>
+              <w:t>Business Requirements Specification (BRD) for B2C portal: Collect historical customer data with Luiz Ricardo, define user stories, and map payment gateway flows.</w:t>
+            </w:r>
+          </w:p>
+        </w:tc>
+        <w:tc>
+          <w:tcPr>
+            <w:tcW w:w="2580" w:type="dxa"/>
+            <w:hideMark/>
+          </w:tcPr>
+          <w:p>
+            <w:pPr>
+              <w:rPr>
+                <w:rFonts w:ascii="Arial" w:hAnsi="Arial" w:cs="Arial"/>
+                <w:color w:val="000000" w:themeColor="text1"/>
+              </w:rPr>
+            </w:pPr>
+            <w:r>
+              <w:rPr>
+                <w:rFonts w:ascii="Arial" w:hAnsi="Arial" w:cs="Arial"/>
+                <w:color w:val="000000" w:themeColor="text1"/>
+              </w:rPr>
+              <w:t>Project Schedule to execute the survey in Month 2, validated in pre-approved weekly meetings.</w:t>
+            </w:r>
+          </w:p>
+        </w:tc>
+      </w:tr>
+      <w:tr>
+        <w:trPr>
+          <w:trHeight w:val="1554"/>
+        </w:trPr>
+        <w:tc>
+          <w:tcPr>
+            <w:tcW w:w="279" w:type="dxa"/>
+            <w:hideMark/>
+          </w:tcPr>
+          <w:p>
+            <w:pPr>
+              <w:rPr>
+                <w:rFonts w:ascii="Arial" w:hAnsi="Arial" w:cs="Arial"/>
+                <w:b/>
+                <w:bCs/>
+                <w:color w:val="000000" w:themeColor="text1"/>
+              </w:rPr>
+            </w:pPr>
+            <w:r>
+              <w:rPr>
+                <w:rFonts w:ascii="Arial" w:hAnsi="Arial" w:cs="Arial"/>
+                <w:b/>
+                <w:bCs/>
+                <w:color w:val="000000" w:themeColor="text1"/>
+              </w:rPr>
+              <w:t>3</w:t>
+            </w:r>
+          </w:p>
+        </w:tc>
+        <w:tc>
+          <w:tcPr>
+            <w:tcW w:w="4901" w:type="dxa"/>
+            <w:hideMark/>
+          </w:tcPr>
+          <w:p>
+            <w:pPr>
+              <w:rPr>
+                <w:rFonts w:ascii="Arial" w:hAnsi="Arial" w:cs="Arial"/>
+                <w:color w:val="000000" w:themeColor="text1"/>
+              </w:rPr>
+            </w:pPr>
+            <w:r>
+              <w:rPr>
+                <w:rFonts w:ascii="Arial" w:hAnsi="Arial" w:cs="Arial"/>
+                <w:color w:val="000000" w:themeColor="text1"/>
+              </w:rPr>
+              <w:t>Transition Communication Plan: Define support protocols and the SaaS workshop schedule for current staff.</w:t>
+            </w:r>
+          </w:p>
+        </w:tc>
+        <w:tc>
+          <w:tcPr>
+            <w:tcW w:w="2580" w:type="dxa"/>
+            <w:hideMark/>
+          </w:tcPr>
+          <w:p>
+            <w:pPr>
+              <w:rPr>
+                <w:rFonts w:ascii="Arial" w:hAnsi="Arial" w:cs="Arial"/>
+                <w:color w:val="000000" w:themeColor="text1"/>
+              </w:rPr>
+            </w:pPr>
+            <w:r>
+              <w:rPr>
+                <w:rFonts w:ascii="Arial" w:hAnsi="Arial" w:cs="Arial"/>
+                <w:color w:val="000000" w:themeColor="text1"/>
+              </w:rPr>
+              <w:t>Project Schedule and RACI Matrix to execute and approve formal approvals in Phase 2.</w:t>
+            </w:r>
+          </w:p>
+        </w:tc>
+      </w:tr>
+    </w:tbl>
     <w:p>
       <w:pPr>
         <w:rPr>
@@ -1262,15 +2494,7 @@
           <w:rFonts w:ascii="Arial" w:hAnsi="Arial" w:cs="Arial"/>
           <w:color w:val="000000" w:themeColor="text1"/>
         </w:rPr>
-        <w:t xml:space="preserve">Semi-structured Interviews were used. This allowed us to guide the conversation towards critical points (such as compliance with supplier policy and ERP requirements) while giving space to sales </w:t>
-      </w:r>
-      <w:r>
-        <w:rPr>
-          <w:rFonts w:ascii="Arial" w:hAnsi="Arial" w:cs="Arial"/>
-          <w:color w:val="000000" w:themeColor="text1"/>
-        </w:rPr>
-        <w:lastRenderedPageBreak/>
-        <w:t>and operations to present their unique requirements related to the satisfaction of today's B2B customer.</w:t>
+        <w:t>Semi-structured Interviews were used. This allowed us to guide the conversation towards critical points (such as compliance with supplier policy and ERP requirements) while giving space to sales and operations to present their unique requirements related to the satisfaction of today's B2B customer.</w:t>
       </w:r>
     </w:p>
     <w:p>
@@ -1380,6 +2604,4123 @@
         <w:rPr>
           <w:rFonts w:ascii="Arial" w:hAnsi="Arial" w:cs="Arial"/>
           <w:color w:val="000000" w:themeColor="text1"/>
+        </w:rPr>
+      </w:pPr>
+    </w:p>
+    <w:p>
+      <w:pPr>
+        <w:rPr>
+          <w:rFonts w:ascii="Arial" w:hAnsi="Arial" w:cs="Arial"/>
+          <w:b/>
+          <w:bCs/>
+          <w:color w:val="000000" w:themeColor="text1"/>
+        </w:rPr>
+      </w:pPr>
+      <w:r>
+        <w:rPr>
+          <w:rFonts w:ascii="Arial" w:hAnsi="Arial" w:cs="Arial"/>
+          <w:b/>
+          <w:bCs/>
+          <w:color w:val="000000" w:themeColor="text1"/>
+        </w:rPr>
+        <w:t>Business Analysis Scope</w:t>
+      </w:r>
+    </w:p>
+    <w:p>
+      <w:pPr>
+        <w:rPr>
+          <w:rFonts w:ascii="Arial" w:hAnsi="Arial" w:cs="Arial"/>
+          <w:b/>
+          <w:bCs/>
+          <w:color w:val="000000" w:themeColor="text1"/>
+        </w:rPr>
+      </w:pPr>
+    </w:p>
+    <w:p>
+      <w:pPr>
+        <w:pStyle w:val="ListParagraph"/>
+        <w:numPr>
+          <w:ilvl w:val="0"/>
+          <w:numId w:val="11"/>
+        </w:numPr>
+        <w:rPr>
+          <w:rFonts w:ascii="Arial" w:hAnsi="Arial" w:cs="Arial"/>
+          <w:b/>
+          <w:bCs/>
+          <w:color w:val="000000" w:themeColor="text1"/>
+        </w:rPr>
+      </w:pPr>
+      <w:r>
+        <w:rPr>
+          <w:rFonts w:ascii="Arial" w:hAnsi="Arial" w:cs="Arial"/>
+          <w:b/>
+          <w:bCs/>
+          <w:color w:val="000000" w:themeColor="text1"/>
+        </w:rPr>
+        <w:t>Cloud-First SaaS and B2C Model</w:t>
+      </w:r>
+    </w:p>
+    <w:p>
+      <w:pPr>
+        <w:rPr>
+          <w:rFonts w:ascii="Arial" w:hAnsi="Arial" w:cs="Arial"/>
+          <w:color w:val="000000" w:themeColor="text1"/>
+        </w:rPr>
+      </w:pPr>
+    </w:p>
+    <w:tbl>
+      <w:tblPr>
+        <w:tblStyle w:val="TableGrid"/>
+        <w:tblW w:w="10340" w:type="dxa"/>
+        <w:tblLook w:val="04A0" w:firstRow="1" w:lastRow="0" w:firstColumn="1" w:lastColumn="0" w:noHBand="0" w:noVBand="1"/>
+      </w:tblPr>
+      <w:tblGrid>
+        <w:gridCol w:w="2192"/>
+        <w:gridCol w:w="4032"/>
+        <w:gridCol w:w="2076"/>
+        <w:gridCol w:w="2040"/>
+      </w:tblGrid>
+      <w:tr>
+        <w:trPr>
+          <w:trHeight w:val="680"/>
+        </w:trPr>
+        <w:tc>
+          <w:tcPr>
+            <w:tcW w:w="2303" w:type="dxa"/>
+            <w:hideMark/>
+          </w:tcPr>
+          <w:p>
+            <w:pPr>
+              <w:rPr>
+                <w:rFonts w:ascii="Arial" w:hAnsi="Arial" w:cs="Arial"/>
+                <w:b/>
+                <w:bCs/>
+                <w:color w:val="000000"/>
+              </w:rPr>
+            </w:pPr>
+            <w:r>
+              <w:rPr>
+                <w:rFonts w:ascii="Arial" w:hAnsi="Arial" w:cs="Arial"/>
+                <w:b/>
+                <w:bCs/>
+                <w:color w:val="000000"/>
+              </w:rPr>
+              <w:t>Deliverables and activities approved</w:t>
+            </w:r>
+          </w:p>
+        </w:tc>
+        <w:tc>
+          <w:tcPr>
+            <w:tcW w:w="3571" w:type="dxa"/>
+            <w:hideMark/>
+          </w:tcPr>
+          <w:p>
+            <w:pPr>
+              <w:rPr>
+                <w:rFonts w:ascii="Arial" w:hAnsi="Arial" w:cs="Arial"/>
+                <w:b/>
+                <w:bCs/>
+                <w:color w:val="000000"/>
+              </w:rPr>
+            </w:pPr>
+            <w:r>
+              <w:rPr>
+                <w:rFonts w:ascii="Arial" w:hAnsi="Arial" w:cs="Arial"/>
+                <w:b/>
+                <w:bCs/>
+                <w:color w:val="000000"/>
+              </w:rPr>
+              <w:t>Acceptance criteria</w:t>
+            </w:r>
+          </w:p>
+        </w:tc>
+        <w:tc>
+          <w:tcPr>
+            <w:tcW w:w="2243" w:type="dxa"/>
+            <w:hideMark/>
+          </w:tcPr>
+          <w:p>
+            <w:pPr>
+              <w:rPr>
+                <w:rFonts w:ascii="Arial" w:hAnsi="Arial" w:cs="Arial"/>
+                <w:b/>
+                <w:bCs/>
+                <w:color w:val="000000"/>
+              </w:rPr>
+            </w:pPr>
+            <w:r>
+              <w:rPr>
+                <w:rFonts w:ascii="Arial" w:hAnsi="Arial" w:cs="Arial"/>
+                <w:b/>
+                <w:bCs/>
+                <w:color w:val="000000"/>
+              </w:rPr>
+              <w:t>Risks mitigated</w:t>
+            </w:r>
+          </w:p>
+        </w:tc>
+        <w:tc>
+          <w:tcPr>
+            <w:tcW w:w="2223" w:type="dxa"/>
+            <w:hideMark/>
+          </w:tcPr>
+          <w:p>
+            <w:pPr>
+              <w:rPr>
+                <w:rFonts w:ascii="Arial" w:hAnsi="Arial" w:cs="Arial"/>
+                <w:b/>
+                <w:bCs/>
+                <w:color w:val="000000"/>
+              </w:rPr>
+            </w:pPr>
+            <w:r>
+              <w:rPr>
+                <w:rFonts w:ascii="Arial" w:hAnsi="Arial" w:cs="Arial"/>
+                <w:b/>
+                <w:bCs/>
+                <w:color w:val="000000"/>
+              </w:rPr>
+              <w:t>Addressing competing demands</w:t>
+            </w:r>
+          </w:p>
+        </w:tc>
+      </w:tr>
+      <w:tr>
+        <w:trPr>
+          <w:trHeight w:val="5008"/>
+        </w:trPr>
+        <w:tc>
+          <w:tcPr>
+            <w:tcW w:w="2303" w:type="dxa"/>
+            <w:hideMark/>
+          </w:tcPr>
+          <w:p>
+            <w:pPr>
+              <w:rPr>
+                <w:rFonts w:ascii="Arial" w:hAnsi="Arial" w:cs="Arial"/>
+                <w:color w:val="000000"/>
+              </w:rPr>
+            </w:pPr>
+            <w:r>
+              <w:rPr>
+                <w:rFonts w:ascii="Arial" w:hAnsi="Arial" w:cs="Arial"/>
+                <w:color w:val="000000"/>
+              </w:rPr>
+              <w:t>- Workforce Impact Analysis</w:t>
+            </w:r>
+            <w:r>
+              <w:rPr>
+                <w:rFonts w:ascii="Arial" w:hAnsi="Arial" w:cs="Arial"/>
+                <w:color w:val="000000"/>
+              </w:rPr>
+              <w:br/>
+              <w:t>- Business Requirements Specification (BRD) for the B2C portal</w:t>
+            </w:r>
+            <w:r>
+              <w:rPr>
+                <w:rFonts w:ascii="Arial" w:hAnsi="Arial" w:cs="Arial"/>
+                <w:color w:val="000000"/>
+              </w:rPr>
+              <w:br/>
+              <w:t>- Transition Communication Plan.</w:t>
+            </w:r>
+          </w:p>
+        </w:tc>
+        <w:tc>
+          <w:tcPr>
+            <w:tcW w:w="3571" w:type="dxa"/>
+            <w:hideMark/>
+          </w:tcPr>
+          <w:p>
+            <w:pPr>
+              <w:rPr>
+                <w:rFonts w:ascii="Arial" w:hAnsi="Arial" w:cs="Arial"/>
+                <w:color w:val="000000"/>
+              </w:rPr>
+            </w:pPr>
+            <w:r>
+              <w:rPr>
+                <w:rFonts w:ascii="Arial" w:hAnsi="Arial" w:cs="Arial"/>
+                <w:color w:val="000000"/>
+              </w:rPr>
+              <w:t>- Software Development Policy (SDLC stages)</w:t>
+            </w:r>
+            <w:r>
+              <w:rPr>
+                <w:rFonts w:ascii="Arial" w:hAnsi="Arial" w:cs="Arial"/>
+                <w:color w:val="000000"/>
+              </w:rPr>
+              <w:br/>
+              <w:t>- Documentation Policy, utilizing the naming convention [</w:t>
+            </w:r>
+            <w:proofErr w:type="spellStart"/>
+            <w:r>
+              <w:rPr>
+                <w:rFonts w:ascii="Arial" w:hAnsi="Arial" w:cs="Arial"/>
+                <w:color w:val="000000"/>
+              </w:rPr>
+              <w:t>Department_Type_Detail_Version</w:t>
+            </w:r>
+            <w:proofErr w:type="spellEnd"/>
+            <w:r>
+              <w:rPr>
+                <w:rFonts w:ascii="Arial" w:hAnsi="Arial" w:cs="Arial"/>
+                <w:color w:val="000000"/>
+              </w:rPr>
+              <w:t xml:space="preserve">]. </w:t>
+            </w:r>
+            <w:r>
+              <w:rPr>
+                <w:rFonts w:ascii="Arial" w:hAnsi="Arial" w:cs="Arial"/>
+                <w:color w:val="000000"/>
+              </w:rPr>
+              <w:br/>
+            </w:r>
+            <w:r>
+              <w:rPr>
+                <w:rFonts w:ascii="Arial" w:hAnsi="Arial" w:cs="Arial"/>
+                <w:color w:val="000000"/>
+              </w:rPr>
+              <w:br/>
+              <w:t>- High level of detail</w:t>
+            </w:r>
+            <w:r>
+              <w:rPr>
+                <w:rFonts w:ascii="Arial" w:hAnsi="Arial" w:cs="Arial"/>
+                <w:color w:val="000000"/>
+              </w:rPr>
+              <w:br/>
+            </w:r>
+            <w:r>
+              <w:rPr>
+                <w:rFonts w:ascii="Arial" w:hAnsi="Arial" w:cs="Arial"/>
+                <w:color w:val="000000"/>
+              </w:rPr>
+              <w:br/>
+              <w:t>- High frequent reviews with weekly</w:t>
+            </w:r>
+            <w:r>
+              <w:rPr>
+                <w:rFonts w:ascii="Arial" w:hAnsi="Arial" w:cs="Arial"/>
+                <w:color w:val="000000"/>
+              </w:rPr>
+              <w:br/>
+            </w:r>
+            <w:r>
+              <w:rPr>
+                <w:rFonts w:ascii="Arial" w:hAnsi="Arial" w:cs="Arial"/>
+                <w:color w:val="000000"/>
+              </w:rPr>
+              <w:br/>
+              <w:t xml:space="preserve">- Fortnightly management check-ins. </w:t>
+            </w:r>
+            <w:r>
+              <w:rPr>
+                <w:rFonts w:ascii="Arial" w:hAnsi="Arial" w:cs="Arial"/>
+                <w:color w:val="000000"/>
+              </w:rPr>
+              <w:br/>
+            </w:r>
+            <w:r>
+              <w:rPr>
+                <w:rFonts w:ascii="Arial" w:hAnsi="Arial" w:cs="Arial"/>
+                <w:color w:val="000000"/>
+              </w:rPr>
+              <w:br/>
+              <w:t>- All cloud specs must pass an ICT risk assessment and be approved by the ICT General Manager before execution</w:t>
+            </w:r>
+          </w:p>
+        </w:tc>
+        <w:tc>
+          <w:tcPr>
+            <w:tcW w:w="2243" w:type="dxa"/>
+            <w:hideMark/>
+          </w:tcPr>
+          <w:p>
+            <w:pPr>
+              <w:rPr>
+                <w:rFonts w:ascii="Arial" w:hAnsi="Arial" w:cs="Arial"/>
+                <w:color w:val="000000"/>
+              </w:rPr>
+            </w:pPr>
+            <w:r>
+              <w:rPr>
+                <w:rFonts w:ascii="Arial" w:hAnsi="Arial" w:cs="Arial"/>
+                <w:color w:val="000000"/>
+              </w:rPr>
+              <w:t>- Financial cash flow risks will be mitigated by enforcing the Finance Authorisation Policy</w:t>
+            </w:r>
+            <w:r>
+              <w:rPr>
+                <w:rFonts w:ascii="Arial" w:hAnsi="Arial" w:cs="Arial"/>
+                <w:color w:val="000000"/>
+              </w:rPr>
+              <w:br/>
+              <w:t>- Anna Armstrong must approve, $2M budget limit</w:t>
+            </w:r>
+          </w:p>
+        </w:tc>
+        <w:tc>
+          <w:tcPr>
+            <w:tcW w:w="2223" w:type="dxa"/>
+            <w:hideMark/>
+          </w:tcPr>
+          <w:p>
+            <w:pPr>
+              <w:rPr>
+                <w:rFonts w:ascii="Arial" w:hAnsi="Arial" w:cs="Arial"/>
+                <w:color w:val="000000"/>
+              </w:rPr>
+            </w:pPr>
+            <w:r>
+              <w:rPr>
+                <w:rFonts w:ascii="Arial" w:hAnsi="Arial" w:cs="Arial"/>
+                <w:color w:val="000000"/>
+              </w:rPr>
+              <w:t xml:space="preserve">- Structural conflicts using the </w:t>
+            </w:r>
+            <w:proofErr w:type="spellStart"/>
+            <w:r>
+              <w:rPr>
+                <w:rFonts w:ascii="Arial" w:hAnsi="Arial" w:cs="Arial"/>
+                <w:color w:val="000000"/>
+              </w:rPr>
+              <w:t>MoSCoW</w:t>
+            </w:r>
+            <w:proofErr w:type="spellEnd"/>
+            <w:r>
+              <w:rPr>
+                <w:rFonts w:ascii="Arial" w:hAnsi="Arial" w:cs="Arial"/>
+                <w:color w:val="000000"/>
+              </w:rPr>
+              <w:t xml:space="preserve"> prioritization technique - </w:t>
+            </w:r>
+            <w:r>
+              <w:rPr>
+                <w:rFonts w:ascii="Arial" w:hAnsi="Arial" w:cs="Arial"/>
+                <w:color w:val="000000"/>
+              </w:rPr>
+              <w:br/>
+            </w:r>
+            <w:r>
+              <w:rPr>
+                <w:rFonts w:ascii="Arial" w:hAnsi="Arial" w:cs="Arial"/>
+                <w:color w:val="000000"/>
+              </w:rPr>
+              <w:br/>
+              <w:t>- During the BRD phase, with final arbitration from the CEO.</w:t>
+            </w:r>
+          </w:p>
+        </w:tc>
+      </w:tr>
+    </w:tbl>
+    <w:p>
+      <w:pPr>
+        <w:rPr>
+          <w:rFonts w:ascii="Arial" w:hAnsi="Arial" w:cs="Arial"/>
+          <w:color w:val="000000" w:themeColor="text1"/>
+        </w:rPr>
+      </w:pPr>
+    </w:p>
+    <w:p>
+      <w:pPr>
+        <w:pStyle w:val="ListParagraph"/>
+        <w:numPr>
+          <w:ilvl w:val="0"/>
+          <w:numId w:val="11"/>
+        </w:numPr>
+        <w:rPr>
+          <w:rFonts w:ascii="Arial" w:hAnsi="Arial" w:cs="Arial"/>
+          <w:color w:val="000000" w:themeColor="text1"/>
+        </w:rPr>
+      </w:pPr>
+      <w:r>
+        <w:rPr>
+          <w:rFonts w:ascii="Arial" w:hAnsi="Arial" w:cs="Arial"/>
+          <w:b/>
+          <w:bCs/>
+          <w:color w:val="000000" w:themeColor="text1"/>
+        </w:rPr>
+        <w:t>Strategic Hardware Partnerships and Outsourced Distribution</w:t>
+      </w:r>
+    </w:p>
+    <w:p>
+      <w:pPr>
+        <w:rPr>
+          <w:rFonts w:ascii="Arial" w:hAnsi="Arial" w:cs="Arial"/>
+          <w:color w:val="000000" w:themeColor="text1"/>
+        </w:rPr>
+      </w:pPr>
+    </w:p>
+    <w:tbl>
+      <w:tblPr>
+        <w:tblStyle w:val="TableGrid"/>
+        <w:tblW w:w="10360" w:type="dxa"/>
+        <w:tblLook w:val="04A0" w:firstRow="1" w:lastRow="0" w:firstColumn="1" w:lastColumn="0" w:noHBand="0" w:noVBand="1"/>
+      </w:tblPr>
+      <w:tblGrid>
+        <w:gridCol w:w="2600"/>
+        <w:gridCol w:w="2580"/>
+        <w:gridCol w:w="2580"/>
+        <w:gridCol w:w="2600"/>
+      </w:tblGrid>
+      <w:tr>
+        <w:trPr>
+          <w:trHeight w:val="1040"/>
+        </w:trPr>
+        <w:tc>
+          <w:tcPr>
+            <w:tcW w:w="2600" w:type="dxa"/>
+            <w:hideMark/>
+          </w:tcPr>
+          <w:p>
+            <w:pPr>
+              <w:rPr>
+                <w:rFonts w:ascii="Arial" w:hAnsi="Arial" w:cs="Arial"/>
+                <w:b/>
+                <w:bCs/>
+                <w:color w:val="000000"/>
+              </w:rPr>
+            </w:pPr>
+            <w:r>
+              <w:rPr>
+                <w:rFonts w:ascii="Arial" w:hAnsi="Arial" w:cs="Arial"/>
+                <w:b/>
+                <w:bCs/>
+                <w:color w:val="000000"/>
+              </w:rPr>
+              <w:t>Deliverables and activities approved</w:t>
+            </w:r>
+          </w:p>
+        </w:tc>
+        <w:tc>
+          <w:tcPr>
+            <w:tcW w:w="2580" w:type="dxa"/>
+            <w:hideMark/>
+          </w:tcPr>
+          <w:p>
+            <w:pPr>
+              <w:rPr>
+                <w:rFonts w:ascii="Arial" w:hAnsi="Arial" w:cs="Arial"/>
+                <w:b/>
+                <w:bCs/>
+                <w:color w:val="000000"/>
+              </w:rPr>
+            </w:pPr>
+            <w:r>
+              <w:rPr>
+                <w:rFonts w:ascii="Arial" w:hAnsi="Arial" w:cs="Arial"/>
+                <w:b/>
+                <w:bCs/>
+                <w:color w:val="000000"/>
+              </w:rPr>
+              <w:t>Acceptance criteria</w:t>
+            </w:r>
+          </w:p>
+        </w:tc>
+        <w:tc>
+          <w:tcPr>
+            <w:tcW w:w="2580" w:type="dxa"/>
+            <w:hideMark/>
+          </w:tcPr>
+          <w:p>
+            <w:pPr>
+              <w:rPr>
+                <w:rFonts w:ascii="Arial" w:hAnsi="Arial" w:cs="Arial"/>
+                <w:b/>
+                <w:bCs/>
+                <w:color w:val="000000"/>
+              </w:rPr>
+            </w:pPr>
+            <w:r>
+              <w:rPr>
+                <w:rFonts w:ascii="Arial" w:hAnsi="Arial" w:cs="Arial"/>
+                <w:b/>
+                <w:bCs/>
+                <w:color w:val="000000"/>
+              </w:rPr>
+              <w:t>Risks mitigated</w:t>
+            </w:r>
+          </w:p>
+        </w:tc>
+        <w:tc>
+          <w:tcPr>
+            <w:tcW w:w="2600" w:type="dxa"/>
+            <w:hideMark/>
+          </w:tcPr>
+          <w:p>
+            <w:pPr>
+              <w:rPr>
+                <w:rFonts w:ascii="Arial" w:hAnsi="Arial" w:cs="Arial"/>
+                <w:b/>
+                <w:bCs/>
+                <w:color w:val="000000"/>
+              </w:rPr>
+            </w:pPr>
+            <w:r>
+              <w:rPr>
+                <w:rFonts w:ascii="Arial" w:hAnsi="Arial" w:cs="Arial"/>
+                <w:b/>
+                <w:bCs/>
+                <w:color w:val="000000"/>
+              </w:rPr>
+              <w:t>Addressing competing demands</w:t>
+            </w:r>
+          </w:p>
+        </w:tc>
+      </w:tr>
+      <w:tr>
+        <w:trPr>
+          <w:trHeight w:val="4440"/>
+        </w:trPr>
+        <w:tc>
+          <w:tcPr>
+            <w:tcW w:w="2600" w:type="dxa"/>
+            <w:hideMark/>
+          </w:tcPr>
+          <w:p>
+            <w:pPr>
+              <w:rPr>
+                <w:rFonts w:ascii="Arial" w:hAnsi="Arial" w:cs="Arial"/>
+                <w:color w:val="000000"/>
+              </w:rPr>
+            </w:pPr>
+            <w:r>
+              <w:rPr>
+                <w:rFonts w:ascii="Arial" w:hAnsi="Arial" w:cs="Arial"/>
+                <w:color w:val="000000" w:themeColor="text1"/>
+              </w:rPr>
+              <w:lastRenderedPageBreak/>
+              <w:t xml:space="preserve">- Supplier and SLA Evaluation Matrix2. </w:t>
+            </w:r>
+            <w:r>
+              <w:rPr>
+                <w:rFonts w:ascii="Arial" w:hAnsi="Arial" w:cs="Arial"/>
+                <w:color w:val="000000" w:themeColor="text1"/>
+              </w:rPr>
+              <w:br/>
+            </w:r>
+            <w:r>
+              <w:rPr>
+                <w:rFonts w:ascii="Arial" w:hAnsi="Arial" w:cs="Arial"/>
+                <w:color w:val="000000" w:themeColor="text1"/>
+              </w:rPr>
+              <w:br/>
+              <w:t xml:space="preserve">- ERP Integration Requirements Specification3. </w:t>
+            </w:r>
+            <w:r>
+              <w:rPr>
+                <w:rFonts w:ascii="Arial" w:hAnsi="Arial" w:cs="Arial"/>
+                <w:color w:val="000000" w:themeColor="text1"/>
+              </w:rPr>
+              <w:br/>
+            </w:r>
+            <w:r>
+              <w:rPr>
+                <w:rFonts w:ascii="Arial" w:hAnsi="Arial" w:cs="Arial"/>
+                <w:color w:val="000000" w:themeColor="text1"/>
+              </w:rPr>
+              <w:br/>
+              <w:t>-Pilot Review Report</w:t>
+            </w:r>
+          </w:p>
+        </w:tc>
+        <w:tc>
+          <w:tcPr>
+            <w:tcW w:w="2580" w:type="dxa"/>
+            <w:hideMark/>
+          </w:tcPr>
+          <w:p>
+            <w:pPr>
+              <w:rPr>
+                <w:rFonts w:ascii="Arial" w:hAnsi="Arial" w:cs="Arial"/>
+                <w:color w:val="000000"/>
+              </w:rPr>
+            </w:pPr>
+            <w:r>
+              <w:rPr>
+                <w:rFonts w:ascii="Arial" w:hAnsi="Arial" w:cs="Arial"/>
+                <w:color w:val="000000" w:themeColor="text1"/>
+              </w:rPr>
+              <w:t xml:space="preserve">- Must comply with the "New Supplier Policy" checklist (PPSR review, credit checks, 30-day payment terms). </w:t>
+            </w:r>
+            <w:r>
+              <w:rPr>
+                <w:rFonts w:ascii="Arial" w:hAnsi="Arial" w:cs="Arial"/>
+                <w:color w:val="000000" w:themeColor="text1"/>
+              </w:rPr>
+              <w:br/>
+            </w:r>
+            <w:r>
+              <w:rPr>
+                <w:rFonts w:ascii="Arial" w:hAnsi="Arial" w:cs="Arial"/>
+                <w:color w:val="000000" w:themeColor="text1"/>
+              </w:rPr>
+              <w:br/>
+              <w:t xml:space="preserve">- Highly formal due to third-party legalities. </w:t>
+            </w:r>
+            <w:r>
+              <w:rPr>
+                <w:rFonts w:ascii="Arial" w:hAnsi="Arial" w:cs="Arial"/>
+                <w:color w:val="000000" w:themeColor="text1"/>
+              </w:rPr>
+              <w:br/>
+            </w:r>
+            <w:r>
+              <w:rPr>
+                <w:rFonts w:ascii="Arial" w:hAnsi="Arial" w:cs="Arial"/>
+                <w:color w:val="000000" w:themeColor="text1"/>
+              </w:rPr>
+              <w:br/>
+              <w:t xml:space="preserve">- Status </w:t>
+            </w:r>
+            <w:proofErr w:type="gramStart"/>
+            <w:r>
+              <w:rPr>
+                <w:rFonts w:ascii="Arial" w:hAnsi="Arial" w:cs="Arial"/>
+                <w:color w:val="000000" w:themeColor="text1"/>
+              </w:rPr>
+              <w:t>u[</w:t>
+            </w:r>
+            <w:proofErr w:type="gramEnd"/>
+            <w:r>
+              <w:rPr>
+                <w:rFonts w:ascii="Arial" w:hAnsi="Arial" w:cs="Arial"/>
+                <w:color w:val="000000" w:themeColor="text1"/>
+              </w:rPr>
+              <w:t>date weekly to Operations and Sales.</w:t>
+            </w:r>
+          </w:p>
+        </w:tc>
+        <w:tc>
+          <w:tcPr>
+            <w:tcW w:w="2580" w:type="dxa"/>
+            <w:hideMark/>
+          </w:tcPr>
+          <w:p>
+            <w:pPr>
+              <w:rPr>
+                <w:rFonts w:ascii="Arial" w:hAnsi="Arial" w:cs="Arial"/>
+                <w:color w:val="000000"/>
+              </w:rPr>
+            </w:pPr>
+            <w:r>
+              <w:rPr>
+                <w:rFonts w:ascii="Arial" w:hAnsi="Arial" w:cs="Arial"/>
+                <w:color w:val="000000" w:themeColor="text1"/>
+              </w:rPr>
+              <w:t>Quality and supply reliability risks are mitigated by executing a rigorous Pilot Review before full deployment, ensuring the outsourced tablets function identically to internal standards.</w:t>
+            </w:r>
+          </w:p>
+        </w:tc>
+        <w:tc>
+          <w:tcPr>
+            <w:tcW w:w="2600" w:type="dxa"/>
+            <w:hideMark/>
+          </w:tcPr>
+          <w:p>
+            <w:pPr>
+              <w:rPr>
+                <w:rFonts w:ascii="Arial" w:hAnsi="Arial" w:cs="Arial"/>
+                <w:color w:val="000000"/>
+              </w:rPr>
+            </w:pPr>
+            <w:r>
+              <w:rPr>
+                <w:rFonts w:ascii="Arial" w:hAnsi="Arial" w:cs="Arial"/>
+                <w:color w:val="000000" w:themeColor="text1"/>
+              </w:rPr>
+              <w:t xml:space="preserve">- Conflicting priorities between Sales while </w:t>
+            </w:r>
+            <w:r>
+              <w:rPr>
+                <w:rFonts w:ascii="Arial" w:hAnsi="Arial" w:cs="Arial"/>
+                <w:color w:val="000000" w:themeColor="text1"/>
+              </w:rPr>
+              <w:t>testing</w:t>
+            </w:r>
+            <w:r>
+              <w:rPr>
+                <w:rFonts w:ascii="Arial" w:hAnsi="Arial" w:cs="Arial"/>
+                <w:color w:val="000000" w:themeColor="text1"/>
+              </w:rPr>
+              <w:t xml:space="preserve"> systems</w:t>
+            </w:r>
+          </w:p>
+        </w:tc>
+      </w:tr>
+    </w:tbl>
+    <w:p>
+      <w:pPr>
+        <w:rPr>
+          <w:rFonts w:ascii="Arial" w:hAnsi="Arial" w:cs="Arial"/>
+          <w:color w:val="000000" w:themeColor="text1"/>
+        </w:rPr>
+      </w:pPr>
+    </w:p>
+    <w:p>
+      <w:pPr>
+        <w:rPr>
+          <w:rFonts w:ascii="Arial" w:hAnsi="Arial" w:cs="Arial"/>
+          <w:color w:val="000000" w:themeColor="text1"/>
+        </w:rPr>
+      </w:pPr>
+    </w:p>
+    <w:p>
+      <w:pPr>
+        <w:rPr>
+          <w:rFonts w:ascii="Arial" w:hAnsi="Arial" w:cs="Arial"/>
+          <w:color w:val="000000" w:themeColor="text1"/>
+        </w:rPr>
+      </w:pPr>
+    </w:p>
+    <w:p>
+      <w:pPr>
+        <w:spacing w:after="160" w:line="278" w:lineRule="auto"/>
+        <w:rPr>
+          <w:rFonts w:ascii="Arial" w:hAnsi="Arial" w:cs="Arial"/>
+          <w:b/>
+          <w:bCs/>
+          <w:color w:val="000000" w:themeColor="text1"/>
+        </w:rPr>
+      </w:pPr>
+      <w:r>
+        <w:rPr>
+          <w:rFonts w:ascii="Arial" w:hAnsi="Arial" w:cs="Arial"/>
+          <w:b/>
+          <w:bCs/>
+          <w:color w:val="000000" w:themeColor="text1"/>
+        </w:rPr>
+        <w:br w:type="page"/>
+      </w:r>
+    </w:p>
+    <w:p>
+      <w:pPr>
+        <w:rPr>
+          <w:rFonts w:ascii="Arial" w:hAnsi="Arial" w:cs="Arial"/>
+          <w:b/>
+          <w:bCs/>
+          <w:color w:val="000000" w:themeColor="text1"/>
+        </w:rPr>
+      </w:pPr>
+      <w:r>
+        <w:rPr>
+          <w:rFonts w:ascii="Arial" w:hAnsi="Arial" w:cs="Arial"/>
+          <w:b/>
+          <w:bCs/>
+          <w:color w:val="000000" w:themeColor="text1"/>
+        </w:rPr>
+        <w:lastRenderedPageBreak/>
+        <w:t>Estimates for Business Analysis Work</w:t>
+      </w:r>
+    </w:p>
+    <w:p>
+      <w:pPr>
+        <w:rPr>
+          <w:rFonts w:ascii="Arial" w:hAnsi="Arial" w:cs="Arial"/>
+          <w:color w:val="000000" w:themeColor="text1"/>
+        </w:rPr>
+      </w:pPr>
+    </w:p>
+    <w:p>
+      <w:pPr>
+        <w:rPr>
+          <w:rFonts w:ascii="Arial" w:hAnsi="Arial" w:cs="Arial"/>
+          <w:color w:val="000000" w:themeColor="text1"/>
+        </w:rPr>
+      </w:pPr>
+      <w:r>
+        <w:rPr>
+          <w:rFonts w:ascii="Arial" w:hAnsi="Arial" w:cs="Arial"/>
+          <w:color w:val="000000" w:themeColor="text1"/>
+        </w:rPr>
+        <w:t xml:space="preserve">The business analysis work estimated </w:t>
+      </w:r>
+      <w:r>
+        <w:rPr>
+          <w:rFonts w:ascii="Arial" w:hAnsi="Arial" w:cs="Arial"/>
+          <w:color w:val="000000" w:themeColor="text1"/>
+        </w:rPr>
+        <w:t>by</w:t>
+      </w:r>
+      <w:r>
+        <w:rPr>
+          <w:rFonts w:ascii="Arial" w:hAnsi="Arial" w:cs="Arial"/>
+          <w:color w:val="000000" w:themeColor="text1"/>
+        </w:rPr>
+        <w:t xml:space="preserve"> the Bottom-Up Estimation technique</w:t>
+      </w:r>
+      <w:r>
+        <w:rPr>
+          <w:rFonts w:ascii="Arial" w:hAnsi="Arial" w:cs="Arial"/>
+          <w:color w:val="000000" w:themeColor="text1"/>
+        </w:rPr>
+        <w:t>.</w:t>
+      </w:r>
+    </w:p>
+    <w:p>
+      <w:pPr>
+        <w:rPr>
+          <w:rFonts w:ascii="Arial" w:hAnsi="Arial" w:cs="Arial"/>
+          <w:color w:val="000000" w:themeColor="text1"/>
+        </w:rPr>
+      </w:pPr>
+    </w:p>
+    <w:p>
+      <w:pPr>
+        <w:rPr>
+          <w:rFonts w:ascii="Arial" w:hAnsi="Arial" w:cs="Arial"/>
+          <w:color w:val="000000" w:themeColor="text1"/>
+          <w:u w:val="single"/>
+        </w:rPr>
+      </w:pPr>
+      <w:r>
+        <w:rPr>
+          <w:rFonts w:ascii="Arial" w:hAnsi="Arial" w:cs="Arial"/>
+          <w:color w:val="000000" w:themeColor="text1"/>
+          <w:u w:val="single"/>
+        </w:rPr>
+        <w:t>Cost estimates</w:t>
+      </w:r>
+      <w:r>
+        <w:rPr>
+          <w:rFonts w:ascii="Arial" w:hAnsi="Arial" w:cs="Arial"/>
+          <w:color w:val="000000" w:themeColor="text1"/>
+          <w:u w:val="single"/>
+        </w:rPr>
+        <w:t>:</w:t>
+      </w:r>
+    </w:p>
+    <w:p>
+      <w:pPr>
+        <w:rPr>
+          <w:rFonts w:ascii="Arial" w:hAnsi="Arial" w:cs="Arial"/>
+          <w:color w:val="000000" w:themeColor="text1"/>
+          <w:u w:val="single"/>
+        </w:rPr>
+      </w:pPr>
+    </w:p>
+    <w:tbl>
+      <w:tblPr>
+        <w:tblW w:w="10340" w:type="dxa"/>
+        <w:tblLook w:val="04A0" w:firstRow="1" w:lastRow="0" w:firstColumn="1" w:lastColumn="0" w:noHBand="0" w:noVBand="1"/>
+      </w:tblPr>
+      <w:tblGrid>
+        <w:gridCol w:w="2580"/>
+        <w:gridCol w:w="2600"/>
+        <w:gridCol w:w="2580"/>
+        <w:gridCol w:w="2580"/>
+      </w:tblGrid>
+      <w:tr>
+        <w:trPr>
+          <w:trHeight w:val="1020"/>
+        </w:trPr>
+        <w:tc>
+          <w:tcPr>
+            <w:tcW w:w="2580" w:type="dxa"/>
+            <w:tcBorders>
+              <w:top w:val="single" w:sz="4" w:space="0" w:color="auto"/>
+              <w:left w:val="single" w:sz="4" w:space="0" w:color="auto"/>
+              <w:bottom w:val="single" w:sz="4" w:space="0" w:color="auto"/>
+              <w:right w:val="single" w:sz="4" w:space="0" w:color="auto"/>
+            </w:tcBorders>
+            <w:vAlign w:val="center"/>
+            <w:hideMark/>
+          </w:tcPr>
+          <w:p>
+            <w:pPr>
+              <w:rPr>
+                <w:rFonts w:ascii="Arial" w:hAnsi="Arial" w:cs="Arial"/>
+                <w:b/>
+                <w:bCs/>
+                <w:color w:val="000000"/>
+              </w:rPr>
+            </w:pPr>
+            <w:r>
+              <w:rPr>
+                <w:rFonts w:ascii="Arial" w:hAnsi="Arial" w:cs="Arial"/>
+                <w:b/>
+                <w:bCs/>
+                <w:color w:val="000000"/>
+              </w:rPr>
+              <w:t>Item</w:t>
+            </w:r>
+          </w:p>
+        </w:tc>
+        <w:tc>
+          <w:tcPr>
+            <w:tcW w:w="2600" w:type="dxa"/>
+            <w:tcBorders>
+              <w:top w:val="single" w:sz="4" w:space="0" w:color="auto"/>
+              <w:left w:val="nil"/>
+              <w:bottom w:val="single" w:sz="4" w:space="0" w:color="auto"/>
+              <w:right w:val="single" w:sz="4" w:space="0" w:color="auto"/>
+            </w:tcBorders>
+            <w:vAlign w:val="center"/>
+            <w:hideMark/>
+          </w:tcPr>
+          <w:p>
+            <w:pPr>
+              <w:rPr>
+                <w:rFonts w:ascii="Arial" w:hAnsi="Arial" w:cs="Arial"/>
+                <w:b/>
+                <w:bCs/>
+                <w:color w:val="000000"/>
+              </w:rPr>
+            </w:pPr>
+            <w:r>
+              <w:rPr>
+                <w:rFonts w:ascii="Arial" w:hAnsi="Arial" w:cs="Arial"/>
+                <w:b/>
+                <w:bCs/>
+                <w:color w:val="000000"/>
+              </w:rPr>
+              <w:t>Cloud-First SaaS and B2C Model</w:t>
+            </w:r>
+          </w:p>
+        </w:tc>
+        <w:tc>
+          <w:tcPr>
+            <w:tcW w:w="2580" w:type="dxa"/>
+            <w:tcBorders>
+              <w:top w:val="single" w:sz="4" w:space="0" w:color="auto"/>
+              <w:left w:val="nil"/>
+              <w:bottom w:val="single" w:sz="4" w:space="0" w:color="auto"/>
+              <w:right w:val="single" w:sz="4" w:space="0" w:color="auto"/>
+            </w:tcBorders>
+            <w:vAlign w:val="center"/>
+            <w:hideMark/>
+          </w:tcPr>
+          <w:p>
+            <w:pPr>
+              <w:rPr>
+                <w:rFonts w:ascii="Arial" w:hAnsi="Arial" w:cs="Arial"/>
+                <w:b/>
+                <w:bCs/>
+                <w:color w:val="000000"/>
+              </w:rPr>
+            </w:pPr>
+            <w:r>
+              <w:rPr>
+                <w:rFonts w:ascii="Arial" w:hAnsi="Arial" w:cs="Arial"/>
+                <w:b/>
+                <w:bCs/>
+                <w:color w:val="000000"/>
+              </w:rPr>
+              <w:t>Strategic Hardware Partnerships and Outsourced Distribution</w:t>
+            </w:r>
+          </w:p>
+        </w:tc>
+        <w:tc>
+          <w:tcPr>
+            <w:tcW w:w="2580" w:type="dxa"/>
+            <w:tcBorders>
+              <w:top w:val="single" w:sz="4" w:space="0" w:color="auto"/>
+              <w:left w:val="nil"/>
+              <w:bottom w:val="single" w:sz="4" w:space="0" w:color="auto"/>
+              <w:right w:val="single" w:sz="4" w:space="0" w:color="auto"/>
+            </w:tcBorders>
+            <w:vAlign w:val="center"/>
+            <w:hideMark/>
+          </w:tcPr>
+          <w:p>
+            <w:pPr>
+              <w:rPr>
+                <w:rFonts w:ascii="Arial" w:hAnsi="Arial" w:cs="Arial"/>
+                <w:b/>
+                <w:bCs/>
+                <w:color w:val="000000"/>
+              </w:rPr>
+            </w:pPr>
+            <w:r>
+              <w:rPr>
+                <w:rFonts w:ascii="Arial" w:hAnsi="Arial" w:cs="Arial"/>
+                <w:b/>
+                <w:bCs/>
+                <w:color w:val="000000"/>
+              </w:rPr>
+              <w:t>Total</w:t>
+            </w:r>
+          </w:p>
+        </w:tc>
+      </w:tr>
+      <w:tr>
+        <w:trPr>
+          <w:trHeight w:val="340"/>
+        </w:trPr>
+        <w:tc>
+          <w:tcPr>
+            <w:tcW w:w="2580" w:type="dxa"/>
+            <w:tcBorders>
+              <w:top w:val="nil"/>
+              <w:left w:val="single" w:sz="4" w:space="0" w:color="auto"/>
+              <w:bottom w:val="single" w:sz="4" w:space="0" w:color="auto"/>
+              <w:right w:val="single" w:sz="4" w:space="0" w:color="auto"/>
+            </w:tcBorders>
+            <w:vAlign w:val="center"/>
+            <w:hideMark/>
+          </w:tcPr>
+          <w:p>
+            <w:pPr>
+              <w:rPr>
+                <w:rFonts w:ascii="Arial" w:hAnsi="Arial" w:cs="Arial"/>
+                <w:color w:val="000000"/>
+              </w:rPr>
+            </w:pPr>
+            <w:r>
+              <w:rPr>
+                <w:rFonts w:ascii="Arial" w:hAnsi="Arial" w:cs="Arial"/>
+                <w:color w:val="000000"/>
+              </w:rPr>
+              <w:t>Estimated Cost</w:t>
+            </w:r>
+          </w:p>
+        </w:tc>
+        <w:tc>
+          <w:tcPr>
+            <w:tcW w:w="2600" w:type="dxa"/>
+            <w:tcBorders>
+              <w:top w:val="nil"/>
+              <w:left w:val="nil"/>
+              <w:bottom w:val="single" w:sz="4" w:space="0" w:color="auto"/>
+              <w:right w:val="single" w:sz="4" w:space="0" w:color="auto"/>
+            </w:tcBorders>
+            <w:vAlign w:val="center"/>
+            <w:hideMark/>
+          </w:tcPr>
+          <w:p>
+            <w:pPr>
+              <w:rPr>
+                <w:rFonts w:ascii="Arial" w:hAnsi="Arial" w:cs="Arial"/>
+                <w:color w:val="000000"/>
+              </w:rPr>
+            </w:pPr>
+            <w:r>
+              <w:rPr>
+                <w:rFonts w:ascii="Arial" w:hAnsi="Arial" w:cs="Arial"/>
+                <w:color w:val="000000"/>
+              </w:rPr>
+              <w:t xml:space="preserve">$18,600 </w:t>
+            </w:r>
+          </w:p>
+        </w:tc>
+        <w:tc>
+          <w:tcPr>
+            <w:tcW w:w="2580" w:type="dxa"/>
+            <w:tcBorders>
+              <w:top w:val="nil"/>
+              <w:left w:val="nil"/>
+              <w:bottom w:val="single" w:sz="4" w:space="0" w:color="auto"/>
+              <w:right w:val="single" w:sz="4" w:space="0" w:color="auto"/>
+            </w:tcBorders>
+            <w:vAlign w:val="center"/>
+            <w:hideMark/>
+          </w:tcPr>
+          <w:p>
+            <w:pPr>
+              <w:rPr>
+                <w:rFonts w:ascii="Arial" w:hAnsi="Arial" w:cs="Arial"/>
+                <w:color w:val="000000"/>
+              </w:rPr>
+            </w:pPr>
+            <w:r>
+              <w:rPr>
+                <w:rFonts w:ascii="Arial" w:hAnsi="Arial" w:cs="Arial"/>
+                <w:color w:val="000000"/>
+              </w:rPr>
+              <w:t xml:space="preserve">$12,200 </w:t>
+            </w:r>
+          </w:p>
+        </w:tc>
+        <w:tc>
+          <w:tcPr>
+            <w:tcW w:w="2580" w:type="dxa"/>
+            <w:tcBorders>
+              <w:top w:val="nil"/>
+              <w:left w:val="nil"/>
+              <w:bottom w:val="single" w:sz="4" w:space="0" w:color="auto"/>
+              <w:right w:val="single" w:sz="4" w:space="0" w:color="auto"/>
+            </w:tcBorders>
+            <w:vAlign w:val="center"/>
+            <w:hideMark/>
+          </w:tcPr>
+          <w:p>
+            <w:pPr>
+              <w:rPr>
+                <w:rFonts w:ascii="Arial" w:hAnsi="Arial" w:cs="Arial"/>
+                <w:b/>
+                <w:bCs/>
+                <w:color w:val="000000"/>
+              </w:rPr>
+            </w:pPr>
+            <w:r>
+              <w:rPr>
+                <w:rFonts w:ascii="Arial" w:hAnsi="Arial" w:cs="Arial"/>
+                <w:b/>
+                <w:bCs/>
+                <w:color w:val="000000"/>
+              </w:rPr>
+              <w:t xml:space="preserve">$30,800 </w:t>
+            </w:r>
+          </w:p>
+        </w:tc>
+      </w:tr>
+      <w:tr>
+        <w:trPr>
+          <w:trHeight w:val="340"/>
+        </w:trPr>
+        <w:tc>
+          <w:tcPr>
+            <w:tcW w:w="2580" w:type="dxa"/>
+            <w:tcBorders>
+              <w:top w:val="nil"/>
+              <w:left w:val="single" w:sz="4" w:space="0" w:color="auto"/>
+              <w:bottom w:val="single" w:sz="4" w:space="0" w:color="auto"/>
+              <w:right w:val="single" w:sz="4" w:space="0" w:color="auto"/>
+            </w:tcBorders>
+            <w:vAlign w:val="center"/>
+            <w:hideMark/>
+          </w:tcPr>
+          <w:p>
+            <w:pPr>
+              <w:rPr>
+                <w:rFonts w:ascii="Arial" w:hAnsi="Arial" w:cs="Arial"/>
+                <w:color w:val="000000"/>
+              </w:rPr>
+            </w:pPr>
+            <w:r>
+              <w:rPr>
+                <w:rFonts w:ascii="Arial" w:hAnsi="Arial" w:cs="Arial"/>
+                <w:color w:val="000000"/>
+              </w:rPr>
+              <w:t>Percentage of Total Cost</w:t>
+            </w:r>
+          </w:p>
+        </w:tc>
+        <w:tc>
+          <w:tcPr>
+            <w:tcW w:w="2600" w:type="dxa"/>
+            <w:tcBorders>
+              <w:top w:val="nil"/>
+              <w:left w:val="nil"/>
+              <w:bottom w:val="single" w:sz="4" w:space="0" w:color="auto"/>
+              <w:right w:val="single" w:sz="4" w:space="0" w:color="auto"/>
+            </w:tcBorders>
+            <w:vAlign w:val="center"/>
+            <w:hideMark/>
+          </w:tcPr>
+          <w:p>
+            <w:pPr>
+              <w:rPr>
+                <w:rFonts w:ascii="Arial" w:hAnsi="Arial" w:cs="Arial"/>
+                <w:color w:val="000000"/>
+              </w:rPr>
+            </w:pPr>
+            <w:r>
+              <w:rPr>
+                <w:rFonts w:ascii="Arial" w:hAnsi="Arial" w:cs="Arial"/>
+                <w:color w:val="000000"/>
+              </w:rPr>
+              <w:t>60.40%</w:t>
+            </w:r>
+          </w:p>
+        </w:tc>
+        <w:tc>
+          <w:tcPr>
+            <w:tcW w:w="2580" w:type="dxa"/>
+            <w:tcBorders>
+              <w:top w:val="nil"/>
+              <w:left w:val="nil"/>
+              <w:bottom w:val="single" w:sz="4" w:space="0" w:color="auto"/>
+              <w:right w:val="single" w:sz="4" w:space="0" w:color="auto"/>
+            </w:tcBorders>
+            <w:vAlign w:val="center"/>
+            <w:hideMark/>
+          </w:tcPr>
+          <w:p>
+            <w:pPr>
+              <w:rPr>
+                <w:rFonts w:ascii="Arial" w:hAnsi="Arial" w:cs="Arial"/>
+                <w:color w:val="000000"/>
+              </w:rPr>
+            </w:pPr>
+            <w:r>
+              <w:rPr>
+                <w:rFonts w:ascii="Arial" w:hAnsi="Arial" w:cs="Arial"/>
+                <w:color w:val="000000"/>
+              </w:rPr>
+              <w:t>39.60%</w:t>
+            </w:r>
+          </w:p>
+        </w:tc>
+        <w:tc>
+          <w:tcPr>
+            <w:tcW w:w="2580" w:type="dxa"/>
+            <w:tcBorders>
+              <w:top w:val="nil"/>
+              <w:left w:val="nil"/>
+              <w:bottom w:val="single" w:sz="4" w:space="0" w:color="auto"/>
+              <w:right w:val="single" w:sz="4" w:space="0" w:color="auto"/>
+            </w:tcBorders>
+            <w:vAlign w:val="center"/>
+            <w:hideMark/>
+          </w:tcPr>
+          <w:p>
+            <w:pPr>
+              <w:rPr>
+                <w:rFonts w:ascii="Arial" w:hAnsi="Arial" w:cs="Arial"/>
+                <w:color w:val="000000"/>
+              </w:rPr>
+            </w:pPr>
+            <w:r>
+              <w:rPr>
+                <w:rFonts w:ascii="Arial" w:hAnsi="Arial" w:cs="Arial"/>
+                <w:color w:val="000000"/>
+              </w:rPr>
+              <w:t>100%</w:t>
+            </w:r>
+          </w:p>
+        </w:tc>
+      </w:tr>
+      <w:tr>
+        <w:trPr>
+          <w:trHeight w:val="340"/>
+        </w:trPr>
+        <w:tc>
+          <w:tcPr>
+            <w:tcW w:w="2580" w:type="dxa"/>
+            <w:tcBorders>
+              <w:top w:val="nil"/>
+              <w:left w:val="single" w:sz="4" w:space="0" w:color="auto"/>
+              <w:bottom w:val="single" w:sz="4" w:space="0" w:color="auto"/>
+              <w:right w:val="single" w:sz="4" w:space="0" w:color="auto"/>
+            </w:tcBorders>
+            <w:vAlign w:val="center"/>
+            <w:hideMark/>
+          </w:tcPr>
+          <w:p>
+            <w:pPr>
+              <w:rPr>
+                <w:rFonts w:ascii="Arial" w:hAnsi="Arial" w:cs="Arial"/>
+                <w:color w:val="000000"/>
+              </w:rPr>
+            </w:pPr>
+            <w:r>
+              <w:rPr>
+                <w:rFonts w:ascii="Arial" w:hAnsi="Arial" w:cs="Arial"/>
+                <w:color w:val="000000"/>
+              </w:rPr>
+              <w:t>Business Analyst Hours</w:t>
+            </w:r>
+          </w:p>
+        </w:tc>
+        <w:tc>
+          <w:tcPr>
+            <w:tcW w:w="2600" w:type="dxa"/>
+            <w:tcBorders>
+              <w:top w:val="nil"/>
+              <w:left w:val="nil"/>
+              <w:bottom w:val="single" w:sz="4" w:space="0" w:color="auto"/>
+              <w:right w:val="single" w:sz="4" w:space="0" w:color="auto"/>
+            </w:tcBorders>
+            <w:vAlign w:val="center"/>
+            <w:hideMark/>
+          </w:tcPr>
+          <w:p>
+            <w:pPr>
+              <w:rPr>
+                <w:rFonts w:ascii="Arial" w:hAnsi="Arial" w:cs="Arial"/>
+                <w:color w:val="000000"/>
+              </w:rPr>
+            </w:pPr>
+            <w:r>
+              <w:rPr>
+                <w:rFonts w:ascii="Arial" w:hAnsi="Arial" w:cs="Arial"/>
+                <w:color w:val="000000"/>
+              </w:rPr>
+              <w:t>120 h</w:t>
+            </w:r>
+          </w:p>
+        </w:tc>
+        <w:tc>
+          <w:tcPr>
+            <w:tcW w:w="2580" w:type="dxa"/>
+            <w:tcBorders>
+              <w:top w:val="nil"/>
+              <w:left w:val="nil"/>
+              <w:bottom w:val="single" w:sz="4" w:space="0" w:color="auto"/>
+              <w:right w:val="single" w:sz="4" w:space="0" w:color="auto"/>
+            </w:tcBorders>
+            <w:vAlign w:val="center"/>
+            <w:hideMark/>
+          </w:tcPr>
+          <w:p>
+            <w:pPr>
+              <w:rPr>
+                <w:rFonts w:ascii="Arial" w:hAnsi="Arial" w:cs="Arial"/>
+                <w:color w:val="000000"/>
+              </w:rPr>
+            </w:pPr>
+            <w:r>
+              <w:rPr>
+                <w:rFonts w:ascii="Arial" w:hAnsi="Arial" w:cs="Arial"/>
+                <w:color w:val="000000"/>
+              </w:rPr>
+              <w:t>90 h</w:t>
+            </w:r>
+          </w:p>
+        </w:tc>
+        <w:tc>
+          <w:tcPr>
+            <w:tcW w:w="2580" w:type="dxa"/>
+            <w:tcBorders>
+              <w:top w:val="nil"/>
+              <w:left w:val="nil"/>
+              <w:bottom w:val="single" w:sz="4" w:space="0" w:color="auto"/>
+              <w:right w:val="single" w:sz="4" w:space="0" w:color="auto"/>
+            </w:tcBorders>
+            <w:vAlign w:val="center"/>
+            <w:hideMark/>
+          </w:tcPr>
+          <w:p>
+            <w:pPr>
+              <w:rPr>
+                <w:rFonts w:ascii="Arial" w:hAnsi="Arial" w:cs="Arial"/>
+                <w:b/>
+                <w:bCs/>
+                <w:color w:val="000000"/>
+              </w:rPr>
+            </w:pPr>
+            <w:r>
+              <w:rPr>
+                <w:rFonts w:ascii="Arial" w:hAnsi="Arial" w:cs="Arial"/>
+                <w:b/>
+                <w:bCs/>
+                <w:color w:val="000000"/>
+              </w:rPr>
+              <w:t>210 h</w:t>
+            </w:r>
+          </w:p>
+        </w:tc>
+      </w:tr>
+    </w:tbl>
+    <w:p>
+      <w:pPr>
+        <w:rPr>
+          <w:rFonts w:ascii="Arial" w:hAnsi="Arial" w:cs="Arial"/>
+          <w:color w:val="000000" w:themeColor="text1"/>
+        </w:rPr>
+      </w:pPr>
+    </w:p>
+    <w:p>
+      <w:pPr>
+        <w:rPr>
+          <w:rFonts w:ascii="Arial" w:hAnsi="Arial" w:cs="Arial"/>
+          <w:color w:val="000000" w:themeColor="text1"/>
+        </w:rPr>
+      </w:pPr>
+      <w:r>
+        <w:rPr>
+          <w:rFonts w:ascii="Arial" w:hAnsi="Arial" w:cs="Arial"/>
+          <w:color w:val="000000" w:themeColor="text1"/>
+        </w:rPr>
+        <w:t xml:space="preserve">Initiative 1 requires $6,400 more than Initiative 2 due to its broader scope, BRD </w:t>
+      </w:r>
+      <w:r>
+        <w:rPr>
+          <w:rFonts w:ascii="Arial" w:hAnsi="Arial" w:cs="Arial"/>
+          <w:color w:val="000000" w:themeColor="text1"/>
+        </w:rPr>
+        <w:t>(</w:t>
+      </w:r>
+      <w:r>
+        <w:rPr>
+          <w:rFonts w:ascii="Arial" w:hAnsi="Arial" w:cs="Arial"/>
+          <w:color w:val="000000" w:themeColor="text1"/>
+        </w:rPr>
+        <w:t>Business Requirements Document</w:t>
+      </w:r>
+      <w:r>
+        <w:rPr>
+          <w:rFonts w:ascii="Arial" w:hAnsi="Arial" w:cs="Arial"/>
+          <w:color w:val="000000" w:themeColor="text1"/>
+        </w:rPr>
+        <w:t xml:space="preserve">) </w:t>
+      </w:r>
+      <w:r>
+        <w:rPr>
+          <w:rFonts w:ascii="Arial" w:hAnsi="Arial" w:cs="Arial"/>
+          <w:color w:val="000000" w:themeColor="text1"/>
+        </w:rPr>
+        <w:t>design, sprint supervision and UAT</w:t>
+      </w:r>
+      <w:r>
+        <w:rPr>
+          <w:rFonts w:ascii="Arial" w:hAnsi="Arial" w:cs="Arial"/>
+          <w:color w:val="000000" w:themeColor="text1"/>
+        </w:rPr>
+        <w:t xml:space="preserve"> (U</w:t>
+      </w:r>
+      <w:r>
+        <w:rPr>
+          <w:rFonts w:ascii="Arial" w:hAnsi="Arial" w:cs="Arial"/>
+          <w:color w:val="000000" w:themeColor="text1"/>
+        </w:rPr>
+        <w:t>ser Acceptance Testing</w:t>
+      </w:r>
+      <w:r>
+        <w:rPr>
+          <w:rFonts w:ascii="Arial" w:hAnsi="Arial" w:cs="Arial"/>
+          <w:color w:val="000000" w:themeColor="text1"/>
+        </w:rPr>
+        <w:t>)</w:t>
+      </w:r>
+      <w:r>
+        <w:rPr>
+          <w:rFonts w:ascii="Arial" w:hAnsi="Arial" w:cs="Arial"/>
+          <w:color w:val="000000" w:themeColor="text1"/>
+        </w:rPr>
+        <w:t>, as well as the involvement of ICT consulting and development.</w:t>
+      </w:r>
+    </w:p>
+    <w:p>
+      <w:pPr>
+        <w:rPr>
+          <w:rFonts w:ascii="Arial" w:hAnsi="Arial" w:cs="Arial"/>
+          <w:color w:val="000000" w:themeColor="text1"/>
+        </w:rPr>
+      </w:pPr>
+    </w:p>
+    <w:p>
+      <w:pPr>
+        <w:rPr>
+          <w:rFonts w:ascii="Arial" w:hAnsi="Arial" w:cs="Arial"/>
+          <w:color w:val="000000" w:themeColor="text1"/>
+          <w:u w:val="single"/>
+        </w:rPr>
+      </w:pPr>
+      <w:r>
+        <w:rPr>
+          <w:rFonts w:ascii="Arial" w:hAnsi="Arial" w:cs="Arial"/>
+          <w:color w:val="000000" w:themeColor="text1"/>
+          <w:u w:val="single"/>
+        </w:rPr>
+        <w:t>Distribution of effort concentration:</w:t>
+      </w:r>
+    </w:p>
+    <w:p>
+      <w:pPr>
+        <w:rPr>
+          <w:rFonts w:ascii="Arial" w:hAnsi="Arial" w:cs="Arial"/>
+          <w:color w:val="000000" w:themeColor="text1"/>
+        </w:rPr>
+      </w:pPr>
+    </w:p>
+    <w:p>
+      <w:pPr>
+        <w:pStyle w:val="ListParagraph"/>
+        <w:numPr>
+          <w:ilvl w:val="0"/>
+          <w:numId w:val="12"/>
+        </w:numPr>
+        <w:rPr>
+          <w:rFonts w:ascii="Arial" w:hAnsi="Arial" w:cs="Arial"/>
+          <w:color w:val="000000" w:themeColor="text1"/>
+        </w:rPr>
+      </w:pPr>
+      <w:r>
+        <w:rPr>
+          <w:rFonts w:ascii="Arial" w:hAnsi="Arial" w:cs="Arial"/>
+          <w:color w:val="000000" w:themeColor="text1"/>
+        </w:rPr>
+        <w:t>Business Analyst: $16,800, 54.5% of the total budget.</w:t>
+      </w:r>
+    </w:p>
+    <w:p>
+      <w:pPr>
+        <w:rPr>
+          <w:rFonts w:ascii="Arial" w:hAnsi="Arial" w:cs="Arial"/>
+          <w:color w:val="000000" w:themeColor="text1"/>
+        </w:rPr>
+      </w:pPr>
+    </w:p>
+    <w:p>
+      <w:pPr>
+        <w:pStyle w:val="ListParagraph"/>
+        <w:numPr>
+          <w:ilvl w:val="0"/>
+          <w:numId w:val="12"/>
+        </w:numPr>
+        <w:rPr>
+          <w:rFonts w:ascii="Arial" w:hAnsi="Arial" w:cs="Arial"/>
+          <w:color w:val="000000" w:themeColor="text1"/>
+        </w:rPr>
+      </w:pPr>
+      <w:r>
+        <w:rPr>
+          <w:rFonts w:ascii="Arial" w:hAnsi="Arial" w:cs="Arial"/>
+          <w:color w:val="000000" w:themeColor="text1"/>
+        </w:rPr>
+        <w:t>Senior Management: $6,000, 19.5%.</w:t>
+      </w:r>
+    </w:p>
+    <w:p>
+      <w:pPr>
+        <w:rPr>
+          <w:rFonts w:ascii="Arial" w:hAnsi="Arial" w:cs="Arial"/>
+          <w:color w:val="000000" w:themeColor="text1"/>
+        </w:rPr>
+      </w:pPr>
+    </w:p>
+    <w:p>
+      <w:pPr>
+        <w:pStyle w:val="ListParagraph"/>
+        <w:numPr>
+          <w:ilvl w:val="0"/>
+          <w:numId w:val="12"/>
+        </w:numPr>
+        <w:rPr>
+          <w:rFonts w:ascii="Arial" w:hAnsi="Arial" w:cs="Arial"/>
+          <w:color w:val="000000" w:themeColor="text1"/>
+        </w:rPr>
+      </w:pPr>
+      <w:r>
+        <w:rPr>
+          <w:rFonts w:ascii="Arial" w:hAnsi="Arial" w:cs="Arial"/>
+          <w:color w:val="000000" w:themeColor="text1"/>
+        </w:rPr>
+        <w:t>ICT Consultant: $3,000, 9.7%.</w:t>
+      </w:r>
+    </w:p>
+    <w:p>
+      <w:pPr>
+        <w:rPr>
+          <w:rFonts w:ascii="Arial" w:hAnsi="Arial" w:cs="Arial"/>
+          <w:color w:val="000000" w:themeColor="text1"/>
+        </w:rPr>
+      </w:pPr>
+    </w:p>
+    <w:p>
+      <w:pPr>
+        <w:pStyle w:val="ListParagraph"/>
+        <w:numPr>
+          <w:ilvl w:val="0"/>
+          <w:numId w:val="12"/>
+        </w:numPr>
+        <w:rPr>
+          <w:rFonts w:ascii="Arial" w:hAnsi="Arial" w:cs="Arial"/>
+          <w:color w:val="000000" w:themeColor="text1"/>
+        </w:rPr>
+      </w:pPr>
+      <w:r>
+        <w:rPr>
+          <w:rFonts w:ascii="Arial" w:hAnsi="Arial" w:cs="Arial"/>
+          <w:color w:val="000000" w:themeColor="text1"/>
+        </w:rPr>
+        <w:t>Developer: $5,000, 16.2%.</w:t>
+      </w:r>
+    </w:p>
+    <w:p>
+      <w:pPr>
+        <w:pStyle w:val="ListParagraph"/>
+        <w:rPr>
+          <w:rFonts w:ascii="Arial" w:hAnsi="Arial" w:cs="Arial"/>
+          <w:color w:val="000000" w:themeColor="text1"/>
+        </w:rPr>
+      </w:pPr>
+    </w:p>
+    <w:p>
+      <w:pPr>
+        <w:rPr>
+          <w:rFonts w:ascii="Arial" w:hAnsi="Arial" w:cs="Arial"/>
+          <w:color w:val="000000" w:themeColor="text1"/>
+        </w:rPr>
+      </w:pPr>
+    </w:p>
+    <w:p>
+      <w:pPr>
+        <w:rPr>
+          <w:rFonts w:ascii="Arial" w:hAnsi="Arial" w:cs="Arial"/>
+          <w:color w:val="000000" w:themeColor="text1"/>
+        </w:rPr>
+      </w:pPr>
+      <w:r>
+        <w:rPr>
+          <w:rFonts w:ascii="Arial" w:hAnsi="Arial" w:cs="Arial"/>
+          <w:color w:val="000000" w:themeColor="text1"/>
+        </w:rPr>
+        <w:t>Estimation summary:</w:t>
+      </w:r>
+    </w:p>
+    <w:p>
+      <w:pPr>
+        <w:rPr>
+          <w:rFonts w:ascii="Arial" w:hAnsi="Arial" w:cs="Arial"/>
+          <w:color w:val="000000" w:themeColor="text1"/>
+        </w:rPr>
+      </w:pPr>
+    </w:p>
+    <w:p>
+      <w:pPr>
+        <w:rPr>
+          <w:rFonts w:ascii="Arial" w:hAnsi="Arial" w:cs="Arial"/>
+          <w:color w:val="000000" w:themeColor="text1"/>
+        </w:rPr>
+      </w:pPr>
+      <w:r>
+        <w:rPr>
+          <w:rFonts w:ascii="Arial" w:hAnsi="Arial" w:cs="Arial"/>
+          <w:b/>
+          <w:bCs/>
+          <w:color w:val="000000" w:themeColor="text1"/>
+        </w:rPr>
+        <w:t xml:space="preserve">Estimate </w:t>
+      </w:r>
+      <w:r>
+        <w:rPr>
+          <w:rFonts w:ascii="Arial" w:hAnsi="Arial" w:cs="Arial"/>
+          <w:b/>
+          <w:bCs/>
+          <w:color w:val="000000"/>
+        </w:rPr>
+        <w:t>Cloud-First SaaS and B2C Model</w:t>
+      </w:r>
+    </w:p>
+    <w:p>
+      <w:pPr>
+        <w:numPr>
+          <w:ilvl w:val="0"/>
+          <w:numId w:val="14"/>
+        </w:numPr>
+        <w:rPr>
+          <w:rFonts w:ascii="Arial" w:hAnsi="Arial" w:cs="Arial"/>
+          <w:color w:val="000000" w:themeColor="text1"/>
+        </w:rPr>
+      </w:pPr>
+      <w:r>
+        <w:rPr>
+          <w:rFonts w:ascii="Arial" w:hAnsi="Arial" w:cs="Arial"/>
+          <w:color w:val="000000" w:themeColor="text1"/>
+        </w:rPr>
+        <w:t>Requirements Elicitation Workshops: BA (40 hrs) = $3,200, Senior Management (10 hrs) = $3,000.</w:t>
+      </w:r>
+    </w:p>
+    <w:p>
+      <w:pPr>
+        <w:numPr>
+          <w:ilvl w:val="0"/>
+          <w:numId w:val="14"/>
+        </w:numPr>
+        <w:rPr>
+          <w:rFonts w:ascii="Arial" w:hAnsi="Arial" w:cs="Arial"/>
+          <w:color w:val="000000" w:themeColor="text1"/>
+        </w:rPr>
+      </w:pPr>
+      <w:r>
+        <w:rPr>
+          <w:rFonts w:ascii="Arial" w:hAnsi="Arial" w:cs="Arial"/>
+          <w:color w:val="000000" w:themeColor="text1"/>
+        </w:rPr>
+        <w:t>Design and BRD formulation: BA (50 hrs) = $4,000, ICT Consultant (20 hrs) = $3,000.</w:t>
+      </w:r>
+    </w:p>
+    <w:p>
+      <w:pPr>
+        <w:numPr>
+          <w:ilvl w:val="0"/>
+          <w:numId w:val="14"/>
+        </w:numPr>
+        <w:rPr>
+          <w:rFonts w:ascii="Arial" w:hAnsi="Arial" w:cs="Arial"/>
+          <w:color w:val="000000" w:themeColor="text1"/>
+        </w:rPr>
+      </w:pPr>
+      <w:r>
+        <w:rPr>
+          <w:rFonts w:ascii="Arial" w:hAnsi="Arial" w:cs="Arial"/>
+          <w:color w:val="000000" w:themeColor="text1"/>
+        </w:rPr>
+        <w:t>Sprint Supervision and UAT: BA (30 hrs) = $2,400, Developer (30 hrs) = $3,000.</w:t>
+      </w:r>
+    </w:p>
+    <w:p>
+      <w:pPr>
+        <w:numPr>
+          <w:ilvl w:val="0"/>
+          <w:numId w:val="14"/>
+        </w:numPr>
+        <w:rPr>
+          <w:rFonts w:ascii="Arial" w:hAnsi="Arial" w:cs="Arial"/>
+          <w:color w:val="000000" w:themeColor="text1"/>
+        </w:rPr>
+      </w:pPr>
+      <w:r>
+        <w:rPr>
+          <w:rFonts w:ascii="Arial" w:hAnsi="Arial" w:cs="Arial"/>
+          <w:i/>
+          <w:iCs/>
+          <w:color w:val="000000" w:themeColor="text1"/>
+        </w:rPr>
+        <w:t>Subtotal Initiative 1:</w:t>
+      </w:r>
+      <w:r>
+        <w:rPr>
+          <w:rFonts w:ascii="Arial" w:hAnsi="Arial" w:cs="Arial"/>
+          <w:color w:val="000000" w:themeColor="text1"/>
+        </w:rPr>
+        <w:t xml:space="preserve"> $18,600.</w:t>
+      </w:r>
+      <w:r>
+        <w:rPr>
+          <w:rFonts w:ascii="Arial" w:hAnsi="Arial" w:cs="Arial"/>
+          <w:color w:val="000000" w:themeColor="text1"/>
+        </w:rPr>
+        <w:br/>
+      </w:r>
+    </w:p>
+    <w:p>
+      <w:pPr>
+        <w:rPr>
+          <w:rFonts w:ascii="Arial" w:hAnsi="Arial" w:cs="Arial"/>
+          <w:b/>
+          <w:bCs/>
+          <w:color w:val="000000"/>
+        </w:rPr>
+      </w:pPr>
+      <w:r>
+        <w:rPr>
+          <w:rFonts w:ascii="Arial" w:hAnsi="Arial" w:cs="Arial"/>
+          <w:b/>
+          <w:bCs/>
+          <w:color w:val="000000" w:themeColor="text1"/>
+        </w:rPr>
+        <w:t xml:space="preserve">Estimate </w:t>
+      </w:r>
+      <w:r>
+        <w:rPr>
+          <w:rFonts w:ascii="Arial" w:hAnsi="Arial" w:cs="Arial"/>
+          <w:b/>
+          <w:bCs/>
+          <w:color w:val="000000"/>
+        </w:rPr>
+        <w:t>Strategic Hardware Partnerships and Outsourced Distribution</w:t>
+      </w:r>
+    </w:p>
+    <w:p>
+      <w:pPr>
+        <w:numPr>
+          <w:ilvl w:val="0"/>
+          <w:numId w:val="15"/>
+        </w:numPr>
+        <w:rPr>
+          <w:rFonts w:ascii="Arial" w:hAnsi="Arial" w:cs="Arial"/>
+          <w:color w:val="000000" w:themeColor="text1"/>
+        </w:rPr>
+      </w:pPr>
+      <w:r>
+        <w:rPr>
+          <w:rFonts w:ascii="Arial" w:hAnsi="Arial" w:cs="Arial"/>
+          <w:color w:val="000000" w:themeColor="text1"/>
+        </w:rPr>
+        <w:t>Supplier Evaluation and Policy Compliance: BA (30 hrs) = $2,400, Senior Management (10 hrs) = $3,000.</w:t>
+      </w:r>
+    </w:p>
+    <w:p>
+      <w:pPr>
+        <w:numPr>
+          <w:ilvl w:val="0"/>
+          <w:numId w:val="15"/>
+        </w:numPr>
+        <w:rPr>
+          <w:rFonts w:ascii="Arial" w:hAnsi="Arial" w:cs="Arial"/>
+          <w:color w:val="000000" w:themeColor="text1"/>
+        </w:rPr>
+      </w:pPr>
+      <w:r>
+        <w:rPr>
+          <w:rFonts w:ascii="Arial" w:hAnsi="Arial" w:cs="Arial"/>
+          <w:color w:val="000000" w:themeColor="text1"/>
+        </w:rPr>
+        <w:t>ERP Integration Mapping: BA (40 hrs) = $3,200, Developer (20 hrs) = $2,000.</w:t>
+      </w:r>
+    </w:p>
+    <w:p>
+      <w:pPr>
+        <w:numPr>
+          <w:ilvl w:val="0"/>
+          <w:numId w:val="15"/>
+        </w:numPr>
+        <w:rPr>
+          <w:rFonts w:ascii="Arial" w:hAnsi="Arial" w:cs="Arial"/>
+          <w:color w:val="000000" w:themeColor="text1"/>
+        </w:rPr>
+      </w:pPr>
+      <w:r>
+        <w:rPr>
+          <w:rFonts w:ascii="Arial" w:hAnsi="Arial" w:cs="Arial"/>
+          <w:color w:val="000000" w:themeColor="text1"/>
+        </w:rPr>
+        <w:t>SLA Pilot and Reviews: BA (20 hrs) = $1,600.</w:t>
+      </w:r>
+    </w:p>
+    <w:p>
+      <w:pPr>
+        <w:numPr>
+          <w:ilvl w:val="0"/>
+          <w:numId w:val="15"/>
+        </w:numPr>
+        <w:rPr>
+          <w:rFonts w:ascii="Arial" w:hAnsi="Arial" w:cs="Arial"/>
+          <w:color w:val="000000" w:themeColor="text1"/>
+        </w:rPr>
+      </w:pPr>
+      <w:r>
+        <w:rPr>
+          <w:rFonts w:ascii="Arial" w:hAnsi="Arial" w:cs="Arial"/>
+          <w:i/>
+          <w:iCs/>
+          <w:color w:val="000000" w:themeColor="text1"/>
+        </w:rPr>
+        <w:t>Subtotal Initiative 2:</w:t>
+      </w:r>
+      <w:r>
+        <w:rPr>
+          <w:rFonts w:ascii="Arial" w:hAnsi="Arial" w:cs="Arial"/>
+          <w:color w:val="000000" w:themeColor="text1"/>
+        </w:rPr>
+        <w:t xml:space="preserve"> $12,200.</w:t>
+      </w:r>
+      <w:r>
+        <w:rPr>
+          <w:rFonts w:ascii="Arial" w:hAnsi="Arial" w:cs="Arial"/>
+          <w:color w:val="000000" w:themeColor="text1"/>
+        </w:rPr>
+        <w:br/>
+      </w:r>
+    </w:p>
+    <w:p>
+      <w:pPr>
+        <w:rPr>
+          <w:rFonts w:ascii="Arial" w:hAnsi="Arial" w:cs="Arial"/>
+          <w:color w:val="000000" w:themeColor="text1"/>
+        </w:rPr>
+      </w:pPr>
+      <w:r>
+        <w:rPr>
+          <w:rFonts w:ascii="Arial" w:hAnsi="Arial" w:cs="Arial"/>
+          <w:b/>
+          <w:bCs/>
+          <w:color w:val="000000" w:themeColor="text1"/>
+        </w:rPr>
+        <w:t>Total Estimated Business Analysis Cost:</w:t>
+      </w:r>
+      <w:r>
+        <w:rPr>
+          <w:rFonts w:ascii="Arial" w:hAnsi="Arial" w:cs="Arial"/>
+          <w:color w:val="000000" w:themeColor="text1"/>
+        </w:rPr>
+        <w:t xml:space="preserve"> $30,800 (representing 210 direct hours for the Business Analyst role across both initiatives).</w:t>
+      </w:r>
+    </w:p>
+    <w:p>
+      <w:pPr>
+        <w:rPr>
+          <w:rFonts w:ascii="Arial" w:hAnsi="Arial" w:cs="Arial"/>
+          <w:color w:val="000000" w:themeColor="text1"/>
+        </w:rPr>
+      </w:pPr>
+    </w:p>
+    <w:p>
+      <w:pPr>
+        <w:pStyle w:val="ListParagraph"/>
+        <w:rPr>
+          <w:rFonts w:ascii="Arial" w:hAnsi="Arial" w:cs="Arial"/>
+          <w:color w:val="000000" w:themeColor="text1"/>
+        </w:rPr>
+      </w:pPr>
+    </w:p>
+    <w:p>
+      <w:pPr>
+        <w:rPr>
+          <w:rFonts w:ascii="Arial" w:hAnsi="Arial" w:cs="Arial"/>
+          <w:color w:val="000000" w:themeColor="text1"/>
+        </w:rPr>
+      </w:pPr>
+    </w:p>
+    <w:p>
+      <w:pPr>
+        <w:spacing w:after="160" w:line="278" w:lineRule="auto"/>
+        <w:rPr>
+          <w:rFonts w:ascii="Arial" w:hAnsi="Arial" w:cs="Arial"/>
+          <w:b/>
+          <w:bCs/>
+          <w:color w:val="000000" w:themeColor="text1"/>
+        </w:rPr>
+      </w:pPr>
+      <w:r>
+        <w:rPr>
+          <w:rFonts w:ascii="Arial" w:hAnsi="Arial" w:cs="Arial"/>
+          <w:b/>
+          <w:bCs/>
+          <w:color w:val="000000" w:themeColor="text1"/>
+        </w:rPr>
+        <w:br w:type="page"/>
+      </w:r>
+    </w:p>
+    <w:p>
+      <w:pPr>
+        <w:rPr>
+          <w:rFonts w:ascii="Arial" w:hAnsi="Arial" w:cs="Arial"/>
+          <w:b/>
+          <w:bCs/>
+          <w:color w:val="000000" w:themeColor="text1"/>
+        </w:rPr>
+      </w:pPr>
+      <w:r>
+        <w:rPr>
+          <w:rFonts w:ascii="Arial" w:hAnsi="Arial" w:cs="Arial"/>
+          <w:b/>
+          <w:bCs/>
+          <w:color w:val="000000" w:themeColor="text1"/>
+        </w:rPr>
+        <w:lastRenderedPageBreak/>
+        <w:t>Stacked bar chart</w:t>
+      </w:r>
+    </w:p>
+    <w:p>
+      <w:pPr>
+        <w:pStyle w:val="ListParagraph"/>
+        <w:rPr>
+          <w:rFonts w:ascii="Arial" w:hAnsi="Arial" w:cs="Arial"/>
+          <w:color w:val="000000" w:themeColor="text1"/>
+        </w:rPr>
+      </w:pPr>
+    </w:p>
+    <w:p>
+      <w:pPr>
+        <w:rPr>
+          <w:rFonts w:ascii="Arial" w:hAnsi="Arial" w:cs="Arial"/>
+          <w:color w:val="000000" w:themeColor="text1"/>
+        </w:rPr>
+      </w:pPr>
+    </w:p>
+    <w:p>
+      <w:pPr>
+        <w:rPr>
+          <w:rFonts w:ascii="Arial" w:hAnsi="Arial" w:cs="Arial"/>
+          <w:color w:val="000000" w:themeColor="text1"/>
+        </w:rPr>
+      </w:pPr>
+      <w:r>
+        <w:rPr>
+          <w:rFonts w:ascii="Arial" w:hAnsi="Arial" w:cs="Arial"/>
+          <w:color w:val="000000" w:themeColor="text1"/>
+        </w:rPr>
+        <w:t>Estimated total: $30,000</w:t>
+      </w:r>
+    </w:p>
+    <w:p>
+      <w:pPr>
+        <w:rPr>
+          <w:rFonts w:ascii="Arial" w:hAnsi="Arial" w:cs="Arial"/>
+          <w:color w:val="000000" w:themeColor="text1"/>
+        </w:rPr>
+      </w:pPr>
+      <w:r>
+        <w:rPr>
+          <w:rFonts w:ascii="Arial" w:hAnsi="Arial" w:cs="Arial"/>
+          <w:color w:val="000000" w:themeColor="text1"/>
+        </w:rPr>
+        <w:t>Highest cost: Initiative 1</w:t>
+      </w:r>
+      <w:r>
+        <w:rPr>
+          <w:rFonts w:ascii="Arial" w:hAnsi="Arial" w:cs="Arial"/>
+          <w:color w:val="000000" w:themeColor="text1"/>
+        </w:rPr>
+        <w:t xml:space="preserve"> - </w:t>
+      </w:r>
+      <w:r>
+        <w:rPr>
+          <w:rFonts w:ascii="Arial" w:hAnsi="Arial" w:cs="Arial"/>
+          <w:color w:val="000000" w:themeColor="text1"/>
+        </w:rPr>
+        <w:t>Cloud-First SaaS and B2C Model</w:t>
+      </w:r>
+    </w:p>
+    <w:p>
+      <w:pPr>
+        <w:rPr>
+          <w:rFonts w:ascii="Arial" w:hAnsi="Arial" w:cs="Arial"/>
+          <w:color w:val="000000" w:themeColor="text1"/>
+        </w:rPr>
+      </w:pPr>
+      <w:r>
+        <w:rPr>
+          <w:rFonts w:ascii="Arial" w:hAnsi="Arial" w:cs="Arial"/>
+          <w:color w:val="000000" w:themeColor="text1"/>
+        </w:rPr>
+        <w:t>BA (Business Analyst) hours: 210h</w:t>
+      </w:r>
+      <w:r>
+        <w:rPr>
+          <w:rFonts w:ascii="Arial" w:hAnsi="Arial" w:cs="Arial"/>
+          <w:color w:val="000000" w:themeColor="text1"/>
+        </w:rPr>
+        <w:br/>
+      </w:r>
+      <w:r>
+        <w:rPr>
+          <w:rFonts w:ascii="Arial" w:hAnsi="Arial" w:cs="Arial"/>
+          <w:color w:val="000000" w:themeColor="text1"/>
+        </w:rPr>
+        <w:br/>
+      </w:r>
+    </w:p>
+    <w:p>
+      <w:pPr>
+        <w:rPr>
+          <w:rFonts w:ascii="Arial" w:hAnsi="Arial" w:cs="Arial"/>
+          <w:color w:val="000000" w:themeColor="text1"/>
+        </w:rPr>
+      </w:pPr>
+      <w:r>
+        <w:rPr>
+          <w:rFonts w:ascii="Arial" w:hAnsi="Arial" w:cs="Arial"/>
+          <w:noProof/>
+          <w:color w:val="000000" w:themeColor="text1"/>
+          <w14:ligatures w14:val="standardContextual"/>
+        </w:rPr>
+        <w:drawing>
+          <wp:inline distT="0" distB="0" distL="0" distR="0" wp14:anchorId="06AC2199" wp14:editId="4F794A5D">
+            <wp:extent cx="6645910" cy="2665095"/>
+            <wp:effectExtent l="0" t="0" r="0" b="0"/>
+            <wp:docPr id="858741920" name="Picture 1"/>
+            <wp:cNvGraphicFramePr>
+              <a:graphicFrameLocks xmlns:a="http://schemas.openxmlformats.org/drawingml/2006/main" noChangeAspect="1"/>
+            </wp:cNvGraphicFramePr>
+            <a:graphic xmlns:a="http://schemas.openxmlformats.org/drawingml/2006/main">
+              <a:graphicData uri="http://schemas.openxmlformats.org/drawingml/2006/picture">
+                <pic:pic xmlns:pic="http://schemas.openxmlformats.org/drawingml/2006/picture">
+                  <pic:nvPicPr>
+                    <pic:cNvPr id="858741920" name="Picture 858741920"/>
+                    <pic:cNvPicPr/>
+                  </pic:nvPicPr>
+                  <pic:blipFill>
+                    <a:blip r:embed="rId5" cstate="print">
+                      <a:extLst>
+                        <a:ext uri="{28A0092B-C50C-407E-A947-70E740481C1C}">
+                          <a14:useLocalDpi xmlns:a14="http://schemas.microsoft.com/office/drawing/2010/main" val="0"/>
+                        </a:ext>
+                      </a:extLst>
+                    </a:blip>
+                    <a:stretch>
+                      <a:fillRect/>
+                    </a:stretch>
+                  </pic:blipFill>
+                  <pic:spPr>
+                    <a:xfrm>
+                      <a:off x="0" y="0"/>
+                      <a:ext cx="6645910" cy="2665095"/>
+                    </a:xfrm>
+                    <a:prstGeom prst="rect">
+                      <a:avLst/>
+                    </a:prstGeom>
+                  </pic:spPr>
+                </pic:pic>
+              </a:graphicData>
+            </a:graphic>
+          </wp:inline>
+        </w:drawing>
+      </w:r>
+    </w:p>
+    <w:p>
+      <w:pPr>
+        <w:rPr>
+          <w:rFonts w:ascii="Arial" w:hAnsi="Arial" w:cs="Arial"/>
+          <w:color w:val="000000" w:themeColor="text1"/>
+        </w:rPr>
+      </w:pPr>
+    </w:p>
+    <w:p>
+      <w:pPr>
+        <w:pStyle w:val="ListParagraph"/>
+        <w:numPr>
+          <w:ilvl w:val="0"/>
+          <w:numId w:val="13"/>
+        </w:numPr>
+        <w:rPr>
+          <w:rFonts w:ascii="Arial" w:hAnsi="Arial" w:cs="Arial"/>
+          <w:i/>
+          <w:iCs/>
+          <w:color w:val="000000" w:themeColor="text1"/>
+        </w:rPr>
+      </w:pPr>
+      <w:r>
+        <w:rPr>
+          <w:rFonts w:ascii="Arial" w:hAnsi="Arial" w:cs="Arial"/>
+          <w:i/>
+          <w:iCs/>
+          <w:color w:val="000000" w:themeColor="text1"/>
+        </w:rPr>
+        <w:t xml:space="preserve">A stacked bar chart by initiative and role displays the total resources, hours, or headcount for each initiative, split into </w:t>
+      </w:r>
+      <w:r>
+        <w:rPr>
+          <w:rFonts w:ascii="Arial" w:hAnsi="Arial" w:cs="Arial"/>
+          <w:i/>
+          <w:iCs/>
+          <w:color w:val="000000" w:themeColor="text1"/>
+        </w:rPr>
+        <w:t>coloured</w:t>
+      </w:r>
+      <w:r>
+        <w:rPr>
+          <w:rFonts w:ascii="Arial" w:hAnsi="Arial" w:cs="Arial"/>
+          <w:i/>
+          <w:iCs/>
+          <w:color w:val="000000" w:themeColor="text1"/>
+        </w:rPr>
+        <w:t xml:space="preserve"> segments representing each specific role</w:t>
+      </w:r>
+    </w:p>
+    <w:p>
+      <w:pPr>
+        <w:spacing w:after="160" w:line="278" w:lineRule="auto"/>
+        <w:rPr>
+          <w:rFonts w:ascii="Arial" w:hAnsi="Arial" w:cs="Arial"/>
+          <w:i/>
+          <w:iCs/>
+          <w:color w:val="000000" w:themeColor="text1"/>
+        </w:rPr>
+      </w:pPr>
+    </w:p>
+    <w:p>
+      <w:pPr>
+        <w:spacing w:after="160" w:line="278" w:lineRule="auto"/>
+        <w:rPr>
+          <w:rFonts w:ascii="Arial" w:hAnsi="Arial" w:cs="Arial"/>
+          <w:b/>
+          <w:bCs/>
+          <w:color w:val="000000" w:themeColor="text1"/>
+        </w:rPr>
+      </w:pPr>
+      <w:r>
+        <w:rPr>
+          <w:rFonts w:ascii="Arial" w:hAnsi="Arial" w:cs="Arial"/>
+          <w:b/>
+          <w:bCs/>
+          <w:color w:val="000000" w:themeColor="text1"/>
+        </w:rPr>
+        <w:t>Planning communication with internal and external stakeholders</w:t>
+      </w:r>
+    </w:p>
+    <w:p>
+      <w:pPr>
+        <w:spacing w:after="160" w:line="278" w:lineRule="auto"/>
+        <w:rPr>
+          <w:rFonts w:ascii="Arial" w:hAnsi="Arial" w:cs="Arial"/>
+          <w:color w:val="000000" w:themeColor="text1"/>
+        </w:rPr>
+      </w:pPr>
+    </w:p>
+    <w:p>
+      <w:pPr>
+        <w:pStyle w:val="ListParagraph"/>
+        <w:numPr>
+          <w:ilvl w:val="0"/>
+          <w:numId w:val="16"/>
+        </w:numPr>
+        <w:rPr>
+          <w:rFonts w:ascii="Arial" w:hAnsi="Arial" w:cs="Arial"/>
+          <w:color w:val="000000" w:themeColor="text1"/>
+        </w:rPr>
+      </w:pPr>
+      <w:r>
+        <w:rPr>
+          <w:rFonts w:ascii="Arial" w:hAnsi="Arial" w:cs="Arial"/>
+          <w:b/>
+          <w:bCs/>
+          <w:color w:val="000000"/>
+        </w:rPr>
+        <w:t>Cloud-First SaaS and B2C Model</w:t>
+      </w:r>
+    </w:p>
+    <w:p>
+      <w:pPr>
+        <w:rPr>
+          <w:rFonts w:ascii="Arial" w:hAnsi="Arial" w:cs="Arial"/>
+          <w:color w:val="000000" w:themeColor="text1"/>
+        </w:rPr>
+      </w:pPr>
+    </w:p>
+    <w:p>
+      <w:pPr>
+        <w:rPr>
+          <w:rFonts w:ascii="Arial" w:hAnsi="Arial" w:cs="Arial"/>
+          <w:b/>
+          <w:bCs/>
+          <w:color w:val="000000" w:themeColor="text1"/>
+        </w:rPr>
+      </w:pPr>
+      <w:r>
+        <w:rPr>
+          <w:rFonts w:ascii="Arial" w:hAnsi="Arial" w:cs="Arial"/>
+          <w:b/>
+          <w:bCs/>
+          <w:color w:val="000000" w:themeColor="text1"/>
+        </w:rPr>
+        <w:t>Stakeholder Communication Matrix</w:t>
+      </w:r>
+    </w:p>
+    <w:p>
+      <w:pPr>
+        <w:rPr>
+          <w:rFonts w:ascii="Arial" w:hAnsi="Arial" w:cs="Arial"/>
+          <w:color w:val="000000" w:themeColor="text1"/>
+        </w:rPr>
+      </w:pPr>
+    </w:p>
+    <w:tbl>
+      <w:tblPr>
+        <w:tblStyle w:val="TableGrid"/>
+        <w:tblW w:w="0" w:type="auto"/>
+        <w:tblLook w:val="04A0" w:firstRow="1" w:lastRow="0" w:firstColumn="1" w:lastColumn="0" w:noHBand="0" w:noVBand="1"/>
+      </w:tblPr>
+      <w:tblGrid>
+        <w:gridCol w:w="1191"/>
+        <w:gridCol w:w="1288"/>
+        <w:gridCol w:w="1212"/>
+        <w:gridCol w:w="2880"/>
+        <w:gridCol w:w="1330"/>
+        <w:gridCol w:w="1401"/>
+        <w:gridCol w:w="1154"/>
+      </w:tblGrid>
+      <w:tr>
+        <w:tc>
+          <w:tcPr>
+            <w:tcW w:w="0" w:type="auto"/>
+            <w:hideMark/>
+          </w:tcPr>
+          <w:p>
+            <w:pPr>
+              <w:jc w:val="center"/>
+              <w:rPr>
+                <w:rFonts w:ascii="Arial" w:hAnsi="Arial" w:cs="Arial"/>
+                <w:b/>
+                <w:bCs/>
+                <w:sz w:val="20"/>
+                <w:szCs w:val="20"/>
+              </w:rPr>
+            </w:pPr>
+            <w:r>
+              <w:rPr>
+                <w:rFonts w:ascii="Arial" w:hAnsi="Arial" w:cs="Arial"/>
+                <w:b/>
+                <w:bCs/>
+                <w:sz w:val="20"/>
+                <w:szCs w:val="20"/>
+              </w:rPr>
+              <w:t>Stakeholder Group</w:t>
+            </w:r>
+          </w:p>
+        </w:tc>
+        <w:tc>
+          <w:tcPr>
+            <w:tcW w:w="0" w:type="auto"/>
+            <w:hideMark/>
+          </w:tcPr>
+          <w:p>
+            <w:pPr>
+              <w:jc w:val="center"/>
+              <w:rPr>
+                <w:rFonts w:ascii="Arial" w:hAnsi="Arial" w:cs="Arial"/>
+                <w:b/>
+                <w:bCs/>
+                <w:sz w:val="20"/>
+                <w:szCs w:val="20"/>
+              </w:rPr>
+            </w:pPr>
+            <w:r>
+              <w:rPr>
+                <w:rFonts w:ascii="Arial" w:hAnsi="Arial" w:cs="Arial"/>
+                <w:b/>
+                <w:bCs/>
+                <w:sz w:val="20"/>
+                <w:szCs w:val="20"/>
+              </w:rPr>
+              <w:t>Stakeholders</w:t>
+            </w:r>
+          </w:p>
+        </w:tc>
+        <w:tc>
+          <w:tcPr>
+            <w:tcW w:w="0" w:type="auto"/>
+            <w:hideMark/>
+          </w:tcPr>
+          <w:p>
+            <w:pPr>
+              <w:jc w:val="center"/>
+              <w:rPr>
+                <w:rFonts w:ascii="Arial" w:hAnsi="Arial" w:cs="Arial"/>
+                <w:b/>
+                <w:bCs/>
+                <w:sz w:val="20"/>
+                <w:szCs w:val="20"/>
+              </w:rPr>
+            </w:pPr>
+            <w:r>
+              <w:rPr>
+                <w:rFonts w:ascii="Arial" w:hAnsi="Arial" w:cs="Arial"/>
+                <w:b/>
+                <w:bCs/>
+                <w:sz w:val="20"/>
+                <w:szCs w:val="20"/>
+              </w:rPr>
+              <w:t>Receive Information</w:t>
+            </w:r>
+          </w:p>
+        </w:tc>
+        <w:tc>
+          <w:tcPr>
+            <w:tcW w:w="0" w:type="auto"/>
+            <w:hideMark/>
+          </w:tcPr>
+          <w:p>
+            <w:pPr>
+              <w:jc w:val="center"/>
+              <w:rPr>
+                <w:rFonts w:ascii="Arial" w:hAnsi="Arial" w:cs="Arial"/>
+                <w:b/>
+                <w:bCs/>
+                <w:sz w:val="20"/>
+                <w:szCs w:val="20"/>
+              </w:rPr>
+            </w:pPr>
+            <w:r>
+              <w:rPr>
+                <w:rFonts w:ascii="Arial" w:hAnsi="Arial" w:cs="Arial"/>
+                <w:b/>
+                <w:bCs/>
+                <w:sz w:val="20"/>
+                <w:szCs w:val="20"/>
+              </w:rPr>
+              <w:t>Distribute Information</w:t>
+            </w:r>
+          </w:p>
+        </w:tc>
+        <w:tc>
+          <w:tcPr>
+            <w:tcW w:w="0" w:type="auto"/>
+            <w:hideMark/>
+          </w:tcPr>
+          <w:p>
+            <w:pPr>
+              <w:jc w:val="center"/>
+              <w:rPr>
+                <w:rFonts w:ascii="Arial" w:hAnsi="Arial" w:cs="Arial"/>
+                <w:b/>
+                <w:bCs/>
+                <w:sz w:val="20"/>
+                <w:szCs w:val="20"/>
+              </w:rPr>
+            </w:pPr>
+            <w:r>
+              <w:rPr>
+                <w:rFonts w:ascii="Arial" w:hAnsi="Arial" w:cs="Arial"/>
+                <w:b/>
+                <w:bCs/>
+                <w:sz w:val="20"/>
+                <w:szCs w:val="20"/>
+              </w:rPr>
+              <w:t>Access Information</w:t>
+            </w:r>
+          </w:p>
+        </w:tc>
+        <w:tc>
+          <w:tcPr>
+            <w:tcW w:w="0" w:type="auto"/>
+            <w:hideMark/>
+          </w:tcPr>
+          <w:p>
+            <w:pPr>
+              <w:jc w:val="center"/>
+              <w:rPr>
+                <w:rFonts w:ascii="Arial" w:hAnsi="Arial" w:cs="Arial"/>
+                <w:b/>
+                <w:bCs/>
+                <w:sz w:val="20"/>
+                <w:szCs w:val="20"/>
+              </w:rPr>
+            </w:pPr>
+            <w:r>
+              <w:rPr>
+                <w:rFonts w:ascii="Arial" w:hAnsi="Arial" w:cs="Arial"/>
+                <w:b/>
+                <w:bCs/>
+                <w:sz w:val="20"/>
+                <w:szCs w:val="20"/>
+              </w:rPr>
+              <w:t>Update Information</w:t>
+            </w:r>
+          </w:p>
+        </w:tc>
+        <w:tc>
+          <w:tcPr>
+            <w:tcW w:w="0" w:type="auto"/>
+            <w:hideMark/>
+          </w:tcPr>
+          <w:p>
+            <w:pPr>
+              <w:jc w:val="center"/>
+              <w:rPr>
+                <w:rFonts w:ascii="Arial" w:hAnsi="Arial" w:cs="Arial"/>
+                <w:b/>
+                <w:bCs/>
+                <w:sz w:val="20"/>
+                <w:szCs w:val="20"/>
+              </w:rPr>
+            </w:pPr>
+            <w:r>
+              <w:rPr>
+                <w:rFonts w:ascii="Arial" w:hAnsi="Arial" w:cs="Arial"/>
+                <w:b/>
+                <w:bCs/>
+                <w:sz w:val="20"/>
+                <w:szCs w:val="20"/>
+              </w:rPr>
+              <w:t>Escalate Information</w:t>
+            </w:r>
+          </w:p>
+        </w:tc>
+      </w:tr>
+      <w:tr>
+        <w:tc>
+          <w:tcPr>
+            <w:tcW w:w="0" w:type="auto"/>
+            <w:hideMark/>
+          </w:tcPr>
+          <w:p>
+            <w:pPr>
+              <w:rPr>
+                <w:rFonts w:ascii="Arial" w:hAnsi="Arial" w:cs="Arial"/>
+                <w:sz w:val="20"/>
+                <w:szCs w:val="20"/>
+              </w:rPr>
+            </w:pPr>
+            <w:r>
+              <w:rPr>
+                <w:rStyle w:val="Strong"/>
+                <w:rFonts w:ascii="Arial" w:hAnsi="Arial" w:cs="Arial"/>
+                <w:sz w:val="20"/>
+                <w:szCs w:val="20"/>
+              </w:rPr>
+              <w:t>Internal</w:t>
+            </w:r>
+          </w:p>
+        </w:tc>
+        <w:tc>
+          <w:tcPr>
+            <w:tcW w:w="0" w:type="auto"/>
+            <w:hideMark/>
+          </w:tcPr>
+          <w:p>
+            <w:pPr>
+              <w:rPr>
+                <w:rFonts w:ascii="Arial" w:hAnsi="Arial" w:cs="Arial"/>
+                <w:sz w:val="20"/>
+                <w:szCs w:val="20"/>
+              </w:rPr>
+            </w:pPr>
+            <w:r>
+              <w:rPr>
+                <w:rFonts w:ascii="Arial" w:hAnsi="Arial" w:cs="Arial"/>
+                <w:sz w:val="20"/>
+                <w:szCs w:val="20"/>
+              </w:rPr>
+              <w:t>Lucas, Anna, Divya, Noah, Victorine, Tech Team in Bulgaria</w:t>
+            </w:r>
+          </w:p>
+        </w:tc>
+        <w:tc>
+          <w:tcPr>
+            <w:tcW w:w="0" w:type="auto"/>
+            <w:hideMark/>
+          </w:tcPr>
+          <w:p>
+            <w:pPr>
+              <w:rPr>
+                <w:rFonts w:ascii="Arial" w:hAnsi="Arial" w:cs="Arial"/>
+                <w:sz w:val="20"/>
+                <w:szCs w:val="20"/>
+              </w:rPr>
+            </w:pPr>
+            <w:r>
+              <w:rPr>
+                <w:rFonts w:ascii="Arial" w:hAnsi="Arial" w:cs="Arial"/>
+                <w:sz w:val="20"/>
+                <w:szCs w:val="20"/>
+              </w:rPr>
+              <w:t>Internal teams receive sprint updates and financial approvals via secure internal email accounts and weekly virtual meetings.</w:t>
+            </w:r>
+          </w:p>
+        </w:tc>
+        <w:tc>
+          <w:tcPr>
+            <w:tcW w:w="0" w:type="auto"/>
+            <w:hideMark/>
+          </w:tcPr>
+          <w:p>
+            <w:pPr>
+              <w:rPr>
+                <w:rFonts w:ascii="Arial" w:hAnsi="Arial" w:cs="Arial"/>
+                <w:sz w:val="20"/>
+                <w:szCs w:val="20"/>
+              </w:rPr>
+            </w:pPr>
+            <w:r>
+              <w:rPr>
+                <w:rFonts w:ascii="Arial" w:hAnsi="Arial" w:cs="Arial"/>
+                <w:sz w:val="20"/>
+                <w:szCs w:val="20"/>
+              </w:rPr>
+              <w:t xml:space="preserve">The Business Analyst distributes BRDs and technical requirements using the centralized cloud repository with the </w:t>
+            </w:r>
+            <w:r>
+              <w:rPr>
+                <w:rStyle w:val="HTMLCode"/>
+                <w:rFonts w:ascii="Arial" w:hAnsi="Arial" w:cs="Arial"/>
+              </w:rPr>
+              <w:t>[</w:t>
+            </w:r>
+            <w:proofErr w:type="spellStart"/>
+            <w:r>
+              <w:rPr>
+                <w:rStyle w:val="HTMLCode"/>
+                <w:rFonts w:ascii="Arial" w:hAnsi="Arial" w:cs="Arial"/>
+              </w:rPr>
+              <w:t>Department_Type_Detail_Version</w:t>
+            </w:r>
+            <w:proofErr w:type="spellEnd"/>
+            <w:r>
+              <w:rPr>
+                <w:rStyle w:val="HTMLCode"/>
+                <w:rFonts w:ascii="Arial" w:hAnsi="Arial" w:cs="Arial"/>
+              </w:rPr>
+              <w:t>]</w:t>
+            </w:r>
+            <w:r>
+              <w:rPr>
+                <w:rFonts w:ascii="Arial" w:hAnsi="Arial" w:cs="Arial"/>
+                <w:sz w:val="20"/>
+                <w:szCs w:val="20"/>
+              </w:rPr>
+              <w:t xml:space="preserve"> naming convention.</w:t>
+            </w:r>
+          </w:p>
+        </w:tc>
+        <w:tc>
+          <w:tcPr>
+            <w:tcW w:w="0" w:type="auto"/>
+            <w:hideMark/>
+          </w:tcPr>
+          <w:p>
+            <w:pPr>
+              <w:rPr>
+                <w:rFonts w:ascii="Arial" w:hAnsi="Arial" w:cs="Arial"/>
+                <w:sz w:val="20"/>
+                <w:szCs w:val="20"/>
+              </w:rPr>
+            </w:pPr>
+            <w:r>
+              <w:rPr>
+                <w:rFonts w:ascii="Arial" w:hAnsi="Arial" w:cs="Arial"/>
+                <w:sz w:val="20"/>
+                <w:szCs w:val="20"/>
+              </w:rPr>
+              <w:t xml:space="preserve">All project plans and data are stored securely in </w:t>
+            </w:r>
+            <w:proofErr w:type="spellStart"/>
+            <w:r>
+              <w:rPr>
+                <w:rFonts w:ascii="Arial" w:hAnsi="Arial" w:cs="Arial"/>
+                <w:sz w:val="20"/>
+                <w:szCs w:val="20"/>
+              </w:rPr>
+              <w:t>Worlducation's</w:t>
+            </w:r>
+            <w:proofErr w:type="spellEnd"/>
+            <w:r>
+              <w:rPr>
+                <w:rFonts w:ascii="Arial" w:hAnsi="Arial" w:cs="Arial"/>
+                <w:sz w:val="20"/>
+                <w:szCs w:val="20"/>
+              </w:rPr>
+              <w:t xml:space="preserve"> cloud repository, accessible only via authenticated company devices.</w:t>
+            </w:r>
+          </w:p>
+        </w:tc>
+        <w:tc>
+          <w:tcPr>
+            <w:tcW w:w="0" w:type="auto"/>
+            <w:hideMark/>
+          </w:tcPr>
+          <w:p>
+            <w:pPr>
+              <w:rPr>
+                <w:rFonts w:ascii="Arial" w:hAnsi="Arial" w:cs="Arial"/>
+                <w:sz w:val="20"/>
+                <w:szCs w:val="20"/>
+              </w:rPr>
+            </w:pPr>
+            <w:r>
+              <w:rPr>
+                <w:rFonts w:ascii="Arial" w:hAnsi="Arial" w:cs="Arial"/>
+                <w:sz w:val="20"/>
+                <w:szCs w:val="20"/>
+              </w:rPr>
+              <w:t>The tech team updates information through weekly Sprint reviews, while executive sponsors receive a monthly PDF status update.</w:t>
+            </w:r>
+          </w:p>
+        </w:tc>
+        <w:tc>
+          <w:tcPr>
+            <w:tcW w:w="0" w:type="auto"/>
+            <w:hideMark/>
+          </w:tcPr>
+          <w:p>
+            <w:pPr>
+              <w:rPr>
+                <w:rFonts w:ascii="Arial" w:hAnsi="Arial" w:cs="Arial"/>
+                <w:sz w:val="20"/>
+                <w:szCs w:val="20"/>
+              </w:rPr>
+            </w:pPr>
+            <w:r>
+              <w:rPr>
+                <w:rFonts w:ascii="Arial" w:hAnsi="Arial" w:cs="Arial"/>
+                <w:sz w:val="20"/>
+                <w:szCs w:val="20"/>
+              </w:rPr>
+              <w:t>Budget deviations must be escalated to Anna Armstrong (Finance), and cloud security risks must be escalated immediately to the ICT General Manager, per the Cloud/SaaS Policy.</w:t>
+            </w:r>
+          </w:p>
+        </w:tc>
+      </w:tr>
+      <w:tr>
+        <w:tc>
+          <w:tcPr>
+            <w:tcW w:w="0" w:type="auto"/>
+            <w:hideMark/>
+          </w:tcPr>
+          <w:p>
+            <w:pPr>
+              <w:rPr>
+                <w:rFonts w:ascii="Arial" w:hAnsi="Arial" w:cs="Arial"/>
+                <w:sz w:val="20"/>
+                <w:szCs w:val="20"/>
+              </w:rPr>
+            </w:pPr>
+            <w:r>
+              <w:rPr>
+                <w:rStyle w:val="Strong"/>
+                <w:rFonts w:ascii="Arial" w:hAnsi="Arial" w:cs="Arial"/>
+                <w:sz w:val="20"/>
+                <w:szCs w:val="20"/>
+              </w:rPr>
+              <w:lastRenderedPageBreak/>
+              <w:t>External</w:t>
+            </w:r>
+          </w:p>
+        </w:tc>
+        <w:tc>
+          <w:tcPr>
+            <w:tcW w:w="0" w:type="auto"/>
+            <w:hideMark/>
+          </w:tcPr>
+          <w:p>
+            <w:pPr>
+              <w:rPr>
+                <w:rFonts w:ascii="Arial" w:hAnsi="Arial" w:cs="Arial"/>
+                <w:sz w:val="20"/>
+                <w:szCs w:val="20"/>
+              </w:rPr>
+            </w:pPr>
+            <w:r>
+              <w:rPr>
+                <w:rFonts w:ascii="Arial" w:hAnsi="Arial" w:cs="Arial"/>
+                <w:sz w:val="20"/>
+                <w:szCs w:val="20"/>
+              </w:rPr>
+              <w:t>Cloud Provider, OAIC, B2C Customers</w:t>
+            </w:r>
+          </w:p>
+        </w:tc>
+        <w:tc>
+          <w:tcPr>
+            <w:tcW w:w="0" w:type="auto"/>
+            <w:hideMark/>
+          </w:tcPr>
+          <w:p>
+            <w:pPr>
+              <w:rPr>
+                <w:rFonts w:ascii="Arial" w:hAnsi="Arial" w:cs="Arial"/>
+                <w:sz w:val="20"/>
+                <w:szCs w:val="20"/>
+              </w:rPr>
+            </w:pPr>
+            <w:r>
+              <w:rPr>
+                <w:rFonts w:ascii="Arial" w:hAnsi="Arial" w:cs="Arial"/>
+                <w:sz w:val="20"/>
+                <w:szCs w:val="20"/>
+              </w:rPr>
+              <w:t>Worlducation receives server health reports and system alerts via automated dashboards and designated IT mailboxes.</w:t>
+            </w:r>
+          </w:p>
+        </w:tc>
+        <w:tc>
+          <w:tcPr>
+            <w:tcW w:w="0" w:type="auto"/>
+            <w:hideMark/>
+          </w:tcPr>
+          <w:p>
+            <w:pPr>
+              <w:rPr>
+                <w:rFonts w:ascii="Arial" w:hAnsi="Arial" w:cs="Arial"/>
+                <w:sz w:val="20"/>
+                <w:szCs w:val="20"/>
+              </w:rPr>
+            </w:pPr>
+            <w:r>
+              <w:rPr>
+                <w:rFonts w:ascii="Arial" w:hAnsi="Arial" w:cs="Arial"/>
+                <w:sz w:val="20"/>
+                <w:szCs w:val="20"/>
+              </w:rPr>
+              <w:t>Mandatory privacy compliance reports are distributed to regulatory bodies (like OAIC) using encrypted channels.</w:t>
+            </w:r>
+          </w:p>
+        </w:tc>
+        <w:tc>
+          <w:tcPr>
+            <w:tcW w:w="0" w:type="auto"/>
+            <w:hideMark/>
+          </w:tcPr>
+          <w:p>
+            <w:pPr>
+              <w:rPr>
+                <w:rFonts w:ascii="Arial" w:hAnsi="Arial" w:cs="Arial"/>
+                <w:sz w:val="20"/>
+                <w:szCs w:val="20"/>
+              </w:rPr>
+            </w:pPr>
+            <w:r>
+              <w:rPr>
+                <w:rFonts w:ascii="Arial" w:hAnsi="Arial" w:cs="Arial"/>
+                <w:sz w:val="20"/>
+                <w:szCs w:val="20"/>
+              </w:rPr>
+              <w:t>Cloud providers access technical logs through secure, permission-restricted staging environments.</w:t>
+            </w:r>
+          </w:p>
+        </w:tc>
+        <w:tc>
+          <w:tcPr>
+            <w:tcW w:w="0" w:type="auto"/>
+            <w:hideMark/>
+          </w:tcPr>
+          <w:p>
+            <w:pPr>
+              <w:rPr>
+                <w:rFonts w:ascii="Arial" w:hAnsi="Arial" w:cs="Arial"/>
+                <w:sz w:val="20"/>
+                <w:szCs w:val="20"/>
+              </w:rPr>
+            </w:pPr>
+            <w:r>
+              <w:rPr>
+                <w:rFonts w:ascii="Arial" w:hAnsi="Arial" w:cs="Arial"/>
+                <w:sz w:val="20"/>
+                <w:szCs w:val="20"/>
+              </w:rPr>
+              <w:t>Weekly synchronization meetings are held with the cloud vendor account manager.</w:t>
+            </w:r>
+          </w:p>
+        </w:tc>
+        <w:tc>
+          <w:tcPr>
+            <w:tcW w:w="0" w:type="auto"/>
+            <w:hideMark/>
+          </w:tcPr>
+          <w:p>
+            <w:pPr>
+              <w:rPr>
+                <w:rFonts w:ascii="Arial" w:hAnsi="Arial" w:cs="Arial"/>
+                <w:sz w:val="20"/>
+                <w:szCs w:val="20"/>
+              </w:rPr>
+            </w:pPr>
+            <w:r>
+              <w:rPr>
+                <w:rFonts w:ascii="Arial" w:hAnsi="Arial" w:cs="Arial"/>
+                <w:sz w:val="20"/>
+                <w:szCs w:val="20"/>
+              </w:rPr>
+              <w:t>Critical server downtimes are escalated directly to the provider's Tier 2 technical support.</w:t>
+            </w:r>
+          </w:p>
+        </w:tc>
+      </w:tr>
+    </w:tbl>
+    <w:p>
+      <w:pPr>
+        <w:pStyle w:val="Heading5"/>
+        <w:rPr>
+          <w:rFonts w:ascii="Arial" w:hAnsi="Arial" w:cs="Arial"/>
+        </w:rPr>
+      </w:pPr>
+    </w:p>
+    <w:p>
+      <w:pPr>
+        <w:rPr>
+          <w:rFonts w:ascii="Arial" w:hAnsi="Arial" w:cs="Arial"/>
+          <w:color w:val="000000" w:themeColor="text1"/>
+        </w:rPr>
+      </w:pPr>
+    </w:p>
+    <w:p>
+      <w:pPr>
+        <w:rPr>
+          <w:rFonts w:ascii="Arial" w:hAnsi="Arial" w:cs="Arial"/>
+          <w:color w:val="000000" w:themeColor="text1"/>
+        </w:rPr>
+      </w:pPr>
+    </w:p>
+    <w:p>
+      <w:pPr>
+        <w:rPr>
+          <w:rFonts w:ascii="Arial" w:hAnsi="Arial" w:cs="Arial"/>
+          <w:b/>
+          <w:bCs/>
+          <w:color w:val="000000" w:themeColor="text1"/>
+        </w:rPr>
+      </w:pPr>
+      <w:r>
+        <w:rPr>
+          <w:rFonts w:ascii="Arial" w:hAnsi="Arial" w:cs="Arial"/>
+          <w:b/>
+          <w:bCs/>
+          <w:color w:val="000000" w:themeColor="text1"/>
+        </w:rPr>
+        <w:t>Communication Constraints</w:t>
+      </w:r>
+    </w:p>
+    <w:p>
+      <w:pPr>
+        <w:rPr>
+          <w:rFonts w:ascii="Arial" w:hAnsi="Arial" w:cs="Arial"/>
+          <w:color w:val="000000" w:themeColor="text1"/>
+        </w:rPr>
+      </w:pPr>
+    </w:p>
+    <w:tbl>
+      <w:tblPr>
+        <w:tblStyle w:val="TableGrid"/>
+        <w:tblW w:w="0" w:type="auto"/>
+        <w:tblLook w:val="04A0" w:firstRow="1" w:lastRow="0" w:firstColumn="1" w:lastColumn="0" w:noHBand="0" w:noVBand="1"/>
+      </w:tblPr>
+      <w:tblGrid>
+        <w:gridCol w:w="328"/>
+        <w:gridCol w:w="1673"/>
+        <w:gridCol w:w="8455"/>
+      </w:tblGrid>
+      <w:tr>
+        <w:tc>
+          <w:tcPr>
+            <w:tcW w:w="0" w:type="auto"/>
+            <w:hideMark/>
+          </w:tcPr>
+          <w:p>
+            <w:pPr>
+              <w:jc w:val="center"/>
+              <w:rPr>
+                <w:rFonts w:ascii="Arial" w:hAnsi="Arial" w:cs="Arial"/>
+                <w:b/>
+                <w:bCs/>
+                <w:sz w:val="20"/>
+                <w:szCs w:val="20"/>
+              </w:rPr>
+            </w:pPr>
+          </w:p>
+        </w:tc>
+        <w:tc>
+          <w:tcPr>
+            <w:tcW w:w="0" w:type="auto"/>
+            <w:hideMark/>
+          </w:tcPr>
+          <w:p>
+            <w:pPr>
+              <w:jc w:val="center"/>
+              <w:rPr>
+                <w:rFonts w:ascii="Arial" w:hAnsi="Arial" w:cs="Arial"/>
+                <w:b/>
+                <w:bCs/>
+                <w:sz w:val="20"/>
+                <w:szCs w:val="20"/>
+              </w:rPr>
+            </w:pPr>
+            <w:r>
+              <w:rPr>
+                <w:rFonts w:ascii="Arial" w:hAnsi="Arial" w:cs="Arial"/>
+                <w:b/>
+                <w:bCs/>
+                <w:sz w:val="20"/>
+                <w:szCs w:val="20"/>
+              </w:rPr>
+              <w:t>Constraint</w:t>
+            </w:r>
+          </w:p>
+        </w:tc>
+        <w:tc>
+          <w:tcPr>
+            <w:tcW w:w="0" w:type="auto"/>
+            <w:hideMark/>
+          </w:tcPr>
+          <w:p>
+            <w:pPr>
+              <w:jc w:val="center"/>
+              <w:rPr>
+                <w:rFonts w:ascii="Arial" w:hAnsi="Arial" w:cs="Arial"/>
+                <w:b/>
+                <w:bCs/>
+                <w:sz w:val="20"/>
+                <w:szCs w:val="20"/>
+              </w:rPr>
+            </w:pPr>
+            <w:r>
+              <w:rPr>
+                <w:rFonts w:ascii="Arial" w:hAnsi="Arial" w:cs="Arial"/>
+                <w:b/>
+                <w:bCs/>
+                <w:sz w:val="20"/>
+                <w:szCs w:val="20"/>
+              </w:rPr>
+              <w:t>Description</w:t>
+            </w:r>
+          </w:p>
+        </w:tc>
+      </w:tr>
+      <w:tr>
+        <w:tc>
+          <w:tcPr>
+            <w:tcW w:w="0" w:type="auto"/>
+            <w:hideMark/>
+          </w:tcPr>
+          <w:p>
+            <w:pPr>
+              <w:rPr>
+                <w:rFonts w:ascii="Arial" w:hAnsi="Arial" w:cs="Arial"/>
+                <w:sz w:val="20"/>
+                <w:szCs w:val="20"/>
+              </w:rPr>
+            </w:pPr>
+            <w:r>
+              <w:rPr>
+                <w:rFonts w:ascii="Arial" w:hAnsi="Arial" w:cs="Arial"/>
+                <w:sz w:val="20"/>
+                <w:szCs w:val="20"/>
+              </w:rPr>
+              <w:t>1</w:t>
+            </w:r>
+          </w:p>
+        </w:tc>
+        <w:tc>
+          <w:tcPr>
+            <w:tcW w:w="0" w:type="auto"/>
+            <w:hideMark/>
+          </w:tcPr>
+          <w:p>
+            <w:pPr>
+              <w:rPr>
+                <w:rFonts w:ascii="Arial" w:hAnsi="Arial" w:cs="Arial"/>
+                <w:sz w:val="20"/>
+                <w:szCs w:val="20"/>
+              </w:rPr>
+            </w:pPr>
+            <w:r>
+              <w:rPr>
+                <w:rStyle w:val="Strong"/>
+                <w:rFonts w:ascii="Arial" w:hAnsi="Arial" w:cs="Arial"/>
+                <w:sz w:val="20"/>
+                <w:szCs w:val="20"/>
+              </w:rPr>
+              <w:t>Time Zones</w:t>
+            </w:r>
+          </w:p>
+        </w:tc>
+        <w:tc>
+          <w:tcPr>
+            <w:tcW w:w="0" w:type="auto"/>
+            <w:hideMark/>
+          </w:tcPr>
+          <w:p>
+            <w:pPr>
+              <w:rPr>
+                <w:rFonts w:ascii="Arial" w:hAnsi="Arial" w:cs="Arial"/>
+                <w:sz w:val="20"/>
+                <w:szCs w:val="20"/>
+              </w:rPr>
+            </w:pPr>
+            <w:r>
+              <w:rPr>
+                <w:rFonts w:ascii="Arial" w:hAnsi="Arial" w:cs="Arial"/>
+                <w:sz w:val="20"/>
+                <w:szCs w:val="20"/>
+              </w:rPr>
+              <w:t>Managing communications between Sydney HQ, operations in emerging markets, and Bulgarian developers requires heavy reliance on asynchronous communication rather than real-time distribution.</w:t>
+            </w:r>
+          </w:p>
+        </w:tc>
+      </w:tr>
+      <w:tr>
+        <w:tc>
+          <w:tcPr>
+            <w:tcW w:w="0" w:type="auto"/>
+            <w:hideMark/>
+          </w:tcPr>
+          <w:p>
+            <w:pPr>
+              <w:rPr>
+                <w:rFonts w:ascii="Arial" w:hAnsi="Arial" w:cs="Arial"/>
+                <w:sz w:val="20"/>
+                <w:szCs w:val="20"/>
+              </w:rPr>
+            </w:pPr>
+            <w:r>
+              <w:rPr>
+                <w:rFonts w:ascii="Arial" w:hAnsi="Arial" w:cs="Arial"/>
+                <w:sz w:val="20"/>
+                <w:szCs w:val="20"/>
+              </w:rPr>
+              <w:t>2</w:t>
+            </w:r>
+          </w:p>
+        </w:tc>
+        <w:tc>
+          <w:tcPr>
+            <w:tcW w:w="0" w:type="auto"/>
+            <w:hideMark/>
+          </w:tcPr>
+          <w:p>
+            <w:pPr>
+              <w:rPr>
+                <w:rFonts w:ascii="Arial" w:hAnsi="Arial" w:cs="Arial"/>
+                <w:sz w:val="20"/>
+                <w:szCs w:val="20"/>
+              </w:rPr>
+            </w:pPr>
+            <w:r>
+              <w:rPr>
+                <w:rStyle w:val="Strong"/>
+                <w:rFonts w:ascii="Arial" w:hAnsi="Arial" w:cs="Arial"/>
+                <w:sz w:val="20"/>
+                <w:szCs w:val="20"/>
+              </w:rPr>
+              <w:t>Privacy Compliance</w:t>
+            </w:r>
+          </w:p>
+        </w:tc>
+        <w:tc>
+          <w:tcPr>
+            <w:tcW w:w="0" w:type="auto"/>
+            <w:hideMark/>
+          </w:tcPr>
+          <w:p>
+            <w:pPr>
+              <w:rPr>
+                <w:rFonts w:ascii="Arial" w:hAnsi="Arial" w:cs="Arial"/>
+                <w:sz w:val="20"/>
+                <w:szCs w:val="20"/>
+              </w:rPr>
+            </w:pPr>
+            <w:r>
+              <w:rPr>
+                <w:rFonts w:ascii="Arial" w:hAnsi="Arial" w:cs="Arial"/>
+                <w:sz w:val="20"/>
+                <w:szCs w:val="20"/>
+              </w:rPr>
+              <w:t>The Privacy Act 1988 (APPs) severely restricts how we receive and distribute raw historical customer data, forcing all metrics to be anonymized before sharing with external cloud providers.</w:t>
+            </w:r>
+          </w:p>
+        </w:tc>
+      </w:tr>
+    </w:tbl>
+    <w:p>
+      <w:pPr>
+        <w:rPr>
+          <w:rFonts w:ascii="Arial" w:hAnsi="Arial" w:cs="Arial"/>
+          <w:color w:val="000000" w:themeColor="text1"/>
+        </w:rPr>
+      </w:pPr>
+    </w:p>
+    <w:p>
+      <w:pPr>
+        <w:rPr>
+          <w:rFonts w:ascii="Arial" w:hAnsi="Arial" w:cs="Arial"/>
+          <w:color w:val="000000" w:themeColor="text1"/>
+        </w:rPr>
+      </w:pPr>
+    </w:p>
+    <w:p>
+      <w:pPr>
+        <w:rPr>
+          <w:rFonts w:ascii="Arial" w:hAnsi="Arial" w:cs="Arial"/>
+          <w:color w:val="000000" w:themeColor="text1"/>
+        </w:rPr>
+      </w:pPr>
+    </w:p>
+    <w:p>
+      <w:pPr>
+        <w:rPr>
+          <w:rFonts w:ascii="Arial" w:hAnsi="Arial" w:cs="Arial"/>
+          <w:color w:val="000000" w:themeColor="text1"/>
+        </w:rPr>
+      </w:pPr>
+    </w:p>
+    <w:p>
+      <w:pPr>
+        <w:pStyle w:val="ListParagraph"/>
+        <w:numPr>
+          <w:ilvl w:val="0"/>
+          <w:numId w:val="16"/>
+        </w:numPr>
+        <w:rPr>
+          <w:rFonts w:ascii="Arial" w:hAnsi="Arial" w:cs="Arial"/>
+          <w:b/>
+          <w:bCs/>
+          <w:color w:val="000000"/>
+        </w:rPr>
+      </w:pPr>
+      <w:r>
+        <w:rPr>
+          <w:rFonts w:ascii="Arial" w:hAnsi="Arial" w:cs="Arial"/>
+          <w:b/>
+          <w:bCs/>
+          <w:color w:val="000000"/>
+        </w:rPr>
+        <w:t>Strategic Hardware Partnerships and Outsourced Distribution</w:t>
+      </w:r>
+    </w:p>
+    <w:p>
+      <w:pPr>
+        <w:rPr>
+          <w:rFonts w:ascii="Arial" w:hAnsi="Arial" w:cs="Arial"/>
+          <w:color w:val="000000" w:themeColor="text1"/>
+        </w:rPr>
+      </w:pPr>
+    </w:p>
+    <w:p>
+      <w:pPr>
+        <w:rPr>
+          <w:rFonts w:ascii="Arial" w:hAnsi="Arial" w:cs="Arial"/>
+          <w:b/>
+          <w:bCs/>
+          <w:color w:val="000000" w:themeColor="text1"/>
+        </w:rPr>
+      </w:pPr>
+      <w:r>
+        <w:rPr>
+          <w:rFonts w:ascii="Arial" w:hAnsi="Arial" w:cs="Arial"/>
+          <w:b/>
+          <w:bCs/>
+          <w:color w:val="000000" w:themeColor="text1"/>
+        </w:rPr>
+        <w:t>Stakeholder Communication Matrix</w:t>
+      </w:r>
+    </w:p>
+    <w:p>
+      <w:pPr>
+        <w:rPr>
+          <w:rFonts w:ascii="Arial" w:hAnsi="Arial" w:cs="Arial"/>
+          <w:color w:val="000000" w:themeColor="text1"/>
+        </w:rPr>
+      </w:pPr>
+    </w:p>
+    <w:tbl>
+      <w:tblPr>
+        <w:tblStyle w:val="TableGrid"/>
+        <w:tblW w:w="0" w:type="auto"/>
+        <w:tblLook w:val="04A0" w:firstRow="1" w:lastRow="0" w:firstColumn="1" w:lastColumn="0" w:noHBand="0" w:noVBand="1"/>
+      </w:tblPr>
+      <w:tblGrid>
+        <w:gridCol w:w="1695"/>
+        <w:gridCol w:w="1473"/>
+        <w:gridCol w:w="1469"/>
+        <w:gridCol w:w="1547"/>
+        <w:gridCol w:w="1367"/>
+        <w:gridCol w:w="1529"/>
+        <w:gridCol w:w="1376"/>
+      </w:tblGrid>
+      <w:tr>
+        <w:tc>
+          <w:tcPr>
+            <w:tcW w:w="1696" w:type="dxa"/>
+            <w:hideMark/>
+          </w:tcPr>
+          <w:p>
+            <w:pPr>
+              <w:jc w:val="center"/>
+              <w:rPr>
+                <w:rFonts w:ascii="Arial" w:hAnsi="Arial" w:cs="Arial"/>
+                <w:b/>
+                <w:bCs/>
+                <w:sz w:val="20"/>
+                <w:szCs w:val="20"/>
+              </w:rPr>
+            </w:pPr>
+            <w:r>
+              <w:rPr>
+                <w:rFonts w:ascii="Arial" w:hAnsi="Arial" w:cs="Arial"/>
+                <w:b/>
+                <w:bCs/>
+                <w:sz w:val="20"/>
+                <w:szCs w:val="20"/>
+              </w:rPr>
+              <w:t>Stakeholder Group</w:t>
+            </w:r>
+          </w:p>
+        </w:tc>
+        <w:tc>
+          <w:tcPr>
+            <w:tcW w:w="1237" w:type="dxa"/>
+            <w:hideMark/>
+          </w:tcPr>
+          <w:p>
+            <w:pPr>
+              <w:jc w:val="center"/>
+              <w:rPr>
+                <w:rFonts w:ascii="Arial" w:hAnsi="Arial" w:cs="Arial"/>
+                <w:b/>
+                <w:bCs/>
+                <w:sz w:val="20"/>
+                <w:szCs w:val="20"/>
+              </w:rPr>
+            </w:pPr>
+            <w:r>
+              <w:rPr>
+                <w:rFonts w:ascii="Arial" w:hAnsi="Arial" w:cs="Arial"/>
+                <w:b/>
+                <w:bCs/>
+                <w:sz w:val="20"/>
+                <w:szCs w:val="20"/>
+              </w:rPr>
+              <w:t>Stakeholders</w:t>
+            </w:r>
+          </w:p>
+        </w:tc>
+        <w:tc>
+          <w:tcPr>
+            <w:tcW w:w="0" w:type="auto"/>
+            <w:hideMark/>
+          </w:tcPr>
+          <w:p>
+            <w:pPr>
+              <w:jc w:val="center"/>
+              <w:rPr>
+                <w:rFonts w:ascii="Arial" w:hAnsi="Arial" w:cs="Arial"/>
+                <w:b/>
+                <w:bCs/>
+                <w:sz w:val="20"/>
+                <w:szCs w:val="20"/>
+              </w:rPr>
+            </w:pPr>
+            <w:r>
+              <w:rPr>
+                <w:rFonts w:ascii="Arial" w:hAnsi="Arial" w:cs="Arial"/>
+                <w:b/>
+                <w:bCs/>
+                <w:sz w:val="20"/>
+                <w:szCs w:val="20"/>
+              </w:rPr>
+              <w:t>Receive Information</w:t>
+            </w:r>
+          </w:p>
+        </w:tc>
+        <w:tc>
+          <w:tcPr>
+            <w:tcW w:w="0" w:type="auto"/>
+            <w:hideMark/>
+          </w:tcPr>
+          <w:p>
+            <w:pPr>
+              <w:jc w:val="center"/>
+              <w:rPr>
+                <w:rFonts w:ascii="Arial" w:hAnsi="Arial" w:cs="Arial"/>
+                <w:b/>
+                <w:bCs/>
+                <w:sz w:val="20"/>
+                <w:szCs w:val="20"/>
+              </w:rPr>
+            </w:pPr>
+            <w:r>
+              <w:rPr>
+                <w:rFonts w:ascii="Arial" w:hAnsi="Arial" w:cs="Arial"/>
+                <w:b/>
+                <w:bCs/>
+                <w:sz w:val="20"/>
+                <w:szCs w:val="20"/>
+              </w:rPr>
+              <w:t>Distribute Information</w:t>
+            </w:r>
+          </w:p>
+        </w:tc>
+        <w:tc>
+          <w:tcPr>
+            <w:tcW w:w="0" w:type="auto"/>
+            <w:hideMark/>
+          </w:tcPr>
+          <w:p>
+            <w:pPr>
+              <w:jc w:val="center"/>
+              <w:rPr>
+                <w:rFonts w:ascii="Arial" w:hAnsi="Arial" w:cs="Arial"/>
+                <w:b/>
+                <w:bCs/>
+                <w:sz w:val="20"/>
+                <w:szCs w:val="20"/>
+              </w:rPr>
+            </w:pPr>
+            <w:r>
+              <w:rPr>
+                <w:rFonts w:ascii="Arial" w:hAnsi="Arial" w:cs="Arial"/>
+                <w:b/>
+                <w:bCs/>
+                <w:sz w:val="20"/>
+                <w:szCs w:val="20"/>
+              </w:rPr>
+              <w:t>Access Information</w:t>
+            </w:r>
+          </w:p>
+        </w:tc>
+        <w:tc>
+          <w:tcPr>
+            <w:tcW w:w="0" w:type="auto"/>
+            <w:hideMark/>
+          </w:tcPr>
+          <w:p>
+            <w:pPr>
+              <w:jc w:val="center"/>
+              <w:rPr>
+                <w:rFonts w:ascii="Arial" w:hAnsi="Arial" w:cs="Arial"/>
+                <w:b/>
+                <w:bCs/>
+                <w:sz w:val="20"/>
+                <w:szCs w:val="20"/>
+              </w:rPr>
+            </w:pPr>
+            <w:r>
+              <w:rPr>
+                <w:rFonts w:ascii="Arial" w:hAnsi="Arial" w:cs="Arial"/>
+                <w:b/>
+                <w:bCs/>
+                <w:sz w:val="20"/>
+                <w:szCs w:val="20"/>
+              </w:rPr>
+              <w:t>Update Information</w:t>
+            </w:r>
+          </w:p>
+        </w:tc>
+        <w:tc>
+          <w:tcPr>
+            <w:tcW w:w="0" w:type="auto"/>
+            <w:hideMark/>
+          </w:tcPr>
+          <w:p>
+            <w:pPr>
+              <w:jc w:val="center"/>
+              <w:rPr>
+                <w:rFonts w:ascii="Arial" w:hAnsi="Arial" w:cs="Arial"/>
+                <w:b/>
+                <w:bCs/>
+                <w:sz w:val="20"/>
+                <w:szCs w:val="20"/>
+              </w:rPr>
+            </w:pPr>
+            <w:r>
+              <w:rPr>
+                <w:rFonts w:ascii="Arial" w:hAnsi="Arial" w:cs="Arial"/>
+                <w:b/>
+                <w:bCs/>
+                <w:sz w:val="20"/>
+                <w:szCs w:val="20"/>
+              </w:rPr>
+              <w:t>Escalate Information</w:t>
+            </w:r>
+          </w:p>
+        </w:tc>
+      </w:tr>
+      <w:tr>
+        <w:tc>
+          <w:tcPr>
+            <w:tcW w:w="1696" w:type="dxa"/>
+            <w:hideMark/>
+          </w:tcPr>
+          <w:p>
+            <w:pPr>
+              <w:rPr>
+                <w:rFonts w:ascii="Arial" w:hAnsi="Arial" w:cs="Arial"/>
+                <w:sz w:val="20"/>
+                <w:szCs w:val="20"/>
+              </w:rPr>
+            </w:pPr>
+            <w:r>
+              <w:rPr>
+                <w:rStyle w:val="Strong"/>
+                <w:rFonts w:ascii="Arial" w:hAnsi="Arial" w:cs="Arial"/>
+                <w:sz w:val="20"/>
+                <w:szCs w:val="20"/>
+              </w:rPr>
+              <w:t>Internal</w:t>
+            </w:r>
+          </w:p>
+        </w:tc>
+        <w:tc>
+          <w:tcPr>
+            <w:tcW w:w="1237" w:type="dxa"/>
+            <w:hideMark/>
+          </w:tcPr>
+          <w:p>
+            <w:pPr>
+              <w:rPr>
+                <w:rFonts w:ascii="Arial" w:hAnsi="Arial" w:cs="Arial"/>
+                <w:sz w:val="20"/>
+                <w:szCs w:val="20"/>
+              </w:rPr>
+            </w:pPr>
+            <w:r>
+              <w:rPr>
+                <w:rFonts w:ascii="Arial" w:hAnsi="Arial" w:cs="Arial"/>
+                <w:sz w:val="20"/>
+                <w:szCs w:val="20"/>
+              </w:rPr>
+              <w:t>Lucas, Anna, Divya, Noah, Victorine</w:t>
+            </w:r>
+          </w:p>
+        </w:tc>
+        <w:tc>
+          <w:tcPr>
+            <w:tcW w:w="0" w:type="auto"/>
+            <w:hideMark/>
+          </w:tcPr>
+          <w:p>
+            <w:pPr>
+              <w:rPr>
+                <w:rFonts w:ascii="Arial" w:hAnsi="Arial" w:cs="Arial"/>
+                <w:sz w:val="20"/>
+                <w:szCs w:val="20"/>
+              </w:rPr>
+            </w:pPr>
+            <w:r>
+              <w:rPr>
+                <w:rFonts w:ascii="Arial" w:hAnsi="Arial" w:cs="Arial"/>
+                <w:sz w:val="20"/>
+                <w:szCs w:val="20"/>
+              </w:rPr>
+              <w:t>The Sales and Operations teams receive updates and pilot test results directly from the Business Analyst via internal team briefings.</w:t>
+            </w:r>
+          </w:p>
+        </w:tc>
+        <w:tc>
+          <w:tcPr>
+            <w:tcW w:w="0" w:type="auto"/>
+            <w:hideMark/>
+          </w:tcPr>
+          <w:p>
+            <w:pPr>
+              <w:rPr>
+                <w:rFonts w:ascii="Arial" w:hAnsi="Arial" w:cs="Arial"/>
+                <w:sz w:val="20"/>
+                <w:szCs w:val="20"/>
+              </w:rPr>
+            </w:pPr>
+            <w:r>
+              <w:rPr>
+                <w:rFonts w:ascii="Arial" w:hAnsi="Arial" w:cs="Arial"/>
+                <w:sz w:val="20"/>
+                <w:szCs w:val="20"/>
+              </w:rPr>
+              <w:t>Approved Supplier Selection forms and SLAs are distributed to management for authorization before any contract is signed.</w:t>
+            </w:r>
+          </w:p>
+        </w:tc>
+        <w:tc>
+          <w:tcPr>
+            <w:tcW w:w="0" w:type="auto"/>
+            <w:hideMark/>
+          </w:tcPr>
+          <w:p>
+            <w:pPr>
+              <w:rPr>
+                <w:rFonts w:ascii="Arial" w:hAnsi="Arial" w:cs="Arial"/>
+                <w:sz w:val="20"/>
+                <w:szCs w:val="20"/>
+              </w:rPr>
+            </w:pPr>
+            <w:r>
+              <w:rPr>
+                <w:rFonts w:ascii="Arial" w:hAnsi="Arial" w:cs="Arial"/>
+                <w:sz w:val="20"/>
+                <w:szCs w:val="20"/>
+              </w:rPr>
+              <w:t>Internal staff access vendor contracts and QA reports via the operations intranet.</w:t>
+            </w:r>
+          </w:p>
+        </w:tc>
+        <w:tc>
+          <w:tcPr>
+            <w:tcW w:w="0" w:type="auto"/>
+            <w:hideMark/>
+          </w:tcPr>
+          <w:p>
+            <w:pPr>
+              <w:rPr>
+                <w:rFonts w:ascii="Arial" w:hAnsi="Arial" w:cs="Arial"/>
+                <w:sz w:val="20"/>
+                <w:szCs w:val="20"/>
+              </w:rPr>
+            </w:pPr>
+            <w:r>
+              <w:rPr>
+                <w:rFonts w:ascii="Arial" w:hAnsi="Arial" w:cs="Arial"/>
+                <w:sz w:val="20"/>
+                <w:szCs w:val="20"/>
+              </w:rPr>
+              <w:t>Automated status emails generated by the ERP system update the Sales team regarding manufacturing lead times.</w:t>
+            </w:r>
+          </w:p>
+        </w:tc>
+        <w:tc>
+          <w:tcPr>
+            <w:tcW w:w="0" w:type="auto"/>
+            <w:hideMark/>
+          </w:tcPr>
+          <w:p>
+            <w:pPr>
+              <w:rPr>
+                <w:rFonts w:ascii="Arial" w:hAnsi="Arial" w:cs="Arial"/>
+                <w:sz w:val="20"/>
+                <w:szCs w:val="20"/>
+              </w:rPr>
+            </w:pPr>
+            <w:r>
+              <w:rPr>
+                <w:rFonts w:ascii="Arial" w:hAnsi="Arial" w:cs="Arial"/>
+                <w:sz w:val="20"/>
+                <w:szCs w:val="20"/>
+              </w:rPr>
+              <w:t>Any supplier demanding payment terms structured under 30 days must be urgently escalated to the Business Manager, per the New Supplier Policy.</w:t>
+            </w:r>
+          </w:p>
+        </w:tc>
+      </w:tr>
+      <w:tr>
+        <w:tc>
+          <w:tcPr>
+            <w:tcW w:w="1696" w:type="dxa"/>
+            <w:hideMark/>
+          </w:tcPr>
+          <w:p>
+            <w:pPr>
+              <w:rPr>
+                <w:rFonts w:ascii="Arial" w:hAnsi="Arial" w:cs="Arial"/>
+                <w:sz w:val="20"/>
+                <w:szCs w:val="20"/>
+              </w:rPr>
+            </w:pPr>
+            <w:r>
+              <w:rPr>
+                <w:rStyle w:val="Strong"/>
+                <w:rFonts w:ascii="Arial" w:hAnsi="Arial" w:cs="Arial"/>
+                <w:sz w:val="20"/>
+                <w:szCs w:val="20"/>
+              </w:rPr>
+              <w:t>External</w:t>
+            </w:r>
+          </w:p>
+        </w:tc>
+        <w:tc>
+          <w:tcPr>
+            <w:tcW w:w="1237" w:type="dxa"/>
+            <w:hideMark/>
+          </w:tcPr>
+          <w:p>
+            <w:pPr>
+              <w:rPr>
+                <w:rFonts w:ascii="Arial" w:hAnsi="Arial" w:cs="Arial"/>
+                <w:sz w:val="20"/>
+                <w:szCs w:val="20"/>
+              </w:rPr>
+            </w:pPr>
+            <w:r>
+              <w:rPr>
+                <w:rFonts w:ascii="Arial" w:hAnsi="Arial" w:cs="Arial"/>
+                <w:sz w:val="20"/>
+                <w:szCs w:val="20"/>
+              </w:rPr>
+              <w:t>Hardware Partners, Distribution Partners, 550 Client Schools</w:t>
+            </w:r>
+          </w:p>
+        </w:tc>
+        <w:tc>
+          <w:tcPr>
+            <w:tcW w:w="0" w:type="auto"/>
+            <w:hideMark/>
+          </w:tcPr>
+          <w:p>
+            <w:pPr>
+              <w:rPr>
+                <w:rFonts w:ascii="Arial" w:hAnsi="Arial" w:cs="Arial"/>
+                <w:sz w:val="20"/>
+                <w:szCs w:val="20"/>
+              </w:rPr>
+            </w:pPr>
+            <w:r>
+              <w:rPr>
+                <w:rFonts w:ascii="Arial" w:hAnsi="Arial" w:cs="Arial"/>
+                <w:sz w:val="20"/>
+                <w:szCs w:val="20"/>
+              </w:rPr>
+              <w:t>Logistics partners receive technical hardware specifications and purchase orders directly through a secure B2B portal.</w:t>
+            </w:r>
+          </w:p>
+        </w:tc>
+        <w:tc>
+          <w:tcPr>
+            <w:tcW w:w="0" w:type="auto"/>
+            <w:hideMark/>
+          </w:tcPr>
+          <w:p>
+            <w:pPr>
+              <w:rPr>
+                <w:rFonts w:ascii="Arial" w:hAnsi="Arial" w:cs="Arial"/>
+                <w:sz w:val="20"/>
+                <w:szCs w:val="20"/>
+              </w:rPr>
+            </w:pPr>
+            <w:r>
+              <w:rPr>
+                <w:rFonts w:ascii="Arial" w:hAnsi="Arial" w:cs="Arial"/>
+                <w:sz w:val="20"/>
+                <w:szCs w:val="20"/>
+              </w:rPr>
+              <w:t xml:space="preserve">Hardware partners must distribute their manufacturing timeline reports and shipping manifests back to Worlducation via standard </w:t>
+            </w:r>
+            <w:r>
+              <w:rPr>
+                <w:rFonts w:ascii="Arial" w:hAnsi="Arial" w:cs="Arial"/>
+                <w:sz w:val="20"/>
+                <w:szCs w:val="20"/>
+              </w:rPr>
+              <w:lastRenderedPageBreak/>
+              <w:t>PDF or Excel attachments.</w:t>
+            </w:r>
+          </w:p>
+        </w:tc>
+        <w:tc>
+          <w:tcPr>
+            <w:tcW w:w="0" w:type="auto"/>
+            <w:hideMark/>
+          </w:tcPr>
+          <w:p>
+            <w:pPr>
+              <w:rPr>
+                <w:rFonts w:ascii="Arial" w:hAnsi="Arial" w:cs="Arial"/>
+                <w:sz w:val="20"/>
+                <w:szCs w:val="20"/>
+              </w:rPr>
+            </w:pPr>
+            <w:r>
+              <w:rPr>
+                <w:rFonts w:ascii="Arial" w:hAnsi="Arial" w:cs="Arial"/>
+                <w:sz w:val="20"/>
+                <w:szCs w:val="20"/>
+              </w:rPr>
+              <w:lastRenderedPageBreak/>
+              <w:t xml:space="preserve">External partners only access a highly restricted extranet portal connected to the ERP to process their specific </w:t>
+            </w:r>
+            <w:r>
+              <w:rPr>
+                <w:rFonts w:ascii="Arial" w:hAnsi="Arial" w:cs="Arial"/>
+                <w:sz w:val="20"/>
+                <w:szCs w:val="20"/>
+              </w:rPr>
+              <w:lastRenderedPageBreak/>
+              <w:t>purchase orders.</w:t>
+            </w:r>
+          </w:p>
+        </w:tc>
+        <w:tc>
+          <w:tcPr>
+            <w:tcW w:w="0" w:type="auto"/>
+            <w:hideMark/>
+          </w:tcPr>
+          <w:p>
+            <w:pPr>
+              <w:rPr>
+                <w:rFonts w:ascii="Arial" w:hAnsi="Arial" w:cs="Arial"/>
+                <w:sz w:val="20"/>
+                <w:szCs w:val="20"/>
+              </w:rPr>
+            </w:pPr>
+            <w:r>
+              <w:rPr>
+                <w:rFonts w:ascii="Arial" w:hAnsi="Arial" w:cs="Arial"/>
+                <w:sz w:val="20"/>
+                <w:szCs w:val="20"/>
+              </w:rPr>
+              <w:lastRenderedPageBreak/>
+              <w:t>Monthly vendor review meetings are conducted to update performance metrics and SLA compliance.</w:t>
+            </w:r>
+          </w:p>
+        </w:tc>
+        <w:tc>
+          <w:tcPr>
+            <w:tcW w:w="0" w:type="auto"/>
+            <w:hideMark/>
+          </w:tcPr>
+          <w:p>
+            <w:pPr>
+              <w:rPr>
+                <w:rFonts w:ascii="Arial" w:hAnsi="Arial" w:cs="Arial"/>
+                <w:sz w:val="20"/>
+                <w:szCs w:val="20"/>
+              </w:rPr>
+            </w:pPr>
+            <w:r>
+              <w:rPr>
+                <w:rFonts w:ascii="Arial" w:hAnsi="Arial" w:cs="Arial"/>
+                <w:sz w:val="20"/>
+                <w:szCs w:val="20"/>
+              </w:rPr>
+              <w:t>Hardware quality failures or shipment delays are escalated to Lucas Lopez and external legal advisors.</w:t>
+            </w:r>
+          </w:p>
+        </w:tc>
+      </w:tr>
+    </w:tbl>
+    <w:p>
+      <w:pPr>
+        <w:rPr>
+          <w:rFonts w:ascii="Arial" w:hAnsi="Arial" w:cs="Arial"/>
+          <w:color w:val="000000" w:themeColor="text1"/>
+        </w:rPr>
+      </w:pPr>
+    </w:p>
+    <w:p>
+      <w:pPr>
+        <w:rPr>
+          <w:rFonts w:ascii="Arial" w:hAnsi="Arial" w:cs="Arial"/>
+          <w:color w:val="000000" w:themeColor="text1"/>
+        </w:rPr>
+      </w:pPr>
+    </w:p>
+    <w:p>
+      <w:pPr>
+        <w:rPr>
+          <w:rFonts w:ascii="Arial" w:hAnsi="Arial" w:cs="Arial"/>
+          <w:b/>
+          <w:bCs/>
+          <w:color w:val="000000" w:themeColor="text1"/>
+        </w:rPr>
+      </w:pPr>
+      <w:r>
+        <w:rPr>
+          <w:rFonts w:ascii="Arial" w:hAnsi="Arial" w:cs="Arial"/>
+          <w:b/>
+          <w:bCs/>
+          <w:color w:val="000000" w:themeColor="text1"/>
+        </w:rPr>
+        <w:t>Communication Constraints</w:t>
+      </w:r>
+    </w:p>
+    <w:p>
+      <w:pPr>
+        <w:rPr>
+          <w:rFonts w:ascii="Arial" w:hAnsi="Arial" w:cs="Arial"/>
+          <w:color w:val="000000" w:themeColor="text1"/>
+        </w:rPr>
+      </w:pPr>
+    </w:p>
+    <w:tbl>
+      <w:tblPr>
+        <w:tblStyle w:val="TableGrid"/>
+        <w:tblW w:w="0" w:type="auto"/>
+        <w:tblLook w:val="04A0" w:firstRow="1" w:lastRow="0" w:firstColumn="1" w:lastColumn="0" w:noHBand="0" w:noVBand="1"/>
+      </w:tblPr>
+      <w:tblGrid>
+        <w:gridCol w:w="328"/>
+        <w:gridCol w:w="1713"/>
+        <w:gridCol w:w="8415"/>
+      </w:tblGrid>
+      <w:tr>
+        <w:tc>
+          <w:tcPr>
+            <w:tcW w:w="0" w:type="auto"/>
+            <w:hideMark/>
+          </w:tcPr>
+          <w:p>
+            <w:pPr>
+              <w:jc w:val="center"/>
+              <w:rPr>
+                <w:rFonts w:ascii="Arial" w:hAnsi="Arial" w:cs="Arial"/>
+                <w:b/>
+                <w:bCs/>
+                <w:sz w:val="20"/>
+                <w:szCs w:val="20"/>
+              </w:rPr>
+            </w:pPr>
+          </w:p>
+        </w:tc>
+        <w:tc>
+          <w:tcPr>
+            <w:tcW w:w="0" w:type="auto"/>
+            <w:hideMark/>
+          </w:tcPr>
+          <w:p>
+            <w:pPr>
+              <w:jc w:val="center"/>
+              <w:rPr>
+                <w:rFonts w:ascii="Arial" w:hAnsi="Arial" w:cs="Arial"/>
+                <w:b/>
+                <w:bCs/>
+                <w:sz w:val="20"/>
+                <w:szCs w:val="20"/>
+              </w:rPr>
+            </w:pPr>
+            <w:r>
+              <w:rPr>
+                <w:rFonts w:ascii="Arial" w:hAnsi="Arial" w:cs="Arial"/>
+                <w:b/>
+                <w:bCs/>
+                <w:sz w:val="20"/>
+                <w:szCs w:val="20"/>
+              </w:rPr>
+              <w:t>Constraint</w:t>
+            </w:r>
+          </w:p>
+        </w:tc>
+        <w:tc>
+          <w:tcPr>
+            <w:tcW w:w="0" w:type="auto"/>
+            <w:hideMark/>
+          </w:tcPr>
+          <w:p>
+            <w:pPr>
+              <w:jc w:val="center"/>
+              <w:rPr>
+                <w:rFonts w:ascii="Arial" w:hAnsi="Arial" w:cs="Arial"/>
+                <w:b/>
+                <w:bCs/>
+                <w:sz w:val="20"/>
+                <w:szCs w:val="20"/>
+              </w:rPr>
+            </w:pPr>
+            <w:r>
+              <w:rPr>
+                <w:rFonts w:ascii="Arial" w:hAnsi="Arial" w:cs="Arial"/>
+                <w:b/>
+                <w:bCs/>
+                <w:sz w:val="20"/>
+                <w:szCs w:val="20"/>
+              </w:rPr>
+              <w:t>Description</w:t>
+            </w:r>
+          </w:p>
+        </w:tc>
+      </w:tr>
+      <w:tr>
+        <w:tc>
+          <w:tcPr>
+            <w:tcW w:w="0" w:type="auto"/>
+            <w:hideMark/>
+          </w:tcPr>
+          <w:p>
+            <w:pPr>
+              <w:rPr>
+                <w:rFonts w:ascii="Arial" w:hAnsi="Arial" w:cs="Arial"/>
+                <w:sz w:val="20"/>
+                <w:szCs w:val="20"/>
+              </w:rPr>
+            </w:pPr>
+            <w:r>
+              <w:rPr>
+                <w:rFonts w:ascii="Arial" w:hAnsi="Arial" w:cs="Arial"/>
+                <w:sz w:val="20"/>
+                <w:szCs w:val="20"/>
+              </w:rPr>
+              <w:t>1</w:t>
+            </w:r>
+          </w:p>
+        </w:tc>
+        <w:tc>
+          <w:tcPr>
+            <w:tcW w:w="0" w:type="auto"/>
+            <w:hideMark/>
+          </w:tcPr>
+          <w:p>
+            <w:pPr>
+              <w:rPr>
+                <w:rFonts w:ascii="Arial" w:hAnsi="Arial" w:cs="Arial"/>
+                <w:sz w:val="20"/>
+                <w:szCs w:val="20"/>
+              </w:rPr>
+            </w:pPr>
+            <w:r>
+              <w:rPr>
+                <w:rStyle w:val="Strong"/>
+                <w:rFonts w:ascii="Arial" w:hAnsi="Arial" w:cs="Arial"/>
+                <w:sz w:val="20"/>
+                <w:szCs w:val="20"/>
+              </w:rPr>
+              <w:t>Digital Security Limits</w:t>
+            </w:r>
+          </w:p>
+        </w:tc>
+        <w:tc>
+          <w:tcPr>
+            <w:tcW w:w="0" w:type="auto"/>
+            <w:hideMark/>
+          </w:tcPr>
+          <w:p>
+            <w:pPr>
+              <w:rPr>
+                <w:rFonts w:ascii="Arial" w:hAnsi="Arial" w:cs="Arial"/>
+                <w:sz w:val="20"/>
+                <w:szCs w:val="20"/>
+              </w:rPr>
+            </w:pPr>
+            <w:r>
+              <w:rPr>
+                <w:rFonts w:ascii="Arial" w:hAnsi="Arial" w:cs="Arial"/>
+                <w:sz w:val="20"/>
+                <w:szCs w:val="20"/>
+              </w:rPr>
+              <w:t>All emails and distributed attachments from third-party manufacturers must undergo strict malware scans per the Digital Security policy, delaying real-time technical information exchanges.</w:t>
+            </w:r>
+          </w:p>
+        </w:tc>
+      </w:tr>
+      <w:tr>
+        <w:tc>
+          <w:tcPr>
+            <w:tcW w:w="0" w:type="auto"/>
+            <w:hideMark/>
+          </w:tcPr>
+          <w:p>
+            <w:pPr>
+              <w:rPr>
+                <w:rFonts w:ascii="Arial" w:hAnsi="Arial" w:cs="Arial"/>
+                <w:sz w:val="20"/>
+                <w:szCs w:val="20"/>
+              </w:rPr>
+            </w:pPr>
+            <w:r>
+              <w:rPr>
+                <w:rFonts w:ascii="Arial" w:hAnsi="Arial" w:cs="Arial"/>
+                <w:sz w:val="20"/>
+                <w:szCs w:val="20"/>
+              </w:rPr>
+              <w:t>2</w:t>
+            </w:r>
+          </w:p>
+        </w:tc>
+        <w:tc>
+          <w:tcPr>
+            <w:tcW w:w="0" w:type="auto"/>
+            <w:hideMark/>
+          </w:tcPr>
+          <w:p>
+            <w:pPr>
+              <w:rPr>
+                <w:rFonts w:ascii="Arial" w:hAnsi="Arial" w:cs="Arial"/>
+                <w:sz w:val="20"/>
+                <w:szCs w:val="20"/>
+              </w:rPr>
+            </w:pPr>
+            <w:r>
+              <w:rPr>
+                <w:rStyle w:val="Strong"/>
+                <w:rFonts w:ascii="Arial" w:hAnsi="Arial" w:cs="Arial"/>
+                <w:sz w:val="20"/>
+                <w:szCs w:val="20"/>
+              </w:rPr>
+              <w:t>Legal NDAs</w:t>
+            </w:r>
+          </w:p>
+        </w:tc>
+        <w:tc>
+          <w:tcPr>
+            <w:tcW w:w="0" w:type="auto"/>
+            <w:hideMark/>
+          </w:tcPr>
+          <w:p>
+            <w:pPr>
+              <w:rPr>
+                <w:rFonts w:ascii="Arial" w:hAnsi="Arial" w:cs="Arial"/>
+                <w:sz w:val="20"/>
+                <w:szCs w:val="20"/>
+              </w:rPr>
+            </w:pPr>
+            <w:r>
+              <w:rPr>
+                <w:rFonts w:ascii="Arial" w:hAnsi="Arial" w:cs="Arial"/>
+                <w:sz w:val="20"/>
+                <w:szCs w:val="20"/>
+              </w:rPr>
+              <w:t>Non-Disclosure Agreements strictly prohibit sharing our proprietary AI software logic with third-party hardware manufacturers, limiting the technical details we can distribute.</w:t>
+            </w:r>
+          </w:p>
+        </w:tc>
+      </w:tr>
+    </w:tbl>
+    <w:p>
+      <w:pPr>
+        <w:rPr>
+          <w:rFonts w:ascii="Arial" w:hAnsi="Arial" w:cs="Arial"/>
+          <w:color w:val="000000" w:themeColor="text1"/>
+        </w:rPr>
+      </w:pPr>
+    </w:p>
+    <w:p>
+      <w:pPr>
+        <w:rPr>
+          <w:rFonts w:ascii="Arial" w:hAnsi="Arial" w:cs="Arial"/>
+          <w:color w:val="000000" w:themeColor="text1"/>
+        </w:rPr>
+      </w:pPr>
+    </w:p>
+    <w:p>
+      <w:pPr>
+        <w:rPr>
+          <w:rFonts w:ascii="Arial" w:hAnsi="Arial" w:cs="Arial"/>
+          <w:color w:val="000000" w:themeColor="text1"/>
+        </w:rPr>
+      </w:pPr>
+    </w:p>
+    <w:p>
+      <w:pPr>
+        <w:pStyle w:val="Heading5"/>
+        <w:rPr>
+          <w:rFonts w:ascii="Arial" w:hAnsi="Arial" w:cs="Arial"/>
+        </w:rPr>
+      </w:pPr>
+    </w:p>
+    <w:p>
+      <w:pPr>
+        <w:pStyle w:val="Heading5"/>
+        <w:rPr>
+          <w:rFonts w:ascii="Arial" w:hAnsi="Arial" w:cs="Arial"/>
         </w:rPr>
       </w:pPr>
     </w:p>
@@ -1404,6 +6745,118 @@
 <file path=word/numbering.xml><?xml version="1.0" encoding="utf-8"?>
 <w:numbering xmlns:wpc="http://schemas.microsoft.com/office/word/2010/wordprocessingCanvas" xmlns:cx="http://schemas.microsoft.com/office/drawing/2014/chartex" xmlns:cx1="http://schemas.microsoft.com/office/drawing/2015/9/8/chartex" xmlns:cx2="http://schemas.microsoft.com/office/drawing/2015/10/21/chartex" xmlns:cx3="http://schemas.microsoft.com/office/drawing/2016/5/9/chartex" xmlns:cx4="http://schemas.microsoft.com/office/drawing/2016/5/10/chartex" xmlns:cx5="http://schemas.microsoft.com/office/drawing/2016/5/11/chartex" xmlns:cx6="http://schemas.microsoft.com/office/drawing/2016/5/12/chartex" xmlns:cx7="http://schemas.microsoft.com/office/drawing/2016/5/13/chartex" xmlns:cx8="http://schemas.microsoft.com/office/drawing/2016/5/14/chartex" xmlns:mc="http://schemas.openxmlformats.org/markup-compatibility/2006" xmlns:m="http://schemas.openxmlformats.org/officeDocument/2006/math" xmlns:aink="http://schemas.microsoft.com/office/drawing/2016/ink" xmlns:am3d="http://schemas.microsoft.com/office/drawing/2017/model3d" xmlns:oel="http://schemas.microsoft.com/office/2019/extlst" xmlns:r="http://schemas.openxmlformats.org/officeDocument/2006/relationships" xmlns:wp14="http://schemas.microsoft.com/office/word/2010/wordprocessingDrawing" xmlns:wp="http://schemas.openxmlformats.org/drawingml/2006/wordprocessingDrawing" xmlns:wpg="http://schemas.microsoft.com/office/word/2010/wordprocessingGroup" xmlns:wpi="http://schemas.microsoft.com/office/word/2010/wordprocessingInk" xmlns:wps="http://schemas.microsoft.com/office/word/2010/wordprocessingShape" xmlns:o="urn:schemas-microsoft-com:office:office" xmlns:v="urn:schemas-microsoft-com:vml" xmlns:w10="urn:schemas-microsoft-com:office:word" xmlns:w="http://schemas.openxmlformats.org/wordprocessingml/2006/main" xmlns:w14="http://schemas.microsoft.com/office/word/2010/wordml" xmlns:w15="http://schemas.microsoft.com/office/word/2012/wordml" xmlns:w16cex="http://schemas.microsoft.com/office/word/2018/wordml/cex" xmlns:w16cid="http://schemas.microsoft.com/office/word/2016/wordml/cid" xmlns:w16="http://schemas.microsoft.com/office/word/2018/wordml" xmlns:w16sdtdh="http://schemas.microsoft.com/office/word/2020/wordml/sdtdatahash" xmlns:w16sdtfl="http://schemas.microsoft.com/office/word/2024/wordml/sdtformatlock" xmlns:w16se="http://schemas.microsoft.com/office/word/2015/wordml/symex" xmlns:w16du="http://schemas.microsoft.com/office/word/2023/wordml/word16du" xmlns:wne="http://schemas.microsoft.com/office/word/2006/wordml" mc:Ignorable="w14 w15 w16se w16cid w16 w16cex w16sdtdh w16sdtfl w16du wp14">
   <w:abstractNum w:abstractNumId="0" w15:restartNumberingAfterBreak="0">
+    <w:nsid w:val="02273E4F"/>
+    <w:multiLevelType w:val="hybridMultilevel"/>
+    <w:tmpl w:val="45E49D44"/>
+    <w:lvl w:ilvl="0" w:tplc="1CDEDC78">
+      <w:numFmt w:val="bullet"/>
+      <w:lvlText w:val="-"/>
+      <w:lvlJc w:val="left"/>
+      <w:pPr>
+        <w:ind w:left="1080" w:hanging="360"/>
+      </w:pPr>
+      <w:rPr>
+        <w:rFonts w:ascii="Arial" w:eastAsia="Times New Roman" w:hAnsi="Arial" w:cs="Arial" w:hint="default"/>
+      </w:rPr>
+    </w:lvl>
+    <w:lvl w:ilvl="1" w:tplc="08090003" w:tentative="1">
+      <w:start w:val="1"/>
+      <w:numFmt w:val="bullet"/>
+      <w:lvlText w:val="o"/>
+      <w:lvlJc w:val="left"/>
+      <w:pPr>
+        <w:ind w:left="1440" w:hanging="360"/>
+      </w:pPr>
+      <w:rPr>
+        <w:rFonts w:ascii="Courier New" w:hAnsi="Courier New" w:cs="Courier New" w:hint="default"/>
+      </w:rPr>
+    </w:lvl>
+    <w:lvl w:ilvl="2" w:tplc="08090005" w:tentative="1">
+      <w:start w:val="1"/>
+      <w:numFmt w:val="bullet"/>
+      <w:lvlText w:val=""/>
+      <w:lvlJc w:val="left"/>
+      <w:pPr>
+        <w:ind w:left="2160" w:hanging="360"/>
+      </w:pPr>
+      <w:rPr>
+        <w:rFonts w:ascii="Wingdings" w:hAnsi="Wingdings" w:hint="default"/>
+      </w:rPr>
+    </w:lvl>
+    <w:lvl w:ilvl="3" w:tplc="08090001" w:tentative="1">
+      <w:start w:val="1"/>
+      <w:numFmt w:val="bullet"/>
+      <w:lvlText w:val=""/>
+      <w:lvlJc w:val="left"/>
+      <w:pPr>
+        <w:ind w:left="2880" w:hanging="360"/>
+      </w:pPr>
+      <w:rPr>
+        <w:rFonts w:ascii="Symbol" w:hAnsi="Symbol" w:hint="default"/>
+      </w:rPr>
+    </w:lvl>
+    <w:lvl w:ilvl="4" w:tplc="08090003" w:tentative="1">
+      <w:start w:val="1"/>
+      <w:numFmt w:val="bullet"/>
+      <w:lvlText w:val="o"/>
+      <w:lvlJc w:val="left"/>
+      <w:pPr>
+        <w:ind w:left="3600" w:hanging="360"/>
+      </w:pPr>
+      <w:rPr>
+        <w:rFonts w:ascii="Courier New" w:hAnsi="Courier New" w:cs="Courier New" w:hint="default"/>
+      </w:rPr>
+    </w:lvl>
+    <w:lvl w:ilvl="5" w:tplc="08090005" w:tentative="1">
+      <w:start w:val="1"/>
+      <w:numFmt w:val="bullet"/>
+      <w:lvlText w:val=""/>
+      <w:lvlJc w:val="left"/>
+      <w:pPr>
+        <w:ind w:left="4320" w:hanging="360"/>
+      </w:pPr>
+      <w:rPr>
+        <w:rFonts w:ascii="Wingdings" w:hAnsi="Wingdings" w:hint="default"/>
+      </w:rPr>
+    </w:lvl>
+    <w:lvl w:ilvl="6" w:tplc="08090001" w:tentative="1">
+      <w:start w:val="1"/>
+      <w:numFmt w:val="bullet"/>
+      <w:lvlText w:val=""/>
+      <w:lvlJc w:val="left"/>
+      <w:pPr>
+        <w:ind w:left="5040" w:hanging="360"/>
+      </w:pPr>
+      <w:rPr>
+        <w:rFonts w:ascii="Symbol" w:hAnsi="Symbol" w:hint="default"/>
+      </w:rPr>
+    </w:lvl>
+    <w:lvl w:ilvl="7" w:tplc="08090003" w:tentative="1">
+      <w:start w:val="1"/>
+      <w:numFmt w:val="bullet"/>
+      <w:lvlText w:val="o"/>
+      <w:lvlJc w:val="left"/>
+      <w:pPr>
+        <w:ind w:left="5760" w:hanging="360"/>
+      </w:pPr>
+      <w:rPr>
+        <w:rFonts w:ascii="Courier New" w:hAnsi="Courier New" w:cs="Courier New" w:hint="default"/>
+      </w:rPr>
+    </w:lvl>
+    <w:lvl w:ilvl="8" w:tplc="08090005" w:tentative="1">
+      <w:start w:val="1"/>
+      <w:numFmt w:val="bullet"/>
+      <w:lvlText w:val=""/>
+      <w:lvlJc w:val="left"/>
+      <w:pPr>
+        <w:ind w:left="6480" w:hanging="360"/>
+      </w:pPr>
+      <w:rPr>
+        <w:rFonts w:ascii="Wingdings" w:hAnsi="Wingdings" w:hint="default"/>
+      </w:rPr>
+    </w:lvl>
+  </w:abstractNum>
+  <w:abstractNum w:abstractNumId="1" w15:restartNumberingAfterBreak="0">
     <w:nsid w:val="080275CC"/>
     <w:multiLevelType w:val="hybridMultilevel"/>
     <w:tmpl w:val="EDDA7384"/>
@@ -1516,7 +6969,7 @@
       </w:rPr>
     </w:lvl>
   </w:abstractNum>
-  <w:abstractNum w:abstractNumId="1" w15:restartNumberingAfterBreak="0">
+  <w:abstractNum w:abstractNumId="2" w15:restartNumberingAfterBreak="0">
     <w:nsid w:val="15C01B15"/>
     <w:multiLevelType w:val="hybridMultilevel"/>
     <w:tmpl w:val="07F4883E"/>
@@ -1605,7 +7058,7 @@
       </w:pPr>
     </w:lvl>
   </w:abstractNum>
-  <w:abstractNum w:abstractNumId="2" w15:restartNumberingAfterBreak="0">
+  <w:abstractNum w:abstractNumId="3" w15:restartNumberingAfterBreak="0">
     <w:nsid w:val="161859EF"/>
     <w:multiLevelType w:val="hybridMultilevel"/>
     <w:tmpl w:val="AA5AB84C"/>
@@ -1717,7 +7170,7 @@
       </w:rPr>
     </w:lvl>
   </w:abstractNum>
-  <w:abstractNum w:abstractNumId="3" w15:restartNumberingAfterBreak="0">
+  <w:abstractNum w:abstractNumId="4" w15:restartNumberingAfterBreak="0">
     <w:nsid w:val="333D7A3E"/>
     <w:multiLevelType w:val="hybridMultilevel"/>
     <w:tmpl w:val="F198E660"/>
@@ -1806,7 +7259,7 @@
       </w:pPr>
     </w:lvl>
   </w:abstractNum>
-  <w:abstractNum w:abstractNumId="4" w15:restartNumberingAfterBreak="0">
+  <w:abstractNum w:abstractNumId="5" w15:restartNumberingAfterBreak="0">
     <w:nsid w:val="350C52BB"/>
     <w:multiLevelType w:val="hybridMultilevel"/>
     <w:tmpl w:val="65EA2982"/>
@@ -1895,7 +7348,7 @@
       </w:pPr>
     </w:lvl>
   </w:abstractNum>
-  <w:abstractNum w:abstractNumId="5" w15:restartNumberingAfterBreak="0">
+  <w:abstractNum w:abstractNumId="6" w15:restartNumberingAfterBreak="0">
     <w:nsid w:val="3C140B78"/>
     <w:multiLevelType w:val="hybridMultilevel"/>
     <w:tmpl w:val="A426F976"/>
@@ -2008,7 +7461,7 @@
       </w:rPr>
     </w:lvl>
   </w:abstractNum>
-  <w:abstractNum w:abstractNumId="6" w15:restartNumberingAfterBreak="0">
+  <w:abstractNum w:abstractNumId="7" w15:restartNumberingAfterBreak="0">
     <w:nsid w:val="486D37DD"/>
     <w:multiLevelType w:val="hybridMultilevel"/>
     <w:tmpl w:val="F024570E"/>
@@ -2097,7 +7550,247 @@
       </w:pPr>
     </w:lvl>
   </w:abstractNum>
-  <w:abstractNum w:abstractNumId="7" w15:restartNumberingAfterBreak="0">
+  <w:abstractNum w:abstractNumId="8" w15:restartNumberingAfterBreak="0">
+    <w:nsid w:val="50D118AD"/>
+    <w:multiLevelType w:val="multilevel"/>
+    <w:tmpl w:val="DB446A98"/>
+    <w:lvl w:ilvl="0">
+      <w:start w:val="1"/>
+      <w:numFmt w:val="bullet"/>
+      <w:lvlText w:val=""/>
+      <w:lvlJc w:val="left"/>
+      <w:pPr>
+        <w:tabs>
+          <w:tab w:val="num" w:pos="720"/>
+        </w:tabs>
+        <w:ind w:left="720" w:hanging="360"/>
+      </w:pPr>
+      <w:rPr>
+        <w:rFonts w:ascii="Symbol" w:hAnsi="Symbol" w:hint="default"/>
+        <w:sz w:val="20"/>
+      </w:rPr>
+    </w:lvl>
+    <w:lvl w:ilvl="1" w:tentative="1">
+      <w:start w:val="1"/>
+      <w:numFmt w:val="bullet"/>
+      <w:lvlText w:val="o"/>
+      <w:lvlJc w:val="left"/>
+      <w:pPr>
+        <w:tabs>
+          <w:tab w:val="num" w:pos="1440"/>
+        </w:tabs>
+        <w:ind w:left="1440" w:hanging="360"/>
+      </w:pPr>
+      <w:rPr>
+        <w:rFonts w:ascii="Courier New" w:hAnsi="Courier New" w:hint="default"/>
+        <w:sz w:val="20"/>
+      </w:rPr>
+    </w:lvl>
+    <w:lvl w:ilvl="2" w:tentative="1">
+      <w:start w:val="1"/>
+      <w:numFmt w:val="bullet"/>
+      <w:lvlText w:val=""/>
+      <w:lvlJc w:val="left"/>
+      <w:pPr>
+        <w:tabs>
+          <w:tab w:val="num" w:pos="2160"/>
+        </w:tabs>
+        <w:ind w:left="2160" w:hanging="360"/>
+      </w:pPr>
+      <w:rPr>
+        <w:rFonts w:ascii="Wingdings" w:hAnsi="Wingdings" w:hint="default"/>
+        <w:sz w:val="20"/>
+      </w:rPr>
+    </w:lvl>
+    <w:lvl w:ilvl="3" w:tentative="1">
+      <w:start w:val="1"/>
+      <w:numFmt w:val="bullet"/>
+      <w:lvlText w:val=""/>
+      <w:lvlJc w:val="left"/>
+      <w:pPr>
+        <w:tabs>
+          <w:tab w:val="num" w:pos="2880"/>
+        </w:tabs>
+        <w:ind w:left="2880" w:hanging="360"/>
+      </w:pPr>
+      <w:rPr>
+        <w:rFonts w:ascii="Wingdings" w:hAnsi="Wingdings" w:hint="default"/>
+        <w:sz w:val="20"/>
+      </w:rPr>
+    </w:lvl>
+    <w:lvl w:ilvl="4" w:tentative="1">
+      <w:start w:val="1"/>
+      <w:numFmt w:val="bullet"/>
+      <w:lvlText w:val=""/>
+      <w:lvlJc w:val="left"/>
+      <w:pPr>
+        <w:tabs>
+          <w:tab w:val="num" w:pos="3600"/>
+        </w:tabs>
+        <w:ind w:left="3600" w:hanging="360"/>
+      </w:pPr>
+      <w:rPr>
+        <w:rFonts w:ascii="Wingdings" w:hAnsi="Wingdings" w:hint="default"/>
+        <w:sz w:val="20"/>
+      </w:rPr>
+    </w:lvl>
+    <w:lvl w:ilvl="5" w:tentative="1">
+      <w:start w:val="1"/>
+      <w:numFmt w:val="bullet"/>
+      <w:lvlText w:val=""/>
+      <w:lvlJc w:val="left"/>
+      <w:pPr>
+        <w:tabs>
+          <w:tab w:val="num" w:pos="4320"/>
+        </w:tabs>
+        <w:ind w:left="4320" w:hanging="360"/>
+      </w:pPr>
+      <w:rPr>
+        <w:rFonts w:ascii="Wingdings" w:hAnsi="Wingdings" w:hint="default"/>
+        <w:sz w:val="20"/>
+      </w:rPr>
+    </w:lvl>
+    <w:lvl w:ilvl="6" w:tentative="1">
+      <w:start w:val="1"/>
+      <w:numFmt w:val="bullet"/>
+      <w:lvlText w:val=""/>
+      <w:lvlJc w:val="left"/>
+      <w:pPr>
+        <w:tabs>
+          <w:tab w:val="num" w:pos="5040"/>
+        </w:tabs>
+        <w:ind w:left="5040" w:hanging="360"/>
+      </w:pPr>
+      <w:rPr>
+        <w:rFonts w:ascii="Wingdings" w:hAnsi="Wingdings" w:hint="default"/>
+        <w:sz w:val="20"/>
+      </w:rPr>
+    </w:lvl>
+    <w:lvl w:ilvl="7" w:tentative="1">
+      <w:start w:val="1"/>
+      <w:numFmt w:val="bullet"/>
+      <w:lvlText w:val=""/>
+      <w:lvlJc w:val="left"/>
+      <w:pPr>
+        <w:tabs>
+          <w:tab w:val="num" w:pos="5760"/>
+        </w:tabs>
+        <w:ind w:left="5760" w:hanging="360"/>
+      </w:pPr>
+      <w:rPr>
+        <w:rFonts w:ascii="Wingdings" w:hAnsi="Wingdings" w:hint="default"/>
+        <w:sz w:val="20"/>
+      </w:rPr>
+    </w:lvl>
+    <w:lvl w:ilvl="8" w:tentative="1">
+      <w:start w:val="1"/>
+      <w:numFmt w:val="bullet"/>
+      <w:lvlText w:val=""/>
+      <w:lvlJc w:val="left"/>
+      <w:pPr>
+        <w:tabs>
+          <w:tab w:val="num" w:pos="6480"/>
+        </w:tabs>
+        <w:ind w:left="6480" w:hanging="360"/>
+      </w:pPr>
+      <w:rPr>
+        <w:rFonts w:ascii="Wingdings" w:hAnsi="Wingdings" w:hint="default"/>
+        <w:sz w:val="20"/>
+      </w:rPr>
+    </w:lvl>
+  </w:abstractNum>
+  <w:abstractNum w:abstractNumId="9" w15:restartNumberingAfterBreak="0">
+    <w:nsid w:val="50E6588C"/>
+    <w:multiLevelType w:val="hybridMultilevel"/>
+    <w:tmpl w:val="4CBAF850"/>
+    <w:lvl w:ilvl="0" w:tplc="094CE900">
+      <w:start w:val="1"/>
+      <w:numFmt w:val="decimal"/>
+      <w:lvlText w:val="%1."/>
+      <w:lvlJc w:val="left"/>
+      <w:pPr>
+        <w:ind w:left="720" w:hanging="360"/>
+      </w:pPr>
+      <w:rPr>
+        <w:rFonts w:ascii="Calibri" w:hAnsi="Calibri" w:cs="Calibri" w:hint="default"/>
+        <w:b/>
+        <w:color w:val="000000"/>
+      </w:rPr>
+    </w:lvl>
+    <w:lvl w:ilvl="1" w:tplc="08090019" w:tentative="1">
+      <w:start w:val="1"/>
+      <w:numFmt w:val="lowerLetter"/>
+      <w:lvlText w:val="%2."/>
+      <w:lvlJc w:val="left"/>
+      <w:pPr>
+        <w:ind w:left="1440" w:hanging="360"/>
+      </w:pPr>
+    </w:lvl>
+    <w:lvl w:ilvl="2" w:tplc="0809001B" w:tentative="1">
+      <w:start w:val="1"/>
+      <w:numFmt w:val="lowerRoman"/>
+      <w:lvlText w:val="%3."/>
+      <w:lvlJc w:val="right"/>
+      <w:pPr>
+        <w:ind w:left="2160" w:hanging="180"/>
+      </w:pPr>
+    </w:lvl>
+    <w:lvl w:ilvl="3" w:tplc="0809000F" w:tentative="1">
+      <w:start w:val="1"/>
+      <w:numFmt w:val="decimal"/>
+      <w:lvlText w:val="%4."/>
+      <w:lvlJc w:val="left"/>
+      <w:pPr>
+        <w:ind w:left="2880" w:hanging="360"/>
+      </w:pPr>
+    </w:lvl>
+    <w:lvl w:ilvl="4" w:tplc="08090019" w:tentative="1">
+      <w:start w:val="1"/>
+      <w:numFmt w:val="lowerLetter"/>
+      <w:lvlText w:val="%5."/>
+      <w:lvlJc w:val="left"/>
+      <w:pPr>
+        <w:ind w:left="3600" w:hanging="360"/>
+      </w:pPr>
+    </w:lvl>
+    <w:lvl w:ilvl="5" w:tplc="0809001B" w:tentative="1">
+      <w:start w:val="1"/>
+      <w:numFmt w:val="lowerRoman"/>
+      <w:lvlText w:val="%6."/>
+      <w:lvlJc w:val="right"/>
+      <w:pPr>
+        <w:ind w:left="4320" w:hanging="180"/>
+      </w:pPr>
+    </w:lvl>
+    <w:lvl w:ilvl="6" w:tplc="0809000F" w:tentative="1">
+      <w:start w:val="1"/>
+      <w:numFmt w:val="decimal"/>
+      <w:lvlText w:val="%7."/>
+      <w:lvlJc w:val="left"/>
+      <w:pPr>
+        <w:ind w:left="5040" w:hanging="360"/>
+      </w:pPr>
+    </w:lvl>
+    <w:lvl w:ilvl="7" w:tplc="08090019" w:tentative="1">
+      <w:start w:val="1"/>
+      <w:numFmt w:val="lowerLetter"/>
+      <w:lvlText w:val="%8."/>
+      <w:lvlJc w:val="left"/>
+      <w:pPr>
+        <w:ind w:left="5760" w:hanging="360"/>
+      </w:pPr>
+    </w:lvl>
+    <w:lvl w:ilvl="8" w:tplc="0809001B" w:tentative="1">
+      <w:start w:val="1"/>
+      <w:numFmt w:val="lowerRoman"/>
+      <w:lvlText w:val="%9."/>
+      <w:lvlJc w:val="right"/>
+      <w:pPr>
+        <w:ind w:left="6480" w:hanging="180"/>
+      </w:pPr>
+    </w:lvl>
+  </w:abstractNum>
+  <w:abstractNum w:abstractNumId="10" w15:restartNumberingAfterBreak="0">
     <w:nsid w:val="51282603"/>
     <w:multiLevelType w:val="hybridMultilevel"/>
     <w:tmpl w:val="E8965E76"/>
@@ -2186,7 +7879,7 @@
       </w:pPr>
     </w:lvl>
   </w:abstractNum>
-  <w:abstractNum w:abstractNumId="8" w15:restartNumberingAfterBreak="0">
+  <w:abstractNum w:abstractNumId="11" w15:restartNumberingAfterBreak="0">
     <w:nsid w:val="521B2EE7"/>
     <w:multiLevelType w:val="hybridMultilevel"/>
     <w:tmpl w:val="C14882F0"/>
@@ -2277,7 +7970,269 @@
       </w:pPr>
     </w:lvl>
   </w:abstractNum>
-  <w:abstractNum w:abstractNumId="9" w15:restartNumberingAfterBreak="0">
+  <w:abstractNum w:abstractNumId="12" w15:restartNumberingAfterBreak="0">
+    <w:nsid w:val="64D50ADF"/>
+    <w:multiLevelType w:val="multilevel"/>
+    <w:tmpl w:val="72CEE98C"/>
+    <w:lvl w:ilvl="0">
+      <w:start w:val="1"/>
+      <w:numFmt w:val="bullet"/>
+      <w:lvlText w:val=""/>
+      <w:lvlJc w:val="left"/>
+      <w:pPr>
+        <w:tabs>
+          <w:tab w:val="num" w:pos="720"/>
+        </w:tabs>
+        <w:ind w:left="720" w:hanging="360"/>
+      </w:pPr>
+      <w:rPr>
+        <w:rFonts w:ascii="Symbol" w:hAnsi="Symbol" w:hint="default"/>
+        <w:sz w:val="20"/>
+      </w:rPr>
+    </w:lvl>
+    <w:lvl w:ilvl="1" w:tentative="1">
+      <w:start w:val="1"/>
+      <w:numFmt w:val="bullet"/>
+      <w:lvlText w:val="o"/>
+      <w:lvlJc w:val="left"/>
+      <w:pPr>
+        <w:tabs>
+          <w:tab w:val="num" w:pos="1440"/>
+        </w:tabs>
+        <w:ind w:left="1440" w:hanging="360"/>
+      </w:pPr>
+      <w:rPr>
+        <w:rFonts w:ascii="Courier New" w:hAnsi="Courier New" w:hint="default"/>
+        <w:sz w:val="20"/>
+      </w:rPr>
+    </w:lvl>
+    <w:lvl w:ilvl="2" w:tentative="1">
+      <w:start w:val="1"/>
+      <w:numFmt w:val="bullet"/>
+      <w:lvlText w:val=""/>
+      <w:lvlJc w:val="left"/>
+      <w:pPr>
+        <w:tabs>
+          <w:tab w:val="num" w:pos="2160"/>
+        </w:tabs>
+        <w:ind w:left="2160" w:hanging="360"/>
+      </w:pPr>
+      <w:rPr>
+        <w:rFonts w:ascii="Wingdings" w:hAnsi="Wingdings" w:hint="default"/>
+        <w:sz w:val="20"/>
+      </w:rPr>
+    </w:lvl>
+    <w:lvl w:ilvl="3" w:tentative="1">
+      <w:start w:val="1"/>
+      <w:numFmt w:val="bullet"/>
+      <w:lvlText w:val=""/>
+      <w:lvlJc w:val="left"/>
+      <w:pPr>
+        <w:tabs>
+          <w:tab w:val="num" w:pos="2880"/>
+        </w:tabs>
+        <w:ind w:left="2880" w:hanging="360"/>
+      </w:pPr>
+      <w:rPr>
+        <w:rFonts w:ascii="Wingdings" w:hAnsi="Wingdings" w:hint="default"/>
+        <w:sz w:val="20"/>
+      </w:rPr>
+    </w:lvl>
+    <w:lvl w:ilvl="4" w:tentative="1">
+      <w:start w:val="1"/>
+      <w:numFmt w:val="bullet"/>
+      <w:lvlText w:val=""/>
+      <w:lvlJc w:val="left"/>
+      <w:pPr>
+        <w:tabs>
+          <w:tab w:val="num" w:pos="3600"/>
+        </w:tabs>
+        <w:ind w:left="3600" w:hanging="360"/>
+      </w:pPr>
+      <w:rPr>
+        <w:rFonts w:ascii="Wingdings" w:hAnsi="Wingdings" w:hint="default"/>
+        <w:sz w:val="20"/>
+      </w:rPr>
+    </w:lvl>
+    <w:lvl w:ilvl="5" w:tentative="1">
+      <w:start w:val="1"/>
+      <w:numFmt w:val="bullet"/>
+      <w:lvlText w:val=""/>
+      <w:lvlJc w:val="left"/>
+      <w:pPr>
+        <w:tabs>
+          <w:tab w:val="num" w:pos="4320"/>
+        </w:tabs>
+        <w:ind w:left="4320" w:hanging="360"/>
+      </w:pPr>
+      <w:rPr>
+        <w:rFonts w:ascii="Wingdings" w:hAnsi="Wingdings" w:hint="default"/>
+        <w:sz w:val="20"/>
+      </w:rPr>
+    </w:lvl>
+    <w:lvl w:ilvl="6" w:tentative="1">
+      <w:start w:val="1"/>
+      <w:numFmt w:val="bullet"/>
+      <w:lvlText w:val=""/>
+      <w:lvlJc w:val="left"/>
+      <w:pPr>
+        <w:tabs>
+          <w:tab w:val="num" w:pos="5040"/>
+        </w:tabs>
+        <w:ind w:left="5040" w:hanging="360"/>
+      </w:pPr>
+      <w:rPr>
+        <w:rFonts w:ascii="Wingdings" w:hAnsi="Wingdings" w:hint="default"/>
+        <w:sz w:val="20"/>
+      </w:rPr>
+    </w:lvl>
+    <w:lvl w:ilvl="7" w:tentative="1">
+      <w:start w:val="1"/>
+      <w:numFmt w:val="bullet"/>
+      <w:lvlText w:val=""/>
+      <w:lvlJc w:val="left"/>
+      <w:pPr>
+        <w:tabs>
+          <w:tab w:val="num" w:pos="5760"/>
+        </w:tabs>
+        <w:ind w:left="5760" w:hanging="360"/>
+      </w:pPr>
+      <w:rPr>
+        <w:rFonts w:ascii="Wingdings" w:hAnsi="Wingdings" w:hint="default"/>
+        <w:sz w:val="20"/>
+      </w:rPr>
+    </w:lvl>
+    <w:lvl w:ilvl="8" w:tentative="1">
+      <w:start w:val="1"/>
+      <w:numFmt w:val="bullet"/>
+      <w:lvlText w:val=""/>
+      <w:lvlJc w:val="left"/>
+      <w:pPr>
+        <w:tabs>
+          <w:tab w:val="num" w:pos="6480"/>
+        </w:tabs>
+        <w:ind w:left="6480" w:hanging="360"/>
+      </w:pPr>
+      <w:rPr>
+        <w:rFonts w:ascii="Wingdings" w:hAnsi="Wingdings" w:hint="default"/>
+        <w:sz w:val="20"/>
+      </w:rPr>
+    </w:lvl>
+  </w:abstractNum>
+  <w:abstractNum w:abstractNumId="13" w15:restartNumberingAfterBreak="0">
+    <w:nsid w:val="6BCF31E5"/>
+    <w:multiLevelType w:val="hybridMultilevel"/>
+    <w:tmpl w:val="1CE4C790"/>
+    <w:lvl w:ilvl="0" w:tplc="955457F0">
+      <w:start w:val="210"/>
+      <w:numFmt w:val="bullet"/>
+      <w:lvlText w:val=""/>
+      <w:lvlJc w:val="left"/>
+      <w:pPr>
+        <w:ind w:left="720" w:hanging="360"/>
+      </w:pPr>
+      <w:rPr>
+        <w:rFonts w:ascii="Symbol" w:eastAsia="Times New Roman" w:hAnsi="Symbol" w:cs="Arial" w:hint="default"/>
+      </w:rPr>
+    </w:lvl>
+    <w:lvl w:ilvl="1" w:tplc="08090003" w:tentative="1">
+      <w:start w:val="1"/>
+      <w:numFmt w:val="bullet"/>
+      <w:lvlText w:val="o"/>
+      <w:lvlJc w:val="left"/>
+      <w:pPr>
+        <w:ind w:left="1440" w:hanging="360"/>
+      </w:pPr>
+      <w:rPr>
+        <w:rFonts w:ascii="Courier New" w:hAnsi="Courier New" w:cs="Courier New" w:hint="default"/>
+      </w:rPr>
+    </w:lvl>
+    <w:lvl w:ilvl="2" w:tplc="08090005" w:tentative="1">
+      <w:start w:val="1"/>
+      <w:numFmt w:val="bullet"/>
+      <w:lvlText w:val=""/>
+      <w:lvlJc w:val="left"/>
+      <w:pPr>
+        <w:ind w:left="2160" w:hanging="360"/>
+      </w:pPr>
+      <w:rPr>
+        <w:rFonts w:ascii="Wingdings" w:hAnsi="Wingdings" w:hint="default"/>
+      </w:rPr>
+    </w:lvl>
+    <w:lvl w:ilvl="3" w:tplc="08090001" w:tentative="1">
+      <w:start w:val="1"/>
+      <w:numFmt w:val="bullet"/>
+      <w:lvlText w:val=""/>
+      <w:lvlJc w:val="left"/>
+      <w:pPr>
+        <w:ind w:left="2880" w:hanging="360"/>
+      </w:pPr>
+      <w:rPr>
+        <w:rFonts w:ascii="Symbol" w:hAnsi="Symbol" w:hint="default"/>
+      </w:rPr>
+    </w:lvl>
+    <w:lvl w:ilvl="4" w:tplc="08090003" w:tentative="1">
+      <w:start w:val="1"/>
+      <w:numFmt w:val="bullet"/>
+      <w:lvlText w:val="o"/>
+      <w:lvlJc w:val="left"/>
+      <w:pPr>
+        <w:ind w:left="3600" w:hanging="360"/>
+      </w:pPr>
+      <w:rPr>
+        <w:rFonts w:ascii="Courier New" w:hAnsi="Courier New" w:cs="Courier New" w:hint="default"/>
+      </w:rPr>
+    </w:lvl>
+    <w:lvl w:ilvl="5" w:tplc="08090005" w:tentative="1">
+      <w:start w:val="1"/>
+      <w:numFmt w:val="bullet"/>
+      <w:lvlText w:val=""/>
+      <w:lvlJc w:val="left"/>
+      <w:pPr>
+        <w:ind w:left="4320" w:hanging="360"/>
+      </w:pPr>
+      <w:rPr>
+        <w:rFonts w:ascii="Wingdings" w:hAnsi="Wingdings" w:hint="default"/>
+      </w:rPr>
+    </w:lvl>
+    <w:lvl w:ilvl="6" w:tplc="08090001" w:tentative="1">
+      <w:start w:val="1"/>
+      <w:numFmt w:val="bullet"/>
+      <w:lvlText w:val=""/>
+      <w:lvlJc w:val="left"/>
+      <w:pPr>
+        <w:ind w:left="5040" w:hanging="360"/>
+      </w:pPr>
+      <w:rPr>
+        <w:rFonts w:ascii="Symbol" w:hAnsi="Symbol" w:hint="default"/>
+      </w:rPr>
+    </w:lvl>
+    <w:lvl w:ilvl="7" w:tplc="08090003" w:tentative="1">
+      <w:start w:val="1"/>
+      <w:numFmt w:val="bullet"/>
+      <w:lvlText w:val="o"/>
+      <w:lvlJc w:val="left"/>
+      <w:pPr>
+        <w:ind w:left="5760" w:hanging="360"/>
+      </w:pPr>
+      <w:rPr>
+        <w:rFonts w:ascii="Courier New" w:hAnsi="Courier New" w:cs="Courier New" w:hint="default"/>
+      </w:rPr>
+    </w:lvl>
+    <w:lvl w:ilvl="8" w:tplc="08090005" w:tentative="1">
+      <w:start w:val="1"/>
+      <w:numFmt w:val="bullet"/>
+      <w:lvlText w:val=""/>
+      <w:lvlJc w:val="left"/>
+      <w:pPr>
+        <w:ind w:left="6480" w:hanging="360"/>
+      </w:pPr>
+      <w:rPr>
+        <w:rFonts w:ascii="Wingdings" w:hAnsi="Wingdings" w:hint="default"/>
+      </w:rPr>
+    </w:lvl>
+  </w:abstractNum>
+  <w:abstractNum w:abstractNumId="14" w15:restartNumberingAfterBreak="0">
     <w:nsid w:val="6F2F2931"/>
     <w:multiLevelType w:val="hybridMultilevel"/>
     <w:tmpl w:val="78583C00"/>
@@ -2366,35 +8321,142 @@
       </w:pPr>
     </w:lvl>
   </w:abstractNum>
+  <w:abstractNum w:abstractNumId="15" w15:restartNumberingAfterBreak="0">
+    <w:nsid w:val="73F30BF5"/>
+    <w:multiLevelType w:val="hybridMultilevel"/>
+    <w:tmpl w:val="4746CD30"/>
+    <w:lvl w:ilvl="0" w:tplc="0809000F">
+      <w:start w:val="1"/>
+      <w:numFmt w:val="decimal"/>
+      <w:lvlText w:val="%1."/>
+      <w:lvlJc w:val="left"/>
+      <w:pPr>
+        <w:ind w:left="720" w:hanging="360"/>
+      </w:pPr>
+      <w:rPr>
+        <w:rFonts w:hint="default"/>
+      </w:rPr>
+    </w:lvl>
+    <w:lvl w:ilvl="1" w:tplc="08090019" w:tentative="1">
+      <w:start w:val="1"/>
+      <w:numFmt w:val="lowerLetter"/>
+      <w:lvlText w:val="%2."/>
+      <w:lvlJc w:val="left"/>
+      <w:pPr>
+        <w:ind w:left="1440" w:hanging="360"/>
+      </w:pPr>
+    </w:lvl>
+    <w:lvl w:ilvl="2" w:tplc="0809001B" w:tentative="1">
+      <w:start w:val="1"/>
+      <w:numFmt w:val="lowerRoman"/>
+      <w:lvlText w:val="%3."/>
+      <w:lvlJc w:val="right"/>
+      <w:pPr>
+        <w:ind w:left="2160" w:hanging="180"/>
+      </w:pPr>
+    </w:lvl>
+    <w:lvl w:ilvl="3" w:tplc="0809000F" w:tentative="1">
+      <w:start w:val="1"/>
+      <w:numFmt w:val="decimal"/>
+      <w:lvlText w:val="%4."/>
+      <w:lvlJc w:val="left"/>
+      <w:pPr>
+        <w:ind w:left="2880" w:hanging="360"/>
+      </w:pPr>
+    </w:lvl>
+    <w:lvl w:ilvl="4" w:tplc="08090019" w:tentative="1">
+      <w:start w:val="1"/>
+      <w:numFmt w:val="lowerLetter"/>
+      <w:lvlText w:val="%5."/>
+      <w:lvlJc w:val="left"/>
+      <w:pPr>
+        <w:ind w:left="3600" w:hanging="360"/>
+      </w:pPr>
+    </w:lvl>
+    <w:lvl w:ilvl="5" w:tplc="0809001B" w:tentative="1">
+      <w:start w:val="1"/>
+      <w:numFmt w:val="lowerRoman"/>
+      <w:lvlText w:val="%6."/>
+      <w:lvlJc w:val="right"/>
+      <w:pPr>
+        <w:ind w:left="4320" w:hanging="180"/>
+      </w:pPr>
+    </w:lvl>
+    <w:lvl w:ilvl="6" w:tplc="0809000F" w:tentative="1">
+      <w:start w:val="1"/>
+      <w:numFmt w:val="decimal"/>
+      <w:lvlText w:val="%7."/>
+      <w:lvlJc w:val="left"/>
+      <w:pPr>
+        <w:ind w:left="5040" w:hanging="360"/>
+      </w:pPr>
+    </w:lvl>
+    <w:lvl w:ilvl="7" w:tplc="08090019" w:tentative="1">
+      <w:start w:val="1"/>
+      <w:numFmt w:val="lowerLetter"/>
+      <w:lvlText w:val="%8."/>
+      <w:lvlJc w:val="left"/>
+      <w:pPr>
+        <w:ind w:left="5760" w:hanging="360"/>
+      </w:pPr>
+    </w:lvl>
+    <w:lvl w:ilvl="8" w:tplc="0809001B" w:tentative="1">
+      <w:start w:val="1"/>
+      <w:numFmt w:val="lowerRoman"/>
+      <w:lvlText w:val="%9."/>
+      <w:lvlJc w:val="right"/>
+      <w:pPr>
+        <w:ind w:left="6480" w:hanging="180"/>
+      </w:pPr>
+    </w:lvl>
+  </w:abstractNum>
   <w:num w:numId="1" w16cid:durableId="1430465021">
+    <w:abstractNumId w:val="4"/>
+  </w:num>
+  <w:num w:numId="2" w16cid:durableId="1516504234">
+    <w:abstractNumId w:val="1"/>
+  </w:num>
+  <w:num w:numId="3" w16cid:durableId="325859336">
+    <w:abstractNumId w:val="6"/>
+  </w:num>
+  <w:num w:numId="4" w16cid:durableId="248469620">
+    <w:abstractNumId w:val="5"/>
+  </w:num>
+  <w:num w:numId="5" w16cid:durableId="1133475097">
+    <w:abstractNumId w:val="11"/>
+  </w:num>
+  <w:num w:numId="6" w16cid:durableId="573972168">
+    <w:abstractNumId w:val="2"/>
+  </w:num>
+  <w:num w:numId="7" w16cid:durableId="1080059426">
+    <w:abstractNumId w:val="7"/>
+  </w:num>
+  <w:num w:numId="8" w16cid:durableId="350761364">
+    <w:abstractNumId w:val="14"/>
+  </w:num>
+  <w:num w:numId="9" w16cid:durableId="1873762706">
+    <w:abstractNumId w:val="10"/>
+  </w:num>
+  <w:num w:numId="10" w16cid:durableId="2082412301">
     <w:abstractNumId w:val="3"/>
   </w:num>
-  <w:num w:numId="2" w16cid:durableId="1516504234">
+  <w:num w:numId="11" w16cid:durableId="296179381">
+    <w:abstractNumId w:val="15"/>
+  </w:num>
+  <w:num w:numId="12" w16cid:durableId="154423337">
     <w:abstractNumId w:val="0"/>
   </w:num>
-  <w:num w:numId="3" w16cid:durableId="325859336">
-    <w:abstractNumId w:val="5"/>
+  <w:num w:numId="13" w16cid:durableId="1993291747">
+    <w:abstractNumId w:val="13"/>
   </w:num>
-  <w:num w:numId="4" w16cid:durableId="248469620">
-    <w:abstractNumId w:val="4"/>
-  </w:num>
-  <w:num w:numId="5" w16cid:durableId="1133475097">
+  <w:num w:numId="14" w16cid:durableId="1491097404">
     <w:abstractNumId w:val="8"/>
   </w:num>
-  <w:num w:numId="6" w16cid:durableId="573972168">
-    <w:abstractNumId w:val="1"/>
+  <w:num w:numId="15" w16cid:durableId="465513085">
+    <w:abstractNumId w:val="12"/>
   </w:num>
-  <w:num w:numId="7" w16cid:durableId="1080059426">
-    <w:abstractNumId w:val="6"/>
-  </w:num>
-  <w:num w:numId="8" w16cid:durableId="350761364">
+  <w:num w:numId="16" w16cid:durableId="990673737">
     <w:abstractNumId w:val="9"/>
-  </w:num>
-  <w:num w:numId="9" w16cid:durableId="1873762706">
-    <w:abstractNumId w:val="7"/>
-  </w:num>
-  <w:num w:numId="10" w16cid:durableId="2082412301">
-    <w:abstractNumId w:val="2"/>
   </w:num>
 </w:numbering>
 </file>
@@ -2799,7 +8861,7 @@
   <w:style w:type="paragraph" w:default="1" w:styleId="Normal">
     <w:name w:val="Normal"/>
     <w:qFormat/>
-    <w:rsid w:val="00235B68"/>
+    <w:rsid w:val="004C2979"/>
     <w:pPr>
       <w:spacing w:after="0" w:line="240" w:lineRule="auto"/>
     </w:pPr>
@@ -3010,7 +9072,6 @@
   <w:style w:type="character" w:default="1" w:styleId="DefaultParagraphFont">
     <w:name w:val="Default Paragraph Font"/>
     <w:uiPriority w:val="1"/>
-    <w:semiHidden/>
     <w:unhideWhenUsed/>
   </w:style>
   <w:style w:type="table" w:default="1" w:styleId="TableNormal">
@@ -3324,6 +9385,49 @@
       <w:spacing w:val="5"/>
     </w:rPr>
   </w:style>
+  <w:style w:type="table" w:styleId="TableGrid">
+    <w:name w:val="Table Grid"/>
+    <w:basedOn w:val="TableNormal"/>
+    <w:uiPriority w:val="39"/>
+    <w:rsid w:val="00717869"/>
+    <w:pPr>
+      <w:spacing w:after="0" w:line="240" w:lineRule="auto"/>
+    </w:pPr>
+    <w:tblPr>
+      <w:tblBorders>
+        <w:top w:val="single" w:sz="4" w:space="0" w:color="auto"/>
+        <w:left w:val="single" w:sz="4" w:space="0" w:color="auto"/>
+        <w:bottom w:val="single" w:sz="4" w:space="0" w:color="auto"/>
+        <w:right w:val="single" w:sz="4" w:space="0" w:color="auto"/>
+        <w:insideH w:val="single" w:sz="4" w:space="0" w:color="auto"/>
+        <w:insideV w:val="single" w:sz="4" w:space="0" w:color="auto"/>
+      </w:tblBorders>
+    </w:tblPr>
+  </w:style>
+  <w:style w:type="character" w:styleId="Strong">
+    <w:name w:val="Strong"/>
+    <w:basedOn w:val="DefaultParagraphFont"/>
+    <w:uiPriority w:val="22"/>
+    <w:qFormat/>
+    <w:rsid w:val="00A2210E"/>
+    <w:rPr>
+      <w:b/>
+      <w:bCs/>
+    </w:rPr>
+  </w:style>
+  <w:style w:type="character" w:styleId="HTMLCode">
+    <w:name w:val="HTML Code"/>
+    <w:basedOn w:val="DefaultParagraphFont"/>
+    <w:uiPriority w:val="99"/>
+    <w:semiHidden/>
+    <w:unhideWhenUsed/>
+    <w:rsid w:val="00A2210E"/>
+    <w:rPr>
+      <w:rFonts w:ascii="Courier New" w:eastAsia="Times New Roman" w:hAnsi="Courier New" w:cs="Courier New"/>
+      <w:sz w:val="20"/>
+      <w:szCs w:val="20"/>
+    </w:rPr>
+  </w:style>
 </w:styles>
 </file>
 

--- a/2026-T3/B2-ICTSAD609-Plan_Monitor/2-Task2/611-Task2-section2.docx
+++ b/2026-T3/B2-ICTSAD609-Plan_Monitor/2-Task2/611-Task2-section2.docx
@@ -31,6 +31,47 @@
         </w:rPr>
       </w:pPr>
     </w:p>
+    <w:p>
+      <w:pPr>
+        <w:pStyle w:val="Heading1"/>
+      </w:pPr>
+      <w:r>
+        <w:t>RISK REGISTE</w:t>
+      </w:r>
+      <w:r>
+        <w:t>R</w:t>
+      </w:r>
+    </w:p>
+    <w:p>
+      <w:pPr>
+        <w:rPr>
+          <w:rFonts w:ascii="Arial" w:hAnsi="Arial" w:cs="Arial"/>
+          <w:color w:val="000000" w:themeColor="text1"/>
+        </w:rPr>
+      </w:pPr>
+      <w:r>
+        <w:rPr>
+          <w:rFonts w:ascii="Arial" w:hAnsi="Arial" w:cs="Arial"/>
+          <w:color w:val="000000" w:themeColor="text1"/>
+        </w:rPr>
+        <w:t>Please see the “</w:t>
+      </w:r>
+      <w:r>
+        <w:rPr>
+          <w:rFonts w:ascii="Arial" w:hAnsi="Arial" w:cs="Arial"/>
+          <w:color w:val="000000" w:themeColor="text1"/>
+        </w:rPr>
+        <w:t>Risk_register</w:t>
+      </w:r>
+      <w:r>
+        <w:rPr>
+          <w:rFonts w:ascii="Arial" w:hAnsi="Arial" w:cs="Arial"/>
+          <w:color w:val="000000" w:themeColor="text1"/>
+        </w:rPr>
+        <w:t>” document attached to check latest updates.</w:t>
+      </w:r>
+    </w:p>
+    <w:p/>
     <w:p>
       <w:pPr>
         <w:rPr>
@@ -107,23 +148,7 @@
           <w:rFonts w:ascii="Arial" w:hAnsi="Arial" w:cs="Arial"/>
           <w:color w:val="000000" w:themeColor="text1"/>
         </w:rPr>
-        <w:t xml:space="preserve">Participants: Noah Jones, Victorine </w:t>
-      </w:r>
-      <w:proofErr w:type="spellStart"/>
-      <w:r>
-        <w:rPr>
-          <w:rFonts w:ascii="Arial" w:hAnsi="Arial" w:cs="Arial"/>
-          <w:color w:val="000000" w:themeColor="text1"/>
-        </w:rPr>
-        <w:t>Satore</w:t>
-      </w:r>
-      <w:proofErr w:type="spellEnd"/>
-      <w:r>
-        <w:rPr>
-          <w:rFonts w:ascii="Arial" w:hAnsi="Arial" w:cs="Arial"/>
-          <w:color w:val="000000" w:themeColor="text1"/>
-        </w:rPr>
-        <w:t xml:space="preserve"> and Luiz Ricardo</w:t>
+        <w:t>Participants: Noah Jones, Victorine Satore and Luiz Ricardo</w:t>
       </w:r>
     </w:p>
     <w:p>
@@ -169,23 +194,7 @@
           <w:rFonts w:ascii="Arial" w:hAnsi="Arial" w:cs="Arial"/>
           <w:color w:val="000000" w:themeColor="text1"/>
         </w:rPr>
-        <w:t xml:space="preserve">On the one hand, there is strong analytical support (Luiz Ricardo) as the initiative resolves the logistics crisis and eliminates the physical dependency that caused the delivery shortfall of 1,500 tablets in 2020. On the other hand, there is an attitude of operational concern and resistance (Noah Jones, Victorine </w:t>
-      </w:r>
-      <w:proofErr w:type="spellStart"/>
-      <w:r>
-        <w:rPr>
-          <w:rFonts w:ascii="Arial" w:hAnsi="Arial" w:cs="Arial"/>
-          <w:color w:val="000000" w:themeColor="text1"/>
-        </w:rPr>
-        <w:t>Satore</w:t>
-      </w:r>
-      <w:proofErr w:type="spellEnd"/>
-      <w:r>
-        <w:rPr>
-          <w:rFonts w:ascii="Arial" w:hAnsi="Arial" w:cs="Arial"/>
-          <w:color w:val="000000" w:themeColor="text1"/>
-        </w:rPr>
-        <w:t>) due to uncertainty over the transition of human capital to the B2C model, the viability of new sales roles and the risk of customer acquisition costs affecting short-term liquidity.</w:t>
+        <w:t>On the one hand, there is strong analytical support (Luiz Ricardo) as the initiative resolves the logistics crisis and eliminates the physical dependency that caused the delivery shortfall of 1,500 tablets in 2020. On the other hand, there is an attitude of operational concern and resistance (Noah Jones, Victorine Satore) due to uncertainty over the transition of human capital to the B2C model, the viability of new sales roles and the risk of customer acquisition costs affecting short-term liquidity.</w:t>
       </w:r>
     </w:p>
     <w:p>
@@ -532,23 +541,7 @@
                 <w:color w:val="000000"/>
               </w:rPr>
               <w:br/>
-              <w:t>- Documentation Policy, utilizing the naming convention [</w:t>
-            </w:r>
-            <w:proofErr w:type="spellStart"/>
-            <w:r>
-              <w:rPr>
-                <w:rFonts w:ascii="Arial" w:hAnsi="Arial" w:cs="Arial"/>
-                <w:color w:val="000000"/>
-              </w:rPr>
-              <w:t>Department_Type_Detail_Version</w:t>
-            </w:r>
-            <w:proofErr w:type="spellEnd"/>
-            <w:r>
-              <w:rPr>
-                <w:rFonts w:ascii="Arial" w:hAnsi="Arial" w:cs="Arial"/>
-                <w:color w:val="000000"/>
-              </w:rPr>
-              <w:t xml:space="preserve">]. </w:t>
+              <w:t xml:space="preserve">- Documentation Policy, utilizing the naming convention [Department_Type_Detail_Version]. </w:t>
             </w:r>
             <w:r>
               <w:rPr>
@@ -658,23 +651,7 @@
                 <w:rFonts w:ascii="Arial" w:hAnsi="Arial" w:cs="Arial"/>
                 <w:color w:val="000000"/>
               </w:rPr>
-              <w:t xml:space="preserve">- Structural conflicts using the </w:t>
-            </w:r>
-            <w:proofErr w:type="spellStart"/>
-            <w:r>
-              <w:rPr>
-                <w:rFonts w:ascii="Arial" w:hAnsi="Arial" w:cs="Arial"/>
-                <w:color w:val="000000"/>
-              </w:rPr>
-              <w:t>MoSCoW</w:t>
-            </w:r>
-            <w:proofErr w:type="spellEnd"/>
-            <w:r>
-              <w:rPr>
-                <w:rFonts w:ascii="Arial" w:hAnsi="Arial" w:cs="Arial"/>
-                <w:color w:val="000000"/>
-              </w:rPr>
-              <w:t xml:space="preserve"> prioritization technique - </w:t>
+              <w:t xml:space="preserve">- Structural conflicts using the MoSCoW prioritization technique - </w:t>
             </w:r>
             <w:r>
               <w:rPr>
@@ -705,6 +682,14 @@
     </w:p>
     <w:p>
       <w:pPr>
+        <w:pStyle w:val="Heading1"/>
+      </w:pPr>
+      <w:r>
+        <w:t>PROJECT SCHEDULE</w:t>
+      </w:r>
+    </w:p>
+    <w:p>
+      <w:pPr>
         <w:rPr>
           <w:rFonts w:ascii="Arial" w:hAnsi="Arial" w:cs="Arial"/>
           <w:b/>
@@ -712,14 +697,34 @@
           <w:color w:val="000000" w:themeColor="text1"/>
         </w:rPr>
       </w:pPr>
-      <w:r>
-        <w:rPr>
-          <w:rFonts w:ascii="Arial" w:hAnsi="Arial" w:cs="Arial"/>
-          <w:b/>
-          <w:bCs/>
-          <w:color w:val="000000" w:themeColor="text1"/>
-        </w:rPr>
-        <w:t>Project Schedule</w:t>
+    </w:p>
+    <w:p>
+      <w:pPr>
+        <w:rPr>
+          <w:rFonts w:ascii="Arial" w:hAnsi="Arial" w:cs="Arial"/>
+          <w:color w:val="000000" w:themeColor="text1"/>
+        </w:rPr>
+      </w:pPr>
+      <w:r>
+        <w:rPr>
+          <w:rFonts w:ascii="Arial" w:hAnsi="Arial" w:cs="Arial"/>
+          <w:color w:val="000000" w:themeColor="text1"/>
+        </w:rPr>
+        <w:t>Please see the “Project</w:t>
+      </w:r>
+      <w:r>
+        <w:rPr>
+          <w:rFonts w:ascii="Arial" w:hAnsi="Arial" w:cs="Arial"/>
+          <w:color w:val="000000" w:themeColor="text1"/>
+        </w:rPr>
+        <w:t>_</w:t>
+      </w:r>
+      <w:r>
+        <w:rPr>
+          <w:rFonts w:ascii="Arial" w:hAnsi="Arial" w:cs="Arial"/>
+          <w:color w:val="000000" w:themeColor="text1"/>
+        </w:rPr>
+        <w:t>Schedule” document attached to check latest updates.</w:t>
       </w:r>
     </w:p>
     <w:p>
@@ -1306,8 +1311,129 @@
                 <w:bCs/>
                 <w:color w:val="000000" w:themeColor="text1"/>
               </w:rPr>
-              <w:t xml:space="preserve">2: </w:t>
-            </w:r>
+              <w:t>2: Strategic Hardware Partnerships and Outsourced Distribution</w:t>
+            </w:r>
+          </w:p>
+        </w:tc>
+        <w:tc>
+          <w:tcPr>
+            <w:tcW w:w="0" w:type="auto"/>
+            <w:hideMark/>
+          </w:tcPr>
+          <w:p>
+            <w:pPr>
+              <w:rPr>
+                <w:rFonts w:ascii="Arial" w:hAnsi="Arial" w:cs="Arial"/>
+                <w:color w:val="000000" w:themeColor="text1"/>
+              </w:rPr>
+            </w:pPr>
+            <w:r>
+              <w:rPr>
+                <w:rFonts w:ascii="Arial" w:hAnsi="Arial" w:cs="Arial"/>
+                <w:color w:val="000000" w:themeColor="text1"/>
+              </w:rPr>
+              <w:t>Supplier Evaluation &amp; SLA Matrix</w:t>
+            </w:r>
+          </w:p>
+        </w:tc>
+        <w:tc>
+          <w:tcPr>
+            <w:tcW w:w="0" w:type="auto"/>
+            <w:hideMark/>
+          </w:tcPr>
+          <w:p>
+            <w:pPr>
+              <w:rPr>
+                <w:rFonts w:ascii="Arial" w:hAnsi="Arial" w:cs="Arial"/>
+                <w:color w:val="000000" w:themeColor="text1"/>
+              </w:rPr>
+            </w:pPr>
+            <w:r>
+              <w:rPr>
+                <w:rFonts w:ascii="Arial" w:hAnsi="Arial" w:cs="Arial"/>
+                <w:color w:val="000000" w:themeColor="text1"/>
+              </w:rPr>
+              <w:t>Manuel Perez (BA)</w:t>
+            </w:r>
+          </w:p>
+        </w:tc>
+        <w:tc>
+          <w:tcPr>
+            <w:tcW w:w="0" w:type="auto"/>
+            <w:hideMark/>
+          </w:tcPr>
+          <w:p>
+            <w:pPr>
+              <w:rPr>
+                <w:rFonts w:ascii="Arial" w:hAnsi="Arial" w:cs="Arial"/>
+                <w:color w:val="000000" w:themeColor="text1"/>
+              </w:rPr>
+            </w:pPr>
+            <w:r>
+              <w:rPr>
+                <w:rFonts w:ascii="Arial" w:hAnsi="Arial" w:cs="Arial"/>
+                <w:color w:val="000000" w:themeColor="text1"/>
+              </w:rPr>
+              <w:t>30</w:t>
+            </w:r>
+          </w:p>
+        </w:tc>
+        <w:tc>
+          <w:tcPr>
+            <w:tcW w:w="0" w:type="auto"/>
+            <w:hideMark/>
+          </w:tcPr>
+          <w:p>
+            <w:pPr>
+              <w:rPr>
+                <w:rFonts w:ascii="Arial" w:hAnsi="Arial" w:cs="Arial"/>
+                <w:color w:val="000000" w:themeColor="text1"/>
+              </w:rPr>
+            </w:pPr>
+            <w:r>
+              <w:rPr>
+                <w:rFonts w:ascii="Arial" w:hAnsi="Arial" w:cs="Arial"/>
+                <w:color w:val="000000" w:themeColor="text1"/>
+              </w:rPr>
+              <w:t>Month 1 (Weeks 1-2)</w:t>
+            </w:r>
+          </w:p>
+        </w:tc>
+        <w:tc>
+          <w:tcPr>
+            <w:tcW w:w="0" w:type="auto"/>
+            <w:hideMark/>
+          </w:tcPr>
+          <w:p>
+            <w:pPr>
+              <w:rPr>
+                <w:rFonts w:ascii="Arial" w:hAnsi="Arial" w:cs="Arial"/>
+                <w:color w:val="000000" w:themeColor="text1"/>
+              </w:rPr>
+            </w:pPr>
+            <w:r>
+              <w:rPr>
+                <w:rFonts w:ascii="Arial" w:hAnsi="Arial" w:cs="Arial"/>
+                <w:color w:val="000000" w:themeColor="text1"/>
+              </w:rPr>
+              <w:t>Approved</w:t>
+            </w:r>
+          </w:p>
+        </w:tc>
+      </w:tr>
+      <w:tr>
+        <w:tc>
+          <w:tcPr>
+            <w:tcW w:w="0" w:type="auto"/>
+            <w:hideMark/>
+          </w:tcPr>
+          <w:p>
+            <w:pPr>
+              <w:rPr>
+                <w:rFonts w:ascii="Arial" w:hAnsi="Arial" w:cs="Arial"/>
+                <w:color w:val="000000" w:themeColor="text1"/>
+              </w:rPr>
+            </w:pPr>
             <w:r>
               <w:rPr>
                 <w:rFonts w:ascii="Arial" w:hAnsi="Arial" w:cs="Arial"/>
@@ -1315,7 +1441,7 @@
                 <w:bCs/>
                 <w:color w:val="000000" w:themeColor="text1"/>
               </w:rPr>
-              <w:t>Strategic Hardware Partnerships and Outsourced Distribution</w:t>
+              <w:t>2: Strategic Hardware Partnerships and Outsourced Distribution</w:t>
             </w:r>
           </w:p>
         </w:tc>
@@ -1336,7 +1462,7 @@
                 <w:rFonts w:ascii="Arial" w:hAnsi="Arial" w:cs="Arial"/>
                 <w:color w:val="000000" w:themeColor="text1"/>
               </w:rPr>
-              <w:t>Supplier Evaluation &amp; SLA Matrix</w:t>
+              <w:t>ERP Integration Requirements Mapping</w:t>
             </w:r>
           </w:p>
         </w:tc>
@@ -1378,7 +1504,7 @@
                 <w:rFonts w:ascii="Arial" w:hAnsi="Arial" w:cs="Arial"/>
                 <w:color w:val="000000" w:themeColor="text1"/>
               </w:rPr>
-              <w:t>30</w:t>
+              <w:t>40</w:t>
             </w:r>
           </w:p>
         </w:tc>
@@ -1399,7 +1525,7 @@
                 <w:rFonts w:ascii="Arial" w:hAnsi="Arial" w:cs="Arial"/>
                 <w:color w:val="000000" w:themeColor="text1"/>
               </w:rPr>
-              <w:t>Month 1 (Weeks 1-2)</w:t>
+              <w:t>Month 1-2 (Weeks 3-5)</w:t>
             </w:r>
           </w:p>
         </w:tc>
@@ -1445,155 +1571,7 @@
                 <w:bCs/>
                 <w:color w:val="000000" w:themeColor="text1"/>
               </w:rPr>
-              <w:t xml:space="preserve">2: </w:t>
-            </w:r>
-            <w:r>
-              <w:rPr>
-                <w:rFonts w:ascii="Arial" w:hAnsi="Arial" w:cs="Arial"/>
-                <w:b/>
-                <w:bCs/>
-                <w:color w:val="000000" w:themeColor="text1"/>
-              </w:rPr>
-              <w:t>Strategic Hardware Partnerships and Outsourced Distribution</w:t>
-            </w:r>
-          </w:p>
-        </w:tc>
-        <w:tc>
-          <w:tcPr>
-            <w:tcW w:w="0" w:type="auto"/>
-            <w:hideMark/>
-          </w:tcPr>
-          <w:p>
-            <w:pPr>
-              <w:rPr>
-                <w:rFonts w:ascii="Arial" w:hAnsi="Arial" w:cs="Arial"/>
-                <w:color w:val="000000" w:themeColor="text1"/>
-              </w:rPr>
-            </w:pPr>
-            <w:r>
-              <w:rPr>
-                <w:rFonts w:ascii="Arial" w:hAnsi="Arial" w:cs="Arial"/>
-                <w:color w:val="000000" w:themeColor="text1"/>
-              </w:rPr>
-              <w:t>ERP Integration Requirements Mapping</w:t>
-            </w:r>
-          </w:p>
-        </w:tc>
-        <w:tc>
-          <w:tcPr>
-            <w:tcW w:w="0" w:type="auto"/>
-            <w:hideMark/>
-          </w:tcPr>
-          <w:p>
-            <w:pPr>
-              <w:rPr>
-                <w:rFonts w:ascii="Arial" w:hAnsi="Arial" w:cs="Arial"/>
-                <w:color w:val="000000" w:themeColor="text1"/>
-              </w:rPr>
-            </w:pPr>
-            <w:r>
-              <w:rPr>
-                <w:rFonts w:ascii="Arial" w:hAnsi="Arial" w:cs="Arial"/>
-                <w:color w:val="000000" w:themeColor="text1"/>
-              </w:rPr>
-              <w:t>Manuel Perez (BA)</w:t>
-            </w:r>
-          </w:p>
-        </w:tc>
-        <w:tc>
-          <w:tcPr>
-            <w:tcW w:w="0" w:type="auto"/>
-            <w:hideMark/>
-          </w:tcPr>
-          <w:p>
-            <w:pPr>
-              <w:rPr>
-                <w:rFonts w:ascii="Arial" w:hAnsi="Arial" w:cs="Arial"/>
-                <w:color w:val="000000" w:themeColor="text1"/>
-              </w:rPr>
-            </w:pPr>
-            <w:r>
-              <w:rPr>
-                <w:rFonts w:ascii="Arial" w:hAnsi="Arial" w:cs="Arial"/>
-                <w:color w:val="000000" w:themeColor="text1"/>
-              </w:rPr>
-              <w:t>40</w:t>
-            </w:r>
-          </w:p>
-        </w:tc>
-        <w:tc>
-          <w:tcPr>
-            <w:tcW w:w="0" w:type="auto"/>
-            <w:hideMark/>
-          </w:tcPr>
-          <w:p>
-            <w:pPr>
-              <w:rPr>
-                <w:rFonts w:ascii="Arial" w:hAnsi="Arial" w:cs="Arial"/>
-                <w:color w:val="000000" w:themeColor="text1"/>
-              </w:rPr>
-            </w:pPr>
-            <w:r>
-              <w:rPr>
-                <w:rFonts w:ascii="Arial" w:hAnsi="Arial" w:cs="Arial"/>
-                <w:color w:val="000000" w:themeColor="text1"/>
-              </w:rPr>
-              <w:t>Month 1-2 (Weeks 3-5)</w:t>
-            </w:r>
-          </w:p>
-        </w:tc>
-        <w:tc>
-          <w:tcPr>
-            <w:tcW w:w="0" w:type="auto"/>
-            <w:hideMark/>
-          </w:tcPr>
-          <w:p>
-            <w:pPr>
-              <w:rPr>
-                <w:rFonts w:ascii="Arial" w:hAnsi="Arial" w:cs="Arial"/>
-                <w:color w:val="000000" w:themeColor="text1"/>
-              </w:rPr>
-            </w:pPr>
-            <w:r>
-              <w:rPr>
-                <w:rFonts w:ascii="Arial" w:hAnsi="Arial" w:cs="Arial"/>
-                <w:color w:val="000000" w:themeColor="text1"/>
-              </w:rPr>
-              <w:t>Approved</w:t>
-            </w:r>
-          </w:p>
-        </w:tc>
-      </w:tr>
-      <w:tr>
-        <w:tc>
-          <w:tcPr>
-            <w:tcW w:w="0" w:type="auto"/>
-            <w:hideMark/>
-          </w:tcPr>
-          <w:p>
-            <w:pPr>
-              <w:rPr>
-                <w:rFonts w:ascii="Arial" w:hAnsi="Arial" w:cs="Arial"/>
-                <w:color w:val="000000" w:themeColor="text1"/>
-              </w:rPr>
-            </w:pPr>
-            <w:r>
-              <w:rPr>
-                <w:rFonts w:ascii="Arial" w:hAnsi="Arial" w:cs="Arial"/>
-                <w:b/>
-                <w:bCs/>
-                <w:color w:val="000000" w:themeColor="text1"/>
-              </w:rPr>
-              <w:t xml:space="preserve">2: </w:t>
-            </w:r>
-            <w:r>
-              <w:rPr>
-                <w:rFonts w:ascii="Arial" w:hAnsi="Arial" w:cs="Arial"/>
-                <w:b/>
-                <w:bCs/>
-                <w:color w:val="000000" w:themeColor="text1"/>
-              </w:rPr>
-              <w:t>Strategic Hardware Partnerships and Outsourced Distribution</w:t>
+              <w:t>2: Strategic Hardware Partnerships and Outsourced Distribution</w:t>
             </w:r>
           </w:p>
         </w:tc>
@@ -1738,6 +1716,7 @@
           <w:bCs/>
           <w:color w:val="000000" w:themeColor="text1"/>
         </w:rPr>
+        <w:lastRenderedPageBreak/>
         <w:t>Stakeholder Requirements</w:t>
       </w:r>
     </w:p>
@@ -1763,7 +1742,6 @@
           <w:rFonts w:ascii="Arial" w:hAnsi="Arial" w:cs="Arial"/>
           <w:color w:val="000000" w:themeColor="text1"/>
         </w:rPr>
-        <w:lastRenderedPageBreak/>
         <w:t>The Requirements Workshops technique was used, complemented by a Stakeholder Feedback Register. This method allowed all parties to express their observations collaboratively, record their requirements and immediately structure the steps to follow.</w:t>
       </w:r>
     </w:p>
@@ -1888,17 +1866,8 @@
           <w:rFonts w:ascii="Arial" w:hAnsi="Arial" w:cs="Arial"/>
           <w:color w:val="000000" w:themeColor="text1"/>
         </w:rPr>
-        <w:t xml:space="preserve">Participants: Noah Jones and Victorine </w:t>
-      </w:r>
-      <w:proofErr w:type="spellStart"/>
-      <w:r>
-        <w:rPr>
-          <w:rFonts w:ascii="Arial" w:hAnsi="Arial" w:cs="Arial"/>
-          <w:color w:val="000000" w:themeColor="text1"/>
-        </w:rPr>
-        <w:t>Satore</w:t>
-      </w:r>
-      <w:proofErr w:type="spellEnd"/>
+        <w:t>Participants: Noah Jones and Victorine Satore</w:t>
+      </w:r>
     </w:p>
     <w:p>
       <w:pPr>
@@ -1998,39 +1967,7 @@
           <w:rFonts w:ascii="Arial" w:hAnsi="Arial" w:cs="Arial"/>
           <w:color w:val="000000" w:themeColor="text1"/>
         </w:rPr>
-        <w:t xml:space="preserve">Concern by Sales (Victorine) about loss of hardware quality control and </w:t>
-      </w:r>
-      <w:proofErr w:type="gramStart"/>
-      <w:r>
-        <w:rPr>
-          <w:rFonts w:ascii="Arial" w:hAnsi="Arial" w:cs="Arial"/>
-          <w:color w:val="000000" w:themeColor="text1"/>
-        </w:rPr>
-        <w:t>third party</w:t>
-      </w:r>
-      <w:proofErr w:type="gramEnd"/>
-      <w:r>
-        <w:rPr>
-          <w:rFonts w:ascii="Arial" w:hAnsi="Arial" w:cs="Arial"/>
-          <w:color w:val="000000" w:themeColor="text1"/>
-        </w:rPr>
-        <w:t xml:space="preserve"> delays with customers that threaten </w:t>
-      </w:r>
-      <w:proofErr w:type="spellStart"/>
-      <w:r>
-        <w:rPr>
-          <w:rFonts w:ascii="Arial" w:hAnsi="Arial" w:cs="Arial"/>
-          <w:color w:val="000000" w:themeColor="text1"/>
-        </w:rPr>
-        <w:t>Worlducation's</w:t>
-      </w:r>
-      <w:proofErr w:type="spellEnd"/>
-      <w:r>
-        <w:rPr>
-          <w:rFonts w:ascii="Arial" w:hAnsi="Arial" w:cs="Arial"/>
-          <w:color w:val="000000" w:themeColor="text1"/>
-        </w:rPr>
-        <w:t xml:space="preserve"> reputation.</w:t>
+        <w:t>Concern by Sales (Victorine) about loss of hardware quality control and third party delays with customers that threaten Worlducation's reputation.</w:t>
       </w:r>
     </w:p>
     <w:p>
@@ -2397,6 +2334,7 @@
                 <w:bCs/>
                 <w:color w:val="000000" w:themeColor="text1"/>
               </w:rPr>
+              <w:lastRenderedPageBreak/>
               <w:t>3</w:t>
             </w:r>
           </w:p>
@@ -2851,23 +2789,7 @@
                 <w:color w:val="000000"/>
               </w:rPr>
               <w:br/>
-              <w:t>- Documentation Policy, utilizing the naming convention [</w:t>
-            </w:r>
-            <w:proofErr w:type="spellStart"/>
-            <w:r>
-              <w:rPr>
-                <w:rFonts w:ascii="Arial" w:hAnsi="Arial" w:cs="Arial"/>
-                <w:color w:val="000000"/>
-              </w:rPr>
-              <w:t>Department_Type_Detail_Version</w:t>
-            </w:r>
-            <w:proofErr w:type="spellEnd"/>
-            <w:r>
-              <w:rPr>
-                <w:rFonts w:ascii="Arial" w:hAnsi="Arial" w:cs="Arial"/>
-                <w:color w:val="000000"/>
-              </w:rPr>
-              <w:t xml:space="preserve">]. </w:t>
+              <w:t xml:space="preserve">- Documentation Policy, utilizing the naming convention [Department_Type_Detail_Version]. </w:t>
             </w:r>
             <w:r>
               <w:rPr>
@@ -2977,23 +2899,7 @@
                 <w:rFonts w:ascii="Arial" w:hAnsi="Arial" w:cs="Arial"/>
                 <w:color w:val="000000"/>
               </w:rPr>
-              <w:t xml:space="preserve">- Structural conflicts using the </w:t>
-            </w:r>
-            <w:proofErr w:type="spellStart"/>
-            <w:r>
-              <w:rPr>
-                <w:rFonts w:ascii="Arial" w:hAnsi="Arial" w:cs="Arial"/>
-                <w:color w:val="000000"/>
-              </w:rPr>
-              <w:t>MoSCoW</w:t>
-            </w:r>
-            <w:proofErr w:type="spellEnd"/>
-            <w:r>
-              <w:rPr>
-                <w:rFonts w:ascii="Arial" w:hAnsi="Arial" w:cs="Arial"/>
-                <w:color w:val="000000"/>
-              </w:rPr>
-              <w:t xml:space="preserve"> prioritization technique - </w:t>
+              <w:t xml:space="preserve">- Structural conflicts using the MoSCoW prioritization technique - </w:t>
             </w:r>
             <w:r>
               <w:rPr>
@@ -3272,79 +3178,49 @@
                 <w:color w:val="000000" w:themeColor="text1"/>
               </w:rPr>
               <w:br/>
-              <w:t xml:space="preserve">- Status </w:t>
-            </w:r>
-            <w:proofErr w:type="gramStart"/>
+              <w:t>- Status u[date weekly to Operations and Sales.</w:t>
+            </w:r>
+          </w:p>
+        </w:tc>
+        <w:tc>
+          <w:tcPr>
+            <w:tcW w:w="2580" w:type="dxa"/>
+            <w:hideMark/>
+          </w:tcPr>
+          <w:p>
+            <w:pPr>
+              <w:rPr>
+                <w:rFonts w:ascii="Arial" w:hAnsi="Arial" w:cs="Arial"/>
+                <w:color w:val="000000"/>
+              </w:rPr>
+            </w:pPr>
             <w:r>
               <w:rPr>
                 <w:rFonts w:ascii="Arial" w:hAnsi="Arial" w:cs="Arial"/>
                 <w:color w:val="000000" w:themeColor="text1"/>
               </w:rPr>
-              <w:t>u[</w:t>
-            </w:r>
-            <w:proofErr w:type="gramEnd"/>
+              <w:t>Quality and supply reliability risks are mitigated by executing a rigorous Pilot Review before full deployment, ensuring the outsourced tablets function identically to internal standards.</w:t>
+            </w:r>
+          </w:p>
+        </w:tc>
+        <w:tc>
+          <w:tcPr>
+            <w:tcW w:w="2600" w:type="dxa"/>
+            <w:hideMark/>
+          </w:tcPr>
+          <w:p>
+            <w:pPr>
+              <w:rPr>
+                <w:rFonts w:ascii="Arial" w:hAnsi="Arial" w:cs="Arial"/>
+                <w:color w:val="000000"/>
+              </w:rPr>
+            </w:pPr>
             <w:r>
               <w:rPr>
                 <w:rFonts w:ascii="Arial" w:hAnsi="Arial" w:cs="Arial"/>
                 <w:color w:val="000000" w:themeColor="text1"/>
               </w:rPr>
-              <w:t>date weekly to Operations and Sales.</w:t>
-            </w:r>
-          </w:p>
-        </w:tc>
-        <w:tc>
-          <w:tcPr>
-            <w:tcW w:w="2580" w:type="dxa"/>
-            <w:hideMark/>
-          </w:tcPr>
-          <w:p>
-            <w:pPr>
-              <w:rPr>
-                <w:rFonts w:ascii="Arial" w:hAnsi="Arial" w:cs="Arial"/>
-                <w:color w:val="000000"/>
-              </w:rPr>
-            </w:pPr>
-            <w:r>
-              <w:rPr>
-                <w:rFonts w:ascii="Arial" w:hAnsi="Arial" w:cs="Arial"/>
-                <w:color w:val="000000" w:themeColor="text1"/>
-              </w:rPr>
-              <w:t>Quality and supply reliability risks are mitigated by executing a rigorous Pilot Review before full deployment, ensuring the outsourced tablets function identically to internal standards.</w:t>
-            </w:r>
-          </w:p>
-        </w:tc>
-        <w:tc>
-          <w:tcPr>
-            <w:tcW w:w="2600" w:type="dxa"/>
-            <w:hideMark/>
-          </w:tcPr>
-          <w:p>
-            <w:pPr>
-              <w:rPr>
-                <w:rFonts w:ascii="Arial" w:hAnsi="Arial" w:cs="Arial"/>
-                <w:color w:val="000000"/>
-              </w:rPr>
-            </w:pPr>
-            <w:r>
-              <w:rPr>
-                <w:rFonts w:ascii="Arial" w:hAnsi="Arial" w:cs="Arial"/>
-                <w:color w:val="000000" w:themeColor="text1"/>
-              </w:rPr>
-              <w:t xml:space="preserve">- Conflicting priorities between Sales while </w:t>
-            </w:r>
-            <w:r>
-              <w:rPr>
-                <w:rFonts w:ascii="Arial" w:hAnsi="Arial" w:cs="Arial"/>
-                <w:color w:val="000000" w:themeColor="text1"/>
-              </w:rPr>
-              <w:t>testing</w:t>
-            </w:r>
-            <w:r>
-              <w:rPr>
-                <w:rFonts w:ascii="Arial" w:hAnsi="Arial" w:cs="Arial"/>
-                <w:color w:val="000000" w:themeColor="text1"/>
-              </w:rPr>
-              <w:t xml:space="preserve"> systems</w:t>
+              <w:t>- Conflicting priorities between Sales while testing systems</w:t>
             </w:r>
           </w:p>
         </w:tc>
@@ -3434,28 +3310,7 @@
           <w:rFonts w:ascii="Arial" w:hAnsi="Arial" w:cs="Arial"/>
           <w:color w:val="000000" w:themeColor="text1"/>
         </w:rPr>
-        <w:t xml:space="preserve">The business analysis work estimated </w:t>
-      </w:r>
-      <w:r>
-        <w:rPr>
-          <w:rFonts w:ascii="Arial" w:hAnsi="Arial" w:cs="Arial"/>
-          <w:color w:val="000000" w:themeColor="text1"/>
-        </w:rPr>
-        <w:t>by</w:t>
-      </w:r>
-      <w:r>
-        <w:rPr>
-          <w:rFonts w:ascii="Arial" w:hAnsi="Arial" w:cs="Arial"/>
-          <w:color w:val="000000" w:themeColor="text1"/>
-        </w:rPr>
-        <w:t xml:space="preserve"> the Bottom-Up Estimation technique</w:t>
-      </w:r>
-      <w:r>
-        <w:rPr>
-          <w:rFonts w:ascii="Arial" w:hAnsi="Arial" w:cs="Arial"/>
-          <w:color w:val="000000" w:themeColor="text1"/>
-        </w:rPr>
-        <w:t>.</w:t>
+        <w:t>The business analysis work estimated by the Bottom-Up Estimation technique.</w:t>
       </w:r>
     </w:p>
     <w:p>
@@ -3480,15 +3335,7 @@
           <w:color w:val="000000" w:themeColor="text1"/>
           <w:u w:val="single"/>
         </w:rPr>
-        <w:t>Cost estimates</w:t>
-      </w:r>
-      <w:r>
-        <w:rPr>
-          <w:rFonts w:ascii="Arial" w:hAnsi="Arial" w:cs="Arial"/>
-          <w:color w:val="000000" w:themeColor="text1"/>
-          <w:u w:val="single"/>
-        </w:rPr>
-        <w:t>:</w:t>
+        <w:t>Cost estimates:</w:t>
       </w:r>
     </w:p>
     <w:p>
@@ -4031,21 +3878,7 @@
           <w:rFonts w:ascii="Arial" w:hAnsi="Arial" w:cs="Arial"/>
           <w:color w:val="000000" w:themeColor="text1"/>
         </w:rPr>
-        <w:t>(</w:t>
-      </w:r>
-      <w:r>
-        <w:rPr>
-          <w:rFonts w:ascii="Arial" w:hAnsi="Arial" w:cs="Arial"/>
-          <w:color w:val="000000" w:themeColor="text1"/>
-        </w:rPr>
-        <w:t>Business Requirements Document</w:t>
-      </w:r>
-      <w:r>
-        <w:rPr>
-          <w:rFonts w:ascii="Arial" w:hAnsi="Arial" w:cs="Arial"/>
-          <w:color w:val="000000" w:themeColor="text1"/>
-        </w:rPr>
-        <w:t xml:space="preserve">) </w:t>
+        <w:t xml:space="preserve">(Business Requirements Document) </w:t>
       </w:r>
       <w:r>
         <w:rPr>
@@ -4059,21 +3892,7 @@
           <w:rFonts w:ascii="Arial" w:hAnsi="Arial" w:cs="Arial"/>
           <w:color w:val="000000" w:themeColor="text1"/>
         </w:rPr>
-        <w:t xml:space="preserve"> (U</w:t>
-      </w:r>
-      <w:r>
-        <w:rPr>
-          <w:rFonts w:ascii="Arial" w:hAnsi="Arial" w:cs="Arial"/>
-          <w:color w:val="000000" w:themeColor="text1"/>
-        </w:rPr>
-        <w:t>ser Acceptance Testing</w:t>
-      </w:r>
-      <w:r>
-        <w:rPr>
-          <w:rFonts w:ascii="Arial" w:hAnsi="Arial" w:cs="Arial"/>
-          <w:color w:val="000000" w:themeColor="text1"/>
-        </w:rPr>
-        <w:t>)</w:t>
+        <w:t xml:space="preserve"> (User Acceptance Testing)</w:t>
       </w:r>
       <w:r>
         <w:rPr>
@@ -4631,21 +4450,7 @@
           <w:rFonts w:ascii="Arial" w:hAnsi="Arial" w:cs="Arial"/>
           <w:color w:val="000000" w:themeColor="text1"/>
         </w:rPr>
-        <w:t>Highest cost: Initiative 1</w:t>
-      </w:r>
-      <w:r>
-        <w:rPr>
-          <w:rFonts w:ascii="Arial" w:hAnsi="Arial" w:cs="Arial"/>
-          <w:color w:val="000000" w:themeColor="text1"/>
-        </w:rPr>
-        <w:t xml:space="preserve"> - </w:t>
-      </w:r>
-      <w:r>
-        <w:rPr>
-          <w:rFonts w:ascii="Arial" w:hAnsi="Arial" w:cs="Arial"/>
-          <w:color w:val="000000" w:themeColor="text1"/>
-        </w:rPr>
-        <w:t>Cloud-First SaaS and B2C Model</w:t>
+        <w:t>Highest cost: Initiative 1 - Cloud-First SaaS and B2C Model</w:t>
       </w:r>
     </w:p>
     <w:p>
@@ -4692,7 +4497,7 @@
           <w14:ligatures w14:val="standardContextual"/>
         </w:rPr>
         <w:drawing>
-          <wp:inline distT="0" distB="0" distL="0" distR="0" wp14:anchorId="06AC2199" wp14:editId="4F794A5D">
+          <wp:inline distT="0" distB="0" distL="0" distR="0" wp14:anchorId="06AC2199" wp14:editId="32D9E940">
             <wp:extent cx="6645910" cy="2665095"/>
             <wp:effectExtent l="0" t="0" r="0" b="0"/>
             <wp:docPr id="858741920" name="Picture 1"/>
@@ -4707,7 +4512,7 @@
                     <pic:cNvPicPr/>
                   </pic:nvPicPr>
                   <pic:blipFill>
-                    <a:blip r:embed="rId5" cstate="print">
+                    <a:blip r:embed="rId7" cstate="print">
                       <a:extLst>
                         <a:ext uri="{28A0092B-C50C-407E-A947-70E740481C1C}">
                           <a14:useLocalDpi xmlns:a14="http://schemas.microsoft.com/office/drawing/2010/main" val="0"/>
@@ -4812,6 +4617,46 @@
           <w:bCs/>
           <w:color w:val="000000" w:themeColor="text1"/>
         </w:rPr>
+        <w:br w:type="page"/>
+      </w:r>
+    </w:p>
+    <w:p>
+      <w:pPr>
+        <w:pStyle w:val="Heading1"/>
+      </w:pPr>
+      <w:r>
+        <w:lastRenderedPageBreak/>
+        <w:t>STAKEHOLDER COMMUNICATION PLAN</w:t>
+      </w:r>
+    </w:p>
+    <w:p>
+      <w:pPr>
+        <w:spacing w:after="160" w:line="278" w:lineRule="auto"/>
+        <w:rPr>
+          <w:rFonts w:ascii="Arial" w:hAnsi="Arial" w:cs="Arial"/>
+          <w:b/>
+          <w:bCs/>
+          <w:color w:val="000000" w:themeColor="text1"/>
+        </w:rPr>
+      </w:pPr>
+    </w:p>
+    <w:p>
+      <w:pPr>
+        <w:spacing w:after="160" w:line="278" w:lineRule="auto"/>
+        <w:rPr>
+          <w:rFonts w:ascii="Arial" w:hAnsi="Arial" w:cs="Arial"/>
+          <w:b/>
+          <w:bCs/>
+          <w:color w:val="000000" w:themeColor="text1"/>
+        </w:rPr>
+      </w:pPr>
+      <w:r>
+        <w:rPr>
+          <w:rFonts w:ascii="Arial" w:hAnsi="Arial" w:cs="Arial"/>
+          <w:b/>
+          <w:bCs/>
+          <w:color w:val="000000" w:themeColor="text1"/>
+        </w:rPr>
         <w:t>Planning communication with internal and external stakeholders</w:t>
       </w:r>
     </w:p>
@@ -4888,11 +4733,11 @@
         <w:tblLook w:val="04A0" w:firstRow="1" w:lastRow="0" w:firstColumn="1" w:lastColumn="0" w:noHBand="0" w:noVBand="1"/>
       </w:tblPr>
       <w:tblGrid>
-        <w:gridCol w:w="1191"/>
+        <w:gridCol w:w="1192"/>
         <w:gridCol w:w="1288"/>
         <w:gridCol w:w="1212"/>
         <w:gridCol w:w="2880"/>
-        <w:gridCol w:w="1330"/>
+        <w:gridCol w:w="1329"/>
         <w:gridCol w:w="1401"/>
         <w:gridCol w:w="1154"/>
       </w:tblGrid>
@@ -4909,8 +4754,6 @@
                 <w:rFonts w:ascii="Arial" w:hAnsi="Arial" w:cs="Arial"/>
                 <w:b/>
                 <w:bCs/>
-                <w:sz w:val="20"/>
-                <w:szCs w:val="20"/>
               </w:rPr>
             </w:pPr>
             <w:r>
@@ -4918,8 +4761,6 @@
                 <w:rFonts w:ascii="Arial" w:hAnsi="Arial" w:cs="Arial"/>
                 <w:b/>
                 <w:bCs/>
-                <w:sz w:val="20"/>
-                <w:szCs w:val="20"/>
               </w:rPr>
               <w:t>Stakeholder Group</w:t>
             </w:r>
@@ -4937,8 +4778,6 @@
                 <w:rFonts w:ascii="Arial" w:hAnsi="Arial" w:cs="Arial"/>
                 <w:b/>
                 <w:bCs/>
-                <w:sz w:val="20"/>
-                <w:szCs w:val="20"/>
               </w:rPr>
             </w:pPr>
             <w:r>
@@ -4946,8 +4785,6 @@
                 <w:rFonts w:ascii="Arial" w:hAnsi="Arial" w:cs="Arial"/>
                 <w:b/>
                 <w:bCs/>
-                <w:sz w:val="20"/>
-                <w:szCs w:val="20"/>
               </w:rPr>
               <w:t>Stakeholders</w:t>
             </w:r>
@@ -4965,8 +4802,6 @@
                 <w:rFonts w:ascii="Arial" w:hAnsi="Arial" w:cs="Arial"/>
                 <w:b/>
                 <w:bCs/>
-                <w:sz w:val="20"/>
-                <w:szCs w:val="20"/>
               </w:rPr>
             </w:pPr>
             <w:r>
@@ -4974,8 +4809,6 @@
                 <w:rFonts w:ascii="Arial" w:hAnsi="Arial" w:cs="Arial"/>
                 <w:b/>
                 <w:bCs/>
-                <w:sz w:val="20"/>
-                <w:szCs w:val="20"/>
               </w:rPr>
               <w:t>Receive Information</w:t>
             </w:r>
@@ -4993,8 +4826,6 @@
                 <w:rFonts w:ascii="Arial" w:hAnsi="Arial" w:cs="Arial"/>
                 <w:b/>
                 <w:bCs/>
-                <w:sz w:val="20"/>
-                <w:szCs w:val="20"/>
               </w:rPr>
             </w:pPr>
             <w:r>
@@ -5002,8 +4833,6 @@
                 <w:rFonts w:ascii="Arial" w:hAnsi="Arial" w:cs="Arial"/>
                 <w:b/>
                 <w:bCs/>
-                <w:sz w:val="20"/>
-                <w:szCs w:val="20"/>
               </w:rPr>
               <w:t>Distribute Information</w:t>
             </w:r>
@@ -5021,8 +4850,6 @@
                 <w:rFonts w:ascii="Arial" w:hAnsi="Arial" w:cs="Arial"/>
                 <w:b/>
                 <w:bCs/>
-                <w:sz w:val="20"/>
-                <w:szCs w:val="20"/>
               </w:rPr>
             </w:pPr>
             <w:r>
@@ -5030,8 +4857,6 @@
                 <w:rFonts w:ascii="Arial" w:hAnsi="Arial" w:cs="Arial"/>
                 <w:b/>
                 <w:bCs/>
-                <w:sz w:val="20"/>
-                <w:szCs w:val="20"/>
               </w:rPr>
               <w:t>Access Information</w:t>
             </w:r>
@@ -5049,8 +4874,6 @@
                 <w:rFonts w:ascii="Arial" w:hAnsi="Arial" w:cs="Arial"/>
                 <w:b/>
                 <w:bCs/>
-                <w:sz w:val="20"/>
-                <w:szCs w:val="20"/>
               </w:rPr>
             </w:pPr>
             <w:r>
@@ -5058,8 +4881,6 @@
                 <w:rFonts w:ascii="Arial" w:hAnsi="Arial" w:cs="Arial"/>
                 <w:b/>
                 <w:bCs/>
-                <w:sz w:val="20"/>
-                <w:szCs w:val="20"/>
               </w:rPr>
               <w:t>Update Information</w:t>
             </w:r>
@@ -5077,8 +4898,6 @@
                 <w:rFonts w:ascii="Arial" w:hAnsi="Arial" w:cs="Arial"/>
                 <w:b/>
                 <w:bCs/>
-                <w:sz w:val="20"/>
-                <w:szCs w:val="20"/>
               </w:rPr>
             </w:pPr>
             <w:r>
@@ -5086,8 +4905,6 @@
                 <w:rFonts w:ascii="Arial" w:hAnsi="Arial" w:cs="Arial"/>
                 <w:b/>
                 <w:bCs/>
-                <w:sz w:val="20"/>
-                <w:szCs w:val="20"/>
               </w:rPr>
               <w:t>Escalate Information</w:t>
             </w:r>
@@ -5104,16 +4921,12 @@
             <w:pPr>
               <w:rPr>
                 <w:rFonts w:ascii="Arial" w:hAnsi="Arial" w:cs="Arial"/>
-                <w:sz w:val="20"/>
-                <w:szCs w:val="20"/>
               </w:rPr>
             </w:pPr>
             <w:r>
               <w:rPr>
                 <w:rStyle w:val="Strong"/>
                 <w:rFonts w:ascii="Arial" w:hAnsi="Arial" w:cs="Arial"/>
-                <w:sz w:val="20"/>
-                <w:szCs w:val="20"/>
               </w:rPr>
               <w:t>Internal</w:t>
             </w:r>
@@ -5128,15 +4941,11 @@
             <w:pPr>
               <w:rPr>
                 <w:rFonts w:ascii="Arial" w:hAnsi="Arial" w:cs="Arial"/>
-                <w:sz w:val="20"/>
-                <w:szCs w:val="20"/>
-              </w:rPr>
-            </w:pPr>
-            <w:r>
-              <w:rPr>
-                <w:rFonts w:ascii="Arial" w:hAnsi="Arial" w:cs="Arial"/>
-                <w:sz w:val="20"/>
-                <w:szCs w:val="20"/>
+              </w:rPr>
+            </w:pPr>
+            <w:r>
+              <w:rPr>
+                <w:rFonts w:ascii="Arial" w:hAnsi="Arial" w:cs="Arial"/>
               </w:rPr>
               <w:t>Lucas, Anna, Divya, Noah, Victorine, Tech Team in Bulgaria</w:t>
             </w:r>
@@ -5151,15 +4960,11 @@
             <w:pPr>
               <w:rPr>
                 <w:rFonts w:ascii="Arial" w:hAnsi="Arial" w:cs="Arial"/>
-                <w:sz w:val="20"/>
-                <w:szCs w:val="20"/>
-              </w:rPr>
-            </w:pPr>
-            <w:r>
-              <w:rPr>
-                <w:rFonts w:ascii="Arial" w:hAnsi="Arial" w:cs="Arial"/>
-                <w:sz w:val="20"/>
-                <w:szCs w:val="20"/>
+              </w:rPr>
+            </w:pPr>
+            <w:r>
+              <w:rPr>
+                <w:rFonts w:ascii="Arial" w:hAnsi="Arial" w:cs="Arial"/>
               </w:rPr>
               <w:t>Internal teams receive sprint updates and financial approvals via secure internal email accounts and weekly virtual meetings.</w:t>
             </w:r>
@@ -5174,15 +4979,11 @@
             <w:pPr>
               <w:rPr>
                 <w:rFonts w:ascii="Arial" w:hAnsi="Arial" w:cs="Arial"/>
-                <w:sz w:val="20"/>
-                <w:szCs w:val="20"/>
-              </w:rPr>
-            </w:pPr>
-            <w:r>
-              <w:rPr>
-                <w:rFonts w:ascii="Arial" w:hAnsi="Arial" w:cs="Arial"/>
-                <w:sz w:val="20"/>
-                <w:szCs w:val="20"/>
+              </w:rPr>
+            </w:pPr>
+            <w:r>
+              <w:rPr>
+                <w:rFonts w:ascii="Arial" w:hAnsi="Arial" w:cs="Arial"/>
               </w:rPr>
               <w:t xml:space="preserve">The Business Analyst distributes BRDs and technical requirements using the centralized cloud repository with the </w:t>
             </w:r>
@@ -5190,30 +4991,14 @@
               <w:rPr>
                 <w:rStyle w:val="HTMLCode"/>
                 <w:rFonts w:ascii="Arial" w:hAnsi="Arial" w:cs="Arial"/>
-              </w:rPr>
-              <w:t>[</w:t>
-            </w:r>
-            <w:proofErr w:type="spellStart"/>
-            <w:r>
-              <w:rPr>
-                <w:rStyle w:val="HTMLCode"/>
-                <w:rFonts w:ascii="Arial" w:hAnsi="Arial" w:cs="Arial"/>
-              </w:rPr>
-              <w:t>Department_Type_Detail_Version</w:t>
-            </w:r>
-            <w:proofErr w:type="spellEnd"/>
-            <w:r>
-              <w:rPr>
-                <w:rStyle w:val="HTMLCode"/>
-                <w:rFonts w:ascii="Arial" w:hAnsi="Arial" w:cs="Arial"/>
-              </w:rPr>
-              <w:t>]</w:t>
-            </w:r>
-            <w:r>
-              <w:rPr>
-                <w:rFonts w:ascii="Arial" w:hAnsi="Arial" w:cs="Arial"/>
-                <w:sz w:val="20"/>
-                <w:szCs w:val="20"/>
+                <w:sz w:val="24"/>
+                <w:szCs w:val="24"/>
+              </w:rPr>
+              <w:t>[Department_Type_Detail_Version]</w:t>
+            </w:r>
+            <w:r>
+              <w:rPr>
+                <w:rFonts w:ascii="Arial" w:hAnsi="Arial" w:cs="Arial"/>
               </w:rPr>
               <w:t xml:space="preserve"> naming convention.</w:t>
             </w:r>
@@ -5228,35 +5013,13 @@
             <w:pPr>
               <w:rPr>
                 <w:rFonts w:ascii="Arial" w:hAnsi="Arial" w:cs="Arial"/>
-                <w:sz w:val="20"/>
-                <w:szCs w:val="20"/>
-              </w:rPr>
-            </w:pPr>
-            <w:r>
-              <w:rPr>
-                <w:rFonts w:ascii="Arial" w:hAnsi="Arial" w:cs="Arial"/>
-                <w:sz w:val="20"/>
-                <w:szCs w:val="20"/>
-              </w:rPr>
-              <w:t xml:space="preserve">All project plans and data are stored securely in </w:t>
-            </w:r>
-            <w:proofErr w:type="spellStart"/>
-            <w:r>
-              <w:rPr>
-                <w:rFonts w:ascii="Arial" w:hAnsi="Arial" w:cs="Arial"/>
-                <w:sz w:val="20"/>
-                <w:szCs w:val="20"/>
-              </w:rPr>
-              <w:t>Worlducation's</w:t>
-            </w:r>
-            <w:proofErr w:type="spellEnd"/>
-            <w:r>
-              <w:rPr>
-                <w:rFonts w:ascii="Arial" w:hAnsi="Arial" w:cs="Arial"/>
-                <w:sz w:val="20"/>
-                <w:szCs w:val="20"/>
-              </w:rPr>
-              <w:t xml:space="preserve"> cloud repository, accessible only via authenticated company devices.</w:t>
+              </w:rPr>
+            </w:pPr>
+            <w:r>
+              <w:rPr>
+                <w:rFonts w:ascii="Arial" w:hAnsi="Arial" w:cs="Arial"/>
+              </w:rPr>
+              <w:t>All project plans and data are stored securely in Worlducation's cloud repository, accessible only via authenticated company devices.</w:t>
             </w:r>
           </w:p>
         </w:tc>
@@ -5269,15 +5032,11 @@
             <w:pPr>
               <w:rPr>
                 <w:rFonts w:ascii="Arial" w:hAnsi="Arial" w:cs="Arial"/>
-                <w:sz w:val="20"/>
-                <w:szCs w:val="20"/>
-              </w:rPr>
-            </w:pPr>
-            <w:r>
-              <w:rPr>
-                <w:rFonts w:ascii="Arial" w:hAnsi="Arial" w:cs="Arial"/>
-                <w:sz w:val="20"/>
-                <w:szCs w:val="20"/>
+              </w:rPr>
+            </w:pPr>
+            <w:r>
+              <w:rPr>
+                <w:rFonts w:ascii="Arial" w:hAnsi="Arial" w:cs="Arial"/>
               </w:rPr>
               <w:t>The tech team updates information through weekly Sprint reviews, while executive sponsors receive a monthly PDF status update.</w:t>
             </w:r>
@@ -5292,15 +5051,11 @@
             <w:pPr>
               <w:rPr>
                 <w:rFonts w:ascii="Arial" w:hAnsi="Arial" w:cs="Arial"/>
-                <w:sz w:val="20"/>
-                <w:szCs w:val="20"/>
-              </w:rPr>
-            </w:pPr>
-            <w:r>
-              <w:rPr>
-                <w:rFonts w:ascii="Arial" w:hAnsi="Arial" w:cs="Arial"/>
-                <w:sz w:val="20"/>
-                <w:szCs w:val="20"/>
+              </w:rPr>
+            </w:pPr>
+            <w:r>
+              <w:rPr>
+                <w:rFonts w:ascii="Arial" w:hAnsi="Arial" w:cs="Arial"/>
               </w:rPr>
               <w:t>Budget deviations must be escalated to Anna Armstrong (Finance), and cloud security risks must be escalated immediately to the ICT General Manager, per the Cloud/SaaS Policy.</w:t>
             </w:r>
@@ -5317,19 +5072,59 @@
             <w:pPr>
               <w:rPr>
                 <w:rFonts w:ascii="Arial" w:hAnsi="Arial" w:cs="Arial"/>
-                <w:sz w:val="20"/>
-                <w:szCs w:val="20"/>
               </w:rPr>
             </w:pPr>
             <w:r>
               <w:rPr>
                 <w:rStyle w:val="Strong"/>
                 <w:rFonts w:ascii="Arial" w:hAnsi="Arial" w:cs="Arial"/>
-                <w:sz w:val="20"/>
-                <w:szCs w:val="20"/>
+              </w:rPr>
+              <w:t>External</w:t>
+            </w:r>
+          </w:p>
+        </w:tc>
+        <w:tc>
+          <w:tcPr>
+            <w:tcW w:w="0" w:type="auto"/>
+            <w:hideMark/>
+          </w:tcPr>
+          <w:p>
+            <w:pPr>
+              <w:rPr>
+                <w:rFonts w:ascii="Arial" w:hAnsi="Arial" w:cs="Arial"/>
+              </w:rPr>
+            </w:pPr>
+            <w:r>
+              <w:rPr>
+                <w:rFonts w:ascii="Arial" w:hAnsi="Arial" w:cs="Arial"/>
+              </w:rPr>
+              <w:t>Cloud Provider, OAIC, B2C Customers</w:t>
+            </w:r>
+          </w:p>
+        </w:tc>
+        <w:tc>
+          <w:tcPr>
+            <w:tcW w:w="0" w:type="auto"/>
+            <w:hideMark/>
+          </w:tcPr>
+          <w:p>
+            <w:pPr>
+              <w:rPr>
+                <w:rFonts w:ascii="Arial" w:hAnsi="Arial" w:cs="Arial"/>
+              </w:rPr>
+            </w:pPr>
+            <w:r>
+              <w:rPr>
+                <w:rFonts w:ascii="Arial" w:hAnsi="Arial" w:cs="Arial"/>
+              </w:rPr>
+              <w:t xml:space="preserve">Worlducation receives server health reports and system alerts via automated dashboards and </w:t>
+            </w:r>
+            <w:r>
+              <w:rPr>
+                <w:rFonts w:ascii="Arial" w:hAnsi="Arial" w:cs="Arial"/>
               </w:rPr>
               <w:lastRenderedPageBreak/>
-              <w:t>External</w:t>
+              <w:t>designated IT mailboxes.</w:t>
             </w:r>
           </w:p>
         </w:tc>
@@ -5342,17 +5137,14 @@
             <w:pPr>
               <w:rPr>
                 <w:rFonts w:ascii="Arial" w:hAnsi="Arial" w:cs="Arial"/>
-                <w:sz w:val="20"/>
-                <w:szCs w:val="20"/>
-              </w:rPr>
-            </w:pPr>
-            <w:r>
-              <w:rPr>
-                <w:rFonts w:ascii="Arial" w:hAnsi="Arial" w:cs="Arial"/>
-                <w:sz w:val="20"/>
-                <w:szCs w:val="20"/>
-              </w:rPr>
-              <w:t>Cloud Provider, OAIC, B2C Customers</w:t>
+              </w:rPr>
+            </w:pPr>
+            <w:r>
+              <w:rPr>
+                <w:rFonts w:ascii="Arial" w:hAnsi="Arial" w:cs="Arial"/>
+              </w:rPr>
+              <w:lastRenderedPageBreak/>
+              <w:t>Mandatory privacy compliance reports are distributed to regulatory bodies (like OAIC) using encrypted channels.</w:t>
             </w:r>
           </w:p>
         </w:tc>
@@ -5365,17 +5157,13 @@
             <w:pPr>
               <w:rPr>
                 <w:rFonts w:ascii="Arial" w:hAnsi="Arial" w:cs="Arial"/>
-                <w:sz w:val="20"/>
-                <w:szCs w:val="20"/>
-              </w:rPr>
-            </w:pPr>
-            <w:r>
-              <w:rPr>
-                <w:rFonts w:ascii="Arial" w:hAnsi="Arial" w:cs="Arial"/>
-                <w:sz w:val="20"/>
-                <w:szCs w:val="20"/>
-              </w:rPr>
-              <w:t>Worlducation receives server health reports and system alerts via automated dashboards and designated IT mailboxes.</w:t>
+              </w:rPr>
+            </w:pPr>
+            <w:r>
+              <w:rPr>
+                <w:rFonts w:ascii="Arial" w:hAnsi="Arial" w:cs="Arial"/>
+              </w:rPr>
+              <w:t>Cloud providers access technical logs through secure, permission-restricted staging environments.</w:t>
             </w:r>
           </w:p>
         </w:tc>
@@ -5388,17 +5176,13 @@
             <w:pPr>
               <w:rPr>
                 <w:rFonts w:ascii="Arial" w:hAnsi="Arial" w:cs="Arial"/>
-                <w:sz w:val="20"/>
-                <w:szCs w:val="20"/>
-              </w:rPr>
-            </w:pPr>
-            <w:r>
-              <w:rPr>
-                <w:rFonts w:ascii="Arial" w:hAnsi="Arial" w:cs="Arial"/>
-                <w:sz w:val="20"/>
-                <w:szCs w:val="20"/>
-              </w:rPr>
-              <w:t>Mandatory privacy compliance reports are distributed to regulatory bodies (like OAIC) using encrypted channels.</w:t>
+              </w:rPr>
+            </w:pPr>
+            <w:r>
+              <w:rPr>
+                <w:rFonts w:ascii="Arial" w:hAnsi="Arial" w:cs="Arial"/>
+              </w:rPr>
+              <w:t>Weekly synchronization meetings are held with the cloud vendor account manager.</w:t>
             </w:r>
           </w:p>
         </w:tc>
@@ -5411,61 +5195,11 @@
             <w:pPr>
               <w:rPr>
                 <w:rFonts w:ascii="Arial" w:hAnsi="Arial" w:cs="Arial"/>
-                <w:sz w:val="20"/>
-                <w:szCs w:val="20"/>
-              </w:rPr>
-            </w:pPr>
-            <w:r>
-              <w:rPr>
-                <w:rFonts w:ascii="Arial" w:hAnsi="Arial" w:cs="Arial"/>
-                <w:sz w:val="20"/>
-                <w:szCs w:val="20"/>
-              </w:rPr>
-              <w:t>Cloud providers access technical logs through secure, permission-restricted staging environments.</w:t>
-            </w:r>
-          </w:p>
-        </w:tc>
-        <w:tc>
-          <w:tcPr>
-            <w:tcW w:w="0" w:type="auto"/>
-            <w:hideMark/>
-          </w:tcPr>
-          <w:p>
-            <w:pPr>
-              <w:rPr>
-                <w:rFonts w:ascii="Arial" w:hAnsi="Arial" w:cs="Arial"/>
-                <w:sz w:val="20"/>
-                <w:szCs w:val="20"/>
-              </w:rPr>
-            </w:pPr>
-            <w:r>
-              <w:rPr>
-                <w:rFonts w:ascii="Arial" w:hAnsi="Arial" w:cs="Arial"/>
-                <w:sz w:val="20"/>
-                <w:szCs w:val="20"/>
-              </w:rPr>
-              <w:t>Weekly synchronization meetings are held with the cloud vendor account manager.</w:t>
-            </w:r>
-          </w:p>
-        </w:tc>
-        <w:tc>
-          <w:tcPr>
-            <w:tcW w:w="0" w:type="auto"/>
-            <w:hideMark/>
-          </w:tcPr>
-          <w:p>
-            <w:pPr>
-              <w:rPr>
-                <w:rFonts w:ascii="Arial" w:hAnsi="Arial" w:cs="Arial"/>
-                <w:sz w:val="20"/>
-                <w:szCs w:val="20"/>
-              </w:rPr>
-            </w:pPr>
-            <w:r>
-              <w:rPr>
-                <w:rFonts w:ascii="Arial" w:hAnsi="Arial" w:cs="Arial"/>
-                <w:sz w:val="20"/>
-                <w:szCs w:val="20"/>
+              </w:rPr>
+            </w:pPr>
+            <w:r>
+              <w:rPr>
+                <w:rFonts w:ascii="Arial" w:hAnsi="Arial" w:cs="Arial"/>
               </w:rPr>
               <w:t>Critical server downtimes are escalated directly to the provider's Tier 2 technical support.</w:t>
             </w:r>
@@ -5531,9 +5265,9 @@
         <w:tblLook w:val="04A0" w:firstRow="1" w:lastRow="0" w:firstColumn="1" w:lastColumn="0" w:noHBand="0" w:noVBand="1"/>
       </w:tblPr>
       <w:tblGrid>
-        <w:gridCol w:w="328"/>
-        <w:gridCol w:w="1673"/>
-        <w:gridCol w:w="8455"/>
+        <w:gridCol w:w="350"/>
+        <w:gridCol w:w="1875"/>
+        <w:gridCol w:w="8231"/>
       </w:tblGrid>
       <w:tr>
         <w:tc>
@@ -5548,8 +5282,6 @@
                 <w:rFonts w:ascii="Arial" w:hAnsi="Arial" w:cs="Arial"/>
                 <w:b/>
                 <w:bCs/>
-                <w:sz w:val="20"/>
-                <w:szCs w:val="20"/>
               </w:rPr>
             </w:pPr>
           </w:p>
@@ -5566,8 +5298,6 @@
                 <w:rFonts w:ascii="Arial" w:hAnsi="Arial" w:cs="Arial"/>
                 <w:b/>
                 <w:bCs/>
-                <w:sz w:val="20"/>
-                <w:szCs w:val="20"/>
               </w:rPr>
             </w:pPr>
             <w:r>
@@ -5575,8 +5305,6 @@
                 <w:rFonts w:ascii="Arial" w:hAnsi="Arial" w:cs="Arial"/>
                 <w:b/>
                 <w:bCs/>
-                <w:sz w:val="20"/>
-                <w:szCs w:val="20"/>
               </w:rPr>
               <w:t>Constraint</w:t>
             </w:r>
@@ -5594,8 +5322,6 @@
                 <w:rFonts w:ascii="Arial" w:hAnsi="Arial" w:cs="Arial"/>
                 <w:b/>
                 <w:bCs/>
-                <w:sz w:val="20"/>
-                <w:szCs w:val="20"/>
               </w:rPr>
             </w:pPr>
             <w:r>
@@ -5603,8 +5329,6 @@
                 <w:rFonts w:ascii="Arial" w:hAnsi="Arial" w:cs="Arial"/>
                 <w:b/>
                 <w:bCs/>
-                <w:sz w:val="20"/>
-                <w:szCs w:val="20"/>
               </w:rPr>
               <w:t>Description</w:t>
             </w:r>
@@ -5621,15 +5345,11 @@
             <w:pPr>
               <w:rPr>
                 <w:rFonts w:ascii="Arial" w:hAnsi="Arial" w:cs="Arial"/>
-                <w:sz w:val="20"/>
-                <w:szCs w:val="20"/>
-              </w:rPr>
-            </w:pPr>
-            <w:r>
-              <w:rPr>
-                <w:rFonts w:ascii="Arial" w:hAnsi="Arial" w:cs="Arial"/>
-                <w:sz w:val="20"/>
-                <w:szCs w:val="20"/>
+              </w:rPr>
+            </w:pPr>
+            <w:r>
+              <w:rPr>
+                <w:rFonts w:ascii="Arial" w:hAnsi="Arial" w:cs="Arial"/>
               </w:rPr>
               <w:t>1</w:t>
             </w:r>
@@ -5644,16 +5364,12 @@
             <w:pPr>
               <w:rPr>
                 <w:rFonts w:ascii="Arial" w:hAnsi="Arial" w:cs="Arial"/>
-                <w:sz w:val="20"/>
-                <w:szCs w:val="20"/>
               </w:rPr>
             </w:pPr>
             <w:r>
               <w:rPr>
                 <w:rStyle w:val="Strong"/>
                 <w:rFonts w:ascii="Arial" w:hAnsi="Arial" w:cs="Arial"/>
-                <w:sz w:val="20"/>
-                <w:szCs w:val="20"/>
               </w:rPr>
               <w:t>Time Zones</w:t>
             </w:r>
@@ -5668,15 +5384,11 @@
             <w:pPr>
               <w:rPr>
                 <w:rFonts w:ascii="Arial" w:hAnsi="Arial" w:cs="Arial"/>
-                <w:sz w:val="20"/>
-                <w:szCs w:val="20"/>
-              </w:rPr>
-            </w:pPr>
-            <w:r>
-              <w:rPr>
-                <w:rFonts w:ascii="Arial" w:hAnsi="Arial" w:cs="Arial"/>
-                <w:sz w:val="20"/>
-                <w:szCs w:val="20"/>
+              </w:rPr>
+            </w:pPr>
+            <w:r>
+              <w:rPr>
+                <w:rFonts w:ascii="Arial" w:hAnsi="Arial" w:cs="Arial"/>
               </w:rPr>
               <w:t>Managing communications between Sydney HQ, operations in emerging markets, and Bulgarian developers requires heavy reliance on asynchronous communication rather than real-time distribution.</w:t>
             </w:r>
@@ -5693,15 +5405,11 @@
             <w:pPr>
               <w:rPr>
                 <w:rFonts w:ascii="Arial" w:hAnsi="Arial" w:cs="Arial"/>
-                <w:sz w:val="20"/>
-                <w:szCs w:val="20"/>
-              </w:rPr>
-            </w:pPr>
-            <w:r>
-              <w:rPr>
-                <w:rFonts w:ascii="Arial" w:hAnsi="Arial" w:cs="Arial"/>
-                <w:sz w:val="20"/>
-                <w:szCs w:val="20"/>
+              </w:rPr>
+            </w:pPr>
+            <w:r>
+              <w:rPr>
+                <w:rFonts w:ascii="Arial" w:hAnsi="Arial" w:cs="Arial"/>
               </w:rPr>
               <w:t>2</w:t>
             </w:r>
@@ -5716,16 +5424,12 @@
             <w:pPr>
               <w:rPr>
                 <w:rFonts w:ascii="Arial" w:hAnsi="Arial" w:cs="Arial"/>
-                <w:sz w:val="20"/>
-                <w:szCs w:val="20"/>
               </w:rPr>
             </w:pPr>
             <w:r>
               <w:rPr>
                 <w:rStyle w:val="Strong"/>
                 <w:rFonts w:ascii="Arial" w:hAnsi="Arial" w:cs="Arial"/>
-                <w:sz w:val="20"/>
-                <w:szCs w:val="20"/>
               </w:rPr>
               <w:t>Privacy Compliance</w:t>
             </w:r>
@@ -5740,15 +5444,11 @@
             <w:pPr>
               <w:rPr>
                 <w:rFonts w:ascii="Arial" w:hAnsi="Arial" w:cs="Arial"/>
-                <w:sz w:val="20"/>
-                <w:szCs w:val="20"/>
-              </w:rPr>
-            </w:pPr>
-            <w:r>
-              <w:rPr>
-                <w:rFonts w:ascii="Arial" w:hAnsi="Arial" w:cs="Arial"/>
-                <w:sz w:val="20"/>
-                <w:szCs w:val="20"/>
+              </w:rPr>
+            </w:pPr>
+            <w:r>
+              <w:rPr>
+                <w:rFonts w:ascii="Arial" w:hAnsi="Arial" w:cs="Arial"/>
               </w:rPr>
               <w:t>The Privacy Act 1988 (APPs) severely restricts how we receive and distribute raw historical customer data, forcing all metrics to be anonymized before sharing with external cloud providers.</w:t>
             </w:r>
@@ -5854,13 +5554,13 @@
         <w:tblLook w:val="04A0" w:firstRow="1" w:lastRow="0" w:firstColumn="1" w:lastColumn="0" w:noHBand="0" w:noVBand="1"/>
       </w:tblPr>
       <w:tblGrid>
-        <w:gridCol w:w="1695"/>
-        <w:gridCol w:w="1473"/>
-        <w:gridCol w:w="1469"/>
-        <w:gridCol w:w="1547"/>
-        <w:gridCol w:w="1367"/>
-        <w:gridCol w:w="1529"/>
-        <w:gridCol w:w="1376"/>
+        <w:gridCol w:w="1444"/>
+        <w:gridCol w:w="1564"/>
+        <w:gridCol w:w="1504"/>
+        <w:gridCol w:w="1576"/>
+        <w:gridCol w:w="1396"/>
+        <w:gridCol w:w="1576"/>
+        <w:gridCol w:w="1396"/>
       </w:tblGrid>
       <w:tr>
         <w:tc>
@@ -5875,8 +5575,6 @@
                 <w:rFonts w:ascii="Arial" w:hAnsi="Arial" w:cs="Arial"/>
                 <w:b/>
                 <w:bCs/>
-                <w:sz w:val="20"/>
-                <w:szCs w:val="20"/>
               </w:rPr>
             </w:pPr>
             <w:r>
@@ -5884,8 +5582,6 @@
                 <w:rFonts w:ascii="Arial" w:hAnsi="Arial" w:cs="Arial"/>
                 <w:b/>
                 <w:bCs/>
-                <w:sz w:val="20"/>
-                <w:szCs w:val="20"/>
               </w:rPr>
               <w:t>Stakeholder Group</w:t>
             </w:r>
@@ -5903,8 +5599,6 @@
                 <w:rFonts w:ascii="Arial" w:hAnsi="Arial" w:cs="Arial"/>
                 <w:b/>
                 <w:bCs/>
-                <w:sz w:val="20"/>
-                <w:szCs w:val="20"/>
               </w:rPr>
             </w:pPr>
             <w:r>
@@ -5912,8 +5606,6 @@
                 <w:rFonts w:ascii="Arial" w:hAnsi="Arial" w:cs="Arial"/>
                 <w:b/>
                 <w:bCs/>
-                <w:sz w:val="20"/>
-                <w:szCs w:val="20"/>
               </w:rPr>
               <w:t>Stakeholders</w:t>
             </w:r>
@@ -5931,8 +5623,6 @@
                 <w:rFonts w:ascii="Arial" w:hAnsi="Arial" w:cs="Arial"/>
                 <w:b/>
                 <w:bCs/>
-                <w:sz w:val="20"/>
-                <w:szCs w:val="20"/>
               </w:rPr>
             </w:pPr>
             <w:r>
@@ -5940,8 +5630,6 @@
                 <w:rFonts w:ascii="Arial" w:hAnsi="Arial" w:cs="Arial"/>
                 <w:b/>
                 <w:bCs/>
-                <w:sz w:val="20"/>
-                <w:szCs w:val="20"/>
               </w:rPr>
               <w:t>Receive Information</w:t>
             </w:r>
@@ -5959,8 +5647,6 @@
                 <w:rFonts w:ascii="Arial" w:hAnsi="Arial" w:cs="Arial"/>
                 <w:b/>
                 <w:bCs/>
-                <w:sz w:val="20"/>
-                <w:szCs w:val="20"/>
               </w:rPr>
             </w:pPr>
             <w:r>
@@ -5968,8 +5654,6 @@
                 <w:rFonts w:ascii="Arial" w:hAnsi="Arial" w:cs="Arial"/>
                 <w:b/>
                 <w:bCs/>
-                <w:sz w:val="20"/>
-                <w:szCs w:val="20"/>
               </w:rPr>
               <w:t>Distribute Information</w:t>
             </w:r>
@@ -5987,8 +5671,6 @@
                 <w:rFonts w:ascii="Arial" w:hAnsi="Arial" w:cs="Arial"/>
                 <w:b/>
                 <w:bCs/>
-                <w:sz w:val="20"/>
-                <w:szCs w:val="20"/>
               </w:rPr>
             </w:pPr>
             <w:r>
@@ -5996,8 +5678,6 @@
                 <w:rFonts w:ascii="Arial" w:hAnsi="Arial" w:cs="Arial"/>
                 <w:b/>
                 <w:bCs/>
-                <w:sz w:val="20"/>
-                <w:szCs w:val="20"/>
               </w:rPr>
               <w:t>Access Information</w:t>
             </w:r>
@@ -6015,8 +5695,6 @@
                 <w:rFonts w:ascii="Arial" w:hAnsi="Arial" w:cs="Arial"/>
                 <w:b/>
                 <w:bCs/>
-                <w:sz w:val="20"/>
-                <w:szCs w:val="20"/>
               </w:rPr>
             </w:pPr>
             <w:r>
@@ -6024,8 +5702,6 @@
                 <w:rFonts w:ascii="Arial" w:hAnsi="Arial" w:cs="Arial"/>
                 <w:b/>
                 <w:bCs/>
-                <w:sz w:val="20"/>
-                <w:szCs w:val="20"/>
               </w:rPr>
               <w:t>Update Information</w:t>
             </w:r>
@@ -6043,8 +5719,6 @@
                 <w:rFonts w:ascii="Arial" w:hAnsi="Arial" w:cs="Arial"/>
                 <w:b/>
                 <w:bCs/>
-                <w:sz w:val="20"/>
-                <w:szCs w:val="20"/>
               </w:rPr>
             </w:pPr>
             <w:r>
@@ -6052,8 +5726,6 @@
                 <w:rFonts w:ascii="Arial" w:hAnsi="Arial" w:cs="Arial"/>
                 <w:b/>
                 <w:bCs/>
-                <w:sz w:val="20"/>
-                <w:szCs w:val="20"/>
               </w:rPr>
               <w:t>Escalate Information</w:t>
             </w:r>
@@ -6070,16 +5742,12 @@
             <w:pPr>
               <w:rPr>
                 <w:rFonts w:ascii="Arial" w:hAnsi="Arial" w:cs="Arial"/>
-                <w:sz w:val="20"/>
-                <w:szCs w:val="20"/>
               </w:rPr>
             </w:pPr>
             <w:r>
               <w:rPr>
                 <w:rStyle w:val="Strong"/>
                 <w:rFonts w:ascii="Arial" w:hAnsi="Arial" w:cs="Arial"/>
-                <w:sz w:val="20"/>
-                <w:szCs w:val="20"/>
               </w:rPr>
               <w:t>Internal</w:t>
             </w:r>
@@ -6094,15 +5762,11 @@
             <w:pPr>
               <w:rPr>
                 <w:rFonts w:ascii="Arial" w:hAnsi="Arial" w:cs="Arial"/>
-                <w:sz w:val="20"/>
-                <w:szCs w:val="20"/>
-              </w:rPr>
-            </w:pPr>
-            <w:r>
-              <w:rPr>
-                <w:rFonts w:ascii="Arial" w:hAnsi="Arial" w:cs="Arial"/>
-                <w:sz w:val="20"/>
-                <w:szCs w:val="20"/>
+              </w:rPr>
+            </w:pPr>
+            <w:r>
+              <w:rPr>
+                <w:rFonts w:ascii="Arial" w:hAnsi="Arial" w:cs="Arial"/>
               </w:rPr>
               <w:t>Lucas, Anna, Divya, Noah, Victorine</w:t>
             </w:r>
@@ -6117,15 +5781,11 @@
             <w:pPr>
               <w:rPr>
                 <w:rFonts w:ascii="Arial" w:hAnsi="Arial" w:cs="Arial"/>
-                <w:sz w:val="20"/>
-                <w:szCs w:val="20"/>
-              </w:rPr>
-            </w:pPr>
-            <w:r>
-              <w:rPr>
-                <w:rFonts w:ascii="Arial" w:hAnsi="Arial" w:cs="Arial"/>
-                <w:sz w:val="20"/>
-                <w:szCs w:val="20"/>
+              </w:rPr>
+            </w:pPr>
+            <w:r>
+              <w:rPr>
+                <w:rFonts w:ascii="Arial" w:hAnsi="Arial" w:cs="Arial"/>
               </w:rPr>
               <w:t>The Sales and Operations teams receive updates and pilot test results directly from the Business Analyst via internal team briefings.</w:t>
             </w:r>
@@ -6140,15 +5800,11 @@
             <w:pPr>
               <w:rPr>
                 <w:rFonts w:ascii="Arial" w:hAnsi="Arial" w:cs="Arial"/>
-                <w:sz w:val="20"/>
-                <w:szCs w:val="20"/>
-              </w:rPr>
-            </w:pPr>
-            <w:r>
-              <w:rPr>
-                <w:rFonts w:ascii="Arial" w:hAnsi="Arial" w:cs="Arial"/>
-                <w:sz w:val="20"/>
-                <w:szCs w:val="20"/>
+              </w:rPr>
+            </w:pPr>
+            <w:r>
+              <w:rPr>
+                <w:rFonts w:ascii="Arial" w:hAnsi="Arial" w:cs="Arial"/>
               </w:rPr>
               <w:t>Approved Supplier Selection forms and SLAs are distributed to management for authorization before any contract is signed.</w:t>
             </w:r>
@@ -6163,15 +5819,11 @@
             <w:pPr>
               <w:rPr>
                 <w:rFonts w:ascii="Arial" w:hAnsi="Arial" w:cs="Arial"/>
-                <w:sz w:val="20"/>
-                <w:szCs w:val="20"/>
-              </w:rPr>
-            </w:pPr>
-            <w:r>
-              <w:rPr>
-                <w:rFonts w:ascii="Arial" w:hAnsi="Arial" w:cs="Arial"/>
-                <w:sz w:val="20"/>
-                <w:szCs w:val="20"/>
+              </w:rPr>
+            </w:pPr>
+            <w:r>
+              <w:rPr>
+                <w:rFonts w:ascii="Arial" w:hAnsi="Arial" w:cs="Arial"/>
               </w:rPr>
               <w:t>Internal staff access vendor contracts and QA reports via the operations intranet.</w:t>
             </w:r>
@@ -6186,15 +5838,11 @@
             <w:pPr>
               <w:rPr>
                 <w:rFonts w:ascii="Arial" w:hAnsi="Arial" w:cs="Arial"/>
-                <w:sz w:val="20"/>
-                <w:szCs w:val="20"/>
-              </w:rPr>
-            </w:pPr>
-            <w:r>
-              <w:rPr>
-                <w:rFonts w:ascii="Arial" w:hAnsi="Arial" w:cs="Arial"/>
-                <w:sz w:val="20"/>
-                <w:szCs w:val="20"/>
+              </w:rPr>
+            </w:pPr>
+            <w:r>
+              <w:rPr>
+                <w:rFonts w:ascii="Arial" w:hAnsi="Arial" w:cs="Arial"/>
               </w:rPr>
               <w:t>Automated status emails generated by the ERP system update the Sales team regarding manufacturing lead times.</w:t>
             </w:r>
@@ -6209,15 +5857,11 @@
             <w:pPr>
               <w:rPr>
                 <w:rFonts w:ascii="Arial" w:hAnsi="Arial" w:cs="Arial"/>
-                <w:sz w:val="20"/>
-                <w:szCs w:val="20"/>
-              </w:rPr>
-            </w:pPr>
-            <w:r>
-              <w:rPr>
-                <w:rFonts w:ascii="Arial" w:hAnsi="Arial" w:cs="Arial"/>
-                <w:sz w:val="20"/>
-                <w:szCs w:val="20"/>
+              </w:rPr>
+            </w:pPr>
+            <w:r>
+              <w:rPr>
+                <w:rFonts w:ascii="Arial" w:hAnsi="Arial" w:cs="Arial"/>
               </w:rPr>
               <w:t>Any supplier demanding payment terms structured under 30 days must be urgently escalated to the Business Manager, per the New Supplier Policy.</w:t>
             </w:r>
@@ -6234,16 +5878,12 @@
             <w:pPr>
               <w:rPr>
                 <w:rFonts w:ascii="Arial" w:hAnsi="Arial" w:cs="Arial"/>
-                <w:sz w:val="20"/>
-                <w:szCs w:val="20"/>
               </w:rPr>
             </w:pPr>
             <w:r>
               <w:rPr>
                 <w:rStyle w:val="Strong"/>
                 <w:rFonts w:ascii="Arial" w:hAnsi="Arial" w:cs="Arial"/>
-                <w:sz w:val="20"/>
-                <w:szCs w:val="20"/>
               </w:rPr>
               <w:t>External</w:t>
             </w:r>
@@ -6258,15 +5898,11 @@
             <w:pPr>
               <w:rPr>
                 <w:rFonts w:ascii="Arial" w:hAnsi="Arial" w:cs="Arial"/>
-                <w:sz w:val="20"/>
-                <w:szCs w:val="20"/>
-              </w:rPr>
-            </w:pPr>
-            <w:r>
-              <w:rPr>
-                <w:rFonts w:ascii="Arial" w:hAnsi="Arial" w:cs="Arial"/>
-                <w:sz w:val="20"/>
-                <w:szCs w:val="20"/>
+              </w:rPr>
+            </w:pPr>
+            <w:r>
+              <w:rPr>
+                <w:rFonts w:ascii="Arial" w:hAnsi="Arial" w:cs="Arial"/>
               </w:rPr>
               <w:t>Hardware Partners, Distribution Partners, 550 Client Schools</w:t>
             </w:r>
@@ -6281,17 +5917,20 @@
             <w:pPr>
               <w:rPr>
                 <w:rFonts w:ascii="Arial" w:hAnsi="Arial" w:cs="Arial"/>
-                <w:sz w:val="20"/>
-                <w:szCs w:val="20"/>
-              </w:rPr>
-            </w:pPr>
-            <w:r>
-              <w:rPr>
-                <w:rFonts w:ascii="Arial" w:hAnsi="Arial" w:cs="Arial"/>
-                <w:sz w:val="20"/>
-                <w:szCs w:val="20"/>
-              </w:rPr>
-              <w:t>Logistics partners receive technical hardware specifications and purchase orders directly through a secure B2B portal.</w:t>
+              </w:rPr>
+            </w:pPr>
+            <w:r>
+              <w:rPr>
+                <w:rFonts w:ascii="Arial" w:hAnsi="Arial" w:cs="Arial"/>
+              </w:rPr>
+              <w:t xml:space="preserve">Logistics partners receive technical hardware specifications and purchase orders </w:t>
+            </w:r>
+            <w:r>
+              <w:rPr>
+                <w:rFonts w:ascii="Arial" w:hAnsi="Arial" w:cs="Arial"/>
+              </w:rPr>
+              <w:lastRenderedPageBreak/>
+              <w:t>directly through a secure B2B portal.</w:t>
             </w:r>
           </w:p>
         </w:tc>
@@ -6304,26 +5943,21 @@
             <w:pPr>
               <w:rPr>
                 <w:rFonts w:ascii="Arial" w:hAnsi="Arial" w:cs="Arial"/>
-                <w:sz w:val="20"/>
-                <w:szCs w:val="20"/>
-              </w:rPr>
-            </w:pPr>
-            <w:r>
-              <w:rPr>
-                <w:rFonts w:ascii="Arial" w:hAnsi="Arial" w:cs="Arial"/>
-                <w:sz w:val="20"/>
-                <w:szCs w:val="20"/>
-              </w:rPr>
-              <w:t xml:space="preserve">Hardware partners must distribute their manufacturing timeline reports and shipping manifests back to Worlducation via standard </w:t>
-            </w:r>
-            <w:r>
-              <w:rPr>
-                <w:rFonts w:ascii="Arial" w:hAnsi="Arial" w:cs="Arial"/>
-                <w:sz w:val="20"/>
-                <w:szCs w:val="20"/>
+              </w:rPr>
+            </w:pPr>
+            <w:r>
+              <w:rPr>
+                <w:rFonts w:ascii="Arial" w:hAnsi="Arial" w:cs="Arial"/>
               </w:rPr>
               <w:lastRenderedPageBreak/>
-              <w:t>PDF or Excel attachments.</w:t>
+              <w:t xml:space="preserve">Hardware partners must distribute their manufacturing timeline reports and shipping </w:t>
+            </w:r>
+            <w:r>
+              <w:rPr>
+                <w:rFonts w:ascii="Arial" w:hAnsi="Arial" w:cs="Arial"/>
+              </w:rPr>
+              <w:lastRenderedPageBreak/>
+              <w:t>manifests back to Worlducation via standard PDF or Excel attachments.</w:t>
             </w:r>
           </w:p>
         </w:tc>
@@ -6336,27 +5970,21 @@
             <w:pPr>
               <w:rPr>
                 <w:rFonts w:ascii="Arial" w:hAnsi="Arial" w:cs="Arial"/>
-                <w:sz w:val="20"/>
-                <w:szCs w:val="20"/>
-              </w:rPr>
-            </w:pPr>
-            <w:r>
-              <w:rPr>
-                <w:rFonts w:ascii="Arial" w:hAnsi="Arial" w:cs="Arial"/>
-                <w:sz w:val="20"/>
-                <w:szCs w:val="20"/>
+              </w:rPr>
+            </w:pPr>
+            <w:r>
+              <w:rPr>
+                <w:rFonts w:ascii="Arial" w:hAnsi="Arial" w:cs="Arial"/>
               </w:rPr>
               <w:lastRenderedPageBreak/>
-              <w:t xml:space="preserve">External partners only access a highly restricted extranet portal connected to the ERP to process their specific </w:t>
-            </w:r>
-            <w:r>
-              <w:rPr>
-                <w:rFonts w:ascii="Arial" w:hAnsi="Arial" w:cs="Arial"/>
-                <w:sz w:val="20"/>
-                <w:szCs w:val="20"/>
+              <w:t xml:space="preserve">External partners only access a highly restricted extranet portal connected </w:t>
+            </w:r>
+            <w:r>
+              <w:rPr>
+                <w:rFonts w:ascii="Arial" w:hAnsi="Arial" w:cs="Arial"/>
               </w:rPr>
               <w:lastRenderedPageBreak/>
-              <w:t>purchase orders.</w:t>
+              <w:t>to the ERP to process their specific purchase orders.</w:t>
             </w:r>
           </w:p>
         </w:tc>
@@ -6369,18 +5997,21 @@
             <w:pPr>
               <w:rPr>
                 <w:rFonts w:ascii="Arial" w:hAnsi="Arial" w:cs="Arial"/>
-                <w:sz w:val="20"/>
-                <w:szCs w:val="20"/>
-              </w:rPr>
-            </w:pPr>
-            <w:r>
-              <w:rPr>
-                <w:rFonts w:ascii="Arial" w:hAnsi="Arial" w:cs="Arial"/>
-                <w:sz w:val="20"/>
-                <w:szCs w:val="20"/>
+              </w:rPr>
+            </w:pPr>
+            <w:r>
+              <w:rPr>
+                <w:rFonts w:ascii="Arial" w:hAnsi="Arial" w:cs="Arial"/>
               </w:rPr>
               <w:lastRenderedPageBreak/>
-              <w:t>Monthly vendor review meetings are conducted to update performance metrics and SLA compliance.</w:t>
+              <w:t xml:space="preserve">Monthly vendor review meetings are conducted to update performance metrics and </w:t>
+            </w:r>
+            <w:r>
+              <w:rPr>
+                <w:rFonts w:ascii="Arial" w:hAnsi="Arial" w:cs="Arial"/>
+              </w:rPr>
+              <w:lastRenderedPageBreak/>
+              <w:t>SLA compliance.</w:t>
             </w:r>
           </w:p>
         </w:tc>
@@ -6393,17 +6024,21 @@
             <w:pPr>
               <w:rPr>
                 <w:rFonts w:ascii="Arial" w:hAnsi="Arial" w:cs="Arial"/>
-                <w:sz w:val="20"/>
-                <w:szCs w:val="20"/>
-              </w:rPr>
-            </w:pPr>
-            <w:r>
-              <w:rPr>
-                <w:rFonts w:ascii="Arial" w:hAnsi="Arial" w:cs="Arial"/>
-                <w:sz w:val="20"/>
-                <w:szCs w:val="20"/>
-              </w:rPr>
-              <w:t>Hardware quality failures or shipment delays are escalated to Lucas Lopez and external legal advisors.</w:t>
+              </w:rPr>
+            </w:pPr>
+            <w:r>
+              <w:rPr>
+                <w:rFonts w:ascii="Arial" w:hAnsi="Arial" w:cs="Arial"/>
+              </w:rPr>
+              <w:lastRenderedPageBreak/>
+              <w:t xml:space="preserve">Hardware quality failures or shipment delays are escalated to Lucas Lopez and external </w:t>
+            </w:r>
+            <w:r>
+              <w:rPr>
+                <w:rFonts w:ascii="Arial" w:hAnsi="Arial" w:cs="Arial"/>
+              </w:rPr>
+              <w:lastRenderedPageBreak/>
+              <w:t>legal advisors.</w:t>
             </w:r>
           </w:p>
         </w:tc>
@@ -6459,9 +6094,9 @@
         <w:tblLook w:val="04A0" w:firstRow="1" w:lastRow="0" w:firstColumn="1" w:lastColumn="0" w:noHBand="0" w:noVBand="1"/>
       </w:tblPr>
       <w:tblGrid>
-        <w:gridCol w:w="328"/>
-        <w:gridCol w:w="1713"/>
-        <w:gridCol w:w="8415"/>
+        <w:gridCol w:w="350"/>
+        <w:gridCol w:w="1880"/>
+        <w:gridCol w:w="8226"/>
       </w:tblGrid>
       <w:tr>
         <w:tc>
@@ -6476,8 +6111,6 @@
                 <w:rFonts w:ascii="Arial" w:hAnsi="Arial" w:cs="Arial"/>
                 <w:b/>
                 <w:bCs/>
-                <w:sz w:val="20"/>
-                <w:szCs w:val="20"/>
               </w:rPr>
             </w:pPr>
           </w:p>
@@ -6494,8 +6127,6 @@
                 <w:rFonts w:ascii="Arial" w:hAnsi="Arial" w:cs="Arial"/>
                 <w:b/>
                 <w:bCs/>
-                <w:sz w:val="20"/>
-                <w:szCs w:val="20"/>
               </w:rPr>
             </w:pPr>
             <w:r>
@@ -6503,8 +6134,6 @@
                 <w:rFonts w:ascii="Arial" w:hAnsi="Arial" w:cs="Arial"/>
                 <w:b/>
                 <w:bCs/>
-                <w:sz w:val="20"/>
-                <w:szCs w:val="20"/>
               </w:rPr>
               <w:t>Constraint</w:t>
             </w:r>
@@ -6522,8 +6151,6 @@
                 <w:rFonts w:ascii="Arial" w:hAnsi="Arial" w:cs="Arial"/>
                 <w:b/>
                 <w:bCs/>
-                <w:sz w:val="20"/>
-                <w:szCs w:val="20"/>
               </w:rPr>
             </w:pPr>
             <w:r>
@@ -6531,8 +6158,6 @@
                 <w:rFonts w:ascii="Arial" w:hAnsi="Arial" w:cs="Arial"/>
                 <w:b/>
                 <w:bCs/>
-                <w:sz w:val="20"/>
-                <w:szCs w:val="20"/>
               </w:rPr>
               <w:t>Description</w:t>
             </w:r>
@@ -6549,15 +6174,11 @@
             <w:pPr>
               <w:rPr>
                 <w:rFonts w:ascii="Arial" w:hAnsi="Arial" w:cs="Arial"/>
-                <w:sz w:val="20"/>
-                <w:szCs w:val="20"/>
-              </w:rPr>
-            </w:pPr>
-            <w:r>
-              <w:rPr>
-                <w:rFonts w:ascii="Arial" w:hAnsi="Arial" w:cs="Arial"/>
-                <w:sz w:val="20"/>
-                <w:szCs w:val="20"/>
+              </w:rPr>
+            </w:pPr>
+            <w:r>
+              <w:rPr>
+                <w:rFonts w:ascii="Arial" w:hAnsi="Arial" w:cs="Arial"/>
               </w:rPr>
               <w:t>1</w:t>
             </w:r>
@@ -6572,16 +6193,12 @@
             <w:pPr>
               <w:rPr>
                 <w:rFonts w:ascii="Arial" w:hAnsi="Arial" w:cs="Arial"/>
-                <w:sz w:val="20"/>
-                <w:szCs w:val="20"/>
               </w:rPr>
             </w:pPr>
             <w:r>
               <w:rPr>
                 <w:rStyle w:val="Strong"/>
                 <w:rFonts w:ascii="Arial" w:hAnsi="Arial" w:cs="Arial"/>
-                <w:sz w:val="20"/>
-                <w:szCs w:val="20"/>
               </w:rPr>
               <w:t>Digital Security Limits</w:t>
             </w:r>
@@ -6596,15 +6213,11 @@
             <w:pPr>
               <w:rPr>
                 <w:rFonts w:ascii="Arial" w:hAnsi="Arial" w:cs="Arial"/>
-                <w:sz w:val="20"/>
-                <w:szCs w:val="20"/>
-              </w:rPr>
-            </w:pPr>
-            <w:r>
-              <w:rPr>
-                <w:rFonts w:ascii="Arial" w:hAnsi="Arial" w:cs="Arial"/>
-                <w:sz w:val="20"/>
-                <w:szCs w:val="20"/>
+              </w:rPr>
+            </w:pPr>
+            <w:r>
+              <w:rPr>
+                <w:rFonts w:ascii="Arial" w:hAnsi="Arial" w:cs="Arial"/>
               </w:rPr>
               <w:t>All emails and distributed attachments from third-party manufacturers must undergo strict malware scans per the Digital Security policy, delaying real-time technical information exchanges.</w:t>
             </w:r>
@@ -6621,15 +6234,11 @@
             <w:pPr>
               <w:rPr>
                 <w:rFonts w:ascii="Arial" w:hAnsi="Arial" w:cs="Arial"/>
-                <w:sz w:val="20"/>
-                <w:szCs w:val="20"/>
-              </w:rPr>
-            </w:pPr>
-            <w:r>
-              <w:rPr>
-                <w:rFonts w:ascii="Arial" w:hAnsi="Arial" w:cs="Arial"/>
-                <w:sz w:val="20"/>
-                <w:szCs w:val="20"/>
+              </w:rPr>
+            </w:pPr>
+            <w:r>
+              <w:rPr>
+                <w:rFonts w:ascii="Arial" w:hAnsi="Arial" w:cs="Arial"/>
               </w:rPr>
               <w:t>2</w:t>
             </w:r>
@@ -6644,16 +6253,12 @@
             <w:pPr>
               <w:rPr>
                 <w:rFonts w:ascii="Arial" w:hAnsi="Arial" w:cs="Arial"/>
-                <w:sz w:val="20"/>
-                <w:szCs w:val="20"/>
               </w:rPr>
             </w:pPr>
             <w:r>
               <w:rPr>
                 <w:rStyle w:val="Strong"/>
                 <w:rFonts w:ascii="Arial" w:hAnsi="Arial" w:cs="Arial"/>
-                <w:sz w:val="20"/>
-                <w:szCs w:val="20"/>
               </w:rPr>
               <w:t>Legal NDAs</w:t>
             </w:r>
@@ -6668,15 +6273,11 @@
             <w:pPr>
               <w:rPr>
                 <w:rFonts w:ascii="Arial" w:hAnsi="Arial" w:cs="Arial"/>
-                <w:sz w:val="20"/>
-                <w:szCs w:val="20"/>
-              </w:rPr>
-            </w:pPr>
-            <w:r>
-              <w:rPr>
-                <w:rFonts w:ascii="Arial" w:hAnsi="Arial" w:cs="Arial"/>
-                <w:sz w:val="20"/>
-                <w:szCs w:val="20"/>
+              </w:rPr>
+            </w:pPr>
+            <w:r>
+              <w:rPr>
+                <w:rFonts w:ascii="Arial" w:hAnsi="Arial" w:cs="Arial"/>
               </w:rPr>
               <w:t>Non-Disclosure Agreements strictly prohibit sharing our proprietary AI software logic with third-party hardware manufacturers, limiting the technical details we can distribute.</w:t>
             </w:r>
@@ -6710,9 +6311,47 @@
     </w:p>
     <w:p>
       <w:pPr>
+        <w:spacing w:after="160" w:line="278" w:lineRule="auto"/>
+        <w:rPr>
+          <w:rFonts w:ascii="Arial" w:eastAsiaTheme="majorEastAsia" w:hAnsi="Arial" w:cs="Arial"/>
+          <w:b/>
+          <w:bCs/>
+          <w:color w:val="000000" w:themeColor="text1"/>
+        </w:rPr>
+      </w:pPr>
+      <w:r>
+        <w:rPr>
+          <w:rFonts w:ascii="Arial" w:hAnsi="Arial" w:cs="Arial"/>
+          <w:b/>
+          <w:bCs/>
+          <w:color w:val="000000" w:themeColor="text1"/>
+        </w:rPr>
+        <w:br w:type="page"/>
+      </w:r>
+    </w:p>
+    <w:p>
+      <w:pPr>
+        <w:pStyle w:val="Heading1"/>
+        <w:rPr>
+          <w:rFonts w:ascii="Arial" w:hAnsi="Arial" w:cs="Arial"/>
+          <w:b/>
+          <w:bCs/>
+          <w:color w:val="000000" w:themeColor="text1"/>
+        </w:rPr>
+      </w:pPr>
+      <w:r>
+        <w:lastRenderedPageBreak/>
+        <w:t>SCOPE</w:t>
+      </w:r>
+    </w:p>
+    <w:p>
+      <w:pPr>
         <w:pStyle w:val="Heading5"/>
         <w:rPr>
           <w:rFonts w:ascii="Arial" w:hAnsi="Arial" w:cs="Arial"/>
+          <w:b/>
+          <w:bCs/>
+          <w:color w:val="000000" w:themeColor="text1"/>
         </w:rPr>
       </w:pPr>
     </w:p>
@@ -6721,8 +6360,2156 @@
         <w:pStyle w:val="Heading5"/>
         <w:rPr>
           <w:rFonts w:ascii="Arial" w:hAnsi="Arial" w:cs="Arial"/>
-        </w:rPr>
-      </w:pPr>
+          <w:b/>
+          <w:bCs/>
+          <w:color w:val="000000" w:themeColor="text1"/>
+        </w:rPr>
+      </w:pPr>
+      <w:r>
+        <w:rPr>
+          <w:rFonts w:ascii="Arial" w:hAnsi="Arial" w:cs="Arial"/>
+          <w:b/>
+          <w:bCs/>
+          <w:color w:val="000000" w:themeColor="text1"/>
+        </w:rPr>
+        <w:t>Plan Business Analysis Performance Management</w:t>
+      </w:r>
+    </w:p>
+    <w:p>
+      <w:pPr>
+        <w:rPr>
+          <w:rFonts w:ascii="Arial" w:hAnsi="Arial" w:cs="Arial"/>
+        </w:rPr>
+      </w:pPr>
+    </w:p>
+    <w:p>
+      <w:pPr>
+        <w:pStyle w:val="ListParagraph"/>
+        <w:numPr>
+          <w:ilvl w:val="1"/>
+          <w:numId w:val="14"/>
+        </w:numPr>
+        <w:rPr>
+          <w:rFonts w:ascii="Arial" w:hAnsi="Arial" w:cs="Arial"/>
+          <w:b/>
+          <w:bCs/>
+          <w:u w:val="single"/>
+        </w:rPr>
+      </w:pPr>
+      <w:r>
+        <w:rPr>
+          <w:rFonts w:ascii="Arial" w:hAnsi="Arial" w:cs="Arial"/>
+          <w:b/>
+          <w:bCs/>
+          <w:u w:val="single"/>
+        </w:rPr>
+        <w:t>Metrics</w:t>
+      </w:r>
+    </w:p>
+    <w:p>
+      <w:pPr>
+        <w:pStyle w:val="firstmt-15"/>
+        <w:rPr>
+          <w:rFonts w:ascii="Arial" w:hAnsi="Arial" w:cs="Arial"/>
+        </w:rPr>
+      </w:pPr>
+      <w:r>
+        <w:rPr>
+          <w:rFonts w:ascii="Arial" w:hAnsi="Arial" w:cs="Arial"/>
+        </w:rPr>
+        <w:t>To quantify the quality and efficiency of the business analysis work, the following metrics will be used:</w:t>
+      </w:r>
+    </w:p>
+    <w:tbl>
+      <w:tblPr>
+        <w:tblStyle w:val="TableGrid"/>
+        <w:tblW w:w="0" w:type="auto"/>
+        <w:tblLook w:val="04A0" w:firstRow="1" w:lastRow="0" w:firstColumn="1" w:lastColumn="0" w:noHBand="0" w:noVBand="1"/>
+      </w:tblPr>
+      <w:tblGrid>
+        <w:gridCol w:w="2015"/>
+        <w:gridCol w:w="2135"/>
+        <w:gridCol w:w="6306"/>
+      </w:tblGrid>
+      <w:tr>
+        <w:tc>
+          <w:tcPr>
+            <w:tcW w:w="0" w:type="auto"/>
+            <w:hideMark/>
+          </w:tcPr>
+          <w:p>
+            <w:pPr>
+              <w:jc w:val="center"/>
+              <w:rPr>
+                <w:rFonts w:ascii="Arial" w:hAnsi="Arial" w:cs="Arial"/>
+                <w:b/>
+                <w:bCs/>
+              </w:rPr>
+            </w:pPr>
+            <w:r>
+              <w:rPr>
+                <w:rFonts w:ascii="Arial" w:hAnsi="Arial" w:cs="Arial"/>
+                <w:b/>
+                <w:bCs/>
+              </w:rPr>
+              <w:t>Metric</w:t>
+            </w:r>
+          </w:p>
+        </w:tc>
+        <w:tc>
+          <w:tcPr>
+            <w:tcW w:w="0" w:type="auto"/>
+            <w:hideMark/>
+          </w:tcPr>
+          <w:p>
+            <w:pPr>
+              <w:jc w:val="center"/>
+              <w:rPr>
+                <w:rFonts w:ascii="Arial" w:hAnsi="Arial" w:cs="Arial"/>
+                <w:b/>
+                <w:bCs/>
+              </w:rPr>
+            </w:pPr>
+            <w:r>
+              <w:rPr>
+                <w:rFonts w:ascii="Arial" w:hAnsi="Arial" w:cs="Arial"/>
+                <w:b/>
+                <w:bCs/>
+              </w:rPr>
+              <w:t>Dimension Measured</w:t>
+            </w:r>
+          </w:p>
+        </w:tc>
+        <w:tc>
+          <w:tcPr>
+            <w:tcW w:w="0" w:type="auto"/>
+            <w:hideMark/>
+          </w:tcPr>
+          <w:p>
+            <w:pPr>
+              <w:jc w:val="center"/>
+              <w:rPr>
+                <w:rFonts w:ascii="Arial" w:hAnsi="Arial" w:cs="Arial"/>
+                <w:b/>
+                <w:bCs/>
+              </w:rPr>
+            </w:pPr>
+            <w:r>
+              <w:rPr>
+                <w:rFonts w:ascii="Arial" w:hAnsi="Arial" w:cs="Arial"/>
+                <w:b/>
+                <w:bCs/>
+              </w:rPr>
+              <w:t>Description / Calculation</w:t>
+            </w:r>
+          </w:p>
+        </w:tc>
+      </w:tr>
+      <w:tr>
+        <w:tc>
+          <w:tcPr>
+            <w:tcW w:w="0" w:type="auto"/>
+            <w:hideMark/>
+          </w:tcPr>
+          <w:p>
+            <w:pPr>
+              <w:rPr>
+                <w:rFonts w:ascii="Arial" w:hAnsi="Arial" w:cs="Arial"/>
+              </w:rPr>
+            </w:pPr>
+            <w:r>
+              <w:rPr>
+                <w:rStyle w:val="Strong"/>
+                <w:rFonts w:ascii="Arial" w:hAnsi="Arial" w:cs="Arial"/>
+              </w:rPr>
+              <w:t>Schedule Variance (SV)</w:t>
+            </w:r>
+          </w:p>
+        </w:tc>
+        <w:tc>
+          <w:tcPr>
+            <w:tcW w:w="0" w:type="auto"/>
+            <w:hideMark/>
+          </w:tcPr>
+          <w:p>
+            <w:pPr>
+              <w:rPr>
+                <w:rFonts w:ascii="Arial" w:hAnsi="Arial" w:cs="Arial"/>
+              </w:rPr>
+            </w:pPr>
+            <w:r>
+              <w:rPr>
+                <w:rFonts w:ascii="Arial" w:hAnsi="Arial" w:cs="Arial"/>
+              </w:rPr>
+              <w:t>Time efficiency</w:t>
+            </w:r>
+          </w:p>
+        </w:tc>
+        <w:tc>
+          <w:tcPr>
+            <w:tcW w:w="0" w:type="auto"/>
+            <w:hideMark/>
+          </w:tcPr>
+          <w:p>
+            <w:pPr>
+              <w:rPr>
+                <w:rFonts w:ascii="Arial" w:hAnsi="Arial" w:cs="Arial"/>
+              </w:rPr>
+            </w:pPr>
+            <w:r>
+              <w:rPr>
+                <w:rFonts w:ascii="Arial" w:hAnsi="Arial" w:cs="Arial"/>
+              </w:rPr>
+              <w:t>Calculates the percentage of business analysis deliverables (such as the BRD, the Supplier Evaluation Matrix, and the Workforce Impact Analysis) completed and approved on or before the deadlines established in the Project Schedule.</w:t>
+            </w:r>
+          </w:p>
+        </w:tc>
+      </w:tr>
+      <w:tr>
+        <w:tc>
+          <w:tcPr>
+            <w:tcW w:w="0" w:type="auto"/>
+            <w:hideMark/>
+          </w:tcPr>
+          <w:p>
+            <w:pPr>
+              <w:rPr>
+                <w:rFonts w:ascii="Arial" w:hAnsi="Arial" w:cs="Arial"/>
+              </w:rPr>
+            </w:pPr>
+            <w:r>
+              <w:rPr>
+                <w:rStyle w:val="Strong"/>
+                <w:rFonts w:ascii="Arial" w:hAnsi="Arial" w:cs="Arial"/>
+              </w:rPr>
+              <w:t>Requirement Defect Rate</w:t>
+            </w:r>
+          </w:p>
+        </w:tc>
+        <w:tc>
+          <w:tcPr>
+            <w:tcW w:w="0" w:type="auto"/>
+            <w:hideMark/>
+          </w:tcPr>
+          <w:p>
+            <w:pPr>
+              <w:rPr>
+                <w:rFonts w:ascii="Arial" w:hAnsi="Arial" w:cs="Arial"/>
+              </w:rPr>
+            </w:pPr>
+            <w:r>
+              <w:rPr>
+                <w:rFonts w:ascii="Arial" w:hAnsi="Arial" w:cs="Arial"/>
+              </w:rPr>
+              <w:t>Quality and accuracy</w:t>
+            </w:r>
+          </w:p>
+        </w:tc>
+        <w:tc>
+          <w:tcPr>
+            <w:tcW w:w="0" w:type="auto"/>
+            <w:hideMark/>
+          </w:tcPr>
+          <w:p>
+            <w:pPr>
+              <w:rPr>
+                <w:rFonts w:ascii="Arial" w:hAnsi="Arial" w:cs="Arial"/>
+              </w:rPr>
+            </w:pPr>
+            <w:r>
+              <w:rPr>
+                <w:rFonts w:ascii="Arial" w:hAnsi="Arial" w:cs="Arial"/>
+              </w:rPr>
+              <w:t>Tracks the number of discrepancies, missed requirements, or logical errors discovered by the development team or stakeholders during the Quality Assurance (QA) and User Acceptance Testing (UAT) phases. A lower defect rate indicates high-quality requirement elicitation.</w:t>
+            </w:r>
+          </w:p>
+        </w:tc>
+      </w:tr>
+      <w:tr>
+        <w:tc>
+          <w:tcPr>
+            <w:tcW w:w="0" w:type="auto"/>
+            <w:hideMark/>
+          </w:tcPr>
+          <w:p>
+            <w:pPr>
+              <w:rPr>
+                <w:rFonts w:ascii="Arial" w:hAnsi="Arial" w:cs="Arial"/>
+              </w:rPr>
+            </w:pPr>
+            <w:r>
+              <w:rPr>
+                <w:rStyle w:val="Strong"/>
+                <w:rFonts w:ascii="Arial" w:hAnsi="Arial" w:cs="Arial"/>
+              </w:rPr>
+              <w:t>Stakeholder Satisfaction Score</w:t>
+            </w:r>
+          </w:p>
+        </w:tc>
+        <w:tc>
+          <w:tcPr>
+            <w:tcW w:w="0" w:type="auto"/>
+            <w:hideMark/>
+          </w:tcPr>
+          <w:p>
+            <w:pPr>
+              <w:rPr>
+                <w:rFonts w:ascii="Arial" w:hAnsi="Arial" w:cs="Arial"/>
+              </w:rPr>
+            </w:pPr>
+            <w:r>
+              <w:rPr>
+                <w:rFonts w:ascii="Arial" w:hAnsi="Arial" w:cs="Arial"/>
+              </w:rPr>
+              <w:t>Engagement and communication</w:t>
+            </w:r>
+          </w:p>
+        </w:tc>
+        <w:tc>
+          <w:tcPr>
+            <w:tcW w:w="0" w:type="auto"/>
+            <w:hideMark/>
+          </w:tcPr>
+          <w:p>
+            <w:pPr>
+              <w:rPr>
+                <w:rFonts w:ascii="Arial" w:hAnsi="Arial" w:cs="Arial"/>
+              </w:rPr>
+            </w:pPr>
+            <w:r>
+              <w:rPr>
+                <w:rFonts w:ascii="Arial" w:hAnsi="Arial" w:cs="Arial"/>
+              </w:rPr>
+              <w:t>Calculated by collecting structured feedback from key stakeholders (e.g., Noah Jones, Victorine Satore) post-implementation, evaluating the clarity of the Business Analyst's communication and how well their business needs were understood and addressed.</w:t>
+            </w:r>
+          </w:p>
+        </w:tc>
+      </w:tr>
+    </w:tbl>
+    <w:p>
+      <w:pPr>
+        <w:rPr>
+          <w:rFonts w:ascii="Arial" w:hAnsi="Arial" w:cs="Arial"/>
+          <w:color w:val="000000" w:themeColor="text1"/>
+        </w:rPr>
+      </w:pPr>
+    </w:p>
+    <w:p>
+      <w:pPr>
+        <w:pStyle w:val="ListParagraph"/>
+        <w:numPr>
+          <w:ilvl w:val="1"/>
+          <w:numId w:val="14"/>
+        </w:numPr>
+        <w:rPr>
+          <w:rFonts w:ascii="Arial" w:hAnsi="Arial" w:cs="Arial"/>
+          <w:b/>
+          <w:bCs/>
+          <w:color w:val="000000" w:themeColor="text1"/>
+          <w:u w:val="single"/>
+        </w:rPr>
+      </w:pPr>
+      <w:r>
+        <w:rPr>
+          <w:rFonts w:ascii="Arial" w:hAnsi="Arial" w:cs="Arial"/>
+          <w:b/>
+          <w:bCs/>
+          <w:color w:val="000000" w:themeColor="text1"/>
+          <w:u w:val="single"/>
+        </w:rPr>
+        <w:t>Reporting format</w:t>
+      </w:r>
+    </w:p>
+    <w:p>
+      <w:pPr>
+        <w:pStyle w:val="NormalWeb"/>
+        <w:rPr>
+          <w:rFonts w:ascii="Arial" w:hAnsi="Arial" w:cs="Arial"/>
+        </w:rPr>
+      </w:pPr>
+    </w:p>
+    <w:tbl>
+      <w:tblPr>
+        <w:tblStyle w:val="TableGrid"/>
+        <w:tblW w:w="0" w:type="auto"/>
+        <w:tblLook w:val="04A0" w:firstRow="1" w:lastRow="0" w:firstColumn="1" w:lastColumn="0" w:noHBand="0" w:noVBand="1"/>
+      </w:tblPr>
+      <w:tblGrid>
+        <w:gridCol w:w="1939"/>
+        <w:gridCol w:w="1816"/>
+        <w:gridCol w:w="1703"/>
+        <w:gridCol w:w="1886"/>
+        <w:gridCol w:w="3112"/>
+      </w:tblGrid>
+      <w:tr>
+        <w:tc>
+          <w:tcPr>
+            <w:tcW w:w="0" w:type="auto"/>
+            <w:hideMark/>
+          </w:tcPr>
+          <w:p>
+            <w:pPr>
+              <w:jc w:val="center"/>
+              <w:rPr>
+                <w:rFonts w:ascii="Arial" w:hAnsi="Arial" w:cs="Arial"/>
+                <w:b/>
+                <w:bCs/>
+              </w:rPr>
+            </w:pPr>
+            <w:r>
+              <w:rPr>
+                <w:rFonts w:ascii="Arial" w:hAnsi="Arial" w:cs="Arial"/>
+                <w:b/>
+                <w:bCs/>
+              </w:rPr>
+              <w:t>Channel Type</w:t>
+            </w:r>
+          </w:p>
+        </w:tc>
+        <w:tc>
+          <w:tcPr>
+            <w:tcW w:w="0" w:type="auto"/>
+            <w:hideMark/>
+          </w:tcPr>
+          <w:p>
+            <w:pPr>
+              <w:jc w:val="center"/>
+              <w:rPr>
+                <w:rFonts w:ascii="Arial" w:hAnsi="Arial" w:cs="Arial"/>
+                <w:b/>
+                <w:bCs/>
+              </w:rPr>
+            </w:pPr>
+            <w:r>
+              <w:rPr>
+                <w:rFonts w:ascii="Arial" w:hAnsi="Arial" w:cs="Arial"/>
+                <w:b/>
+                <w:bCs/>
+              </w:rPr>
+              <w:t>Mechanism / Document</w:t>
+            </w:r>
+          </w:p>
+        </w:tc>
+        <w:tc>
+          <w:tcPr>
+            <w:tcW w:w="0" w:type="auto"/>
+            <w:hideMark/>
+          </w:tcPr>
+          <w:p>
+            <w:pPr>
+              <w:jc w:val="center"/>
+              <w:rPr>
+                <w:rFonts w:ascii="Arial" w:hAnsi="Arial" w:cs="Arial"/>
+                <w:b/>
+                <w:bCs/>
+              </w:rPr>
+            </w:pPr>
+            <w:r>
+              <w:rPr>
+                <w:rFonts w:ascii="Arial" w:hAnsi="Arial" w:cs="Arial"/>
+                <w:b/>
+                <w:bCs/>
+              </w:rPr>
+              <w:t>Frequency &amp; Lead</w:t>
+            </w:r>
+          </w:p>
+        </w:tc>
+        <w:tc>
+          <w:tcPr>
+            <w:tcW w:w="0" w:type="auto"/>
+            <w:hideMark/>
+          </w:tcPr>
+          <w:p>
+            <w:pPr>
+              <w:jc w:val="center"/>
+              <w:rPr>
+                <w:rFonts w:ascii="Arial" w:hAnsi="Arial" w:cs="Arial"/>
+                <w:b/>
+                <w:bCs/>
+              </w:rPr>
+            </w:pPr>
+            <w:r>
+              <w:rPr>
+                <w:rFonts w:ascii="Arial" w:hAnsi="Arial" w:cs="Arial"/>
+                <w:b/>
+                <w:bCs/>
+              </w:rPr>
+              <w:t>Operational Details &amp; Scale</w:t>
+            </w:r>
+          </w:p>
+        </w:tc>
+        <w:tc>
+          <w:tcPr>
+            <w:tcW w:w="0" w:type="auto"/>
+            <w:hideMark/>
+          </w:tcPr>
+          <w:p>
+            <w:pPr>
+              <w:jc w:val="center"/>
+              <w:rPr>
+                <w:rFonts w:ascii="Arial" w:hAnsi="Arial" w:cs="Arial"/>
+                <w:b/>
+                <w:bCs/>
+              </w:rPr>
+            </w:pPr>
+            <w:r>
+              <w:rPr>
+                <w:rFonts w:ascii="Arial" w:hAnsi="Arial" w:cs="Arial"/>
+                <w:b/>
+                <w:bCs/>
+              </w:rPr>
+              <w:t>Requirements</w:t>
+            </w:r>
+          </w:p>
+        </w:tc>
+      </w:tr>
+      <w:tr>
+        <w:tc>
+          <w:tcPr>
+            <w:tcW w:w="0" w:type="auto"/>
+            <w:hideMark/>
+          </w:tcPr>
+          <w:p>
+            <w:pPr>
+              <w:rPr>
+                <w:rFonts w:ascii="Arial" w:hAnsi="Arial" w:cs="Arial"/>
+              </w:rPr>
+            </w:pPr>
+            <w:r>
+              <w:rPr>
+                <w:rStyle w:val="Strong"/>
+                <w:rFonts w:ascii="Arial" w:hAnsi="Arial" w:cs="Arial"/>
+              </w:rPr>
+              <w:t>Written document</w:t>
+            </w:r>
+          </w:p>
+        </w:tc>
+        <w:tc>
+          <w:tcPr>
+            <w:tcW w:w="0" w:type="auto"/>
+            <w:hideMark/>
+          </w:tcPr>
+          <w:p>
+            <w:pPr>
+              <w:rPr>
+                <w:rFonts w:ascii="Arial" w:hAnsi="Arial" w:cs="Arial"/>
+                <w:b/>
+                <w:bCs/>
+              </w:rPr>
+            </w:pPr>
+            <w:r>
+              <w:rPr>
+                <w:rFonts w:ascii="Arial" w:hAnsi="Arial" w:cs="Arial"/>
+              </w:rPr>
+              <w:t>Official</w:t>
+            </w:r>
+            <w:r>
+              <w:rPr>
+                <w:rFonts w:ascii="Arial" w:hAnsi="Arial" w:cs="Arial"/>
+                <w:b/>
+                <w:bCs/>
+              </w:rPr>
+              <w:t xml:space="preserve"> </w:t>
+            </w:r>
+            <w:r>
+              <w:rPr>
+                <w:rStyle w:val="Strong"/>
+                <w:rFonts w:ascii="Arial" w:hAnsi="Arial" w:cs="Arial"/>
+                <w:b w:val="0"/>
+                <w:bCs w:val="0"/>
+              </w:rPr>
+              <w:t>Performance Evaluation Template</w:t>
+            </w:r>
+          </w:p>
+        </w:tc>
+        <w:tc>
+          <w:tcPr>
+            <w:tcW w:w="0" w:type="auto"/>
+            <w:hideMark/>
+          </w:tcPr>
+          <w:p>
+            <w:pPr>
+              <w:rPr>
+                <w:rFonts w:ascii="Arial" w:hAnsi="Arial" w:cs="Arial"/>
+              </w:rPr>
+            </w:pPr>
+            <w:r>
+              <w:rPr>
+                <w:rStyle w:val="Strong"/>
+                <w:rFonts w:ascii="Arial" w:hAnsi="Arial" w:cs="Arial"/>
+              </w:rPr>
+              <w:t>Interim review:</w:t>
+            </w:r>
+            <w:r>
+              <w:rPr>
+                <w:rFonts w:ascii="Arial" w:hAnsi="Arial" w:cs="Arial"/>
+              </w:rPr>
+              <w:t xml:space="preserve"> at six months.</w:t>
+            </w:r>
+          </w:p>
+          <w:p>
+            <w:pPr>
+              <w:rPr>
+                <w:rStyle w:val="Strong"/>
+                <w:rFonts w:ascii="Arial" w:hAnsi="Arial" w:cs="Arial"/>
+                <w:b w:val="0"/>
+                <w:bCs w:val="0"/>
+              </w:rPr>
+            </w:pPr>
+          </w:p>
+          <w:p>
+            <w:pPr>
+              <w:rPr>
+                <w:rFonts w:ascii="Arial" w:hAnsi="Arial" w:cs="Arial"/>
+              </w:rPr>
+            </w:pPr>
+            <w:r>
+              <w:rPr>
+                <w:rStyle w:val="Strong"/>
+                <w:rFonts w:ascii="Arial" w:hAnsi="Arial" w:cs="Arial"/>
+              </w:rPr>
+              <w:t>Annual review:</w:t>
+            </w:r>
+            <w:r>
+              <w:rPr>
+                <w:rFonts w:ascii="Arial" w:hAnsi="Arial" w:cs="Arial"/>
+              </w:rPr>
+              <w:t xml:space="preserve"> once per year.</w:t>
+            </w:r>
+          </w:p>
+          <w:p>
+            <w:pPr>
+              <w:rPr>
+                <w:rFonts w:ascii="Arial" w:hAnsi="Arial" w:cs="Arial"/>
+              </w:rPr>
+            </w:pPr>
+          </w:p>
+          <w:p>
+            <w:pPr>
+              <w:rPr>
+                <w:rFonts w:ascii="Arial" w:hAnsi="Arial" w:cs="Arial"/>
+              </w:rPr>
+            </w:pPr>
+            <w:r>
+              <w:rPr>
+                <w:rFonts w:ascii="Arial" w:hAnsi="Arial" w:cs="Arial"/>
+              </w:rPr>
+              <w:t xml:space="preserve">Completed by the direct supervisor, </w:t>
+            </w:r>
+            <w:r>
+              <w:rPr>
+                <w:rStyle w:val="Strong"/>
+                <w:rFonts w:ascii="Arial" w:hAnsi="Arial" w:cs="Arial"/>
+              </w:rPr>
+              <w:t>Divya Sapra</w:t>
+            </w:r>
+            <w:r>
+              <w:rPr>
+                <w:rFonts w:ascii="Arial" w:hAnsi="Arial" w:cs="Arial"/>
+              </w:rPr>
+              <w:t>.</w:t>
+            </w:r>
+          </w:p>
+        </w:tc>
+        <w:tc>
+          <w:tcPr>
+            <w:tcW w:w="0" w:type="auto"/>
+            <w:hideMark/>
+          </w:tcPr>
+          <w:p>
+            <w:pPr>
+              <w:rPr>
+                <w:rFonts w:ascii="Arial" w:hAnsi="Arial" w:cs="Arial"/>
+              </w:rPr>
+            </w:pPr>
+            <w:r>
+              <w:rPr>
+                <w:rFonts w:ascii="Arial" w:hAnsi="Arial" w:cs="Arial"/>
+              </w:rPr>
+              <w:t xml:space="preserve">Strictly follows HR standards. </w:t>
+            </w:r>
+          </w:p>
+          <w:p>
+            <w:pPr>
+              <w:rPr>
+                <w:rFonts w:ascii="Arial" w:hAnsi="Arial" w:cs="Arial"/>
+              </w:rPr>
+            </w:pPr>
+          </w:p>
+          <w:p>
+            <w:pPr>
+              <w:rPr>
+                <w:rFonts w:ascii="Arial" w:hAnsi="Arial" w:cs="Arial"/>
+              </w:rPr>
+            </w:pPr>
+            <w:r>
+              <w:rPr>
+                <w:rFonts w:ascii="Arial" w:hAnsi="Arial" w:cs="Arial"/>
+              </w:rPr>
+              <w:t xml:space="preserve">Rates overall performance using this scale: </w:t>
+            </w:r>
+            <w:r>
+              <w:rPr>
+                <w:rFonts w:ascii="Arial" w:hAnsi="Arial" w:cs="Arial"/>
+              </w:rPr>
+              <w:br/>
+            </w:r>
+            <w:r>
+              <w:rPr>
+                <w:rStyle w:val="Emphasis"/>
+                <w:rFonts w:ascii="Arial" w:hAnsi="Arial" w:cs="Arial"/>
+              </w:rPr>
+              <w:t>- Exceeds expectations</w:t>
+            </w:r>
+            <w:r>
+              <w:rPr>
+                <w:rStyle w:val="Emphasis"/>
+                <w:rFonts w:ascii="Arial" w:hAnsi="Arial" w:cs="Arial"/>
+              </w:rPr>
+              <w:br/>
+              <w:t>- Meets expectations</w:t>
+            </w:r>
+            <w:r>
+              <w:rPr>
+                <w:rFonts w:ascii="Arial" w:hAnsi="Arial" w:cs="Arial"/>
+              </w:rPr>
+              <w:t xml:space="preserve"> </w:t>
+            </w:r>
+            <w:r>
+              <w:rPr>
+                <w:rFonts w:ascii="Arial" w:hAnsi="Arial" w:cs="Arial"/>
+              </w:rPr>
+              <w:br/>
+              <w:t xml:space="preserve">- </w:t>
+            </w:r>
+            <w:r>
+              <w:rPr>
+                <w:rStyle w:val="Emphasis"/>
+                <w:rFonts w:ascii="Arial" w:hAnsi="Arial" w:cs="Arial"/>
+              </w:rPr>
+              <w:t>Development encouraged</w:t>
+            </w:r>
+            <w:r>
+              <w:rPr>
+                <w:rFonts w:ascii="Arial" w:hAnsi="Arial" w:cs="Arial"/>
+              </w:rPr>
+              <w:t xml:space="preserve"> </w:t>
+            </w:r>
+            <w:r>
+              <w:rPr>
+                <w:rFonts w:ascii="Arial" w:hAnsi="Arial" w:cs="Arial"/>
+              </w:rPr>
+              <w:br/>
+              <w:t xml:space="preserve">- </w:t>
+            </w:r>
+            <w:r>
+              <w:rPr>
+                <w:rStyle w:val="Emphasis"/>
+                <w:rFonts w:ascii="Arial" w:hAnsi="Arial" w:cs="Arial"/>
+              </w:rPr>
+              <w:t>Improvement required</w:t>
+            </w:r>
+            <w:r>
+              <w:rPr>
+                <w:rFonts w:ascii="Arial" w:hAnsi="Arial" w:cs="Arial"/>
+              </w:rPr>
+              <w:t>,</w:t>
+            </w:r>
+            <w:r>
+              <w:rPr>
+                <w:rFonts w:ascii="Arial" w:hAnsi="Arial" w:cs="Arial"/>
+              </w:rPr>
+              <w:br/>
+            </w:r>
+            <w:r>
+              <w:rPr>
+                <w:rStyle w:val="Emphasis"/>
+                <w:rFonts w:ascii="Arial" w:hAnsi="Arial" w:cs="Arial"/>
+              </w:rPr>
+              <w:t>- Unsatisfactory performance</w:t>
+            </w:r>
+            <w:r>
+              <w:rPr>
+                <w:rStyle w:val="Emphasis"/>
+                <w:rFonts w:ascii="Arial" w:hAnsi="Arial" w:cs="Arial"/>
+              </w:rPr>
+              <w:br/>
+            </w:r>
+            <w:r>
+              <w:rPr>
+                <w:rStyle w:val="Emphasis"/>
+                <w:rFonts w:ascii="Arial" w:hAnsi="Arial" w:cs="Arial"/>
+              </w:rPr>
+              <w:br/>
+            </w:r>
+            <w:r>
+              <w:rPr>
+                <w:rStyle w:val="Emphasis"/>
+                <w:rFonts w:ascii="Arial" w:hAnsi="Arial" w:cs="Arial"/>
+              </w:rPr>
+              <w:lastRenderedPageBreak/>
+              <w:br/>
+            </w:r>
+            <w:r>
+              <w:rPr>
+                <w:rFonts w:ascii="Arial" w:hAnsi="Arial" w:cs="Arial"/>
+              </w:rPr>
+              <w:t xml:space="preserve">Stored confidentially </w:t>
+            </w:r>
+          </w:p>
+        </w:tc>
+        <w:tc>
+          <w:tcPr>
+            <w:tcW w:w="0" w:type="auto"/>
+            <w:hideMark/>
+          </w:tcPr>
+          <w:p>
+            <w:pPr>
+              <w:numPr>
+                <w:ilvl w:val="0"/>
+                <w:numId w:val="17"/>
+              </w:numPr>
+              <w:spacing w:before="100" w:beforeAutospacing="1" w:after="100" w:afterAutospacing="1"/>
+              <w:rPr>
+                <w:rFonts w:ascii="Arial" w:hAnsi="Arial" w:cs="Arial"/>
+              </w:rPr>
+            </w:pPr>
+            <w:r>
+              <w:rPr>
+                <w:rStyle w:val="Strong"/>
+                <w:rFonts w:ascii="Arial" w:hAnsi="Arial" w:cs="Arial"/>
+              </w:rPr>
+              <w:lastRenderedPageBreak/>
+              <w:t>Employee and reviewer identification:</w:t>
+            </w:r>
+            <w:r>
+              <w:rPr>
+                <w:rFonts w:ascii="Arial" w:hAnsi="Arial" w:cs="Arial"/>
+              </w:rPr>
+              <w:t xml:space="preserve"> Employee name, role, department, supervisor, and review date.</w:t>
+            </w:r>
+          </w:p>
+          <w:p>
+            <w:pPr>
+              <w:numPr>
+                <w:ilvl w:val="0"/>
+                <w:numId w:val="17"/>
+              </w:numPr>
+              <w:spacing w:before="100" w:beforeAutospacing="1" w:after="100" w:afterAutospacing="1"/>
+              <w:rPr>
+                <w:rFonts w:ascii="Arial" w:hAnsi="Arial" w:cs="Arial"/>
+              </w:rPr>
+            </w:pPr>
+            <w:r>
+              <w:rPr>
+                <w:rStyle w:val="Strong"/>
+                <w:rFonts w:ascii="Arial" w:hAnsi="Arial" w:cs="Arial"/>
+              </w:rPr>
+              <w:t>Review period:</w:t>
+            </w:r>
+            <w:r>
+              <w:rPr>
+                <w:rFonts w:ascii="Arial" w:hAnsi="Arial" w:cs="Arial"/>
+              </w:rPr>
+              <w:t xml:space="preserve"> Start and end dates.</w:t>
+            </w:r>
+          </w:p>
+          <w:p>
+            <w:pPr>
+              <w:numPr>
+                <w:ilvl w:val="0"/>
+                <w:numId w:val="17"/>
+              </w:numPr>
+              <w:spacing w:before="100" w:beforeAutospacing="1" w:after="100" w:afterAutospacing="1"/>
+              <w:rPr>
+                <w:rFonts w:ascii="Arial" w:hAnsi="Arial" w:cs="Arial"/>
+              </w:rPr>
+            </w:pPr>
+            <w:r>
+              <w:rPr>
+                <w:rStyle w:val="Strong"/>
+                <w:rFonts w:ascii="Arial" w:hAnsi="Arial" w:cs="Arial"/>
+              </w:rPr>
+              <w:t>Performance metrics and evidence:</w:t>
+            </w:r>
+            <w:r>
+              <w:rPr>
+                <w:rFonts w:ascii="Arial" w:hAnsi="Arial" w:cs="Arial"/>
+              </w:rPr>
+              <w:t xml:space="preserve"> SV, Requirement Defect Rate, and Stakeholder Satisfaction Score, supported by </w:t>
+            </w:r>
+            <w:r>
+              <w:rPr>
+                <w:rFonts w:ascii="Arial" w:hAnsi="Arial" w:cs="Arial"/>
+              </w:rPr>
+              <w:lastRenderedPageBreak/>
+              <w:t>records or examples.</w:t>
+            </w:r>
+          </w:p>
+          <w:p>
+            <w:pPr>
+              <w:numPr>
+                <w:ilvl w:val="0"/>
+                <w:numId w:val="17"/>
+              </w:numPr>
+              <w:spacing w:before="100" w:beforeAutospacing="1" w:after="100" w:afterAutospacing="1"/>
+              <w:rPr>
+                <w:rFonts w:ascii="Arial" w:hAnsi="Arial" w:cs="Arial"/>
+              </w:rPr>
+            </w:pPr>
+            <w:r>
+              <w:rPr>
+                <w:rStyle w:val="Strong"/>
+                <w:rFonts w:ascii="Arial" w:hAnsi="Arial" w:cs="Arial"/>
+              </w:rPr>
+              <w:t>Performance criteria:</w:t>
+            </w:r>
+            <w:r>
+              <w:rPr>
+                <w:rFonts w:ascii="Arial" w:hAnsi="Arial" w:cs="Arial"/>
+              </w:rPr>
+              <w:t xml:space="preserve"> Assessment of requirements quality, time efficiency, communication, agile practices, and teamwork.</w:t>
+            </w:r>
+          </w:p>
+          <w:p>
+            <w:pPr>
+              <w:numPr>
+                <w:ilvl w:val="0"/>
+                <w:numId w:val="17"/>
+              </w:numPr>
+              <w:spacing w:before="100" w:beforeAutospacing="1" w:after="100" w:afterAutospacing="1"/>
+              <w:rPr>
+                <w:rFonts w:ascii="Arial" w:hAnsi="Arial" w:cs="Arial"/>
+              </w:rPr>
+            </w:pPr>
+            <w:r>
+              <w:rPr>
+                <w:rStyle w:val="Strong"/>
+                <w:rFonts w:ascii="Arial" w:hAnsi="Arial" w:cs="Arial"/>
+              </w:rPr>
+              <w:t>Goal achievement:</w:t>
+            </w:r>
+            <w:r>
+              <w:rPr>
+                <w:rFonts w:ascii="Arial" w:hAnsi="Arial" w:cs="Arial"/>
+              </w:rPr>
+              <w:t xml:space="preserve"> Progress against agreed deliverables and expectations.</w:t>
+            </w:r>
+          </w:p>
+          <w:p>
+            <w:pPr>
+              <w:numPr>
+                <w:ilvl w:val="0"/>
+                <w:numId w:val="17"/>
+              </w:numPr>
+              <w:spacing w:before="100" w:beforeAutospacing="1" w:after="100" w:afterAutospacing="1"/>
+              <w:rPr>
+                <w:rFonts w:ascii="Arial" w:hAnsi="Arial" w:cs="Arial"/>
+              </w:rPr>
+            </w:pPr>
+            <w:r>
+              <w:rPr>
+                <w:rStyle w:val="Strong"/>
+                <w:rFonts w:ascii="Arial" w:hAnsi="Arial" w:cs="Arial"/>
+              </w:rPr>
+              <w:t>Strengths and improvement areas:</w:t>
+            </w:r>
+            <w:r>
+              <w:rPr>
+                <w:rFonts w:ascii="Arial" w:hAnsi="Arial" w:cs="Arial"/>
+              </w:rPr>
+              <w:t xml:space="preserve"> Achievements, observations, development needs, and improvement opportunities.</w:t>
+            </w:r>
+          </w:p>
+          <w:p>
+            <w:pPr>
+              <w:numPr>
+                <w:ilvl w:val="0"/>
+                <w:numId w:val="17"/>
+              </w:numPr>
+              <w:spacing w:before="100" w:beforeAutospacing="1" w:after="100" w:afterAutospacing="1"/>
+              <w:rPr>
+                <w:rFonts w:ascii="Arial" w:hAnsi="Arial" w:cs="Arial"/>
+              </w:rPr>
+            </w:pPr>
+            <w:r>
+              <w:rPr>
+                <w:rStyle w:val="Strong"/>
+                <w:rFonts w:ascii="Arial" w:hAnsi="Arial" w:cs="Arial"/>
+              </w:rPr>
+              <w:t>Overall rating:</w:t>
+            </w:r>
+            <w:r>
+              <w:rPr>
+                <w:rFonts w:ascii="Arial" w:hAnsi="Arial" w:cs="Arial"/>
+              </w:rPr>
+              <w:t xml:space="preserve"> Rating selected from the official Worlducation scale.</w:t>
+            </w:r>
+          </w:p>
+          <w:p>
+            <w:pPr>
+              <w:numPr>
+                <w:ilvl w:val="0"/>
+                <w:numId w:val="17"/>
+              </w:numPr>
+              <w:spacing w:before="100" w:beforeAutospacing="1" w:after="100" w:afterAutospacing="1"/>
+              <w:rPr>
+                <w:rFonts w:ascii="Arial" w:hAnsi="Arial" w:cs="Arial"/>
+              </w:rPr>
+            </w:pPr>
+            <w:r>
+              <w:rPr>
+                <w:rStyle w:val="Strong"/>
+                <w:rFonts w:ascii="Arial" w:hAnsi="Arial" w:cs="Arial"/>
+              </w:rPr>
+              <w:t>Development plan:</w:t>
+            </w:r>
+            <w:r>
+              <w:rPr>
+                <w:rFonts w:ascii="Arial" w:hAnsi="Arial" w:cs="Arial"/>
+              </w:rPr>
+              <w:t xml:space="preserve"> Actions, support or training, responsible person, target date, and success criteria.</w:t>
+            </w:r>
+          </w:p>
+          <w:p>
+            <w:pPr>
+              <w:numPr>
+                <w:ilvl w:val="0"/>
+                <w:numId w:val="17"/>
+              </w:numPr>
+              <w:spacing w:before="100" w:beforeAutospacing="1" w:after="100" w:afterAutospacing="1"/>
+              <w:rPr>
+                <w:rFonts w:ascii="Arial" w:hAnsi="Arial" w:cs="Arial"/>
+              </w:rPr>
+            </w:pPr>
+            <w:r>
+              <w:rPr>
+                <w:rStyle w:val="Strong"/>
+                <w:rFonts w:ascii="Arial" w:hAnsi="Arial" w:cs="Arial"/>
+              </w:rPr>
+              <w:t>Manager comments:</w:t>
+            </w:r>
+            <w:r>
+              <w:rPr>
+                <w:rFonts w:ascii="Arial" w:hAnsi="Arial" w:cs="Arial"/>
+              </w:rPr>
+              <w:t xml:space="preserve"> Performance summary and recommendations from Divya Sapra.</w:t>
+            </w:r>
+          </w:p>
+          <w:p>
+            <w:pPr>
+              <w:numPr>
+                <w:ilvl w:val="0"/>
+                <w:numId w:val="17"/>
+              </w:numPr>
+              <w:spacing w:before="100" w:beforeAutospacing="1" w:after="100" w:afterAutospacing="1"/>
+              <w:rPr>
+                <w:rFonts w:ascii="Arial" w:hAnsi="Arial" w:cs="Arial"/>
+              </w:rPr>
+            </w:pPr>
+            <w:r>
+              <w:rPr>
+                <w:rStyle w:val="Strong"/>
+                <w:rFonts w:ascii="Arial" w:hAnsi="Arial" w:cs="Arial"/>
+              </w:rPr>
+              <w:t>Employee comments:</w:t>
+            </w:r>
+            <w:r>
+              <w:rPr>
+                <w:rFonts w:ascii="Arial" w:hAnsi="Arial" w:cs="Arial"/>
+              </w:rPr>
+              <w:t xml:space="preserve"> Feedback, clarification, agreement, or disagreement from Manuel Perez.</w:t>
+            </w:r>
+          </w:p>
+          <w:p>
+            <w:pPr>
+              <w:numPr>
+                <w:ilvl w:val="0"/>
+                <w:numId w:val="17"/>
+              </w:numPr>
+              <w:spacing w:before="100" w:beforeAutospacing="1" w:after="100" w:afterAutospacing="1"/>
+              <w:rPr>
+                <w:rFonts w:ascii="Arial" w:hAnsi="Arial" w:cs="Arial"/>
+              </w:rPr>
+            </w:pPr>
+            <w:r>
+              <w:rPr>
+                <w:rStyle w:val="Strong"/>
+                <w:rFonts w:ascii="Arial" w:hAnsi="Arial" w:cs="Arial"/>
+              </w:rPr>
+              <w:t>Acknowledgement and signatures:</w:t>
+            </w:r>
+            <w:r>
+              <w:rPr>
+                <w:rFonts w:ascii="Arial" w:hAnsi="Arial" w:cs="Arial"/>
+              </w:rPr>
+              <w:t xml:space="preserve"> Dated signatures from the manager and employee.</w:t>
+            </w:r>
+          </w:p>
+          <w:p>
+            <w:pPr>
+              <w:numPr>
+                <w:ilvl w:val="0"/>
+                <w:numId w:val="17"/>
+              </w:numPr>
+              <w:spacing w:before="100" w:beforeAutospacing="1" w:after="100" w:afterAutospacing="1"/>
+              <w:rPr>
+                <w:rFonts w:ascii="Arial" w:hAnsi="Arial" w:cs="Arial"/>
+              </w:rPr>
+            </w:pPr>
+            <w:r>
+              <w:rPr>
+                <w:rStyle w:val="Strong"/>
+                <w:rFonts w:ascii="Arial" w:hAnsi="Arial" w:cs="Arial"/>
+              </w:rPr>
+              <w:t>Confidential storage:</w:t>
+            </w:r>
+            <w:r>
+              <w:rPr>
+                <w:rFonts w:ascii="Arial" w:hAnsi="Arial" w:cs="Arial"/>
+              </w:rPr>
+              <w:t xml:space="preserve"> Signed report stored in the employee's </w:t>
+            </w:r>
+            <w:r>
+              <w:rPr>
+                <w:rFonts w:ascii="Arial" w:hAnsi="Arial" w:cs="Arial"/>
+              </w:rPr>
+              <w:lastRenderedPageBreak/>
+              <w:t>confidential HR files within the secure cloud repository.</w:t>
+            </w:r>
+          </w:p>
+          <w:p>
+            <w:pPr>
+              <w:rPr>
+                <w:rFonts w:ascii="Arial" w:hAnsi="Arial" w:cs="Arial"/>
+              </w:rPr>
+            </w:pPr>
+          </w:p>
+        </w:tc>
+      </w:tr>
+      <w:tr>
+        <w:tc>
+          <w:tcPr>
+            <w:tcW w:w="0" w:type="auto"/>
+            <w:hideMark/>
+          </w:tcPr>
+          <w:p>
+            <w:pPr>
+              <w:rPr>
+                <w:rFonts w:ascii="Arial" w:hAnsi="Arial" w:cs="Arial"/>
+              </w:rPr>
+            </w:pPr>
+            <w:r>
+              <w:rPr>
+                <w:rStyle w:val="Strong"/>
+                <w:rFonts w:ascii="Arial" w:hAnsi="Arial" w:cs="Arial"/>
+              </w:rPr>
+              <w:lastRenderedPageBreak/>
+              <w:t>Informal/verbal</w:t>
+            </w:r>
+          </w:p>
+        </w:tc>
+        <w:tc>
+          <w:tcPr>
+            <w:tcW w:w="0" w:type="auto"/>
+            <w:hideMark/>
+          </w:tcPr>
+          <w:p>
+            <w:pPr>
+              <w:rPr>
+                <w:rFonts w:ascii="Arial" w:hAnsi="Arial" w:cs="Arial"/>
+              </w:rPr>
+            </w:pPr>
+            <w:r>
+              <w:rPr>
+                <w:rFonts w:ascii="Arial" w:hAnsi="Arial" w:cs="Arial"/>
+              </w:rPr>
+              <w:t xml:space="preserve">Weekly </w:t>
+            </w:r>
+            <w:r>
+              <w:rPr>
+                <w:rStyle w:val="Strong"/>
+                <w:rFonts w:ascii="Arial" w:hAnsi="Arial" w:cs="Arial"/>
+              </w:rPr>
+              <w:t>1-on-1 catch-ups</w:t>
+            </w:r>
+            <w:r>
+              <w:rPr>
+                <w:rFonts w:ascii="Arial" w:hAnsi="Arial" w:cs="Arial"/>
+              </w:rPr>
+              <w:t xml:space="preserve"> </w:t>
+            </w:r>
+          </w:p>
+          <w:p>
+            <w:pPr>
+              <w:rPr>
+                <w:rStyle w:val="Strong"/>
+                <w:rFonts w:ascii="Arial" w:hAnsi="Arial" w:cs="Arial"/>
+              </w:rPr>
+            </w:pPr>
+          </w:p>
+          <w:p>
+            <w:pPr>
+              <w:rPr>
+                <w:rFonts w:ascii="Arial" w:hAnsi="Arial" w:cs="Arial"/>
+              </w:rPr>
+            </w:pPr>
+            <w:r>
+              <w:rPr>
+                <w:rStyle w:val="Strong"/>
+                <w:rFonts w:ascii="Arial" w:hAnsi="Arial" w:cs="Arial"/>
+              </w:rPr>
+              <w:t>Sprint Retrospective meetings</w:t>
+            </w:r>
+          </w:p>
+        </w:tc>
+        <w:tc>
+          <w:tcPr>
+            <w:tcW w:w="0" w:type="auto"/>
+            <w:hideMark/>
+          </w:tcPr>
+          <w:p>
+            <w:pPr>
+              <w:rPr>
+                <w:rFonts w:ascii="Arial" w:hAnsi="Arial" w:cs="Arial"/>
+              </w:rPr>
+            </w:pPr>
+            <w:r>
+              <w:rPr>
+                <w:rStyle w:val="Strong"/>
+                <w:rFonts w:ascii="Arial" w:hAnsi="Arial" w:cs="Arial"/>
+              </w:rPr>
+              <w:t>Weekly</w:t>
+            </w:r>
+            <w:r>
+              <w:rPr>
+                <w:rFonts w:ascii="Arial" w:hAnsi="Arial" w:cs="Arial"/>
+              </w:rPr>
+              <w:t xml:space="preserve"> 1-on-1 catch-ups with Divya Sapra.</w:t>
+            </w:r>
+          </w:p>
+          <w:p>
+            <w:pPr>
+              <w:rPr>
+                <w:rFonts w:ascii="Arial" w:hAnsi="Arial" w:cs="Arial"/>
+              </w:rPr>
+            </w:pPr>
+          </w:p>
+          <w:p>
+            <w:pPr>
+              <w:rPr>
+                <w:rFonts w:ascii="Arial" w:hAnsi="Arial" w:cs="Arial"/>
+              </w:rPr>
+            </w:pPr>
+            <w:r>
+              <w:rPr>
+                <w:rFonts w:ascii="Arial" w:hAnsi="Arial" w:cs="Arial"/>
+              </w:rPr>
+              <w:t>Sprint</w:t>
+            </w:r>
+            <w:r>
+              <w:rPr>
+                <w:rFonts w:ascii="Arial" w:hAnsi="Arial" w:cs="Arial"/>
+              </w:rPr>
+              <w:t xml:space="preserve"> </w:t>
+            </w:r>
+            <w:r>
+              <w:rPr>
+                <w:rFonts w:ascii="Arial" w:hAnsi="Arial" w:cs="Arial"/>
+              </w:rPr>
+              <w:t>Retrospective meetings with the technical team.</w:t>
+            </w:r>
+          </w:p>
+        </w:tc>
+        <w:tc>
+          <w:tcPr>
+            <w:tcW w:w="0" w:type="auto"/>
+            <w:hideMark/>
+          </w:tcPr>
+          <w:p>
+            <w:pPr>
+              <w:rPr>
+                <w:rFonts w:ascii="Arial" w:hAnsi="Arial" w:cs="Arial"/>
+              </w:rPr>
+            </w:pPr>
+            <w:r>
+              <w:rPr>
+                <w:rFonts w:ascii="Arial" w:hAnsi="Arial" w:cs="Arial"/>
+              </w:rPr>
+              <w:t>Provides continuous verbal feedback for immediate course correction</w:t>
+            </w:r>
+          </w:p>
+          <w:p>
+            <w:pPr>
+              <w:rPr>
+                <w:rFonts w:ascii="Arial" w:hAnsi="Arial" w:cs="Arial"/>
+              </w:rPr>
+            </w:pPr>
+          </w:p>
+          <w:p>
+            <w:pPr>
+              <w:rPr>
+                <w:rFonts w:ascii="Arial" w:hAnsi="Arial" w:cs="Arial"/>
+              </w:rPr>
+            </w:pPr>
+            <w:r>
+              <w:rPr>
+                <w:rFonts w:ascii="Arial" w:hAnsi="Arial" w:cs="Arial"/>
+              </w:rPr>
+              <w:t>M</w:t>
+            </w:r>
+            <w:r>
+              <w:rPr>
+                <w:rFonts w:ascii="Arial" w:hAnsi="Arial" w:cs="Arial"/>
+              </w:rPr>
+              <w:t>entoring on agile practices, and addressing minor stakeholder communication issues before they escalate into formal review concerns.</w:t>
+            </w:r>
+          </w:p>
+        </w:tc>
+        <w:tc>
+          <w:tcPr>
+            <w:tcW w:w="0" w:type="auto"/>
+            <w:hideMark/>
+          </w:tcPr>
+          <w:p>
+            <w:pPr>
+              <w:numPr>
+                <w:ilvl w:val="0"/>
+                <w:numId w:val="18"/>
+              </w:numPr>
+              <w:spacing w:before="100" w:beforeAutospacing="1" w:after="100" w:afterAutospacing="1"/>
+              <w:rPr>
+                <w:rFonts w:ascii="Arial" w:hAnsi="Arial" w:cs="Arial"/>
+              </w:rPr>
+            </w:pPr>
+            <w:r>
+              <w:rPr>
+                <w:rStyle w:val="Strong"/>
+                <w:rFonts w:ascii="Arial" w:hAnsi="Arial" w:cs="Arial"/>
+              </w:rPr>
+              <w:t>Progress update:</w:t>
+            </w:r>
+            <w:r>
+              <w:rPr>
+                <w:rFonts w:ascii="Arial" w:hAnsi="Arial" w:cs="Arial"/>
+              </w:rPr>
+              <w:t xml:space="preserve"> Status of current tasks, deliverables, deadlines, and active blockers.</w:t>
+            </w:r>
+          </w:p>
+          <w:p>
+            <w:pPr>
+              <w:numPr>
+                <w:ilvl w:val="0"/>
+                <w:numId w:val="18"/>
+              </w:numPr>
+              <w:spacing w:before="100" w:beforeAutospacing="1" w:after="100" w:afterAutospacing="1"/>
+              <w:rPr>
+                <w:rFonts w:ascii="Arial" w:hAnsi="Arial" w:cs="Arial"/>
+              </w:rPr>
+            </w:pPr>
+            <w:r>
+              <w:rPr>
+                <w:rStyle w:val="Strong"/>
+                <w:rFonts w:ascii="Arial" w:hAnsi="Arial" w:cs="Arial"/>
+              </w:rPr>
+              <w:t>Metric tracking:</w:t>
+            </w:r>
+            <w:r>
+              <w:rPr>
+                <w:rFonts w:ascii="Arial" w:hAnsi="Arial" w:cs="Arial"/>
+              </w:rPr>
+              <w:t xml:space="preserve"> Review of current trends in SV, Requirement Defect Rate, and Stakeholder Satisfaction Score.</w:t>
+            </w:r>
+          </w:p>
+          <w:p>
+            <w:pPr>
+              <w:numPr>
+                <w:ilvl w:val="0"/>
+                <w:numId w:val="18"/>
+              </w:numPr>
+              <w:spacing w:before="100" w:beforeAutospacing="1" w:after="100" w:afterAutospacing="1"/>
+              <w:rPr>
+                <w:rFonts w:ascii="Arial" w:hAnsi="Arial" w:cs="Arial"/>
+              </w:rPr>
+            </w:pPr>
+            <w:r>
+              <w:rPr>
+                <w:rStyle w:val="Strong"/>
+                <w:rFonts w:ascii="Arial" w:hAnsi="Arial" w:cs="Arial"/>
+              </w:rPr>
+              <w:t>Targeted feedback:</w:t>
+            </w:r>
+            <w:r>
+              <w:rPr>
+                <w:rFonts w:ascii="Arial" w:hAnsi="Arial" w:cs="Arial"/>
+              </w:rPr>
+              <w:t xml:space="preserve"> Evidence-based feedback on deliverables, behavior, and team collaboration.</w:t>
+            </w:r>
+          </w:p>
+          <w:p>
+            <w:pPr>
+              <w:numPr>
+                <w:ilvl w:val="0"/>
+                <w:numId w:val="18"/>
+              </w:numPr>
+              <w:spacing w:before="100" w:beforeAutospacing="1" w:after="100" w:afterAutospacing="1"/>
+              <w:rPr>
+                <w:rFonts w:ascii="Arial" w:hAnsi="Arial" w:cs="Arial"/>
+              </w:rPr>
+            </w:pPr>
+            <w:r>
+              <w:rPr>
+                <w:rStyle w:val="Strong"/>
+                <w:rFonts w:ascii="Arial" w:hAnsi="Arial" w:cs="Arial"/>
+              </w:rPr>
+              <w:t>Issues and risks:</w:t>
+            </w:r>
+            <w:r>
+              <w:rPr>
+                <w:rFonts w:ascii="Arial" w:hAnsi="Arial" w:cs="Arial"/>
+              </w:rPr>
+              <w:t xml:space="preserve"> Identification of requirements gaps, stakeholder concerns, dependencies, and delays.</w:t>
+            </w:r>
+          </w:p>
+          <w:p>
+            <w:pPr>
+              <w:numPr>
+                <w:ilvl w:val="0"/>
+                <w:numId w:val="18"/>
+              </w:numPr>
+              <w:spacing w:before="100" w:beforeAutospacing="1" w:after="100" w:afterAutospacing="1"/>
+              <w:rPr>
+                <w:rFonts w:ascii="Arial" w:hAnsi="Arial" w:cs="Arial"/>
+              </w:rPr>
+            </w:pPr>
+            <w:r>
+              <w:rPr>
+                <w:rStyle w:val="Strong"/>
+                <w:rFonts w:ascii="Arial" w:hAnsi="Arial" w:cs="Arial"/>
+              </w:rPr>
+              <w:t>Action items:</w:t>
+            </w:r>
+            <w:r>
+              <w:rPr>
+                <w:rFonts w:ascii="Arial" w:hAnsi="Arial" w:cs="Arial"/>
+              </w:rPr>
+              <w:t xml:space="preserve"> Agreed corrective actions with assigned owners and target resolution dates.</w:t>
+            </w:r>
+          </w:p>
+          <w:p>
+            <w:pPr>
+              <w:numPr>
+                <w:ilvl w:val="0"/>
+                <w:numId w:val="18"/>
+              </w:numPr>
+              <w:spacing w:before="100" w:beforeAutospacing="1" w:after="100" w:afterAutospacing="1"/>
+              <w:rPr>
+                <w:rFonts w:ascii="Arial" w:hAnsi="Arial" w:cs="Arial"/>
+              </w:rPr>
+            </w:pPr>
+            <w:r>
+              <w:rPr>
+                <w:rStyle w:val="Strong"/>
+                <w:rFonts w:ascii="Arial" w:hAnsi="Arial" w:cs="Arial"/>
+              </w:rPr>
+              <w:t>Agile coaching:</w:t>
+            </w:r>
+            <w:r>
+              <w:rPr>
+                <w:rFonts w:ascii="Arial" w:hAnsi="Arial" w:cs="Arial"/>
+              </w:rPr>
+              <w:t xml:space="preserve"> Mentoring on agile practices and implementation of retrospective findings.</w:t>
+            </w:r>
+          </w:p>
+          <w:p>
+            <w:pPr>
+              <w:numPr>
+                <w:ilvl w:val="0"/>
+                <w:numId w:val="18"/>
+              </w:numPr>
+              <w:spacing w:before="100" w:beforeAutospacing="1" w:after="100" w:afterAutospacing="1"/>
+              <w:rPr>
+                <w:rFonts w:ascii="Arial" w:hAnsi="Arial" w:cs="Arial"/>
+              </w:rPr>
+            </w:pPr>
+            <w:r>
+              <w:rPr>
+                <w:rStyle w:val="Strong"/>
+                <w:rFonts w:ascii="Arial" w:hAnsi="Arial" w:cs="Arial"/>
+              </w:rPr>
+              <w:t>Stakeholder alignment:</w:t>
+            </w:r>
+            <w:r>
+              <w:rPr>
+                <w:rFonts w:ascii="Arial" w:hAnsi="Arial" w:cs="Arial"/>
+              </w:rPr>
+              <w:t xml:space="preserve"> Early resolution of emerging communication or relationship issues.</w:t>
+            </w:r>
+          </w:p>
+          <w:p>
+            <w:pPr>
+              <w:numPr>
+                <w:ilvl w:val="0"/>
+                <w:numId w:val="18"/>
+              </w:numPr>
+              <w:spacing w:before="100" w:beforeAutospacing="1" w:after="100" w:afterAutospacing="1"/>
+              <w:rPr>
+                <w:rFonts w:ascii="Arial" w:hAnsi="Arial" w:cs="Arial"/>
+              </w:rPr>
+            </w:pPr>
+            <w:r>
+              <w:rPr>
+                <w:rStyle w:val="Strong"/>
+                <w:rFonts w:ascii="Arial" w:hAnsi="Arial" w:cs="Arial"/>
+              </w:rPr>
+              <w:t>Documentation:</w:t>
+            </w:r>
+            <w:r>
+              <w:rPr>
+                <w:rFonts w:ascii="Arial" w:hAnsi="Arial" w:cs="Arial"/>
+              </w:rPr>
+              <w:t xml:space="preserve"> Summary notes capturing decisions, key feedback, and follow-up items for the next session.</w:t>
+            </w:r>
+          </w:p>
+        </w:tc>
+      </w:tr>
+    </w:tbl>
+    <w:p>
+      <w:pPr>
+        <w:pStyle w:val="Heading1"/>
+      </w:pPr>
+      <w:r>
+        <w:lastRenderedPageBreak/>
+        <w:t>REQUIREMENTS REPOSITORY AND CHANGE MANAGEMENT POLICY</w:t>
+      </w:r>
+    </w:p>
+    <w:p>
+      <w:pPr>
+        <w:spacing w:after="160" w:line="278" w:lineRule="auto"/>
+        <w:rPr>
+          <w:rFonts w:ascii="Arial" w:hAnsi="Arial" w:cs="Arial"/>
+          <w:color w:val="000000" w:themeColor="text1"/>
+        </w:rPr>
+      </w:pPr>
+    </w:p>
+    <w:p>
+      <w:pPr>
+        <w:rPr>
+          <w:rStyle w:val="Strong"/>
+          <w:rFonts w:ascii="Arial" w:hAnsi="Arial" w:cs="Arial"/>
+          <w:color w:val="000000" w:themeColor="text1"/>
+          <w:shd w:val="clear" w:color="auto" w:fill="FFFFFF"/>
+        </w:rPr>
+      </w:pPr>
+      <w:r>
+        <w:rPr>
+          <w:rStyle w:val="Strong"/>
+          <w:rFonts w:ascii="Arial" w:hAnsi="Arial" w:cs="Arial"/>
+          <w:color w:val="000000" w:themeColor="text1"/>
+          <w:shd w:val="clear" w:color="auto" w:fill="FFFFFF"/>
+        </w:rPr>
+        <w:t>Requirements Management Process</w:t>
+      </w:r>
+    </w:p>
+    <w:p>
+      <w:pPr>
+        <w:rPr>
+          <w:rStyle w:val="Strong"/>
+          <w:rFonts w:ascii="Arial" w:hAnsi="Arial" w:cs="Arial"/>
+          <w:color w:val="20374B"/>
+          <w:shd w:val="clear" w:color="auto" w:fill="FFFFFF"/>
+        </w:rPr>
+      </w:pPr>
+    </w:p>
+    <w:p>
+      <w:pPr>
+        <w:rPr>
+          <w:rFonts w:ascii="Arial" w:hAnsi="Arial" w:cs="Arial"/>
+          <w:b/>
+          <w:bCs/>
+          <w:color w:val="000000" w:themeColor="text1"/>
+        </w:rPr>
+      </w:pPr>
+      <w:r>
+        <w:rPr>
+          <w:rFonts w:ascii="Arial" w:hAnsi="Arial" w:cs="Arial"/>
+          <w:b/>
+          <w:bCs/>
+          <w:color w:val="000000" w:themeColor="text1"/>
+        </w:rPr>
+        <w:t>1. Repository Tool and Setup</w:t>
+      </w:r>
+    </w:p>
+    <w:p>
+      <w:pPr>
+        <w:numPr>
+          <w:ilvl w:val="0"/>
+          <w:numId w:val="19"/>
+        </w:numPr>
+        <w:rPr>
+          <w:rFonts w:ascii="Arial" w:hAnsi="Arial" w:cs="Arial"/>
+          <w:color w:val="000000" w:themeColor="text1"/>
+        </w:rPr>
+      </w:pPr>
+      <w:r>
+        <w:rPr>
+          <w:rFonts w:ascii="Arial" w:hAnsi="Arial" w:cs="Arial"/>
+          <w:b/>
+          <w:bCs/>
+          <w:color w:val="000000" w:themeColor="text1"/>
+        </w:rPr>
+        <w:t>Platform:</w:t>
+      </w:r>
+      <w:r>
+        <w:rPr>
+          <w:rFonts w:ascii="Arial" w:hAnsi="Arial" w:cs="Arial"/>
+          <w:color w:val="000000" w:themeColor="text1"/>
+        </w:rPr>
+        <w:t xml:space="preserve"> Confluence (Cloud-based, secure environment aligned with SDLC standards).</w:t>
+      </w:r>
+    </w:p>
+    <w:p>
+      <w:pPr>
+        <w:numPr>
+          <w:ilvl w:val="0"/>
+          <w:numId w:val="19"/>
+        </w:numPr>
+        <w:rPr>
+          <w:rFonts w:ascii="Arial" w:hAnsi="Arial" w:cs="Arial"/>
+          <w:color w:val="000000" w:themeColor="text1"/>
+        </w:rPr>
+      </w:pPr>
+      <w:r>
+        <w:rPr>
+          <w:rFonts w:ascii="Arial" w:hAnsi="Arial" w:cs="Arial"/>
+          <w:b/>
+          <w:bCs/>
+          <w:color w:val="000000" w:themeColor="text1"/>
+        </w:rPr>
+        <w:t>Environment structure:</w:t>
+      </w:r>
+      <w:r>
+        <w:rPr>
+          <w:rFonts w:ascii="Arial" w:hAnsi="Arial" w:cs="Arial"/>
+          <w:color w:val="000000" w:themeColor="text1"/>
+        </w:rPr>
+        <w:t xml:space="preserve"> Distinct space separation between development workflows and production baselines.</w:t>
+      </w:r>
+    </w:p>
+    <w:p>
+      <w:pPr>
+        <w:numPr>
+          <w:ilvl w:val="0"/>
+          <w:numId w:val="19"/>
+        </w:numPr>
+        <w:rPr>
+          <w:rFonts w:ascii="Arial" w:hAnsi="Arial" w:cs="Arial"/>
+          <w:color w:val="000000" w:themeColor="text1"/>
+        </w:rPr>
+      </w:pPr>
+      <w:r>
+        <w:rPr>
+          <w:rFonts w:ascii="Arial" w:hAnsi="Arial" w:cs="Arial"/>
+          <w:b/>
+          <w:bCs/>
+          <w:color w:val="000000" w:themeColor="text1"/>
+        </w:rPr>
+        <w:t>Governance and naming:</w:t>
+      </w:r>
+      <w:r>
+        <w:rPr>
+          <w:rFonts w:ascii="Arial" w:hAnsi="Arial" w:cs="Arial"/>
+          <w:color w:val="000000" w:themeColor="text1"/>
+        </w:rPr>
+        <w:t xml:space="preserve"> Mandated file and page taxonomy following the [Department_Type_Detail_Version] format, fully compliant with the Documentation Policy.</w:t>
+      </w:r>
+    </w:p>
+    <w:p>
+      <w:pPr>
+        <w:rPr>
+          <w:rFonts w:ascii="Arial" w:hAnsi="Arial" w:cs="Arial"/>
+          <w:color w:val="000000" w:themeColor="text1"/>
+        </w:rPr>
+      </w:pPr>
+    </w:p>
+    <w:p>
+      <w:pPr>
+        <w:rPr>
+          <w:rFonts w:ascii="Arial" w:hAnsi="Arial" w:cs="Arial"/>
+          <w:b/>
+          <w:bCs/>
+          <w:color w:val="000000" w:themeColor="text1"/>
+        </w:rPr>
+      </w:pPr>
+      <w:r>
+        <w:rPr>
+          <w:rFonts w:ascii="Arial" w:hAnsi="Arial" w:cs="Arial"/>
+          <w:b/>
+          <w:bCs/>
+          <w:color w:val="000000" w:themeColor="text1"/>
+        </w:rPr>
+        <w:t>2. Requirement Attributes Schema</w:t>
+      </w:r>
+    </w:p>
+    <w:p>
+      <w:pPr>
+        <w:rPr>
+          <w:rFonts w:ascii="Arial" w:hAnsi="Arial" w:cs="Arial"/>
+          <w:color w:val="000000" w:themeColor="text1"/>
+        </w:rPr>
+      </w:pPr>
+      <w:r>
+        <w:rPr>
+          <w:rFonts w:ascii="Arial" w:hAnsi="Arial" w:cs="Arial"/>
+          <w:color w:val="000000" w:themeColor="text1"/>
+        </w:rPr>
+        <w:t>Each requirement documented in Confluence must include the following metadata fields:</w:t>
+      </w:r>
+    </w:p>
+    <w:p>
+      <w:pPr>
+        <w:numPr>
+          <w:ilvl w:val="0"/>
+          <w:numId w:val="20"/>
+        </w:numPr>
+        <w:rPr>
+          <w:rFonts w:ascii="Arial" w:hAnsi="Arial" w:cs="Arial"/>
+          <w:color w:val="000000" w:themeColor="text1"/>
+        </w:rPr>
+      </w:pPr>
+      <w:r>
+        <w:rPr>
+          <w:rFonts w:ascii="Arial" w:hAnsi="Arial" w:cs="Arial"/>
+          <w:b/>
+          <w:bCs/>
+          <w:color w:val="000000" w:themeColor="text1"/>
+        </w:rPr>
+        <w:t>Identification:</w:t>
+      </w:r>
+      <w:r>
+        <w:rPr>
+          <w:rFonts w:ascii="Arial" w:hAnsi="Arial" w:cs="Arial"/>
+          <w:color w:val="000000" w:themeColor="text1"/>
+        </w:rPr>
+        <w:t xml:space="preserve"> Unique ID, Requirement Name, Detailed Description.</w:t>
+      </w:r>
+    </w:p>
+    <w:p>
+      <w:pPr>
+        <w:numPr>
+          <w:ilvl w:val="0"/>
+          <w:numId w:val="20"/>
+        </w:numPr>
+        <w:rPr>
+          <w:rFonts w:ascii="Arial" w:hAnsi="Arial" w:cs="Arial"/>
+          <w:color w:val="000000" w:themeColor="text1"/>
+        </w:rPr>
+      </w:pPr>
+      <w:r>
+        <w:rPr>
+          <w:rFonts w:ascii="Arial" w:hAnsi="Arial" w:cs="Arial"/>
+          <w:b/>
+          <w:bCs/>
+          <w:color w:val="000000" w:themeColor="text1"/>
+        </w:rPr>
+        <w:t>Prioritization:</w:t>
+      </w:r>
+      <w:r>
+        <w:rPr>
+          <w:rFonts w:ascii="Arial" w:hAnsi="Arial" w:cs="Arial"/>
+          <w:color w:val="000000" w:themeColor="text1"/>
+        </w:rPr>
+        <w:t xml:space="preserve"> MoSCoW tier classification (</w:t>
+      </w:r>
+      <w:r>
+        <w:rPr>
+          <w:rFonts w:ascii="Arial" w:hAnsi="Arial" w:cs="Arial"/>
+          <w:i/>
+          <w:iCs/>
+          <w:color w:val="000000" w:themeColor="text1"/>
+        </w:rPr>
+        <w:t>Must, Should, Could, Won't</w:t>
+      </w:r>
+      <w:r>
+        <w:rPr>
+          <w:rFonts w:ascii="Arial" w:hAnsi="Arial" w:cs="Arial"/>
+          <w:color w:val="000000" w:themeColor="text1"/>
+        </w:rPr>
+        <w:t>).</w:t>
+      </w:r>
+    </w:p>
+    <w:p>
+      <w:pPr>
+        <w:numPr>
+          <w:ilvl w:val="0"/>
+          <w:numId w:val="20"/>
+        </w:numPr>
+        <w:rPr>
+          <w:rFonts w:ascii="Arial" w:hAnsi="Arial" w:cs="Arial"/>
+          <w:color w:val="000000" w:themeColor="text1"/>
+        </w:rPr>
+      </w:pPr>
+      <w:r>
+        <w:rPr>
+          <w:rFonts w:ascii="Arial" w:hAnsi="Arial" w:cs="Arial"/>
+          <w:b/>
+          <w:bCs/>
+          <w:color w:val="000000" w:themeColor="text1"/>
+        </w:rPr>
+        <w:t>Ownership and lifecycle:</w:t>
+      </w:r>
+      <w:r>
+        <w:rPr>
+          <w:rFonts w:ascii="Arial" w:hAnsi="Arial" w:cs="Arial"/>
+          <w:color w:val="000000" w:themeColor="text1"/>
+        </w:rPr>
+        <w:t xml:space="preserve"> Originating Stakeholder, Status (</w:t>
+      </w:r>
+      <w:r>
+        <w:rPr>
+          <w:rFonts w:ascii="Arial" w:hAnsi="Arial" w:cs="Arial"/>
+          <w:i/>
+          <w:iCs/>
+          <w:color w:val="000000" w:themeColor="text1"/>
+        </w:rPr>
+        <w:t>Proposed, In-Design, Ready for UAT, Implemented</w:t>
+      </w:r>
+      <w:r>
+        <w:rPr>
+          <w:rFonts w:ascii="Arial" w:hAnsi="Arial" w:cs="Arial"/>
+          <w:color w:val="000000" w:themeColor="text1"/>
+        </w:rPr>
+        <w:t>).</w:t>
+      </w:r>
+    </w:p>
+    <w:p>
+      <w:pPr>
+        <w:numPr>
+          <w:ilvl w:val="0"/>
+          <w:numId w:val="20"/>
+        </w:numPr>
+        <w:rPr>
+          <w:rFonts w:ascii="Arial" w:hAnsi="Arial" w:cs="Arial"/>
+          <w:color w:val="000000" w:themeColor="text1"/>
+        </w:rPr>
+      </w:pPr>
+      <w:r>
+        <w:rPr>
+          <w:rFonts w:ascii="Arial" w:hAnsi="Arial" w:cs="Arial"/>
+          <w:b/>
+          <w:bCs/>
+          <w:color w:val="000000" w:themeColor="text1"/>
+        </w:rPr>
+        <w:t>Validation:</w:t>
+      </w:r>
+      <w:r>
+        <w:rPr>
+          <w:rFonts w:ascii="Arial" w:hAnsi="Arial" w:cs="Arial"/>
+          <w:color w:val="000000" w:themeColor="text1"/>
+        </w:rPr>
+        <w:t xml:space="preserve"> Acceptance Criteria.</w:t>
+      </w:r>
+    </w:p>
+    <w:p>
+      <w:pPr>
+        <w:rPr>
+          <w:rFonts w:ascii="Arial" w:hAnsi="Arial" w:cs="Arial"/>
+          <w:color w:val="000000" w:themeColor="text1"/>
+        </w:rPr>
+      </w:pPr>
+    </w:p>
+    <w:p>
+      <w:pPr>
+        <w:rPr>
+          <w:rFonts w:ascii="Arial" w:hAnsi="Arial" w:cs="Arial"/>
+          <w:b/>
+          <w:bCs/>
+          <w:color w:val="000000" w:themeColor="text1"/>
+        </w:rPr>
+      </w:pPr>
+      <w:r>
+        <w:rPr>
+          <w:rFonts w:ascii="Arial" w:hAnsi="Arial" w:cs="Arial"/>
+          <w:b/>
+          <w:bCs/>
+          <w:color w:val="000000" w:themeColor="text1"/>
+        </w:rPr>
+        <w:t>3. Traceability Framework and Rationale</w:t>
+      </w:r>
+    </w:p>
+    <w:p>
+      <w:pPr>
+        <w:numPr>
+          <w:ilvl w:val="0"/>
+          <w:numId w:val="21"/>
+        </w:numPr>
+        <w:rPr>
+          <w:rFonts w:ascii="Arial" w:hAnsi="Arial" w:cs="Arial"/>
+          <w:color w:val="000000" w:themeColor="text1"/>
+        </w:rPr>
+      </w:pPr>
+      <w:r>
+        <w:rPr>
+          <w:rFonts w:ascii="Arial" w:hAnsi="Arial" w:cs="Arial"/>
+          <w:b/>
+          <w:bCs/>
+          <w:color w:val="000000" w:themeColor="text1"/>
+        </w:rPr>
+        <w:t>Business rationale:</w:t>
+      </w:r>
+      <w:r>
+        <w:rPr>
+          <w:rFonts w:ascii="Arial" w:hAnsi="Arial" w:cs="Arial"/>
+          <w:color w:val="000000" w:themeColor="text1"/>
+        </w:rPr>
+        <w:t xml:space="preserve"> Ensures all technical features strictly align with the $2M investment boundary for Initiative 1 and external vendor SLAs for Initiative 2, mitigating scope creep and enforcing financial limits.</w:t>
+      </w:r>
+    </w:p>
+    <w:p>
+      <w:pPr>
+        <w:numPr>
+          <w:ilvl w:val="0"/>
+          <w:numId w:val="21"/>
+        </w:numPr>
+        <w:rPr>
+          <w:rFonts w:ascii="Arial" w:hAnsi="Arial" w:cs="Arial"/>
+          <w:color w:val="000000" w:themeColor="text1"/>
+        </w:rPr>
+      </w:pPr>
+      <w:r>
+        <w:rPr>
+          <w:rFonts w:ascii="Arial" w:hAnsi="Arial" w:cs="Arial"/>
+          <w:b/>
+          <w:bCs/>
+          <w:color w:val="000000" w:themeColor="text1"/>
+        </w:rPr>
+        <w:t>Traceability mechanism:</w:t>
+      </w:r>
+      <w:r>
+        <w:rPr>
+          <w:rFonts w:ascii="Arial" w:hAnsi="Arial" w:cs="Arial"/>
+          <w:color w:val="000000" w:themeColor="text1"/>
+        </w:rPr>
+        <w:t xml:space="preserve"> Establishes bidirectional traceability matrix linking:</w:t>
+      </w:r>
+    </w:p>
+    <w:p>
+      <w:pPr>
+        <w:numPr>
+          <w:ilvl w:val="1"/>
+          <w:numId w:val="21"/>
+        </w:numPr>
+        <w:rPr>
+          <w:rFonts w:ascii="Arial" w:hAnsi="Arial" w:cs="Arial"/>
+          <w:color w:val="000000" w:themeColor="text1"/>
+        </w:rPr>
+      </w:pPr>
+      <w:r>
+        <w:rPr>
+          <w:rFonts w:ascii="Arial" w:hAnsi="Arial" w:cs="Arial"/>
+          <w:color w:val="000000" w:themeColor="text1"/>
+        </w:rPr>
+        <w:t>Initial Business Objectives</w:t>
+      </w:r>
+    </w:p>
+    <w:p>
+      <w:pPr>
+        <w:numPr>
+          <w:ilvl w:val="1"/>
+          <w:numId w:val="21"/>
+        </w:numPr>
+        <w:rPr>
+          <w:rFonts w:ascii="Arial" w:hAnsi="Arial" w:cs="Arial"/>
+          <w:color w:val="000000" w:themeColor="text1"/>
+        </w:rPr>
+      </w:pPr>
+      <w:r>
+        <w:rPr>
+          <w:rFonts w:ascii="Arial" w:hAnsi="Arial" w:cs="Arial"/>
+          <w:color w:val="000000" w:themeColor="text1"/>
+        </w:rPr>
+        <w:t>Business Requirements Document (BRD)</w:t>
+      </w:r>
+    </w:p>
+    <w:p>
+      <w:pPr>
+        <w:numPr>
+          <w:ilvl w:val="1"/>
+          <w:numId w:val="21"/>
+        </w:numPr>
+        <w:rPr>
+          <w:rFonts w:ascii="Arial" w:hAnsi="Arial" w:cs="Arial"/>
+          <w:color w:val="000000" w:themeColor="text1"/>
+        </w:rPr>
+      </w:pPr>
+      <w:r>
+        <w:rPr>
+          <w:rFonts w:ascii="Arial" w:hAnsi="Arial" w:cs="Arial"/>
+          <w:color w:val="000000" w:themeColor="text1"/>
+        </w:rPr>
+        <w:t>Technical Agile Sprints</w:t>
+      </w:r>
+    </w:p>
+    <w:p>
+      <w:pPr>
+        <w:numPr>
+          <w:ilvl w:val="1"/>
+          <w:numId w:val="21"/>
+        </w:numPr>
+        <w:rPr>
+          <w:rFonts w:ascii="Arial" w:hAnsi="Arial" w:cs="Arial"/>
+          <w:color w:val="000000" w:themeColor="text1"/>
+        </w:rPr>
+      </w:pPr>
+      <w:r>
+        <w:rPr>
+          <w:rFonts w:ascii="Arial" w:hAnsi="Arial" w:cs="Arial"/>
+          <w:color w:val="000000" w:themeColor="text1"/>
+        </w:rPr>
+        <w:t>UAT Test Cases</w:t>
+      </w:r>
+    </w:p>
+    <w:p>
+      <w:pPr>
+        <w:rPr>
+          <w:rFonts w:ascii="Arial" w:hAnsi="Arial" w:cs="Arial"/>
+          <w:color w:val="000000" w:themeColor="text1"/>
+        </w:rPr>
+      </w:pPr>
+    </w:p>
+    <w:p>
+      <w:pPr>
+        <w:rPr>
+          <w:rFonts w:ascii="Arial" w:hAnsi="Arial" w:cs="Arial"/>
+          <w:b/>
+          <w:bCs/>
+          <w:color w:val="000000" w:themeColor="text1"/>
+        </w:rPr>
+      </w:pPr>
+      <w:r>
+        <w:rPr>
+          <w:rFonts w:ascii="Arial" w:hAnsi="Arial" w:cs="Arial"/>
+          <w:b/>
+          <w:bCs/>
+          <w:color w:val="000000" w:themeColor="text1"/>
+        </w:rPr>
+        <w:t>4. Change Control Process</w:t>
+      </w:r>
+    </w:p>
+    <w:p>
+      <w:pPr>
+        <w:numPr>
+          <w:ilvl w:val="0"/>
+          <w:numId w:val="22"/>
+        </w:numPr>
+        <w:rPr>
+          <w:rFonts w:ascii="Arial" w:hAnsi="Arial" w:cs="Arial"/>
+          <w:color w:val="000000" w:themeColor="text1"/>
+        </w:rPr>
+      </w:pPr>
+      <w:r>
+        <w:rPr>
+          <w:rFonts w:ascii="Arial" w:hAnsi="Arial" w:cs="Arial"/>
+          <w:b/>
+          <w:bCs/>
+          <w:color w:val="000000" w:themeColor="text1"/>
+        </w:rPr>
+        <w:t>Submission:</w:t>
+      </w:r>
+      <w:r>
+        <w:rPr>
+          <w:rFonts w:ascii="Arial" w:hAnsi="Arial" w:cs="Arial"/>
+          <w:color w:val="000000" w:themeColor="text1"/>
+        </w:rPr>
+        <w:t xml:space="preserve"> Stakeholders must submit a formal Change Request form for any proposed modification.</w:t>
+      </w:r>
+    </w:p>
+    <w:p>
+      <w:pPr>
+        <w:numPr>
+          <w:ilvl w:val="0"/>
+          <w:numId w:val="22"/>
+        </w:numPr>
+        <w:rPr>
+          <w:rFonts w:ascii="Arial" w:hAnsi="Arial" w:cs="Arial"/>
+          <w:color w:val="000000" w:themeColor="text1"/>
+        </w:rPr>
+      </w:pPr>
+      <w:r>
+        <w:rPr>
+          <w:rFonts w:ascii="Arial" w:hAnsi="Arial" w:cs="Arial"/>
+          <w:b/>
+          <w:bCs/>
+          <w:color w:val="000000" w:themeColor="text1"/>
+        </w:rPr>
+        <w:t>Impact assessment:</w:t>
+      </w:r>
+      <w:r>
+        <w:rPr>
+          <w:rFonts w:ascii="Arial" w:hAnsi="Arial" w:cs="Arial"/>
+          <w:color w:val="000000" w:themeColor="text1"/>
+        </w:rPr>
+        <w:t xml:space="preserve"> Mandatory for any change impacting the $2M budget or the 30-day supplier payment terms.</w:t>
+      </w:r>
+    </w:p>
+    <w:p>
+      <w:pPr>
+        <w:numPr>
+          <w:ilvl w:val="0"/>
+          <w:numId w:val="22"/>
+        </w:numPr>
+        <w:rPr>
+          <w:rFonts w:ascii="Arial" w:hAnsi="Arial" w:cs="Arial"/>
+          <w:color w:val="000000" w:themeColor="text1"/>
+        </w:rPr>
+      </w:pPr>
+      <w:r>
+        <w:rPr>
+          <w:rFonts w:ascii="Arial" w:hAnsi="Arial" w:cs="Arial"/>
+          <w:b/>
+          <w:bCs/>
+          <w:color w:val="000000" w:themeColor="text1"/>
+        </w:rPr>
+        <w:t>Review and approval gates:</w:t>
+      </w:r>
+    </w:p>
+    <w:p>
+      <w:pPr>
+        <w:numPr>
+          <w:ilvl w:val="1"/>
+          <w:numId w:val="22"/>
+        </w:numPr>
+        <w:rPr>
+          <w:rFonts w:ascii="Arial" w:hAnsi="Arial" w:cs="Arial"/>
+          <w:color w:val="000000" w:themeColor="text1"/>
+        </w:rPr>
+      </w:pPr>
+      <w:r>
+        <w:rPr>
+          <w:rFonts w:ascii="Arial" w:hAnsi="Arial" w:cs="Arial"/>
+          <w:color w:val="000000" w:themeColor="text1"/>
+        </w:rPr>
+        <w:t>Technical validation: Divya Sapra.</w:t>
+      </w:r>
+    </w:p>
+    <w:p>
+      <w:pPr>
+        <w:numPr>
+          <w:ilvl w:val="1"/>
+          <w:numId w:val="22"/>
+        </w:numPr>
+        <w:rPr>
+          <w:rFonts w:ascii="Arial" w:hAnsi="Arial" w:cs="Arial"/>
+          <w:color w:val="000000" w:themeColor="text1"/>
+        </w:rPr>
+      </w:pPr>
+      <w:r>
+        <w:rPr>
+          <w:rFonts w:ascii="Arial" w:hAnsi="Arial" w:cs="Arial"/>
+          <w:color w:val="000000" w:themeColor="text1"/>
+        </w:rPr>
+        <w:t>Financial authorization: Anna Armstrong (formal signature required prior to updating the Confluence baseline).</w:t>
+      </w:r>
     </w:p>
     <w:p>
       <w:pPr>
@@ -6742,9 +8529,160 @@
 </w:document>
 </file>
 
+<file path=word/endnotes.xml><?xml version="1.0" encoding="utf-8"?>
+<w:endnotes xmlns:wpc="http://schemas.microsoft.com/office/word/2010/wordprocessingCanvas" xmlns:cx="http://schemas.microsoft.com/office/drawing/2014/chartex" xmlns:cx1="http://schemas.microsoft.com/office/drawing/2015/9/8/chartex" xmlns:cx2="http://schemas.microsoft.com/office/drawing/2015/10/21/chartex" xmlns:cx3="http://schemas.microsoft.com/office/drawing/2016/5/9/chartex" xmlns:cx4="http://schemas.microsoft.com/office/drawing/2016/5/10/chartex" xmlns:cx5="http://schemas.microsoft.com/office/drawing/2016/5/11/chartex" xmlns:cx6="http://schemas.microsoft.com/office/drawing/2016/5/12/chartex" xmlns:cx7="http://schemas.microsoft.com/office/drawing/2016/5/13/chartex" xmlns:cx8="http://schemas.microsoft.com/office/drawing/2016/5/14/chartex" xmlns:mc="http://schemas.openxmlformats.org/markup-compatibility/2006" xmlns:m="http://schemas.openxmlformats.org/officeDocument/2006/math" xmlns:aink="http://schemas.microsoft.com/office/drawing/2016/ink" xmlns:am3d="http://schemas.microsoft.com/office/drawing/2017/model3d" xmlns:oel="http://schemas.microsoft.com/office/2019/extlst" xmlns:r="http://schemas.openxmlformats.org/officeDocument/2006/relationships" xmlns:wp14="http://schemas.microsoft.com/office/word/2010/wordprocessingDrawing" xmlns:wp="http://schemas.openxmlformats.org/drawingml/2006/wordprocessingDrawing" xmlns:wpg="http://schemas.microsoft.com/office/word/2010/wordprocessingGroup" xmlns:wpi="http://schemas.microsoft.com/office/word/2010/wordprocessingInk" xmlns:wps="http://schemas.microsoft.com/office/word/2010/wordprocessingShape" xmlns:o="urn:schemas-microsoft-com:office:office" xmlns:v="urn:schemas-microsoft-com:vml" xmlns:w10="urn:schemas-microsoft-com:office:word" xmlns:w="http://schemas.openxmlformats.org/wordprocessingml/2006/main" xmlns:w14="http://schemas.microsoft.com/office/word/2010/wordml" xmlns:w15="http://schemas.microsoft.com/office/word/2012/wordml" xmlns:w16cex="http://schemas.microsoft.com/office/word/2018/wordml/cex" xmlns:w16cid="http://schemas.microsoft.com/office/word/2016/wordml/cid" xmlns:w16="http://schemas.microsoft.com/office/word/2018/wordml" xmlns:w16sdtdh="http://schemas.microsoft.com/office/word/2020/wordml/sdtdatahash" xmlns:w16sdtfl="http://schemas.microsoft.com/office/word/2024/wordml/sdtformatlock" xmlns:w16se="http://schemas.microsoft.com/office/word/2015/wordml/symex" xmlns:w16du="http://schemas.microsoft.com/office/word/2023/wordml/word16du" xmlns:wne="http://schemas.microsoft.com/office/word/2006/wordml" mc:Ignorable="w14 w15 w16se w16cid w16 w16cex w16sdtdh w16sdtfl w16du wp14">
+  <w:endnote w:type="separator" w:id="-1">
+    <w:p>
+      <w:r>
+        <w:separator/>
+      </w:r>
+    </w:p>
+  </w:endnote>
+  <w:endnote w:type="continuationSeparator" w:id="0">
+    <w:p>
+      <w:r>
+        <w:continuationSeparator/>
+      </w:r>
+    </w:p>
+  </w:endnote>
+</w:endnotes>
+</file>
+
+<file path=word/footnotes.xml><?xml version="1.0" encoding="utf-8"?>
+<w:footnotes xmlns:wpc="http://schemas.microsoft.com/office/word/2010/wordprocessingCanvas" xmlns:cx="http://schemas.microsoft.com/office/drawing/2014/chartex" xmlns:cx1="http://schemas.microsoft.com/office/drawing/2015/9/8/chartex" xmlns:cx2="http://schemas.microsoft.com/office/drawing/2015/10/21/chartex" xmlns:cx3="http://schemas.microsoft.com/office/drawing/2016/5/9/chartex" xmlns:cx4="http://schemas.microsoft.com/office/drawing/2016/5/10/chartex" xmlns:cx5="http://schemas.microsoft.com/office/drawing/2016/5/11/chartex" xmlns:cx6="http://schemas.microsoft.com/office/drawing/2016/5/12/chartex" xmlns:cx7="http://schemas.microsoft.com/office/drawing/2016/5/13/chartex" xmlns:cx8="http://schemas.microsoft.com/office/drawing/2016/5/14/chartex" xmlns:mc="http://schemas.openxmlformats.org/markup-compatibility/2006" xmlns:m="http://schemas.openxmlformats.org/officeDocument/2006/math" xmlns:aink="http://schemas.microsoft.com/office/drawing/2016/ink" xmlns:am3d="http://schemas.microsoft.com/office/drawing/2017/model3d" xmlns:oel="http://schemas.microsoft.com/office/2019/extlst" xmlns:r="http://schemas.openxmlformats.org/officeDocument/2006/relationships" xmlns:wp14="http://schemas.microsoft.com/office/word/2010/wordprocessingDrawing" xmlns:wp="http://schemas.openxmlformats.org/drawingml/2006/wordprocessingDrawing" xmlns:wpg="http://schemas.microsoft.com/office/word/2010/wordprocessingGroup" xmlns:wpi="http://schemas.microsoft.com/office/word/2010/wordprocessingInk" xmlns:wps="http://schemas.microsoft.com/office/word/2010/wordprocessingShape" xmlns:o="urn:schemas-microsoft-com:office:office" xmlns:v="urn:schemas-microsoft-com:vml" xmlns:w10="urn:schemas-microsoft-com:office:word" xmlns:w="http://schemas.openxmlformats.org/wordprocessingml/2006/main" xmlns:w14="http://schemas.microsoft.com/office/word/2010/wordml" xmlns:w15="http://schemas.microsoft.com/office/word/2012/wordml" xmlns:w16cex="http://schemas.microsoft.com/office/word/2018/wordml/cex" xmlns:w16cid="http://schemas.microsoft.com/office/word/2016/wordml/cid" xmlns:w16="http://schemas.microsoft.com/office/word/2018/wordml" xmlns:w16sdtdh="http://schemas.microsoft.com/office/word/2020/wordml/sdtdatahash" xmlns:w16sdtfl="http://schemas.microsoft.com/office/word/2024/wordml/sdtformatlock" xmlns:w16se="http://schemas.microsoft.com/office/word/2015/wordml/symex" xmlns:w16du="http://schemas.microsoft.com/office/word/2023/wordml/word16du" xmlns:wne="http://schemas.microsoft.com/office/word/2006/wordml" mc:Ignorable="w14 w15 w16se w16cid w16 w16cex w16sdtdh w16sdtfl w16du wp14">
+  <w:footnote w:type="separator" w:id="-1">
+    <w:p>
+      <w:r>
+        <w:separator/>
+      </w:r>
+    </w:p>
+  </w:footnote>
+  <w:footnote w:type="continuationSeparator" w:id="0">
+    <w:p>
+      <w:r>
+        <w:continuationSeparator/>
+      </w:r>
+    </w:p>
+  </w:footnote>
+</w:footnotes>
+</file>
+
 <file path=word/numbering.xml><?xml version="1.0" encoding="utf-8"?>
 <w:numbering xmlns:wpc="http://schemas.microsoft.com/office/word/2010/wordprocessingCanvas" xmlns:cx="http://schemas.microsoft.com/office/drawing/2014/chartex" xmlns:cx1="http://schemas.microsoft.com/office/drawing/2015/9/8/chartex" xmlns:cx2="http://schemas.microsoft.com/office/drawing/2015/10/21/chartex" xmlns:cx3="http://schemas.microsoft.com/office/drawing/2016/5/9/chartex" xmlns:cx4="http://schemas.microsoft.com/office/drawing/2016/5/10/chartex" xmlns:cx5="http://schemas.microsoft.com/office/drawing/2016/5/11/chartex" xmlns:cx6="http://schemas.microsoft.com/office/drawing/2016/5/12/chartex" xmlns:cx7="http://schemas.microsoft.com/office/drawing/2016/5/13/chartex" xmlns:cx8="http://schemas.microsoft.com/office/drawing/2016/5/14/chartex" xmlns:mc="http://schemas.openxmlformats.org/markup-compatibility/2006" xmlns:m="http://schemas.openxmlformats.org/officeDocument/2006/math" xmlns:aink="http://schemas.microsoft.com/office/drawing/2016/ink" xmlns:am3d="http://schemas.microsoft.com/office/drawing/2017/model3d" xmlns:oel="http://schemas.microsoft.com/office/2019/extlst" xmlns:r="http://schemas.openxmlformats.org/officeDocument/2006/relationships" xmlns:wp14="http://schemas.microsoft.com/office/word/2010/wordprocessingDrawing" xmlns:wp="http://schemas.openxmlformats.org/drawingml/2006/wordprocessingDrawing" xmlns:wpg="http://schemas.microsoft.com/office/word/2010/wordprocessingGroup" xmlns:wpi="http://schemas.microsoft.com/office/word/2010/wordprocessingInk" xmlns:wps="http://schemas.microsoft.com/office/word/2010/wordprocessingShape" xmlns:o="urn:schemas-microsoft-com:office:office" xmlns:v="urn:schemas-microsoft-com:vml" xmlns:w10="urn:schemas-microsoft-com:office:word" xmlns:w="http://schemas.openxmlformats.org/wordprocessingml/2006/main" xmlns:w14="http://schemas.microsoft.com/office/word/2010/wordml" xmlns:w15="http://schemas.microsoft.com/office/word/2012/wordml" xmlns:w16cex="http://schemas.microsoft.com/office/word/2018/wordml/cex" xmlns:w16cid="http://schemas.microsoft.com/office/word/2016/wordml/cid" xmlns:w16="http://schemas.microsoft.com/office/word/2018/wordml" xmlns:w16sdtdh="http://schemas.microsoft.com/office/word/2020/wordml/sdtdatahash" xmlns:w16sdtfl="http://schemas.microsoft.com/office/word/2024/wordml/sdtformatlock" xmlns:w16se="http://schemas.microsoft.com/office/word/2015/wordml/symex" xmlns:w16du="http://schemas.microsoft.com/office/word/2023/wordml/word16du" xmlns:wne="http://schemas.microsoft.com/office/word/2006/wordml" mc:Ignorable="w14 w15 w16se w16cid w16 w16cex w16sdtdh w16sdtfl w16du wp14">
   <w:abstractNum w:abstractNumId="0" w15:restartNumberingAfterBreak="0">
+    <w:nsid w:val="00B54F33"/>
+    <w:multiLevelType w:val="multilevel"/>
+    <w:tmpl w:val="1FFECBF0"/>
+    <w:lvl w:ilvl="0">
+      <w:start w:val="1"/>
+      <w:numFmt w:val="decimal"/>
+      <w:lvlText w:val="%1."/>
+      <w:lvlJc w:val="left"/>
+      <w:pPr>
+        <w:tabs>
+          <w:tab w:val="num" w:pos="720"/>
+        </w:tabs>
+        <w:ind w:left="720" w:hanging="360"/>
+      </w:pPr>
+    </w:lvl>
+    <w:lvl w:ilvl="1" w:tentative="1">
+      <w:start w:val="1"/>
+      <w:numFmt w:val="decimal"/>
+      <w:lvlText w:val="%2."/>
+      <w:lvlJc w:val="left"/>
+      <w:pPr>
+        <w:tabs>
+          <w:tab w:val="num" w:pos="1440"/>
+        </w:tabs>
+        <w:ind w:left="1440" w:hanging="360"/>
+      </w:pPr>
+    </w:lvl>
+    <w:lvl w:ilvl="2" w:tentative="1">
+      <w:start w:val="1"/>
+      <w:numFmt w:val="decimal"/>
+      <w:lvlText w:val="%3."/>
+      <w:lvlJc w:val="left"/>
+      <w:pPr>
+        <w:tabs>
+          <w:tab w:val="num" w:pos="2160"/>
+        </w:tabs>
+        <w:ind w:left="2160" w:hanging="360"/>
+      </w:pPr>
+    </w:lvl>
+    <w:lvl w:ilvl="3" w:tentative="1">
+      <w:start w:val="1"/>
+      <w:numFmt w:val="decimal"/>
+      <w:lvlText w:val="%4."/>
+      <w:lvlJc w:val="left"/>
+      <w:pPr>
+        <w:tabs>
+          <w:tab w:val="num" w:pos="2880"/>
+        </w:tabs>
+        <w:ind w:left="2880" w:hanging="360"/>
+      </w:pPr>
+    </w:lvl>
+    <w:lvl w:ilvl="4" w:tentative="1">
+      <w:start w:val="1"/>
+      <w:numFmt w:val="decimal"/>
+      <w:lvlText w:val="%5."/>
+      <w:lvlJc w:val="left"/>
+      <w:pPr>
+        <w:tabs>
+          <w:tab w:val="num" w:pos="3600"/>
+        </w:tabs>
+        <w:ind w:left="3600" w:hanging="360"/>
+      </w:pPr>
+    </w:lvl>
+    <w:lvl w:ilvl="5" w:tentative="1">
+      <w:start w:val="1"/>
+      <w:numFmt w:val="decimal"/>
+      <w:lvlText w:val="%6."/>
+      <w:lvlJc w:val="left"/>
+      <w:pPr>
+        <w:tabs>
+          <w:tab w:val="num" w:pos="4320"/>
+        </w:tabs>
+        <w:ind w:left="4320" w:hanging="360"/>
+      </w:pPr>
+    </w:lvl>
+    <w:lvl w:ilvl="6" w:tentative="1">
+      <w:start w:val="1"/>
+      <w:numFmt w:val="decimal"/>
+      <w:lvlText w:val="%7."/>
+      <w:lvlJc w:val="left"/>
+      <w:pPr>
+        <w:tabs>
+          <w:tab w:val="num" w:pos="5040"/>
+        </w:tabs>
+        <w:ind w:left="5040" w:hanging="360"/>
+      </w:pPr>
+    </w:lvl>
+    <w:lvl w:ilvl="7" w:tentative="1">
+      <w:start w:val="1"/>
+      <w:numFmt w:val="decimal"/>
+      <w:lvlText w:val="%8."/>
+      <w:lvlJc w:val="left"/>
+      <w:pPr>
+        <w:tabs>
+          <w:tab w:val="num" w:pos="5760"/>
+        </w:tabs>
+        <w:ind w:left="5760" w:hanging="360"/>
+      </w:pPr>
+    </w:lvl>
+    <w:lvl w:ilvl="8" w:tentative="1">
+      <w:start w:val="1"/>
+      <w:numFmt w:val="decimal"/>
+      <w:lvlText w:val="%9."/>
+      <w:lvlJc w:val="left"/>
+      <w:pPr>
+        <w:tabs>
+          <w:tab w:val="num" w:pos="6480"/>
+        </w:tabs>
+        <w:ind w:left="6480" w:hanging="360"/>
+      </w:pPr>
+    </w:lvl>
+  </w:abstractNum>
+  <w:abstractNum w:abstractNumId="1" w15:restartNumberingAfterBreak="0">
     <w:nsid w:val="02273E4F"/>
     <w:multiLevelType w:val="hybridMultilevel"/>
     <w:tmpl w:val="45E49D44"/>
@@ -6856,7 +8794,7 @@
       </w:rPr>
     </w:lvl>
   </w:abstractNum>
-  <w:abstractNum w:abstractNumId="1" w15:restartNumberingAfterBreak="0">
+  <w:abstractNum w:abstractNumId="2" w15:restartNumberingAfterBreak="0">
     <w:nsid w:val="080275CC"/>
     <w:multiLevelType w:val="hybridMultilevel"/>
     <w:tmpl w:val="EDDA7384"/>
@@ -6969,7 +8907,7 @@
       </w:rPr>
     </w:lvl>
   </w:abstractNum>
-  <w:abstractNum w:abstractNumId="2" w15:restartNumberingAfterBreak="0">
+  <w:abstractNum w:abstractNumId="3" w15:restartNumberingAfterBreak="0">
     <w:nsid w:val="15C01B15"/>
     <w:multiLevelType w:val="hybridMultilevel"/>
     <w:tmpl w:val="07F4883E"/>
@@ -7058,7 +8996,7 @@
       </w:pPr>
     </w:lvl>
   </w:abstractNum>
-  <w:abstractNum w:abstractNumId="3" w15:restartNumberingAfterBreak="0">
+  <w:abstractNum w:abstractNumId="4" w15:restartNumberingAfterBreak="0">
     <w:nsid w:val="161859EF"/>
     <w:multiLevelType w:val="hybridMultilevel"/>
     <w:tmpl w:val="AA5AB84C"/>
@@ -7170,7 +9108,120 @@
       </w:rPr>
     </w:lvl>
   </w:abstractNum>
-  <w:abstractNum w:abstractNumId="4" w15:restartNumberingAfterBreak="0">
+  <w:abstractNum w:abstractNumId="5" w15:restartNumberingAfterBreak="0">
+    <w:nsid w:val="2A0A7E80"/>
+    <w:multiLevelType w:val="multilevel"/>
+    <w:tmpl w:val="A8345C66"/>
+    <w:lvl w:ilvl="0">
+      <w:start w:val="1"/>
+      <w:numFmt w:val="decimal"/>
+      <w:lvlText w:val="%1."/>
+      <w:lvlJc w:val="left"/>
+      <w:pPr>
+        <w:tabs>
+          <w:tab w:val="num" w:pos="720"/>
+        </w:tabs>
+        <w:ind w:left="720" w:hanging="360"/>
+      </w:pPr>
+    </w:lvl>
+    <w:lvl w:ilvl="1" w:tentative="1">
+      <w:start w:val="1"/>
+      <w:numFmt w:val="decimal"/>
+      <w:lvlText w:val="%2."/>
+      <w:lvlJc w:val="left"/>
+      <w:pPr>
+        <w:tabs>
+          <w:tab w:val="num" w:pos="1440"/>
+        </w:tabs>
+        <w:ind w:left="1440" w:hanging="360"/>
+      </w:pPr>
+    </w:lvl>
+    <w:lvl w:ilvl="2" w:tentative="1">
+      <w:start w:val="1"/>
+      <w:numFmt w:val="decimal"/>
+      <w:lvlText w:val="%3."/>
+      <w:lvlJc w:val="left"/>
+      <w:pPr>
+        <w:tabs>
+          <w:tab w:val="num" w:pos="2160"/>
+        </w:tabs>
+        <w:ind w:left="2160" w:hanging="360"/>
+      </w:pPr>
+    </w:lvl>
+    <w:lvl w:ilvl="3" w:tentative="1">
+      <w:start w:val="1"/>
+      <w:numFmt w:val="decimal"/>
+      <w:lvlText w:val="%4."/>
+      <w:lvlJc w:val="left"/>
+      <w:pPr>
+        <w:tabs>
+          <w:tab w:val="num" w:pos="2880"/>
+        </w:tabs>
+        <w:ind w:left="2880" w:hanging="360"/>
+      </w:pPr>
+    </w:lvl>
+    <w:lvl w:ilvl="4" w:tentative="1">
+      <w:start w:val="1"/>
+      <w:numFmt w:val="decimal"/>
+      <w:lvlText w:val="%5."/>
+      <w:lvlJc w:val="left"/>
+      <w:pPr>
+        <w:tabs>
+          <w:tab w:val="num" w:pos="3600"/>
+        </w:tabs>
+        <w:ind w:left="3600" w:hanging="360"/>
+      </w:pPr>
+    </w:lvl>
+    <w:lvl w:ilvl="5" w:tentative="1">
+      <w:start w:val="1"/>
+      <w:numFmt w:val="decimal"/>
+      <w:lvlText w:val="%6."/>
+      <w:lvlJc w:val="left"/>
+      <w:pPr>
+        <w:tabs>
+          <w:tab w:val="num" w:pos="4320"/>
+        </w:tabs>
+        <w:ind w:left="4320" w:hanging="360"/>
+      </w:pPr>
+    </w:lvl>
+    <w:lvl w:ilvl="6" w:tentative="1">
+      <w:start w:val="1"/>
+      <w:numFmt w:val="decimal"/>
+      <w:lvlText w:val="%7."/>
+      <w:lvlJc w:val="left"/>
+      <w:pPr>
+        <w:tabs>
+          <w:tab w:val="num" w:pos="5040"/>
+        </w:tabs>
+        <w:ind w:left="5040" w:hanging="360"/>
+      </w:pPr>
+    </w:lvl>
+    <w:lvl w:ilvl="7" w:tentative="1">
+      <w:start w:val="1"/>
+      <w:numFmt w:val="decimal"/>
+      <w:lvlText w:val="%8."/>
+      <w:lvlJc w:val="left"/>
+      <w:pPr>
+        <w:tabs>
+          <w:tab w:val="num" w:pos="5760"/>
+        </w:tabs>
+        <w:ind w:left="5760" w:hanging="360"/>
+      </w:pPr>
+    </w:lvl>
+    <w:lvl w:ilvl="8" w:tentative="1">
+      <w:start w:val="1"/>
+      <w:numFmt w:val="decimal"/>
+      <w:lvlText w:val="%9."/>
+      <w:lvlJc w:val="left"/>
+      <w:pPr>
+        <w:tabs>
+          <w:tab w:val="num" w:pos="6480"/>
+        </w:tabs>
+        <w:ind w:left="6480" w:hanging="360"/>
+      </w:pPr>
+    </w:lvl>
+  </w:abstractNum>
+  <w:abstractNum w:abstractNumId="6" w15:restartNumberingAfterBreak="0">
     <w:nsid w:val="333D7A3E"/>
     <w:multiLevelType w:val="hybridMultilevel"/>
     <w:tmpl w:val="F198E660"/>
@@ -7259,7 +9310,156 @@
       </w:pPr>
     </w:lvl>
   </w:abstractNum>
-  <w:abstractNum w:abstractNumId="5" w15:restartNumberingAfterBreak="0">
+  <w:abstractNum w:abstractNumId="7" w15:restartNumberingAfterBreak="0">
+    <w:nsid w:val="34BC491D"/>
+    <w:multiLevelType w:val="multilevel"/>
+    <w:tmpl w:val="348AEF96"/>
+    <w:lvl w:ilvl="0">
+      <w:start w:val="1"/>
+      <w:numFmt w:val="bullet"/>
+      <w:lvlText w:val=""/>
+      <w:lvlJc w:val="left"/>
+      <w:pPr>
+        <w:tabs>
+          <w:tab w:val="num" w:pos="720"/>
+        </w:tabs>
+        <w:ind w:left="720" w:hanging="360"/>
+      </w:pPr>
+      <w:rPr>
+        <w:rFonts w:ascii="Symbol" w:hAnsi="Symbol" w:hint="default"/>
+        <w:sz w:val="20"/>
+      </w:rPr>
+    </w:lvl>
+    <w:lvl w:ilvl="1">
+      <w:start w:val="1"/>
+      <w:numFmt w:val="bullet"/>
+      <w:lvlText w:val="o"/>
+      <w:lvlJc w:val="left"/>
+      <w:pPr>
+        <w:tabs>
+          <w:tab w:val="num" w:pos="1440"/>
+        </w:tabs>
+        <w:ind w:left="1440" w:hanging="360"/>
+      </w:pPr>
+      <w:rPr>
+        <w:rFonts w:ascii="Courier New" w:hAnsi="Courier New" w:hint="default"/>
+        <w:sz w:val="20"/>
+      </w:rPr>
+    </w:lvl>
+    <w:lvl w:ilvl="2" w:tentative="1">
+      <w:start w:val="1"/>
+      <w:numFmt w:val="bullet"/>
+      <w:lvlText w:val=""/>
+      <w:lvlJc w:val="left"/>
+      <w:pPr>
+        <w:tabs>
+          <w:tab w:val="num" w:pos="2160"/>
+        </w:tabs>
+        <w:ind w:left="2160" w:hanging="360"/>
+      </w:pPr>
+      <w:rPr>
+        <w:rFonts w:ascii="Wingdings" w:hAnsi="Wingdings" w:hint="default"/>
+        <w:sz w:val="20"/>
+      </w:rPr>
+    </w:lvl>
+    <w:lvl w:ilvl="3" w:tentative="1">
+      <w:start w:val="1"/>
+      <w:numFmt w:val="bullet"/>
+      <w:lvlText w:val=""/>
+      <w:lvlJc w:val="left"/>
+      <w:pPr>
+        <w:tabs>
+          <w:tab w:val="num" w:pos="2880"/>
+        </w:tabs>
+        <w:ind w:left="2880" w:hanging="360"/>
+      </w:pPr>
+      <w:rPr>
+        <w:rFonts w:ascii="Wingdings" w:hAnsi="Wingdings" w:hint="default"/>
+        <w:sz w:val="20"/>
+      </w:rPr>
+    </w:lvl>
+    <w:lvl w:ilvl="4" w:tentative="1">
+      <w:start w:val="1"/>
+      <w:numFmt w:val="bullet"/>
+      <w:lvlText w:val=""/>
+      <w:lvlJc w:val="left"/>
+      <w:pPr>
+        <w:tabs>
+          <w:tab w:val="num" w:pos="3600"/>
+        </w:tabs>
+        <w:ind w:left="3600" w:hanging="360"/>
+      </w:pPr>
+      <w:rPr>
+        <w:rFonts w:ascii="Wingdings" w:hAnsi="Wingdings" w:hint="default"/>
+        <w:sz w:val="20"/>
+      </w:rPr>
+    </w:lvl>
+    <w:lvl w:ilvl="5" w:tentative="1">
+      <w:start w:val="1"/>
+      <w:numFmt w:val="bullet"/>
+      <w:lvlText w:val=""/>
+      <w:lvlJc w:val="left"/>
+      <w:pPr>
+        <w:tabs>
+          <w:tab w:val="num" w:pos="4320"/>
+        </w:tabs>
+        <w:ind w:left="4320" w:hanging="360"/>
+      </w:pPr>
+      <w:rPr>
+        <w:rFonts w:ascii="Wingdings" w:hAnsi="Wingdings" w:hint="default"/>
+        <w:sz w:val="20"/>
+      </w:rPr>
+    </w:lvl>
+    <w:lvl w:ilvl="6" w:tentative="1">
+      <w:start w:val="1"/>
+      <w:numFmt w:val="bullet"/>
+      <w:lvlText w:val=""/>
+      <w:lvlJc w:val="left"/>
+      <w:pPr>
+        <w:tabs>
+          <w:tab w:val="num" w:pos="5040"/>
+        </w:tabs>
+        <w:ind w:left="5040" w:hanging="360"/>
+      </w:pPr>
+      <w:rPr>
+        <w:rFonts w:ascii="Wingdings" w:hAnsi="Wingdings" w:hint="default"/>
+        <w:sz w:val="20"/>
+      </w:rPr>
+    </w:lvl>
+    <w:lvl w:ilvl="7" w:tentative="1">
+      <w:start w:val="1"/>
+      <w:numFmt w:val="bullet"/>
+      <w:lvlText w:val=""/>
+      <w:lvlJc w:val="left"/>
+      <w:pPr>
+        <w:tabs>
+          <w:tab w:val="num" w:pos="5760"/>
+        </w:tabs>
+        <w:ind w:left="5760" w:hanging="360"/>
+      </w:pPr>
+      <w:rPr>
+        <w:rFonts w:ascii="Wingdings" w:hAnsi="Wingdings" w:hint="default"/>
+        <w:sz w:val="20"/>
+      </w:rPr>
+    </w:lvl>
+    <w:lvl w:ilvl="8" w:tentative="1">
+      <w:start w:val="1"/>
+      <w:numFmt w:val="bullet"/>
+      <w:lvlText w:val=""/>
+      <w:lvlJc w:val="left"/>
+      <w:pPr>
+        <w:tabs>
+          <w:tab w:val="num" w:pos="6480"/>
+        </w:tabs>
+        <w:ind w:left="6480" w:hanging="360"/>
+      </w:pPr>
+      <w:rPr>
+        <w:rFonts w:ascii="Wingdings" w:hAnsi="Wingdings" w:hint="default"/>
+        <w:sz w:val="20"/>
+      </w:rPr>
+    </w:lvl>
+  </w:abstractNum>
+  <w:abstractNum w:abstractNumId="8" w15:restartNumberingAfterBreak="0">
     <w:nsid w:val="350C52BB"/>
     <w:multiLevelType w:val="hybridMultilevel"/>
     <w:tmpl w:val="65EA2982"/>
@@ -7348,7 +9548,7 @@
       </w:pPr>
     </w:lvl>
   </w:abstractNum>
-  <w:abstractNum w:abstractNumId="6" w15:restartNumberingAfterBreak="0">
+  <w:abstractNum w:abstractNumId="9" w15:restartNumberingAfterBreak="0">
     <w:nsid w:val="3C140B78"/>
     <w:multiLevelType w:val="hybridMultilevel"/>
     <w:tmpl w:val="A426F976"/>
@@ -7461,7 +9661,7 @@
       </w:rPr>
     </w:lvl>
   </w:abstractNum>
-  <w:abstractNum w:abstractNumId="7" w15:restartNumberingAfterBreak="0">
+  <w:abstractNum w:abstractNumId="10" w15:restartNumberingAfterBreak="0">
     <w:nsid w:val="486D37DD"/>
     <w:multiLevelType w:val="hybridMultilevel"/>
     <w:tmpl w:val="F024570E"/>
@@ -7550,10 +9750,10 @@
       </w:pPr>
     </w:lvl>
   </w:abstractNum>
-  <w:abstractNum w:abstractNumId="8" w15:restartNumberingAfterBreak="0">
-    <w:nsid w:val="50D118AD"/>
+  <w:abstractNum w:abstractNumId="11" w15:restartNumberingAfterBreak="0">
+    <w:nsid w:val="4C201EAE"/>
     <w:multiLevelType w:val="multilevel"/>
-    <w:tmpl w:val="DB446A98"/>
+    <w:tmpl w:val="4A503718"/>
     <w:lvl w:ilvl="0">
       <w:start w:val="1"/>
       <w:numFmt w:val="bullet"/>
@@ -7699,7 +9899,152 @@
       </w:rPr>
     </w:lvl>
   </w:abstractNum>
-  <w:abstractNum w:abstractNumId="9" w15:restartNumberingAfterBreak="0">
+  <w:abstractNum w:abstractNumId="12" w15:restartNumberingAfterBreak="0">
+    <w:nsid w:val="50D118AD"/>
+    <w:multiLevelType w:val="multilevel"/>
+    <w:tmpl w:val="B5446A3E"/>
+    <w:lvl w:ilvl="0">
+      <w:start w:val="1"/>
+      <w:numFmt w:val="bullet"/>
+      <w:lvlText w:val=""/>
+      <w:lvlJc w:val="left"/>
+      <w:pPr>
+        <w:tabs>
+          <w:tab w:val="num" w:pos="720"/>
+        </w:tabs>
+        <w:ind w:left="720" w:hanging="360"/>
+      </w:pPr>
+      <w:rPr>
+        <w:rFonts w:ascii="Symbol" w:hAnsi="Symbol" w:hint="default"/>
+        <w:sz w:val="20"/>
+      </w:rPr>
+    </w:lvl>
+    <w:lvl w:ilvl="1">
+      <w:start w:val="1"/>
+      <w:numFmt w:val="decimal"/>
+      <w:lvlText w:val="%2."/>
+      <w:lvlJc w:val="left"/>
+      <w:pPr>
+        <w:ind w:left="1440" w:hanging="360"/>
+      </w:pPr>
+      <w:rPr>
+        <w:rFonts w:hint="default"/>
+      </w:rPr>
+    </w:lvl>
+    <w:lvl w:ilvl="2" w:tentative="1">
+      <w:start w:val="1"/>
+      <w:numFmt w:val="bullet"/>
+      <w:lvlText w:val=""/>
+      <w:lvlJc w:val="left"/>
+      <w:pPr>
+        <w:tabs>
+          <w:tab w:val="num" w:pos="2160"/>
+        </w:tabs>
+        <w:ind w:left="2160" w:hanging="360"/>
+      </w:pPr>
+      <w:rPr>
+        <w:rFonts w:ascii="Wingdings" w:hAnsi="Wingdings" w:hint="default"/>
+        <w:sz w:val="20"/>
+      </w:rPr>
+    </w:lvl>
+    <w:lvl w:ilvl="3" w:tentative="1">
+      <w:start w:val="1"/>
+      <w:numFmt w:val="bullet"/>
+      <w:lvlText w:val=""/>
+      <w:lvlJc w:val="left"/>
+      <w:pPr>
+        <w:tabs>
+          <w:tab w:val="num" w:pos="2880"/>
+        </w:tabs>
+        <w:ind w:left="2880" w:hanging="360"/>
+      </w:pPr>
+      <w:rPr>
+        <w:rFonts w:ascii="Wingdings" w:hAnsi="Wingdings" w:hint="default"/>
+        <w:sz w:val="20"/>
+      </w:rPr>
+    </w:lvl>
+    <w:lvl w:ilvl="4" w:tentative="1">
+      <w:start w:val="1"/>
+      <w:numFmt w:val="bullet"/>
+      <w:lvlText w:val=""/>
+      <w:lvlJc w:val="left"/>
+      <w:pPr>
+        <w:tabs>
+          <w:tab w:val="num" w:pos="3600"/>
+        </w:tabs>
+        <w:ind w:left="3600" w:hanging="360"/>
+      </w:pPr>
+      <w:rPr>
+        <w:rFonts w:ascii="Wingdings" w:hAnsi="Wingdings" w:hint="default"/>
+        <w:sz w:val="20"/>
+      </w:rPr>
+    </w:lvl>
+    <w:lvl w:ilvl="5" w:tentative="1">
+      <w:start w:val="1"/>
+      <w:numFmt w:val="bullet"/>
+      <w:lvlText w:val=""/>
+      <w:lvlJc w:val="left"/>
+      <w:pPr>
+        <w:tabs>
+          <w:tab w:val="num" w:pos="4320"/>
+        </w:tabs>
+        <w:ind w:left="4320" w:hanging="360"/>
+      </w:pPr>
+      <w:rPr>
+        <w:rFonts w:ascii="Wingdings" w:hAnsi="Wingdings" w:hint="default"/>
+        <w:sz w:val="20"/>
+      </w:rPr>
+    </w:lvl>
+    <w:lvl w:ilvl="6" w:tentative="1">
+      <w:start w:val="1"/>
+      <w:numFmt w:val="bullet"/>
+      <w:lvlText w:val=""/>
+      <w:lvlJc w:val="left"/>
+      <w:pPr>
+        <w:tabs>
+          <w:tab w:val="num" w:pos="5040"/>
+        </w:tabs>
+        <w:ind w:left="5040" w:hanging="360"/>
+      </w:pPr>
+      <w:rPr>
+        <w:rFonts w:ascii="Wingdings" w:hAnsi="Wingdings" w:hint="default"/>
+        <w:sz w:val="20"/>
+      </w:rPr>
+    </w:lvl>
+    <w:lvl w:ilvl="7" w:tentative="1">
+      <w:start w:val="1"/>
+      <w:numFmt w:val="bullet"/>
+      <w:lvlText w:val=""/>
+      <w:lvlJc w:val="left"/>
+      <w:pPr>
+        <w:tabs>
+          <w:tab w:val="num" w:pos="5760"/>
+        </w:tabs>
+        <w:ind w:left="5760" w:hanging="360"/>
+      </w:pPr>
+      <w:rPr>
+        <w:rFonts w:ascii="Wingdings" w:hAnsi="Wingdings" w:hint="default"/>
+        <w:sz w:val="20"/>
+      </w:rPr>
+    </w:lvl>
+    <w:lvl w:ilvl="8" w:tentative="1">
+      <w:start w:val="1"/>
+      <w:numFmt w:val="bullet"/>
+      <w:lvlText w:val=""/>
+      <w:lvlJc w:val="left"/>
+      <w:pPr>
+        <w:tabs>
+          <w:tab w:val="num" w:pos="6480"/>
+        </w:tabs>
+        <w:ind w:left="6480" w:hanging="360"/>
+      </w:pPr>
+      <w:rPr>
+        <w:rFonts w:ascii="Wingdings" w:hAnsi="Wingdings" w:hint="default"/>
+        <w:sz w:val="20"/>
+      </w:rPr>
+    </w:lvl>
+  </w:abstractNum>
+  <w:abstractNum w:abstractNumId="13" w15:restartNumberingAfterBreak="0">
     <w:nsid w:val="50E6588C"/>
     <w:multiLevelType w:val="hybridMultilevel"/>
     <w:tmpl w:val="4CBAF850"/>
@@ -7790,7 +10135,7 @@
       </w:pPr>
     </w:lvl>
   </w:abstractNum>
-  <w:abstractNum w:abstractNumId="10" w15:restartNumberingAfterBreak="0">
+  <w:abstractNum w:abstractNumId="14" w15:restartNumberingAfterBreak="0">
     <w:nsid w:val="51282603"/>
     <w:multiLevelType w:val="hybridMultilevel"/>
     <w:tmpl w:val="E8965E76"/>
@@ -7879,7 +10224,156 @@
       </w:pPr>
     </w:lvl>
   </w:abstractNum>
-  <w:abstractNum w:abstractNumId="11" w15:restartNumberingAfterBreak="0">
+  <w:abstractNum w:abstractNumId="15" w15:restartNumberingAfterBreak="0">
+    <w:nsid w:val="516E38D9"/>
+    <w:multiLevelType w:val="multilevel"/>
+    <w:tmpl w:val="30A6AA20"/>
+    <w:lvl w:ilvl="0">
+      <w:start w:val="1"/>
+      <w:numFmt w:val="bullet"/>
+      <w:lvlText w:val=""/>
+      <w:lvlJc w:val="left"/>
+      <w:pPr>
+        <w:tabs>
+          <w:tab w:val="num" w:pos="720"/>
+        </w:tabs>
+        <w:ind w:left="720" w:hanging="360"/>
+      </w:pPr>
+      <w:rPr>
+        <w:rFonts w:ascii="Symbol" w:hAnsi="Symbol" w:hint="default"/>
+        <w:sz w:val="20"/>
+      </w:rPr>
+    </w:lvl>
+    <w:lvl w:ilvl="1">
+      <w:start w:val="1"/>
+      <w:numFmt w:val="bullet"/>
+      <w:lvlText w:val="o"/>
+      <w:lvlJc w:val="left"/>
+      <w:pPr>
+        <w:tabs>
+          <w:tab w:val="num" w:pos="1440"/>
+        </w:tabs>
+        <w:ind w:left="1440" w:hanging="360"/>
+      </w:pPr>
+      <w:rPr>
+        <w:rFonts w:ascii="Courier New" w:hAnsi="Courier New" w:hint="default"/>
+        <w:sz w:val="20"/>
+      </w:rPr>
+    </w:lvl>
+    <w:lvl w:ilvl="2" w:tentative="1">
+      <w:start w:val="1"/>
+      <w:numFmt w:val="bullet"/>
+      <w:lvlText w:val=""/>
+      <w:lvlJc w:val="left"/>
+      <w:pPr>
+        <w:tabs>
+          <w:tab w:val="num" w:pos="2160"/>
+        </w:tabs>
+        <w:ind w:left="2160" w:hanging="360"/>
+      </w:pPr>
+      <w:rPr>
+        <w:rFonts w:ascii="Wingdings" w:hAnsi="Wingdings" w:hint="default"/>
+        <w:sz w:val="20"/>
+      </w:rPr>
+    </w:lvl>
+    <w:lvl w:ilvl="3" w:tentative="1">
+      <w:start w:val="1"/>
+      <w:numFmt w:val="bullet"/>
+      <w:lvlText w:val=""/>
+      <w:lvlJc w:val="left"/>
+      <w:pPr>
+        <w:tabs>
+          <w:tab w:val="num" w:pos="2880"/>
+        </w:tabs>
+        <w:ind w:left="2880" w:hanging="360"/>
+      </w:pPr>
+      <w:rPr>
+        <w:rFonts w:ascii="Wingdings" w:hAnsi="Wingdings" w:hint="default"/>
+        <w:sz w:val="20"/>
+      </w:rPr>
+    </w:lvl>
+    <w:lvl w:ilvl="4" w:tentative="1">
+      <w:start w:val="1"/>
+      <w:numFmt w:val="bullet"/>
+      <w:lvlText w:val=""/>
+      <w:lvlJc w:val="left"/>
+      <w:pPr>
+        <w:tabs>
+          <w:tab w:val="num" w:pos="3600"/>
+        </w:tabs>
+        <w:ind w:left="3600" w:hanging="360"/>
+      </w:pPr>
+      <w:rPr>
+        <w:rFonts w:ascii="Wingdings" w:hAnsi="Wingdings" w:hint="default"/>
+        <w:sz w:val="20"/>
+      </w:rPr>
+    </w:lvl>
+    <w:lvl w:ilvl="5" w:tentative="1">
+      <w:start w:val="1"/>
+      <w:numFmt w:val="bullet"/>
+      <w:lvlText w:val=""/>
+      <w:lvlJc w:val="left"/>
+      <w:pPr>
+        <w:tabs>
+          <w:tab w:val="num" w:pos="4320"/>
+        </w:tabs>
+        <w:ind w:left="4320" w:hanging="360"/>
+      </w:pPr>
+      <w:rPr>
+        <w:rFonts w:ascii="Wingdings" w:hAnsi="Wingdings" w:hint="default"/>
+        <w:sz w:val="20"/>
+      </w:rPr>
+    </w:lvl>
+    <w:lvl w:ilvl="6" w:tentative="1">
+      <w:start w:val="1"/>
+      <w:numFmt w:val="bullet"/>
+      <w:lvlText w:val=""/>
+      <w:lvlJc w:val="left"/>
+      <w:pPr>
+        <w:tabs>
+          <w:tab w:val="num" w:pos="5040"/>
+        </w:tabs>
+        <w:ind w:left="5040" w:hanging="360"/>
+      </w:pPr>
+      <w:rPr>
+        <w:rFonts w:ascii="Wingdings" w:hAnsi="Wingdings" w:hint="default"/>
+        <w:sz w:val="20"/>
+      </w:rPr>
+    </w:lvl>
+    <w:lvl w:ilvl="7" w:tentative="1">
+      <w:start w:val="1"/>
+      <w:numFmt w:val="bullet"/>
+      <w:lvlText w:val=""/>
+      <w:lvlJc w:val="left"/>
+      <w:pPr>
+        <w:tabs>
+          <w:tab w:val="num" w:pos="5760"/>
+        </w:tabs>
+        <w:ind w:left="5760" w:hanging="360"/>
+      </w:pPr>
+      <w:rPr>
+        <w:rFonts w:ascii="Wingdings" w:hAnsi="Wingdings" w:hint="default"/>
+        <w:sz w:val="20"/>
+      </w:rPr>
+    </w:lvl>
+    <w:lvl w:ilvl="8" w:tentative="1">
+      <w:start w:val="1"/>
+      <w:numFmt w:val="bullet"/>
+      <w:lvlText w:val=""/>
+      <w:lvlJc w:val="left"/>
+      <w:pPr>
+        <w:tabs>
+          <w:tab w:val="num" w:pos="6480"/>
+        </w:tabs>
+        <w:ind w:left="6480" w:hanging="360"/>
+      </w:pPr>
+      <w:rPr>
+        <w:rFonts w:ascii="Wingdings" w:hAnsi="Wingdings" w:hint="default"/>
+        <w:sz w:val="20"/>
+      </w:rPr>
+    </w:lvl>
+  </w:abstractNum>
+  <w:abstractNum w:abstractNumId="16" w15:restartNumberingAfterBreak="0">
     <w:nsid w:val="521B2EE7"/>
     <w:multiLevelType w:val="hybridMultilevel"/>
     <w:tmpl w:val="C14882F0"/>
@@ -7970,7 +10464,7 @@
       </w:pPr>
     </w:lvl>
   </w:abstractNum>
-  <w:abstractNum w:abstractNumId="12" w15:restartNumberingAfterBreak="0">
+  <w:abstractNum w:abstractNumId="17" w15:restartNumberingAfterBreak="0">
     <w:nsid w:val="64D50ADF"/>
     <w:multiLevelType w:val="multilevel"/>
     <w:tmpl w:val="72CEE98C"/>
@@ -8119,7 +10613,7 @@
       </w:rPr>
     </w:lvl>
   </w:abstractNum>
-  <w:abstractNum w:abstractNumId="13" w15:restartNumberingAfterBreak="0">
+  <w:abstractNum w:abstractNumId="18" w15:restartNumberingAfterBreak="0">
     <w:nsid w:val="6BCF31E5"/>
     <w:multiLevelType w:val="hybridMultilevel"/>
     <w:tmpl w:val="1CE4C790"/>
@@ -8232,7 +10726,7 @@
       </w:rPr>
     </w:lvl>
   </w:abstractNum>
-  <w:abstractNum w:abstractNumId="14" w15:restartNumberingAfterBreak="0">
+  <w:abstractNum w:abstractNumId="19" w15:restartNumberingAfterBreak="0">
     <w:nsid w:val="6F2F2931"/>
     <w:multiLevelType w:val="hybridMultilevel"/>
     <w:tmpl w:val="78583C00"/>
@@ -8321,7 +10815,7 @@
       </w:pPr>
     </w:lvl>
   </w:abstractNum>
-  <w:abstractNum w:abstractNumId="15" w15:restartNumberingAfterBreak="0">
+  <w:abstractNum w:abstractNumId="20" w15:restartNumberingAfterBreak="0">
     <w:nsid w:val="73F30BF5"/>
     <w:multiLevelType w:val="hybridMultilevel"/>
     <w:tmpl w:val="4746CD30"/>
@@ -8410,53 +10904,220 @@
       </w:pPr>
     </w:lvl>
   </w:abstractNum>
+  <w:abstractNum w:abstractNumId="21" w15:restartNumberingAfterBreak="0">
+    <w:nsid w:val="7E316A05"/>
+    <w:multiLevelType w:val="multilevel"/>
+    <w:tmpl w:val="1898BEFE"/>
+    <w:lvl w:ilvl="0">
+      <w:start w:val="1"/>
+      <w:numFmt w:val="bullet"/>
+      <w:lvlText w:val=""/>
+      <w:lvlJc w:val="left"/>
+      <w:pPr>
+        <w:tabs>
+          <w:tab w:val="num" w:pos="720"/>
+        </w:tabs>
+        <w:ind w:left="720" w:hanging="360"/>
+      </w:pPr>
+      <w:rPr>
+        <w:rFonts w:ascii="Symbol" w:hAnsi="Symbol" w:hint="default"/>
+        <w:sz w:val="20"/>
+      </w:rPr>
+    </w:lvl>
+    <w:lvl w:ilvl="1" w:tentative="1">
+      <w:start w:val="1"/>
+      <w:numFmt w:val="bullet"/>
+      <w:lvlText w:val="o"/>
+      <w:lvlJc w:val="left"/>
+      <w:pPr>
+        <w:tabs>
+          <w:tab w:val="num" w:pos="1440"/>
+        </w:tabs>
+        <w:ind w:left="1440" w:hanging="360"/>
+      </w:pPr>
+      <w:rPr>
+        <w:rFonts w:ascii="Courier New" w:hAnsi="Courier New" w:hint="default"/>
+        <w:sz w:val="20"/>
+      </w:rPr>
+    </w:lvl>
+    <w:lvl w:ilvl="2" w:tentative="1">
+      <w:start w:val="1"/>
+      <w:numFmt w:val="bullet"/>
+      <w:lvlText w:val=""/>
+      <w:lvlJc w:val="left"/>
+      <w:pPr>
+        <w:tabs>
+          <w:tab w:val="num" w:pos="2160"/>
+        </w:tabs>
+        <w:ind w:left="2160" w:hanging="360"/>
+      </w:pPr>
+      <w:rPr>
+        <w:rFonts w:ascii="Wingdings" w:hAnsi="Wingdings" w:hint="default"/>
+        <w:sz w:val="20"/>
+      </w:rPr>
+    </w:lvl>
+    <w:lvl w:ilvl="3" w:tentative="1">
+      <w:start w:val="1"/>
+      <w:numFmt w:val="bullet"/>
+      <w:lvlText w:val=""/>
+      <w:lvlJc w:val="left"/>
+      <w:pPr>
+        <w:tabs>
+          <w:tab w:val="num" w:pos="2880"/>
+        </w:tabs>
+        <w:ind w:left="2880" w:hanging="360"/>
+      </w:pPr>
+      <w:rPr>
+        <w:rFonts w:ascii="Wingdings" w:hAnsi="Wingdings" w:hint="default"/>
+        <w:sz w:val="20"/>
+      </w:rPr>
+    </w:lvl>
+    <w:lvl w:ilvl="4" w:tentative="1">
+      <w:start w:val="1"/>
+      <w:numFmt w:val="bullet"/>
+      <w:lvlText w:val=""/>
+      <w:lvlJc w:val="left"/>
+      <w:pPr>
+        <w:tabs>
+          <w:tab w:val="num" w:pos="3600"/>
+        </w:tabs>
+        <w:ind w:left="3600" w:hanging="360"/>
+      </w:pPr>
+      <w:rPr>
+        <w:rFonts w:ascii="Wingdings" w:hAnsi="Wingdings" w:hint="default"/>
+        <w:sz w:val="20"/>
+      </w:rPr>
+    </w:lvl>
+    <w:lvl w:ilvl="5" w:tentative="1">
+      <w:start w:val="1"/>
+      <w:numFmt w:val="bullet"/>
+      <w:lvlText w:val=""/>
+      <w:lvlJc w:val="left"/>
+      <w:pPr>
+        <w:tabs>
+          <w:tab w:val="num" w:pos="4320"/>
+        </w:tabs>
+        <w:ind w:left="4320" w:hanging="360"/>
+      </w:pPr>
+      <w:rPr>
+        <w:rFonts w:ascii="Wingdings" w:hAnsi="Wingdings" w:hint="default"/>
+        <w:sz w:val="20"/>
+      </w:rPr>
+    </w:lvl>
+    <w:lvl w:ilvl="6" w:tentative="1">
+      <w:start w:val="1"/>
+      <w:numFmt w:val="bullet"/>
+      <w:lvlText w:val=""/>
+      <w:lvlJc w:val="left"/>
+      <w:pPr>
+        <w:tabs>
+          <w:tab w:val="num" w:pos="5040"/>
+        </w:tabs>
+        <w:ind w:left="5040" w:hanging="360"/>
+      </w:pPr>
+      <w:rPr>
+        <w:rFonts w:ascii="Wingdings" w:hAnsi="Wingdings" w:hint="default"/>
+        <w:sz w:val="20"/>
+      </w:rPr>
+    </w:lvl>
+    <w:lvl w:ilvl="7" w:tentative="1">
+      <w:start w:val="1"/>
+      <w:numFmt w:val="bullet"/>
+      <w:lvlText w:val=""/>
+      <w:lvlJc w:val="left"/>
+      <w:pPr>
+        <w:tabs>
+          <w:tab w:val="num" w:pos="5760"/>
+        </w:tabs>
+        <w:ind w:left="5760" w:hanging="360"/>
+      </w:pPr>
+      <w:rPr>
+        <w:rFonts w:ascii="Wingdings" w:hAnsi="Wingdings" w:hint="default"/>
+        <w:sz w:val="20"/>
+      </w:rPr>
+    </w:lvl>
+    <w:lvl w:ilvl="8" w:tentative="1">
+      <w:start w:val="1"/>
+      <w:numFmt w:val="bullet"/>
+      <w:lvlText w:val=""/>
+      <w:lvlJc w:val="left"/>
+      <w:pPr>
+        <w:tabs>
+          <w:tab w:val="num" w:pos="6480"/>
+        </w:tabs>
+        <w:ind w:left="6480" w:hanging="360"/>
+      </w:pPr>
+      <w:rPr>
+        <w:rFonts w:ascii="Wingdings" w:hAnsi="Wingdings" w:hint="default"/>
+        <w:sz w:val="20"/>
+      </w:rPr>
+    </w:lvl>
+  </w:abstractNum>
   <w:num w:numId="1" w16cid:durableId="1430465021">
+    <w:abstractNumId w:val="6"/>
+  </w:num>
+  <w:num w:numId="2" w16cid:durableId="1516504234">
+    <w:abstractNumId w:val="2"/>
+  </w:num>
+  <w:num w:numId="3" w16cid:durableId="325859336">
+    <w:abstractNumId w:val="9"/>
+  </w:num>
+  <w:num w:numId="4" w16cid:durableId="248469620">
+    <w:abstractNumId w:val="8"/>
+  </w:num>
+  <w:num w:numId="5" w16cid:durableId="1133475097">
+    <w:abstractNumId w:val="16"/>
+  </w:num>
+  <w:num w:numId="6" w16cid:durableId="573972168">
+    <w:abstractNumId w:val="3"/>
+  </w:num>
+  <w:num w:numId="7" w16cid:durableId="1080059426">
+    <w:abstractNumId w:val="10"/>
+  </w:num>
+  <w:num w:numId="8" w16cid:durableId="350761364">
+    <w:abstractNumId w:val="19"/>
+  </w:num>
+  <w:num w:numId="9" w16cid:durableId="1873762706">
+    <w:abstractNumId w:val="14"/>
+  </w:num>
+  <w:num w:numId="10" w16cid:durableId="2082412301">
     <w:abstractNumId w:val="4"/>
   </w:num>
-  <w:num w:numId="2" w16cid:durableId="1516504234">
+  <w:num w:numId="11" w16cid:durableId="296179381">
+    <w:abstractNumId w:val="20"/>
+  </w:num>
+  <w:num w:numId="12" w16cid:durableId="154423337">
     <w:abstractNumId w:val="1"/>
   </w:num>
-  <w:num w:numId="3" w16cid:durableId="325859336">
-    <w:abstractNumId w:val="6"/>
+  <w:num w:numId="13" w16cid:durableId="1993291747">
+    <w:abstractNumId w:val="18"/>
   </w:num>
-  <w:num w:numId="4" w16cid:durableId="248469620">
+  <w:num w:numId="14" w16cid:durableId="1491097404">
+    <w:abstractNumId w:val="12"/>
+  </w:num>
+  <w:num w:numId="15" w16cid:durableId="465513085">
+    <w:abstractNumId w:val="17"/>
+  </w:num>
+  <w:num w:numId="16" w16cid:durableId="990673737">
+    <w:abstractNumId w:val="13"/>
+  </w:num>
+  <w:num w:numId="17" w16cid:durableId="680620157">
+    <w:abstractNumId w:val="0"/>
+  </w:num>
+  <w:num w:numId="18" w16cid:durableId="63143428">
     <w:abstractNumId w:val="5"/>
   </w:num>
-  <w:num w:numId="5" w16cid:durableId="1133475097">
+  <w:num w:numId="19" w16cid:durableId="1676835206">
+    <w:abstractNumId w:val="21"/>
+  </w:num>
+  <w:num w:numId="20" w16cid:durableId="57017458">
     <w:abstractNumId w:val="11"/>
   </w:num>
-  <w:num w:numId="6" w16cid:durableId="573972168">
-    <w:abstractNumId w:val="2"/>
-  </w:num>
-  <w:num w:numId="7" w16cid:durableId="1080059426">
+  <w:num w:numId="21" w16cid:durableId="2130272844">
     <w:abstractNumId w:val="7"/>
   </w:num>
-  <w:num w:numId="8" w16cid:durableId="350761364">
-    <w:abstractNumId w:val="14"/>
-  </w:num>
-  <w:num w:numId="9" w16cid:durableId="1873762706">
-    <w:abstractNumId w:val="10"/>
-  </w:num>
-  <w:num w:numId="10" w16cid:durableId="2082412301">
-    <w:abstractNumId w:val="3"/>
-  </w:num>
-  <w:num w:numId="11" w16cid:durableId="296179381">
+  <w:num w:numId="22" w16cid:durableId="2071876968">
     <w:abstractNumId w:val="15"/>
-  </w:num>
-  <w:num w:numId="12" w16cid:durableId="154423337">
-    <w:abstractNumId w:val="0"/>
-  </w:num>
-  <w:num w:numId="13" w16cid:durableId="1993291747">
-    <w:abstractNumId w:val="13"/>
-  </w:num>
-  <w:num w:numId="14" w16cid:durableId="1491097404">
-    <w:abstractNumId w:val="8"/>
-  </w:num>
-  <w:num w:numId="15" w16cid:durableId="465513085">
-    <w:abstractNumId w:val="12"/>
-  </w:num>
-  <w:num w:numId="16" w16cid:durableId="990673737">
-    <w:abstractNumId w:val="9"/>
   </w:num>
 </w:numbering>
 </file>
@@ -9072,6 +11733,7 @@
   <w:style w:type="character" w:default="1" w:styleId="DefaultParagraphFont">
     <w:name w:val="Default Paragraph Font"/>
     <w:uiPriority w:val="1"/>
+    <w:semiHidden/>
     <w:unhideWhenUsed/>
   </w:style>
   <w:style w:type="table" w:default="1" w:styleId="TableNormal">
@@ -9428,6 +12090,102 @@
       <w:szCs w:val="20"/>
     </w:rPr>
   </w:style>
+  <w:style w:type="paragraph" w:customStyle="1" w:styleId="firstmt-15">
+    <w:name w:val="first:mt-1.5!"/>
+    <w:basedOn w:val="Normal"/>
+    <w:rsid w:val="00191F03"/>
+    <w:pPr>
+      <w:spacing w:before="100" w:beforeAutospacing="1" w:after="100" w:afterAutospacing="1"/>
+    </w:pPr>
+  </w:style>
+  <w:style w:type="paragraph" w:styleId="NormalWeb">
+    <w:name w:val="Normal (Web)"/>
+    <w:basedOn w:val="Normal"/>
+    <w:uiPriority w:val="99"/>
+    <w:semiHidden/>
+    <w:unhideWhenUsed/>
+    <w:rsid w:val="00191F03"/>
+    <w:pPr>
+      <w:spacing w:before="100" w:beforeAutospacing="1" w:after="100" w:afterAutospacing="1"/>
+    </w:pPr>
+  </w:style>
+  <w:style w:type="character" w:styleId="Emphasis">
+    <w:name w:val="Emphasis"/>
+    <w:basedOn w:val="DefaultParagraphFont"/>
+    <w:uiPriority w:val="20"/>
+    <w:qFormat/>
+    <w:rsid w:val="00191F03"/>
+    <w:rPr>
+      <w:i/>
+      <w:iCs/>
+    </w:rPr>
+  </w:style>
+  <w:style w:type="character" w:styleId="Hyperlink">
+    <w:name w:val="Hyperlink"/>
+    <w:basedOn w:val="DefaultParagraphFont"/>
+    <w:uiPriority w:val="99"/>
+    <w:semiHidden/>
+    <w:unhideWhenUsed/>
+    <w:rsid w:val="00191F03"/>
+    <w:rPr>
+      <w:color w:val="0000FF"/>
+      <w:u w:val="single"/>
+    </w:rPr>
+  </w:style>
+  <w:style w:type="paragraph" w:styleId="Header">
+    <w:name w:val="header"/>
+    <w:basedOn w:val="Normal"/>
+    <w:link w:val="HeaderChar"/>
+    <w:uiPriority w:val="99"/>
+    <w:unhideWhenUsed/>
+    <w:rsid w:val="00EF250D"/>
+    <w:pPr>
+      <w:tabs>
+        <w:tab w:val="center" w:pos="4513"/>
+        <w:tab w:val="right" w:pos="9026"/>
+      </w:tabs>
+    </w:pPr>
+  </w:style>
+  <w:style w:type="character" w:customStyle="1" w:styleId="HeaderChar">
+    <w:name w:val="Header Char"/>
+    <w:basedOn w:val="DefaultParagraphFont"/>
+    <w:link w:val="Header"/>
+    <w:uiPriority w:val="99"/>
+    <w:rsid w:val="00EF250D"/>
+    <w:rPr>
+      <w:rFonts w:ascii="Times New Roman" w:eastAsia="Times New Roman" w:hAnsi="Times New Roman" w:cs="Times New Roman"/>
+      <w:kern w:val="0"/>
+      <w:lang w:eastAsia="en-GB"/>
+      <w14:ligatures w14:val="none"/>
+    </w:rPr>
+  </w:style>
+  <w:style w:type="paragraph" w:styleId="Footer">
+    <w:name w:val="footer"/>
+    <w:basedOn w:val="Normal"/>
+    <w:link w:val="FooterChar"/>
+    <w:uiPriority w:val="99"/>
+    <w:unhideWhenUsed/>
+    <w:rsid w:val="00EF250D"/>
+    <w:pPr>
+      <w:tabs>
+        <w:tab w:val="center" w:pos="4513"/>
+        <w:tab w:val="right" w:pos="9026"/>
+      </w:tabs>
+    </w:pPr>
+  </w:style>
+  <w:style w:type="character" w:customStyle="1" w:styleId="FooterChar">
+    <w:name w:val="Footer Char"/>
+    <w:basedOn w:val="DefaultParagraphFont"/>
+    <w:link w:val="Footer"/>
+    <w:uiPriority w:val="99"/>
+    <w:rsid w:val="00EF250D"/>
+    <w:rPr>
+      <w:rFonts w:ascii="Times New Roman" w:eastAsia="Times New Roman" w:hAnsi="Times New Roman" w:cs="Times New Roman"/>
+      <w:kern w:val="0"/>
+      <w:lang w:eastAsia="en-GB"/>
+      <w14:ligatures w14:val="none"/>
+    </w:rPr>
+  </w:style>
 </w:styles>
 </file>
 

--- a/2026-T3/B2-ICTSAD609-Plan_Monitor/2-Task2/611-Task2-section2.docx
+++ b/2026-T3/B2-ICTSAD609-Plan_Monitor/2-Task2/611-Task2-section2.docx
@@ -4,6 +4,55 @@
   <w:body>
     <w:p>
       <w:pPr>
+        <w:pStyle w:val="Title"/>
+      </w:pPr>
+      <w:r>
+        <w:t>Section 2:</w:t>
+      </w:r>
+    </w:p>
+    <w:p>
+      <w:pPr>
+        <w:spacing w:after="200"/>
+      </w:pPr>
+      <w:r>
+        <w:t xml:space="preserve">  </w:t>
+      </w:r>
+    </w:p>
+    <w:p>
+      <w:pPr>
+        <w:spacing w:after="120"/>
+      </w:pPr>
+      <w:r>
+        <w:rPr>
+          <w:highlight w:val="yellow"/>
+        </w:rPr>
+        <w:t>The latest updates are recorded in the “</w:t>
+      </w:r>
+      <w:proofErr w:type="spellStart"/>
+      <w:r>
+        <w:rPr>
+          <w:highlight w:val="yellow"/>
+        </w:rPr>
+        <w:t>Risk_register</w:t>
+      </w:r>
+      <w:proofErr w:type="spellEnd"/>
+      <w:r>
+        <w:rPr>
+          <w:highlight w:val="yellow"/>
+        </w:rPr>
+        <w:t>” document.</w:t>
+      </w:r>
+    </w:p>
+    <w:p>
+      <w:pPr>
+        <w:spacing w:after="200"/>
+      </w:pPr>
+      <w:r>
+        <w:t xml:space="preserve"> </w:t>
+      </w:r>
+    </w:p>
+    <w:p>
+      <w:pPr>
         <w:spacing w:after="120"/>
       </w:pPr>
       <w:r>
@@ -11,69 +60,115 @@
           <w:b/>
           <w:bCs/>
         </w:rPr>
-        <w:t>Section 2:</w:t>
-      </w:r>
-    </w:p>
-    <w:p>
-      <w:pPr>
-        <w:spacing w:after="200"/>
-      </w:pPr>
-      <w:r>
-        <w:t xml:space="preserve"> </w:t>
-      </w:r>
-    </w:p>
-    <w:p>
-      <w:pPr>
-        <w:pStyle w:val="Heading1"/>
-        <w:spacing w:after="200"/>
-        <w:jc w:val="center"/>
-      </w:pPr>
-      <w:r>
-        <w:t>RISK REGISTER</w:t>
-      </w:r>
-    </w:p>
-    <w:p>
-      <w:pPr>
-        <w:spacing w:after="200"/>
-      </w:pPr>
-      <w:r>
-        <w:t xml:space="preserve"> </w:t>
-      </w:r>
-    </w:p>
-    <w:p>
-      <w:pPr>
-        <w:spacing w:after="120"/>
-      </w:pPr>
-      <w:r>
-        <w:t>The latest updates are recorded in the “</w:t>
-      </w:r>
-      <w:proofErr w:type="spellStart"/>
-      <w:r>
-        <w:t>Risk_register</w:t>
-      </w:r>
-      <w:proofErr w:type="spellEnd"/>
-      <w:r>
-        <w:t>” document.</w:t>
-      </w:r>
-    </w:p>
-    <w:p>
-      <w:pPr>
-        <w:spacing w:after="200"/>
-      </w:pPr>
-      <w:r>
-        <w:t xml:space="preserve"> </w:t>
-      </w:r>
-    </w:p>
-    <w:p>
-      <w:pPr>
-        <w:spacing w:after="120"/>
-      </w:pPr>
+        <w:t>Outcomes of The Stakeholder Meetings</w:t>
+      </w:r>
+    </w:p>
+    <w:p>
+      <w:pPr>
+        <w:spacing w:after="200"/>
+      </w:pPr>
+      <w:r>
+        <w:t xml:space="preserve"> </w:t>
+      </w:r>
+    </w:p>
+    <w:p>
+      <w:pPr>
+        <w:spacing w:after="100"/>
+        <w:ind w:left="20"/>
+      </w:pPr>
+      <w:r>
+        <w:t xml:space="preserve">1. </w:t>
+      </w:r>
       <w:r>
         <w:rPr>
           <w:b/>
           <w:bCs/>
         </w:rPr>
-        <w:t>Outcomes of The Stakeholder Meetings</w:t>
+        <w:t>Meeting about Cloud-First SaaS and B2C Model</w:t>
+      </w:r>
+    </w:p>
+    <w:p>
+      <w:pPr>
+        <w:spacing w:after="200"/>
+      </w:pPr>
+      <w:r>
+        <w:t xml:space="preserve"> </w:t>
+      </w:r>
+    </w:p>
+    <w:p>
+      <w:pPr>
+        <w:spacing w:after="120"/>
+      </w:pPr>
+      <w:r>
+        <w:t xml:space="preserve">Participants: Noah Jones, Victorine </w:t>
+      </w:r>
+      <w:proofErr w:type="spellStart"/>
+      <w:r>
+        <w:t>Satore</w:t>
+      </w:r>
+      <w:proofErr w:type="spellEnd"/>
+      <w:r>
+        <w:t xml:space="preserve"> and Luiz Ricardo</w:t>
+      </w:r>
+    </w:p>
+    <w:p>
+      <w:pPr>
+        <w:spacing w:after="200"/>
+      </w:pPr>
+      <w:r>
+        <w:t xml:space="preserve"> </w:t>
+      </w:r>
+    </w:p>
+    <w:p>
+      <w:pPr>
+        <w:spacing w:after="120"/>
+      </w:pPr>
+      <w:r>
+        <w:t>Stakeholder attitudes towards the initiative were mixed.</w:t>
+      </w:r>
+    </w:p>
+    <w:p>
+      <w:pPr>
+        <w:spacing w:after="200"/>
+      </w:pPr>
+      <w:r>
+        <w:t xml:space="preserve"> </w:t>
+      </w:r>
+    </w:p>
+    <w:p>
+      <w:pPr>
+        <w:spacing w:after="120"/>
+      </w:pPr>
+      <w:r>
+        <w:t xml:space="preserve">Luiz Ricardo provided analytical support because the initiative addresses the logistics disruption and removes the hardware dependency that caused the 1,500-tablet delivery shortfall in 2020. Noah Jones and Victorine </w:t>
+      </w:r>
+      <w:proofErr w:type="spellStart"/>
+      <w:r>
+        <w:t>Satore</w:t>
+      </w:r>
+      <w:proofErr w:type="spellEnd"/>
+      <w:r>
+        <w:t xml:space="preserve"> identified operational concerns regarding workforce transition to the B2C model, the viability of new sales roles and the effect of customer acquisition costs on short-term liquidity.</w:t>
+      </w:r>
+    </w:p>
+    <w:p>
+      <w:pPr>
+        <w:spacing w:after="200"/>
+      </w:pPr>
+      <w:r>
+        <w:t xml:space="preserve"> </w:t>
+      </w:r>
+    </w:p>
+    <w:p>
+      <w:pPr>
+        <w:spacing w:after="120"/>
+      </w:pPr>
+      <w:r>
+        <w:rPr>
+          <w:b/>
+          <w:bCs/>
+        </w:rPr>
+        <w:t>Risks identified:</w:t>
       </w:r>
     </w:p>
     <w:p>
@@ -90,14 +185,36 @@
         <w:ind w:left="20"/>
       </w:pPr>
       <w:r>
-        <w:t xml:space="preserve">1. </w:t>
-      </w:r>
+        <w:t>1. Risk of demotivation and talent retention: Operations and sales teams may resist change or leave the company for fear that their hardware-focused skills will become obsolete in a pure software model.</w:t>
+      </w:r>
+    </w:p>
+    <w:p>
+      <w:pPr>
+        <w:spacing w:after="100"/>
+        <w:ind w:left="20"/>
+      </w:pPr>
+      <w:r>
+        <w:t>2. Risk of misalignment in financial expectations: Operational stakeholders expect the SaaS model to recover margin immediately, ignoring that the B2C transition period may put pressure on cash flow.</w:t>
+      </w:r>
+    </w:p>
+    <w:p>
+      <w:pPr>
+        <w:spacing w:after="200"/>
+      </w:pPr>
+      <w:r>
+        <w:t xml:space="preserve"> </w:t>
+      </w:r>
+    </w:p>
+    <w:p>
+      <w:pPr>
+        <w:spacing w:after="120"/>
+      </w:pPr>
       <w:r>
         <w:rPr>
           <w:b/>
           <w:bCs/>
         </w:rPr>
-        <w:t>Meeting about Cloud-First SaaS and B2C Model</w:t>
+        <w:t>Mitigation Plan:</w:t>
       </w:r>
     </w:p>
     <w:p>
@@ -113,145 +230,30 @@
         <w:spacing w:after="120"/>
       </w:pPr>
       <w:r>
-        <w:t xml:space="preserve">Participants: Noah Jones, Victorine </w:t>
-      </w:r>
-      <w:proofErr w:type="spellStart"/>
-      <w:r>
-        <w:t>Satore</w:t>
-      </w:r>
-      <w:proofErr w:type="spellEnd"/>
-      <w:r>
-        <w:t xml:space="preserve"> and Luiz Ricardo</w:t>
-      </w:r>
-    </w:p>
-    <w:p>
-      <w:pPr>
-        <w:spacing w:after="200"/>
-      </w:pPr>
-      <w:r>
-        <w:t xml:space="preserve"> </w:t>
-      </w:r>
-    </w:p>
-    <w:p>
-      <w:pPr>
-        <w:spacing w:after="120"/>
-      </w:pPr>
-      <w:r>
-        <w:t>Stakeholder attitudes towards the initiative were mixed.</w:t>
-      </w:r>
-    </w:p>
-    <w:p>
-      <w:pPr>
-        <w:spacing w:after="200"/>
-      </w:pPr>
-      <w:r>
-        <w:t xml:space="preserve"> </w:t>
-      </w:r>
-    </w:p>
-    <w:p>
-      <w:pPr>
-        <w:spacing w:after="120"/>
-      </w:pPr>
-      <w:r>
-        <w:t xml:space="preserve">Luiz Ricardo provided analytical support because the initiative addresses the logistics disruption and removes the hardware dependency that caused the 1,500-tablet delivery shortfall in 2020. Noah Jones and Victorine </w:t>
-      </w:r>
-      <w:proofErr w:type="spellStart"/>
-      <w:r>
-        <w:t>Satore</w:t>
-      </w:r>
-      <w:proofErr w:type="spellEnd"/>
-      <w:r>
-        <w:t xml:space="preserve"> identified operational concerns regarding workforce transition to the B2C model, the viability of new sales roles and the effect of customer acquisition costs on short-term liquidity.</w:t>
-      </w:r>
-    </w:p>
-    <w:p>
-      <w:pPr>
-        <w:spacing w:after="200"/>
-      </w:pPr>
-      <w:r>
-        <w:t xml:space="preserve"> </w:t>
-      </w:r>
-    </w:p>
-    <w:p>
-      <w:pPr>
-        <w:spacing w:after="120"/>
-      </w:pPr>
-      <w:r>
+        <w:t>Talent retention risk will be mitigated by preparing a detailed “Workforce Impact Analysis” and training workshops to retrain staff in digital operations and SaaS sales. Financial expectation risk will be mitigated by presenting a transparent comparative cost audit, ensuring that everyone understands the financial projection.</w:t>
+      </w:r>
+    </w:p>
+    <w:p>
+      <w:pPr>
+        <w:spacing w:after="200"/>
+      </w:pPr>
+      <w:r>
+        <w:t xml:space="preserve"> </w:t>
+      </w:r>
+    </w:p>
+    <w:p>
+      <w:pPr>
         <w:rPr>
           <w:b/>
           <w:bCs/>
         </w:rPr>
-        <w:t>Risks identified:</w:t>
-      </w:r>
-    </w:p>
-    <w:p>
-      <w:pPr>
-        <w:spacing w:after="200"/>
-      </w:pPr>
-      <w:r>
-        <w:t xml:space="preserve"> </w:t>
-      </w:r>
-    </w:p>
-    <w:p>
-      <w:pPr>
-        <w:spacing w:after="100"/>
-        <w:ind w:left="20"/>
-      </w:pPr>
-      <w:r>
-        <w:t>1. Risk of demotivation and talent retention: Operations and sales teams may resist change or leave the company for fear that their hardware-focused skills will become obsolete in a pure software model.</w:t>
-      </w:r>
-    </w:p>
-    <w:p>
-      <w:pPr>
-        <w:spacing w:after="100"/>
-        <w:ind w:left="20"/>
-      </w:pPr>
-      <w:r>
-        <w:t>2. Risk of misalignment in financial expectations: Operational stakeholders expect the SaaS model to recover margin immediately, ignoring that the B2C transition period may put pressure on cash flow.</w:t>
-      </w:r>
-    </w:p>
-    <w:p>
-      <w:pPr>
-        <w:spacing w:after="200"/>
-      </w:pPr>
-      <w:r>
-        <w:t xml:space="preserve"> </w:t>
-      </w:r>
-    </w:p>
-    <w:p>
-      <w:pPr>
-        <w:spacing w:after="120"/>
       </w:pPr>
       <w:r>
         <w:rPr>
           <w:b/>
           <w:bCs/>
         </w:rPr>
-        <w:t>Mitigation Plan:</w:t>
-      </w:r>
-    </w:p>
-    <w:p>
-      <w:pPr>
-        <w:spacing w:after="200"/>
-      </w:pPr>
-      <w:r>
-        <w:t xml:space="preserve"> </w:t>
-      </w:r>
-    </w:p>
-    <w:p>
-      <w:pPr>
-        <w:spacing w:after="120"/>
-      </w:pPr>
-      <w:r>
-        <w:t>Talent retention risk will be mitigated by preparing a detailed “Workforce Impact Analysis” and training workshops to retrain staff in digital operations and SaaS sales. Financial expectation risk will be mitigated by presenting a transparent comparative cost audit, ensuring that everyone understands the financial projection.</w:t>
-      </w:r>
-    </w:p>
-    <w:p>
-      <w:pPr>
-        <w:spacing w:after="200"/>
-      </w:pPr>
-      <w:r>
-        <w:t xml:space="preserve"> </w:t>
+        <w:br w:type="page"/>
       </w:r>
     </w:p>
     <w:p>
@@ -302,96 +304,67 @@
         <w:gridCol w:w="1907"/>
       </w:tblGrid>
       <w:tr>
-        <w:trPr>
-          <w:tblHeader/>
-        </w:trPr>
-        <w:tc>
-          <w:tcPr>
-            <w:tcW w:w="2171" w:type="dxa"/>
-          </w:tcPr>
-          <w:p/>
-        </w:tc>
-        <w:tc>
-          <w:tcPr>
-            <w:tcW w:w="2895" w:type="dxa"/>
-          </w:tcPr>
-          <w:p/>
-        </w:tc>
-        <w:tc>
-          <w:tcPr>
-            <w:tcW w:w="2316" w:type="dxa"/>
-          </w:tcPr>
-          <w:p/>
-        </w:tc>
-        <w:tc>
-          <w:tcPr>
-            <w:tcW w:w="1978" w:type="dxa"/>
-          </w:tcPr>
-          <w:p/>
+        <w:tc>
+          <w:tcPr>
+            <w:tcW w:w="2092" w:type="dxa"/>
+          </w:tcPr>
+          <w:p>
+            <w:r>
+              <w:rPr>
+                <w:b/>
+                <w:bCs/>
+              </w:rPr>
+              <w:t>Deliverables and activities approved</w:t>
+            </w:r>
+          </w:p>
+        </w:tc>
+        <w:tc>
+          <w:tcPr>
+            <w:tcW w:w="2786" w:type="dxa"/>
+          </w:tcPr>
+          <w:p>
+            <w:r>
+              <w:rPr>
+                <w:b/>
+                <w:bCs/>
+              </w:rPr>
+              <w:t>Acceptance criteria</w:t>
+            </w:r>
+          </w:p>
+        </w:tc>
+        <w:tc>
+          <w:tcPr>
+            <w:tcW w:w="2231" w:type="dxa"/>
+          </w:tcPr>
+          <w:p>
+            <w:r>
+              <w:rPr>
+                <w:b/>
+                <w:bCs/>
+              </w:rPr>
+              <w:t>Risks mitigated</w:t>
+            </w:r>
+          </w:p>
+        </w:tc>
+        <w:tc>
+          <w:tcPr>
+            <w:tcW w:w="1907" w:type="dxa"/>
+          </w:tcPr>
+          <w:p>
+            <w:r>
+              <w:rPr>
+                <w:b/>
+                <w:bCs/>
+              </w:rPr>
+              <w:t>Addressing competing demands</w:t>
+            </w:r>
+          </w:p>
         </w:tc>
       </w:tr>
       <w:tr>
         <w:tc>
           <w:tcPr>
-            <w:tcW w:w="2171" w:type="dxa"/>
-          </w:tcPr>
-          <w:p>
-            <w:r>
-              <w:rPr>
-                <w:b/>
-                <w:bCs/>
-              </w:rPr>
-              <w:t>Deliverables and activities approved</w:t>
-            </w:r>
-          </w:p>
-        </w:tc>
-        <w:tc>
-          <w:tcPr>
-            <w:tcW w:w="2895" w:type="dxa"/>
-          </w:tcPr>
-          <w:p>
-            <w:r>
-              <w:rPr>
-                <w:b/>
-                <w:bCs/>
-              </w:rPr>
-              <w:t>Acceptance criteria</w:t>
-            </w:r>
-          </w:p>
-        </w:tc>
-        <w:tc>
-          <w:tcPr>
-            <w:tcW w:w="2316" w:type="dxa"/>
-          </w:tcPr>
-          <w:p>
-            <w:r>
-              <w:rPr>
-                <w:b/>
-                <w:bCs/>
-              </w:rPr>
-              <w:t>Risks mitigated</w:t>
-            </w:r>
-          </w:p>
-        </w:tc>
-        <w:tc>
-          <w:tcPr>
-            <w:tcW w:w="1978" w:type="dxa"/>
-          </w:tcPr>
-          <w:p>
-            <w:r>
-              <w:rPr>
-                <w:b/>
-                <w:bCs/>
-              </w:rPr>
-              <w:t>Addressing competing demands</w:t>
-            </w:r>
-          </w:p>
-        </w:tc>
-      </w:tr>
-      <w:tr>
-        <w:tc>
-          <w:tcPr>
-            <w:tcW w:w="2171" w:type="dxa"/>
+            <w:tcW w:w="2092" w:type="dxa"/>
           </w:tcPr>
           <w:p>
             <w:r>
@@ -401,7 +374,7 @@
         </w:tc>
         <w:tc>
           <w:tcPr>
-            <w:tcW w:w="2895" w:type="dxa"/>
+            <w:tcW w:w="2786" w:type="dxa"/>
           </w:tcPr>
           <w:p>
             <w:r>
@@ -435,7 +408,7 @@
         </w:tc>
         <w:tc>
           <w:tcPr>
-            <w:tcW w:w="2316" w:type="dxa"/>
+            <w:tcW w:w="2231" w:type="dxa"/>
           </w:tcPr>
           <w:p>
             <w:r>
@@ -445,7 +418,7 @@
         </w:tc>
         <w:tc>
           <w:tcPr>
-            <w:tcW w:w="1978" w:type="dxa"/>
+            <w:tcW w:w="1907" w:type="dxa"/>
           </w:tcPr>
           <w:p>
             <w:r>
@@ -473,33 +446,36 @@
     </w:p>
     <w:p>
       <w:pPr>
-        <w:pStyle w:val="ListParagraph"/>
-        <w:numPr>
-          <w:ilvl w:val="0"/>
-          <w:numId w:val="2"/>
-        </w:numPr>
-        <w:spacing w:after="100"/>
-      </w:pPr>
-      <w:r>
-        <w:t>The CEO will provide final arbitration where required. |</w:t>
-      </w:r>
-    </w:p>
-    <w:p>
-      <w:pPr>
-        <w:spacing w:after="200"/>
-      </w:pPr>
-      <w:r>
-        <w:t xml:space="preserve"> </w:t>
+        <w:spacing w:after="200"/>
+      </w:pPr>
+      <w:r>
+        <w:t xml:space="preserve"> </w:t>
+      </w:r>
+    </w:p>
+    <w:p>
+      <w:pPr>
+        <w:rPr>
+          <w:b/>
+          <w:bCs/>
+          <w:color w:val="000000"/>
+          <w:sz w:val="40"/>
+          <w:szCs w:val="40"/>
+        </w:rPr>
+      </w:pPr>
+      <w:r>
+        <w:br w:type="page"/>
       </w:r>
     </w:p>
     <w:p>
       <w:pPr>
         <w:pStyle w:val="Heading1"/>
-        <w:spacing w:after="200"/>
-        <w:jc w:val="center"/>
-      </w:pPr>
-      <w:r>
-        <w:t>PROJECT SCHEDULE</w:t>
+      </w:pPr>
+      <w:r>
+        <w:lastRenderedPageBreak/>
+        <w:t>PROJECT</w:t>
+      </w:r>
+      <w:r>
+        <w:t xml:space="preserve"> SCHEDULE</w:t>
       </w:r>
     </w:p>
     <w:p>
@@ -515,23 +491,24 @@
         <w:spacing w:after="120"/>
       </w:pPr>
       <w:r>
+        <w:rPr>
+          <w:highlight w:val="yellow"/>
+        </w:rPr>
         <w:t>The latest updates are recorded in the “</w:t>
       </w:r>
       <w:proofErr w:type="spellStart"/>
       <w:r>
+        <w:rPr>
+          <w:highlight w:val="yellow"/>
+        </w:rPr>
         <w:t>Project_Schedule</w:t>
       </w:r>
       <w:proofErr w:type="spellEnd"/>
       <w:r>
+        <w:rPr>
+          <w:highlight w:val="yellow"/>
+        </w:rPr>
         <w:t>” document.</w:t>
-      </w:r>
-    </w:p>
-    <w:p>
-      <w:pPr>
-        <w:spacing w:after="200"/>
-      </w:pPr>
-      <w:r>
-        <w:t xml:space="preserve"> </w:t>
       </w:r>
     </w:p>
     <w:tbl>
@@ -563,128 +540,153 @@
         <w:gridCol w:w="883"/>
       </w:tblGrid>
       <w:tr>
-        <w:trPr>
-          <w:tblHeader/>
-        </w:trPr>
-        <w:tc>
-          <w:tcPr>
-            <w:tcW w:w="2435" w:type="dxa"/>
-          </w:tcPr>
-          <w:p/>
-        </w:tc>
-        <w:tc>
-          <w:tcPr>
-            <w:tcW w:w="2055" w:type="dxa"/>
-          </w:tcPr>
-          <w:p/>
-        </w:tc>
-        <w:tc>
-          <w:tcPr>
-            <w:tcW w:w="1294" w:type="dxa"/>
-          </w:tcPr>
-          <w:p/>
-        </w:tc>
-        <w:tc>
-          <w:tcPr>
-            <w:tcW w:w="1218" w:type="dxa"/>
-          </w:tcPr>
-          <w:p/>
-        </w:tc>
-        <w:tc>
-          <w:tcPr>
-            <w:tcW w:w="1446" w:type="dxa"/>
-          </w:tcPr>
-          <w:p/>
-        </w:tc>
-        <w:tc>
-          <w:tcPr>
-            <w:tcW w:w="912" w:type="dxa"/>
-          </w:tcPr>
-          <w:p/>
+        <w:tc>
+          <w:tcPr>
+            <w:tcW w:w="2339" w:type="dxa"/>
+          </w:tcPr>
+          <w:p>
+            <w:r>
+              <w:rPr>
+                <w:b/>
+                <w:bCs/>
+              </w:rPr>
+              <w:t>Initiative</w:t>
+            </w:r>
+          </w:p>
+        </w:tc>
+        <w:tc>
+          <w:tcPr>
+            <w:tcW w:w="1976" w:type="dxa"/>
+          </w:tcPr>
+          <w:p>
+            <w:r>
+              <w:rPr>
+                <w:b/>
+                <w:bCs/>
+              </w:rPr>
+              <w:t>Deliverable / Task</w:t>
+            </w:r>
+          </w:p>
+        </w:tc>
+        <w:tc>
+          <w:tcPr>
+            <w:tcW w:w="1248" w:type="dxa"/>
+          </w:tcPr>
+          <w:p>
+            <w:r>
+              <w:rPr>
+                <w:b/>
+                <w:bCs/>
+              </w:rPr>
+              <w:t>Assigned To</w:t>
+            </w:r>
+          </w:p>
+        </w:tc>
+        <w:tc>
+          <w:tcPr>
+            <w:tcW w:w="1176" w:type="dxa"/>
+          </w:tcPr>
+          <w:p>
+            <w:r>
+              <w:rPr>
+                <w:b/>
+                <w:bCs/>
+              </w:rPr>
+              <w:t>Estimated Hours</w:t>
+            </w:r>
+          </w:p>
+        </w:tc>
+        <w:tc>
+          <w:tcPr>
+            <w:tcW w:w="1394" w:type="dxa"/>
+          </w:tcPr>
+          <w:p>
+            <w:r>
+              <w:rPr>
+                <w:b/>
+                <w:bCs/>
+              </w:rPr>
+              <w:t>Timeline</w:t>
+            </w:r>
+          </w:p>
+        </w:tc>
+        <w:tc>
+          <w:tcPr>
+            <w:tcW w:w="883" w:type="dxa"/>
+          </w:tcPr>
+          <w:p>
+            <w:r>
+              <w:rPr>
+                <w:b/>
+                <w:bCs/>
+              </w:rPr>
+              <w:t>Status</w:t>
+            </w:r>
+          </w:p>
         </w:tc>
       </w:tr>
       <w:tr>
         <w:tc>
           <w:tcPr>
-            <w:tcW w:w="2435" w:type="dxa"/>
-          </w:tcPr>
-          <w:p>
-            <w:r>
-              <w:rPr>
-                <w:b/>
-                <w:bCs/>
-              </w:rPr>
-              <w:t>Initiative</w:t>
-            </w:r>
-          </w:p>
-        </w:tc>
-        <w:tc>
-          <w:tcPr>
-            <w:tcW w:w="2055" w:type="dxa"/>
-          </w:tcPr>
-          <w:p>
-            <w:r>
-              <w:rPr>
-                <w:b/>
-                <w:bCs/>
-              </w:rPr>
-              <w:t>Deliverable / Task</w:t>
-            </w:r>
-          </w:p>
-        </w:tc>
-        <w:tc>
-          <w:tcPr>
-            <w:tcW w:w="1294" w:type="dxa"/>
-          </w:tcPr>
-          <w:p>
-            <w:r>
-              <w:rPr>
-                <w:b/>
-                <w:bCs/>
-              </w:rPr>
-              <w:t>Assigned To</w:t>
-            </w:r>
-          </w:p>
-        </w:tc>
-        <w:tc>
-          <w:tcPr>
-            <w:tcW w:w="1218" w:type="dxa"/>
-          </w:tcPr>
-          <w:p>
-            <w:r>
-              <w:rPr>
-                <w:b/>
-                <w:bCs/>
-              </w:rPr>
-              <w:t>Estimated Hours</w:t>
-            </w:r>
-          </w:p>
-        </w:tc>
-        <w:tc>
-          <w:tcPr>
-            <w:tcW w:w="1446" w:type="dxa"/>
-          </w:tcPr>
-          <w:p>
-            <w:r>
-              <w:rPr>
-                <w:b/>
-                <w:bCs/>
-              </w:rPr>
-              <w:t>Timeline</w:t>
-            </w:r>
-          </w:p>
-        </w:tc>
-        <w:tc>
-          <w:tcPr>
-            <w:tcW w:w="912" w:type="dxa"/>
-          </w:tcPr>
-          <w:p>
-            <w:r>
-              <w:rPr>
-                <w:b/>
-                <w:bCs/>
-              </w:rPr>
-              <w:t>Status</w:t>
+            <w:tcW w:w="2339" w:type="dxa"/>
+          </w:tcPr>
+          <w:p>
+            <w:r>
+              <w:rPr>
+                <w:b/>
+                <w:bCs/>
+              </w:rPr>
+              <w:t>1: Cloud-First SaaS and B2C Model</w:t>
+            </w:r>
+          </w:p>
+        </w:tc>
+        <w:tc>
+          <w:tcPr>
+            <w:tcW w:w="1976" w:type="dxa"/>
+          </w:tcPr>
+          <w:p>
+            <w:r>
+              <w:t>Workforce Impact Analysis &amp; Workshops</w:t>
+            </w:r>
+          </w:p>
+        </w:tc>
+        <w:tc>
+          <w:tcPr>
+            <w:tcW w:w="1248" w:type="dxa"/>
+          </w:tcPr>
+          <w:p>
+            <w:r>
+              <w:t>Manuel Perez (BA)</w:t>
+            </w:r>
+          </w:p>
+        </w:tc>
+        <w:tc>
+          <w:tcPr>
+            <w:tcW w:w="1176" w:type="dxa"/>
+          </w:tcPr>
+          <w:p>
+            <w:r>
+              <w:t>40</w:t>
+            </w:r>
+          </w:p>
+        </w:tc>
+        <w:tc>
+          <w:tcPr>
+            <w:tcW w:w="1394" w:type="dxa"/>
+          </w:tcPr>
+          <w:p>
+            <w:r>
+              <w:t>Month 1 (Weeks 1-2)</w:t>
+            </w:r>
+          </w:p>
+        </w:tc>
+        <w:tc>
+          <w:tcPr>
+            <w:tcW w:w="883" w:type="dxa"/>
+          </w:tcPr>
+          <w:p>
+            <w:r>
+              <w:t>Approved</w:t>
             </w:r>
           </w:p>
         </w:tc>
@@ -692,7 +694,7 @@
       <w:tr>
         <w:tc>
           <w:tcPr>
-            <w:tcW w:w="2435" w:type="dxa"/>
+            <w:tcW w:w="2339" w:type="dxa"/>
           </w:tcPr>
           <w:p>
             <w:r>
@@ -706,17 +708,17 @@
         </w:tc>
         <w:tc>
           <w:tcPr>
-            <w:tcW w:w="2055" w:type="dxa"/>
-          </w:tcPr>
-          <w:p>
-            <w:r>
-              <w:t>Workforce Impact Analysis &amp; Workshops</w:t>
-            </w:r>
-          </w:p>
-        </w:tc>
-        <w:tc>
-          <w:tcPr>
-            <w:tcW w:w="1294" w:type="dxa"/>
+            <w:tcW w:w="1976" w:type="dxa"/>
+          </w:tcPr>
+          <w:p>
+            <w:r>
+              <w:t>Business Requirements Specification (BRD)</w:t>
+            </w:r>
+          </w:p>
+        </w:tc>
+        <w:tc>
+          <w:tcPr>
+            <w:tcW w:w="1248" w:type="dxa"/>
           </w:tcPr>
           <w:p>
             <w:r>
@@ -726,27 +728,27 @@
         </w:tc>
         <w:tc>
           <w:tcPr>
-            <w:tcW w:w="1218" w:type="dxa"/>
-          </w:tcPr>
-          <w:p>
-            <w:r>
-              <w:t>40</w:t>
-            </w:r>
-          </w:p>
-        </w:tc>
-        <w:tc>
-          <w:tcPr>
-            <w:tcW w:w="1446" w:type="dxa"/>
-          </w:tcPr>
-          <w:p>
-            <w:r>
-              <w:t>Month 1 (Weeks 1-2)</w:t>
-            </w:r>
-          </w:p>
-        </w:tc>
-        <w:tc>
-          <w:tcPr>
-            <w:tcW w:w="912" w:type="dxa"/>
+            <w:tcW w:w="1176" w:type="dxa"/>
+          </w:tcPr>
+          <w:p>
+            <w:r>
+              <w:t>50</w:t>
+            </w:r>
+          </w:p>
+        </w:tc>
+        <w:tc>
+          <w:tcPr>
+            <w:tcW w:w="1394" w:type="dxa"/>
+          </w:tcPr>
+          <w:p>
+            <w:r>
+              <w:t>Month 1-2 (Weeks 3-5)</w:t>
+            </w:r>
+          </w:p>
+        </w:tc>
+        <w:tc>
+          <w:tcPr>
+            <w:tcW w:w="883" w:type="dxa"/>
           </w:tcPr>
           <w:p>
             <w:r>
@@ -758,7 +760,7 @@
       <w:tr>
         <w:tc>
           <w:tcPr>
-            <w:tcW w:w="2435" w:type="dxa"/>
+            <w:tcW w:w="2339" w:type="dxa"/>
           </w:tcPr>
           <w:p>
             <w:r>
@@ -772,17 +774,17 @@
         </w:tc>
         <w:tc>
           <w:tcPr>
-            <w:tcW w:w="2055" w:type="dxa"/>
-          </w:tcPr>
-          <w:p>
-            <w:r>
-              <w:t>Business Requirements Specification (BRD)</w:t>
-            </w:r>
-          </w:p>
-        </w:tc>
-        <w:tc>
-          <w:tcPr>
-            <w:tcW w:w="1294" w:type="dxa"/>
+            <w:tcW w:w="1976" w:type="dxa"/>
+          </w:tcPr>
+          <w:p>
+            <w:r>
+              <w:t>Sprint Supervision and UAT Communication Plan</w:t>
+            </w:r>
+          </w:p>
+        </w:tc>
+        <w:tc>
+          <w:tcPr>
+            <w:tcW w:w="1248" w:type="dxa"/>
           </w:tcPr>
           <w:p>
             <w:r>
@@ -792,27 +794,27 @@
         </w:tc>
         <w:tc>
           <w:tcPr>
-            <w:tcW w:w="1218" w:type="dxa"/>
-          </w:tcPr>
-          <w:p>
-            <w:r>
-              <w:t>50</w:t>
-            </w:r>
-          </w:p>
-        </w:tc>
-        <w:tc>
-          <w:tcPr>
-            <w:tcW w:w="1446" w:type="dxa"/>
-          </w:tcPr>
-          <w:p>
-            <w:r>
-              <w:t>Month 1-2 (Weeks 3-5)</w:t>
-            </w:r>
-          </w:p>
-        </w:tc>
-        <w:tc>
-          <w:tcPr>
-            <w:tcW w:w="912" w:type="dxa"/>
+            <w:tcW w:w="1176" w:type="dxa"/>
+          </w:tcPr>
+          <w:p>
+            <w:r>
+              <w:t>30</w:t>
+            </w:r>
+          </w:p>
+        </w:tc>
+        <w:tc>
+          <w:tcPr>
+            <w:tcW w:w="1394" w:type="dxa"/>
+          </w:tcPr>
+          <w:p>
+            <w:r>
+              <w:t>Month 2-3 (Weeks 6-10)</w:t>
+            </w:r>
+          </w:p>
+        </w:tc>
+        <w:tc>
+          <w:tcPr>
+            <w:tcW w:w="883" w:type="dxa"/>
           </w:tcPr>
           <w:p>
             <w:r>
@@ -824,32 +826,31 @@
       <w:tr>
         <w:tc>
           <w:tcPr>
-            <w:tcW w:w="2435" w:type="dxa"/>
-          </w:tcPr>
-          <w:p>
-            <w:r>
-              <w:rPr>
-                <w:b/>
-                <w:bCs/>
-              </w:rPr>
-              <w:lastRenderedPageBreak/>
-              <w:t>1: Cloud-First SaaS and B2C Model</w:t>
-            </w:r>
-          </w:p>
-        </w:tc>
-        <w:tc>
-          <w:tcPr>
-            <w:tcW w:w="2055" w:type="dxa"/>
-          </w:tcPr>
-          <w:p>
-            <w:r>
-              <w:t>Sprint Supervision and UAT Communication Plan</w:t>
-            </w:r>
-          </w:p>
-        </w:tc>
-        <w:tc>
-          <w:tcPr>
-            <w:tcW w:w="1294" w:type="dxa"/>
+            <w:tcW w:w="2339" w:type="dxa"/>
+          </w:tcPr>
+          <w:p>
+            <w:r>
+              <w:rPr>
+                <w:b/>
+                <w:bCs/>
+              </w:rPr>
+              <w:t>2: Strategic Hardware Partnerships and Outsourced Distribution</w:t>
+            </w:r>
+          </w:p>
+        </w:tc>
+        <w:tc>
+          <w:tcPr>
+            <w:tcW w:w="1976" w:type="dxa"/>
+          </w:tcPr>
+          <w:p>
+            <w:r>
+              <w:t>Supplier Evaluation &amp; SLA Matrix</w:t>
+            </w:r>
+          </w:p>
+        </w:tc>
+        <w:tc>
+          <w:tcPr>
+            <w:tcW w:w="1248" w:type="dxa"/>
           </w:tcPr>
           <w:p>
             <w:r>
@@ -859,7 +860,7 @@
         </w:tc>
         <w:tc>
           <w:tcPr>
-            <w:tcW w:w="1218" w:type="dxa"/>
+            <w:tcW w:w="1176" w:type="dxa"/>
           </w:tcPr>
           <w:p>
             <w:r>
@@ -869,17 +870,17 @@
         </w:tc>
         <w:tc>
           <w:tcPr>
-            <w:tcW w:w="1446" w:type="dxa"/>
-          </w:tcPr>
-          <w:p>
-            <w:r>
-              <w:t>Month 2-3 (Weeks 6-10)</w:t>
-            </w:r>
-          </w:p>
-        </w:tc>
-        <w:tc>
-          <w:tcPr>
-            <w:tcW w:w="912" w:type="dxa"/>
+            <w:tcW w:w="1394" w:type="dxa"/>
+          </w:tcPr>
+          <w:p>
+            <w:r>
+              <w:t>Month 1 (Weeks 1-2)</w:t>
+            </w:r>
+          </w:p>
+        </w:tc>
+        <w:tc>
+          <w:tcPr>
+            <w:tcW w:w="883" w:type="dxa"/>
           </w:tcPr>
           <w:p>
             <w:r>
@@ -891,7 +892,7 @@
       <w:tr>
         <w:tc>
           <w:tcPr>
-            <w:tcW w:w="2435" w:type="dxa"/>
+            <w:tcW w:w="2339" w:type="dxa"/>
           </w:tcPr>
           <w:p>
             <w:r>
@@ -905,17 +906,17 @@
         </w:tc>
         <w:tc>
           <w:tcPr>
-            <w:tcW w:w="2055" w:type="dxa"/>
-          </w:tcPr>
-          <w:p>
-            <w:r>
-              <w:t>Supplier Evaluation &amp; SLA Matrix</w:t>
-            </w:r>
-          </w:p>
-        </w:tc>
-        <w:tc>
-          <w:tcPr>
-            <w:tcW w:w="1294" w:type="dxa"/>
+            <w:tcW w:w="1976" w:type="dxa"/>
+          </w:tcPr>
+          <w:p>
+            <w:r>
+              <w:t>ERP Integration Requirements Mapping</w:t>
+            </w:r>
+          </w:p>
+        </w:tc>
+        <w:tc>
+          <w:tcPr>
+            <w:tcW w:w="1248" w:type="dxa"/>
           </w:tcPr>
           <w:p>
             <w:r>
@@ -925,27 +926,27 @@
         </w:tc>
         <w:tc>
           <w:tcPr>
-            <w:tcW w:w="1218" w:type="dxa"/>
-          </w:tcPr>
-          <w:p>
-            <w:r>
-              <w:t>30</w:t>
-            </w:r>
-          </w:p>
-        </w:tc>
-        <w:tc>
-          <w:tcPr>
-            <w:tcW w:w="1446" w:type="dxa"/>
-          </w:tcPr>
-          <w:p>
-            <w:r>
-              <w:t>Month 1 (Weeks 1-2)</w:t>
-            </w:r>
-          </w:p>
-        </w:tc>
-        <w:tc>
-          <w:tcPr>
-            <w:tcW w:w="912" w:type="dxa"/>
+            <w:tcW w:w="1176" w:type="dxa"/>
+          </w:tcPr>
+          <w:p>
+            <w:r>
+              <w:t>40</w:t>
+            </w:r>
+          </w:p>
+        </w:tc>
+        <w:tc>
+          <w:tcPr>
+            <w:tcW w:w="1394" w:type="dxa"/>
+          </w:tcPr>
+          <w:p>
+            <w:r>
+              <w:t>Month 1-2 (Weeks 3-5)</w:t>
+            </w:r>
+          </w:p>
+        </w:tc>
+        <w:tc>
+          <w:tcPr>
+            <w:tcW w:w="883" w:type="dxa"/>
           </w:tcPr>
           <w:p>
             <w:r>
@@ -957,7 +958,7 @@
       <w:tr>
         <w:tc>
           <w:tcPr>
-            <w:tcW w:w="2435" w:type="dxa"/>
+            <w:tcW w:w="2339" w:type="dxa"/>
           </w:tcPr>
           <w:p>
             <w:r>
@@ -971,17 +972,17 @@
         </w:tc>
         <w:tc>
           <w:tcPr>
-            <w:tcW w:w="2055" w:type="dxa"/>
-          </w:tcPr>
-          <w:p>
-            <w:r>
-              <w:t>ERP Integration Requirements Mapping</w:t>
-            </w:r>
-          </w:p>
-        </w:tc>
-        <w:tc>
-          <w:tcPr>
-            <w:tcW w:w="1294" w:type="dxa"/>
+            <w:tcW w:w="1976" w:type="dxa"/>
+          </w:tcPr>
+          <w:p>
+            <w:r>
+              <w:t>Pilot Review Report</w:t>
+            </w:r>
+          </w:p>
+        </w:tc>
+        <w:tc>
+          <w:tcPr>
+            <w:tcW w:w="1248" w:type="dxa"/>
           </w:tcPr>
           <w:p>
             <w:r>
@@ -991,73 +992,7 @@
         </w:tc>
         <w:tc>
           <w:tcPr>
-            <w:tcW w:w="1218" w:type="dxa"/>
-          </w:tcPr>
-          <w:p>
-            <w:r>
-              <w:t>40</w:t>
-            </w:r>
-          </w:p>
-        </w:tc>
-        <w:tc>
-          <w:tcPr>
-            <w:tcW w:w="1446" w:type="dxa"/>
-          </w:tcPr>
-          <w:p>
-            <w:r>
-              <w:t>Month 1-2 (Weeks 3-5)</w:t>
-            </w:r>
-          </w:p>
-        </w:tc>
-        <w:tc>
-          <w:tcPr>
-            <w:tcW w:w="912" w:type="dxa"/>
-          </w:tcPr>
-          <w:p>
-            <w:r>
-              <w:t>Approved</w:t>
-            </w:r>
-          </w:p>
-        </w:tc>
-      </w:tr>
-      <w:tr>
-        <w:tc>
-          <w:tcPr>
-            <w:tcW w:w="2435" w:type="dxa"/>
-          </w:tcPr>
-          <w:p>
-            <w:r>
-              <w:rPr>
-                <w:b/>
-                <w:bCs/>
-              </w:rPr>
-              <w:t>2: Strategic Hardware Partnerships and Outsourced Distribution</w:t>
-            </w:r>
-          </w:p>
-        </w:tc>
-        <w:tc>
-          <w:tcPr>
-            <w:tcW w:w="2055" w:type="dxa"/>
-          </w:tcPr>
-          <w:p>
-            <w:r>
-              <w:t>Pilot Review Report</w:t>
-            </w:r>
-          </w:p>
-        </w:tc>
-        <w:tc>
-          <w:tcPr>
-            <w:tcW w:w="1294" w:type="dxa"/>
-          </w:tcPr>
-          <w:p>
-            <w:r>
-              <w:t>Manuel Perez (BA)</w:t>
-            </w:r>
-          </w:p>
-        </w:tc>
-        <w:tc>
-          <w:tcPr>
-            <w:tcW w:w="1218" w:type="dxa"/>
+            <w:tcW w:w="1176" w:type="dxa"/>
           </w:tcPr>
           <w:p>
             <w:r>
@@ -1067,7 +1002,7 @@
         </w:tc>
         <w:tc>
           <w:tcPr>
-            <w:tcW w:w="1446" w:type="dxa"/>
+            <w:tcW w:w="1394" w:type="dxa"/>
           </w:tcPr>
           <w:p>
             <w:r>
@@ -1077,7 +1012,7 @@
         </w:tc>
         <w:tc>
           <w:tcPr>
-            <w:tcW w:w="912" w:type="dxa"/>
+            <w:tcW w:w="883" w:type="dxa"/>
           </w:tcPr>
           <w:p>
             <w:r>
@@ -1145,6 +1080,7 @@
         <w:ind w:left="20"/>
       </w:pPr>
       <w:r>
+        <w:lastRenderedPageBreak/>
         <w:t>1. Detailed breakdown of digital marketing costs versus manufacturing savings (Noah).</w:t>
       </w:r>
     </w:p>
@@ -1171,9 +1107,11 @@
         <w:spacing w:after="100"/>
         <w:ind w:left="20"/>
       </w:pPr>
-      <w:r>
-        <w:t xml:space="preserve">4. </w:t>
-      </w:r>
+    </w:p>
+    <w:p>
+      <w:pPr>
+        <w:spacing w:after="100"/>
+      </w:pPr>
       <w:r>
         <w:rPr>
           <w:b/>
@@ -1224,7 +1162,6 @@
         <w:spacing w:after="200"/>
       </w:pPr>
       <w:r>
-        <w:lastRenderedPageBreak/>
         <w:t xml:space="preserve"> </w:t>
       </w:r>
     </w:p>
@@ -1344,22 +1281,30 @@
     </w:p>
     <w:p>
       <w:pPr>
-        <w:spacing w:after="120"/>
-      </w:pPr>
-      <w:r>
         <w:rPr>
           <w:b/>
           <w:bCs/>
         </w:rPr>
+      </w:pPr>
+      <w:r>
+        <w:rPr>
+          <w:b/>
+          <w:bCs/>
+        </w:rPr>
+        <w:br w:type="page"/>
+      </w:r>
+    </w:p>
+    <w:p>
+      <w:pPr>
+        <w:spacing w:after="120"/>
+      </w:pPr>
+      <w:r>
+        <w:rPr>
+          <w:b/>
+          <w:bCs/>
+        </w:rPr>
+        <w:lastRenderedPageBreak/>
         <w:t>Business analysis deliverables</w:t>
-      </w:r>
-    </w:p>
-    <w:p>
-      <w:pPr>
-        <w:spacing w:after="200"/>
-      </w:pPr>
-      <w:r>
-        <w:t xml:space="preserve"> </w:t>
       </w:r>
     </w:p>
     <w:tbl>
@@ -1388,60 +1333,73 @@
         <w:gridCol w:w="3660"/>
       </w:tblGrid>
       <w:tr>
-        <w:trPr>
-          <w:tblHeader/>
-        </w:trPr>
-        <w:tc>
-          <w:tcPr>
-            <w:tcW w:w="585" w:type="dxa"/>
+        <w:tc>
+          <w:tcPr>
+            <w:tcW w:w="572" w:type="dxa"/>
           </w:tcPr>
           <w:p/>
         </w:tc>
         <w:tc>
           <w:tcPr>
-            <w:tcW w:w="4973" w:type="dxa"/>
-          </w:tcPr>
-          <w:p/>
-        </w:tc>
-        <w:tc>
-          <w:tcPr>
-            <w:tcW w:w="3802" w:type="dxa"/>
-          </w:tcPr>
-          <w:p/>
+            <w:tcW w:w="4784" w:type="dxa"/>
+          </w:tcPr>
+          <w:p>
+            <w:r>
+              <w:rPr>
+                <w:b/>
+                <w:bCs/>
+              </w:rPr>
+              <w:t>Tasks/activities</w:t>
+            </w:r>
+          </w:p>
+        </w:tc>
+        <w:tc>
+          <w:tcPr>
+            <w:tcW w:w="3660" w:type="dxa"/>
+          </w:tcPr>
+          <w:p>
+            <w:r>
+              <w:rPr>
+                <w:b/>
+                <w:bCs/>
+              </w:rPr>
+              <w:t>Tool</w:t>
+            </w:r>
+          </w:p>
         </w:tc>
       </w:tr>
       <w:tr>
         <w:tc>
           <w:tcPr>
-            <w:tcW w:w="585" w:type="dxa"/>
-          </w:tcPr>
-          <w:p/>
-        </w:tc>
-        <w:tc>
-          <w:tcPr>
-            <w:tcW w:w="4973" w:type="dxa"/>
-          </w:tcPr>
-          <w:p>
-            <w:r>
-              <w:rPr>
-                <w:b/>
-                <w:bCs/>
-              </w:rPr>
-              <w:t>Tasks/activities</w:t>
-            </w:r>
-          </w:p>
-        </w:tc>
-        <w:tc>
-          <w:tcPr>
-            <w:tcW w:w="3802" w:type="dxa"/>
-          </w:tcPr>
-          <w:p>
-            <w:r>
-              <w:rPr>
-                <w:b/>
-                <w:bCs/>
-              </w:rPr>
-              <w:t>Tool</w:t>
+            <w:tcW w:w="572" w:type="dxa"/>
+          </w:tcPr>
+          <w:p>
+            <w:r>
+              <w:rPr>
+                <w:b/>
+                <w:bCs/>
+              </w:rPr>
+              <w:t>1</w:t>
+            </w:r>
+          </w:p>
+        </w:tc>
+        <w:tc>
+          <w:tcPr>
+            <w:tcW w:w="4784" w:type="dxa"/>
+          </w:tcPr>
+          <w:p>
+            <w:r>
+              <w:t>Workforce Impact Analysis: Map current sales and operations roles against the needs of the B2C model and identify skills gaps. This will be executed in Phase 1.</w:t>
+            </w:r>
+          </w:p>
+        </w:tc>
+        <w:tc>
+          <w:tcPr>
+            <w:tcW w:w="3660" w:type="dxa"/>
+          </w:tcPr>
+          <w:p>
+            <w:r>
+              <w:t>Project Schedule to confirm approval and execution during Month 1.</w:t>
             </w:r>
           </w:p>
         </w:tc>
@@ -1449,35 +1407,35 @@
       <w:tr>
         <w:tc>
           <w:tcPr>
-            <w:tcW w:w="585" w:type="dxa"/>
-          </w:tcPr>
-          <w:p>
-            <w:r>
-              <w:rPr>
-                <w:b/>
-                <w:bCs/>
-              </w:rPr>
-              <w:t>1</w:t>
-            </w:r>
-          </w:p>
-        </w:tc>
-        <w:tc>
-          <w:tcPr>
-            <w:tcW w:w="4973" w:type="dxa"/>
-          </w:tcPr>
-          <w:p>
-            <w:r>
-              <w:t>Workforce Impact Analysis: Map current sales and operations roles against the needs of the B2C model and identify skills gaps. This will be executed in Phase 1.</w:t>
-            </w:r>
-          </w:p>
-        </w:tc>
-        <w:tc>
-          <w:tcPr>
-            <w:tcW w:w="3802" w:type="dxa"/>
-          </w:tcPr>
-          <w:p>
-            <w:r>
-              <w:t>Project Schedule to confirm approval and execution during Month 1.</w:t>
+            <w:tcW w:w="572" w:type="dxa"/>
+          </w:tcPr>
+          <w:p>
+            <w:r>
+              <w:rPr>
+                <w:b/>
+                <w:bCs/>
+              </w:rPr>
+              <w:t>2</w:t>
+            </w:r>
+          </w:p>
+        </w:tc>
+        <w:tc>
+          <w:tcPr>
+            <w:tcW w:w="4784" w:type="dxa"/>
+          </w:tcPr>
+          <w:p>
+            <w:r>
+              <w:t>Business Requirements Specification (BRD) for B2C portal: Collect historical customer data with Luiz Ricardo, define user stories, and map payment gateway flows.</w:t>
+            </w:r>
+          </w:p>
+        </w:tc>
+        <w:tc>
+          <w:tcPr>
+            <w:tcW w:w="3660" w:type="dxa"/>
+          </w:tcPr>
+          <w:p>
+            <w:r>
+              <w:t>Project Schedule to execute the survey in Month 2, validated in pre-approved weekly meetings.</w:t>
             </w:r>
           </w:p>
         </w:tc>
@@ -1485,43 +1443,7 @@
       <w:tr>
         <w:tc>
           <w:tcPr>
-            <w:tcW w:w="585" w:type="dxa"/>
-          </w:tcPr>
-          <w:p>
-            <w:r>
-              <w:rPr>
-                <w:b/>
-                <w:bCs/>
-              </w:rPr>
-              <w:t>2</w:t>
-            </w:r>
-          </w:p>
-        </w:tc>
-        <w:tc>
-          <w:tcPr>
-            <w:tcW w:w="4973" w:type="dxa"/>
-          </w:tcPr>
-          <w:p>
-            <w:r>
-              <w:t>Business Requirements Specification (BRD) for B2C portal: Collect historical customer data with Luiz Ricardo, define user stories, and map payment gateway flows.</w:t>
-            </w:r>
-          </w:p>
-        </w:tc>
-        <w:tc>
-          <w:tcPr>
-            <w:tcW w:w="3802" w:type="dxa"/>
-          </w:tcPr>
-          <w:p>
-            <w:r>
-              <w:t>Project Schedule to execute the survey in Month 2, validated in pre-approved weekly meetings.</w:t>
-            </w:r>
-          </w:p>
-        </w:tc>
-      </w:tr>
-      <w:tr>
-        <w:tc>
-          <w:tcPr>
-            <w:tcW w:w="585" w:type="dxa"/>
+            <w:tcW w:w="572" w:type="dxa"/>
           </w:tcPr>
           <w:p>
             <w:r>
@@ -1535,7 +1457,7 @@
         </w:tc>
         <w:tc>
           <w:tcPr>
-            <w:tcW w:w="4973" w:type="dxa"/>
+            <w:tcW w:w="4784" w:type="dxa"/>
           </w:tcPr>
           <w:p>
             <w:r>
@@ -1545,7 +1467,7 @@
         </w:tc>
         <w:tc>
           <w:tcPr>
-            <w:tcW w:w="3802" w:type="dxa"/>
+            <w:tcW w:w="3660" w:type="dxa"/>
           </w:tcPr>
           <w:p>
             <w:r>
@@ -1580,7 +1502,6 @@
           <w:b/>
           <w:bCs/>
         </w:rPr>
-        <w:lastRenderedPageBreak/>
         <w:t>Stakeholder Requirements</w:t>
       </w:r>
     </w:p>
@@ -1645,13 +1566,29 @@
     </w:p>
     <w:p>
       <w:pPr>
-        <w:spacing w:after="120"/>
-      </w:pPr>
-      <w:r>
         <w:rPr>
           <w:b/>
           <w:bCs/>
         </w:rPr>
+      </w:pPr>
+      <w:r>
+        <w:rPr>
+          <w:b/>
+          <w:bCs/>
+        </w:rPr>
+        <w:br w:type="page"/>
+      </w:r>
+    </w:p>
+    <w:p>
+      <w:pPr>
+        <w:spacing w:after="120"/>
+      </w:pPr>
+      <w:r>
+        <w:rPr>
+          <w:b/>
+          <w:bCs/>
+        </w:rPr>
+        <w:lastRenderedPageBreak/>
         <w:t>Business Analysis Scope</w:t>
       </w:r>
     </w:p>
@@ -1677,14 +1614,6 @@
           <w:bCs/>
         </w:rPr>
         <w:t>Cloud-First SaaS and B2C Model</w:t>
-      </w:r>
-    </w:p>
-    <w:p>
-      <w:pPr>
-        <w:spacing w:after="200"/>
-      </w:pPr>
-      <w:r>
-        <w:t xml:space="preserve"> </w:t>
       </w:r>
     </w:p>
     <w:tbl>
@@ -1714,96 +1643,67 @@
         <w:gridCol w:w="1907"/>
       </w:tblGrid>
       <w:tr>
-        <w:trPr>
-          <w:tblHeader/>
-        </w:trPr>
-        <w:tc>
-          <w:tcPr>
-            <w:tcW w:w="2171" w:type="dxa"/>
-          </w:tcPr>
-          <w:p/>
-        </w:tc>
-        <w:tc>
-          <w:tcPr>
-            <w:tcW w:w="2895" w:type="dxa"/>
-          </w:tcPr>
-          <w:p/>
-        </w:tc>
-        <w:tc>
-          <w:tcPr>
-            <w:tcW w:w="2316" w:type="dxa"/>
-          </w:tcPr>
-          <w:p/>
-        </w:tc>
-        <w:tc>
-          <w:tcPr>
-            <w:tcW w:w="1978" w:type="dxa"/>
-          </w:tcPr>
-          <w:p/>
+        <w:tc>
+          <w:tcPr>
+            <w:tcW w:w="2092" w:type="dxa"/>
+          </w:tcPr>
+          <w:p>
+            <w:r>
+              <w:rPr>
+                <w:b/>
+                <w:bCs/>
+              </w:rPr>
+              <w:t>Deliverables and activities approved</w:t>
+            </w:r>
+          </w:p>
+        </w:tc>
+        <w:tc>
+          <w:tcPr>
+            <w:tcW w:w="2786" w:type="dxa"/>
+          </w:tcPr>
+          <w:p>
+            <w:r>
+              <w:rPr>
+                <w:b/>
+                <w:bCs/>
+              </w:rPr>
+              <w:t>Acceptance criteria</w:t>
+            </w:r>
+          </w:p>
+        </w:tc>
+        <w:tc>
+          <w:tcPr>
+            <w:tcW w:w="2231" w:type="dxa"/>
+          </w:tcPr>
+          <w:p>
+            <w:r>
+              <w:rPr>
+                <w:b/>
+                <w:bCs/>
+              </w:rPr>
+              <w:t>Risks mitigated</w:t>
+            </w:r>
+          </w:p>
+        </w:tc>
+        <w:tc>
+          <w:tcPr>
+            <w:tcW w:w="1907" w:type="dxa"/>
+          </w:tcPr>
+          <w:p>
+            <w:r>
+              <w:rPr>
+                <w:b/>
+                <w:bCs/>
+              </w:rPr>
+              <w:t>Addressing competing demands</w:t>
+            </w:r>
+          </w:p>
         </w:tc>
       </w:tr>
       <w:tr>
         <w:tc>
           <w:tcPr>
-            <w:tcW w:w="2171" w:type="dxa"/>
-          </w:tcPr>
-          <w:p>
-            <w:r>
-              <w:rPr>
-                <w:b/>
-                <w:bCs/>
-              </w:rPr>
-              <w:t>Deliverables and activities approved</w:t>
-            </w:r>
-          </w:p>
-        </w:tc>
-        <w:tc>
-          <w:tcPr>
-            <w:tcW w:w="2895" w:type="dxa"/>
-          </w:tcPr>
-          <w:p>
-            <w:r>
-              <w:rPr>
-                <w:b/>
-                <w:bCs/>
-              </w:rPr>
-              <w:t>Acceptance criteria</w:t>
-            </w:r>
-          </w:p>
-        </w:tc>
-        <w:tc>
-          <w:tcPr>
-            <w:tcW w:w="2316" w:type="dxa"/>
-          </w:tcPr>
-          <w:p>
-            <w:r>
-              <w:rPr>
-                <w:b/>
-                <w:bCs/>
-              </w:rPr>
-              <w:t>Risks mitigated</w:t>
-            </w:r>
-          </w:p>
-        </w:tc>
-        <w:tc>
-          <w:tcPr>
-            <w:tcW w:w="1978" w:type="dxa"/>
-          </w:tcPr>
-          <w:p>
-            <w:r>
-              <w:rPr>
-                <w:b/>
-                <w:bCs/>
-              </w:rPr>
-              <w:t>Addressing competing demands</w:t>
-            </w:r>
-          </w:p>
-        </w:tc>
-      </w:tr>
-      <w:tr>
-        <w:tc>
-          <w:tcPr>
-            <w:tcW w:w="2171" w:type="dxa"/>
+            <w:tcW w:w="2092" w:type="dxa"/>
           </w:tcPr>
           <w:p>
             <w:r>
@@ -1813,7 +1713,7 @@
         </w:tc>
         <w:tc>
           <w:tcPr>
-            <w:tcW w:w="2895" w:type="dxa"/>
+            <w:tcW w:w="2786" w:type="dxa"/>
           </w:tcPr>
           <w:p>
             <w:r>
@@ -1847,7 +1747,7 @@
         </w:tc>
         <w:tc>
           <w:tcPr>
-            <w:tcW w:w="2316" w:type="dxa"/>
+            <w:tcW w:w="2231" w:type="dxa"/>
           </w:tcPr>
           <w:p>
             <w:r>
@@ -1857,7 +1757,7 @@
         </w:tc>
         <w:tc>
           <w:tcPr>
-            <w:tcW w:w="1978" w:type="dxa"/>
+            <w:tcW w:w="1907" w:type="dxa"/>
           </w:tcPr>
           <w:p>
             <w:r>
@@ -1885,32 +1785,10 @@
     </w:p>
     <w:p>
       <w:pPr>
-        <w:pStyle w:val="ListParagraph"/>
-        <w:numPr>
-          <w:ilvl w:val="0"/>
-          <w:numId w:val="2"/>
-        </w:numPr>
-        <w:spacing w:after="100"/>
-      </w:pPr>
-      <w:r>
-        <w:t>The CEO will provide final arbitration where required. |</w:t>
-      </w:r>
-    </w:p>
-    <w:p>
-      <w:pPr>
-        <w:spacing w:after="200"/>
-      </w:pPr>
-      <w:r>
-        <w:t xml:space="preserve"> </w:t>
-      </w:r>
-    </w:p>
-    <w:p>
-      <w:pPr>
         <w:spacing w:after="100"/>
         <w:ind w:left="20"/>
       </w:pPr>
       <w:r>
-        <w:lastRenderedPageBreak/>
         <w:t xml:space="preserve">2. </w:t>
       </w:r>
       <w:r>
@@ -1919,14 +1797,6 @@
           <w:bCs/>
         </w:rPr>
         <w:t>Strategic Hardware Partnerships and Outsourced Distribution</w:t>
-      </w:r>
-    </w:p>
-    <w:p>
-      <w:pPr>
-        <w:spacing w:after="200"/>
-      </w:pPr>
-      <w:r>
-        <w:t xml:space="preserve"> </w:t>
       </w:r>
     </w:p>
     <w:tbl>
@@ -1956,38 +1826,9 @@
         <w:gridCol w:w="2478"/>
       </w:tblGrid>
       <w:tr>
-        <w:trPr>
-          <w:tblHeader/>
-        </w:trPr>
-        <w:tc>
-          <w:tcPr>
-            <w:tcW w:w="2808" w:type="dxa"/>
-          </w:tcPr>
-          <w:p/>
-        </w:tc>
-        <w:tc>
-          <w:tcPr>
-            <w:tcW w:w="2106" w:type="dxa"/>
-          </w:tcPr>
-          <w:p/>
-        </w:tc>
-        <w:tc>
-          <w:tcPr>
-            <w:tcW w:w="1872" w:type="dxa"/>
-          </w:tcPr>
-          <w:p/>
-        </w:tc>
-        <w:tc>
-          <w:tcPr>
-            <w:tcW w:w="2574" w:type="dxa"/>
-          </w:tcPr>
-          <w:p/>
-        </w:tc>
-      </w:tr>
-      <w:tr>
-        <w:tc>
-          <w:tcPr>
-            <w:tcW w:w="2808" w:type="dxa"/>
+        <w:tc>
+          <w:tcPr>
+            <w:tcW w:w="2703" w:type="dxa"/>
           </w:tcPr>
           <w:p>
             <w:r>
@@ -2001,7 +1842,7 @@
         </w:tc>
         <w:tc>
           <w:tcPr>
-            <w:tcW w:w="2106" w:type="dxa"/>
+            <w:tcW w:w="2030" w:type="dxa"/>
           </w:tcPr>
           <w:p>
             <w:r>
@@ -2015,7 +1856,7 @@
         </w:tc>
         <w:tc>
           <w:tcPr>
-            <w:tcW w:w="1872" w:type="dxa"/>
+            <w:tcW w:w="1805" w:type="dxa"/>
           </w:tcPr>
           <w:p>
             <w:r>
@@ -2029,7 +1870,7 @@
         </w:tc>
         <w:tc>
           <w:tcPr>
-            <w:tcW w:w="2574" w:type="dxa"/>
+            <w:tcW w:w="2478" w:type="dxa"/>
           </w:tcPr>
           <w:p>
             <w:r>
@@ -2045,10 +1886,11 @@
       <w:tr>
         <w:trPr>
           <w:gridAfter w:val="3"/>
+          <w:wAfter w:w="6313" w:type="dxa"/>
         </w:trPr>
         <w:tc>
           <w:tcPr>
-            <w:tcW w:w="2808" w:type="dxa"/>
+            <w:tcW w:w="2703" w:type="dxa"/>
           </w:tcPr>
           <w:p>
             <w:r>
@@ -2102,13 +1944,29 @@
     </w:p>
     <w:p>
       <w:pPr>
-        <w:spacing w:after="120"/>
-      </w:pPr>
-      <w:r>
         <w:rPr>
           <w:b/>
           <w:bCs/>
         </w:rPr>
+      </w:pPr>
+      <w:r>
+        <w:rPr>
+          <w:b/>
+          <w:bCs/>
+        </w:rPr>
+        <w:br w:type="page"/>
+      </w:r>
+    </w:p>
+    <w:p>
+      <w:pPr>
+        <w:spacing w:after="120"/>
+      </w:pPr>
+      <w:r>
+        <w:rPr>
+          <w:b/>
+          <w:bCs/>
+        </w:rPr>
+        <w:lastRenderedPageBreak/>
         <w:t>Estimates for Business Analysis Work</w:t>
       </w:r>
     </w:p>
@@ -2142,14 +2000,6 @@
       </w:pPr>
       <w:r>
         <w:t>Cost estimates:</w:t>
-      </w:r>
-    </w:p>
-    <w:p>
-      <w:pPr>
-        <w:spacing w:after="200"/>
-      </w:pPr>
-      <w:r>
-        <w:t xml:space="preserve"> </w:t>
       </w:r>
     </w:p>
     <w:tbl>
@@ -2179,88 +2029,105 @@
         <w:gridCol w:w="1186"/>
       </w:tblGrid>
       <w:tr>
-        <w:trPr>
-          <w:tblHeader/>
-        </w:trPr>
-        <w:tc>
-          <w:tcPr>
-            <w:tcW w:w="2229" w:type="dxa"/>
-          </w:tcPr>
-          <w:p/>
-        </w:tc>
-        <w:tc>
-          <w:tcPr>
-            <w:tcW w:w="2451" w:type="dxa"/>
-          </w:tcPr>
-          <w:p/>
-        </w:tc>
-        <w:tc>
-          <w:tcPr>
-            <w:tcW w:w="3454" w:type="dxa"/>
-          </w:tcPr>
-          <w:p/>
-        </w:tc>
-        <w:tc>
-          <w:tcPr>
-            <w:tcW w:w="1226" w:type="dxa"/>
-          </w:tcPr>
-          <w:p/>
+        <w:tc>
+          <w:tcPr>
+            <w:tcW w:w="2148" w:type="dxa"/>
+          </w:tcPr>
+          <w:p>
+            <w:r>
+              <w:rPr>
+                <w:b/>
+                <w:bCs/>
+              </w:rPr>
+              <w:t>Item</w:t>
+            </w:r>
+          </w:p>
+        </w:tc>
+        <w:tc>
+          <w:tcPr>
+            <w:tcW w:w="2360" w:type="dxa"/>
+          </w:tcPr>
+          <w:p>
+            <w:r>
+              <w:rPr>
+                <w:b/>
+                <w:bCs/>
+              </w:rPr>
+              <w:t>Cloud-First SaaS and B2C Model</w:t>
+            </w:r>
+          </w:p>
+        </w:tc>
+        <w:tc>
+          <w:tcPr>
+            <w:tcW w:w="3322" w:type="dxa"/>
+          </w:tcPr>
+          <w:p>
+            <w:r>
+              <w:rPr>
+                <w:b/>
+                <w:bCs/>
+              </w:rPr>
+              <w:t>Strategic Hardware Partnerships and Outsourced Distribution</w:t>
+            </w:r>
+          </w:p>
+        </w:tc>
+        <w:tc>
+          <w:tcPr>
+            <w:tcW w:w="1186" w:type="dxa"/>
+          </w:tcPr>
+          <w:p>
+            <w:r>
+              <w:rPr>
+                <w:b/>
+                <w:bCs/>
+              </w:rPr>
+              <w:t>Total</w:t>
+            </w:r>
+          </w:p>
         </w:tc>
       </w:tr>
       <w:tr>
         <w:tc>
           <w:tcPr>
-            <w:tcW w:w="2229" w:type="dxa"/>
-          </w:tcPr>
-          <w:p>
-            <w:r>
-              <w:rPr>
-                <w:b/>
-                <w:bCs/>
-              </w:rPr>
-              <w:t>Item</w:t>
-            </w:r>
-          </w:p>
-        </w:tc>
-        <w:tc>
-          <w:tcPr>
-            <w:tcW w:w="2451" w:type="dxa"/>
-          </w:tcPr>
-          <w:p>
-            <w:r>
-              <w:rPr>
-                <w:b/>
-                <w:bCs/>
-              </w:rPr>
-              <w:t>Cloud-First SaaS and B2C Model</w:t>
-            </w:r>
-          </w:p>
-        </w:tc>
-        <w:tc>
-          <w:tcPr>
-            <w:tcW w:w="3454" w:type="dxa"/>
-          </w:tcPr>
-          <w:p>
-            <w:r>
-              <w:rPr>
-                <w:b/>
-                <w:bCs/>
-              </w:rPr>
-              <w:t>Strategic Hardware Partnerships and Outsourced Distribution</w:t>
-            </w:r>
-          </w:p>
-        </w:tc>
-        <w:tc>
-          <w:tcPr>
-            <w:tcW w:w="1226" w:type="dxa"/>
-          </w:tcPr>
-          <w:p>
-            <w:r>
-              <w:rPr>
-                <w:b/>
-                <w:bCs/>
-              </w:rPr>
-              <w:t>Total</w:t>
+            <w:tcW w:w="2148" w:type="dxa"/>
+          </w:tcPr>
+          <w:p>
+            <w:r>
+              <w:t>Estimated Cost</w:t>
+            </w:r>
+          </w:p>
+        </w:tc>
+        <w:tc>
+          <w:tcPr>
+            <w:tcW w:w="2360" w:type="dxa"/>
+          </w:tcPr>
+          <w:p>
+            <w:r>
+              <w:t>$18,600</w:t>
+            </w:r>
+          </w:p>
+        </w:tc>
+        <w:tc>
+          <w:tcPr>
+            <w:tcW w:w="3322" w:type="dxa"/>
+          </w:tcPr>
+          <w:p>
+            <w:r>
+              <w:t>$12,200</w:t>
+            </w:r>
+          </w:p>
+        </w:tc>
+        <w:tc>
+          <w:tcPr>
+            <w:tcW w:w="1186" w:type="dxa"/>
+          </w:tcPr>
+          <w:p>
+            <w:r>
+              <w:rPr>
+                <w:b/>
+                <w:bCs/>
+              </w:rPr>
+              <w:t>$30,800</w:t>
             </w:r>
           </w:p>
         </w:tc>
@@ -2268,45 +2135,41 @@
       <w:tr>
         <w:tc>
           <w:tcPr>
-            <w:tcW w:w="2229" w:type="dxa"/>
-          </w:tcPr>
-          <w:p>
-            <w:r>
-              <w:t>Estimated Cost</w:t>
-            </w:r>
-          </w:p>
-        </w:tc>
-        <w:tc>
-          <w:tcPr>
-            <w:tcW w:w="2451" w:type="dxa"/>
-          </w:tcPr>
-          <w:p>
-            <w:r>
-              <w:t>$18,600</w:t>
-            </w:r>
-          </w:p>
-        </w:tc>
-        <w:tc>
-          <w:tcPr>
-            <w:tcW w:w="3454" w:type="dxa"/>
-          </w:tcPr>
-          <w:p>
-            <w:r>
-              <w:t>$12,200</w:t>
-            </w:r>
-          </w:p>
-        </w:tc>
-        <w:tc>
-          <w:tcPr>
-            <w:tcW w:w="1226" w:type="dxa"/>
-          </w:tcPr>
-          <w:p>
-            <w:r>
-              <w:rPr>
-                <w:b/>
-                <w:bCs/>
-              </w:rPr>
-              <w:t>$30,800</w:t>
+            <w:tcW w:w="2148" w:type="dxa"/>
+          </w:tcPr>
+          <w:p>
+            <w:r>
+              <w:t>Percentage of Total Cost</w:t>
+            </w:r>
+          </w:p>
+        </w:tc>
+        <w:tc>
+          <w:tcPr>
+            <w:tcW w:w="2360" w:type="dxa"/>
+          </w:tcPr>
+          <w:p>
+            <w:r>
+              <w:t>60.40%</w:t>
+            </w:r>
+          </w:p>
+        </w:tc>
+        <w:tc>
+          <w:tcPr>
+            <w:tcW w:w="3322" w:type="dxa"/>
+          </w:tcPr>
+          <w:p>
+            <w:r>
+              <w:t>39.60%</w:t>
+            </w:r>
+          </w:p>
+        </w:tc>
+        <w:tc>
+          <w:tcPr>
+            <w:tcW w:w="1186" w:type="dxa"/>
+          </w:tcPr>
+          <w:p>
+            <w:r>
+              <w:t>100%</w:t>
             </w:r>
           </w:p>
         </w:tc>
@@ -2314,49 +2177,7 @@
       <w:tr>
         <w:tc>
           <w:tcPr>
-            <w:tcW w:w="2229" w:type="dxa"/>
-          </w:tcPr>
-          <w:p>
-            <w:r>
-              <w:t>Percentage of Total Cost</w:t>
-            </w:r>
-          </w:p>
-        </w:tc>
-        <w:tc>
-          <w:tcPr>
-            <w:tcW w:w="2451" w:type="dxa"/>
-          </w:tcPr>
-          <w:p>
-            <w:r>
-              <w:t>60.40%</w:t>
-            </w:r>
-          </w:p>
-        </w:tc>
-        <w:tc>
-          <w:tcPr>
-            <w:tcW w:w="3454" w:type="dxa"/>
-          </w:tcPr>
-          <w:p>
-            <w:r>
-              <w:t>39.60%</w:t>
-            </w:r>
-          </w:p>
-        </w:tc>
-        <w:tc>
-          <w:tcPr>
-            <w:tcW w:w="1226" w:type="dxa"/>
-          </w:tcPr>
-          <w:p>
-            <w:r>
-              <w:t>100%</w:t>
-            </w:r>
-          </w:p>
-        </w:tc>
-      </w:tr>
-      <w:tr>
-        <w:tc>
-          <w:tcPr>
-            <w:tcW w:w="2229" w:type="dxa"/>
+            <w:tcW w:w="2148" w:type="dxa"/>
           </w:tcPr>
           <w:p>
             <w:r>
@@ -2366,7 +2187,7 @@
         </w:tc>
         <w:tc>
           <w:tcPr>
-            <w:tcW w:w="2451" w:type="dxa"/>
+            <w:tcW w:w="2360" w:type="dxa"/>
           </w:tcPr>
           <w:p>
             <w:r>
@@ -2376,7 +2197,7 @@
         </w:tc>
         <w:tc>
           <w:tcPr>
-            <w:tcW w:w="3454" w:type="dxa"/>
+            <w:tcW w:w="3322" w:type="dxa"/>
           </w:tcPr>
           <w:p>
             <w:r>
@@ -2386,7 +2207,7 @@
         </w:tc>
         <w:tc>
           <w:tcPr>
-            <w:tcW w:w="1226" w:type="dxa"/>
+            <w:tcW w:w="1186" w:type="dxa"/>
           </w:tcPr>
           <w:p>
             <w:r>
@@ -2429,7 +2250,6 @@
         <w:spacing w:after="200"/>
       </w:pPr>
       <w:r>
-        <w:lastRenderedPageBreak/>
         <w:t xml:space="preserve"> </w:t>
       </w:r>
     </w:p>
@@ -2511,9 +2331,24 @@
     </w:p>
     <w:p>
       <w:pPr>
-        <w:spacing w:after="120"/>
-      </w:pPr>
-      <w:r>
+        <w:rPr>
+          <w:b/>
+          <w:bCs/>
+          <w:color w:val="000000"/>
+          <w:sz w:val="40"/>
+          <w:szCs w:val="40"/>
+        </w:rPr>
+      </w:pPr>
+      <w:r>
+        <w:br w:type="page"/>
+      </w:r>
+    </w:p>
+    <w:p>
+      <w:pPr>
+        <w:pStyle w:val="Heading1"/>
+      </w:pPr>
+      <w:r>
+        <w:lastRenderedPageBreak/>
         <w:t>Estimation summary:</w:t>
       </w:r>
     </w:p>
@@ -2809,7 +2644,6 @@
     </w:p>
     <w:p>
       <w:pPr>
-        <w:spacing w:after="120"/>
         <w:rPr>
           <w:b/>
           <w:bCs/>
@@ -2820,13 +2654,65 @@
           <w:b/>
           <w:bCs/>
         </w:rPr>
+        <w:br w:type="page"/>
+      </w:r>
+    </w:p>
+    <w:p>
+      <w:pPr>
+        <w:spacing w:after="120"/>
+        <w:rPr>
+          <w:b/>
+          <w:bCs/>
+        </w:rPr>
+      </w:pPr>
+      <w:r>
+        <w:rPr>
+          <w:b/>
+          <w:bCs/>
+        </w:rPr>
+        <w:lastRenderedPageBreak/>
         <w:t>Stacked bar chart</w:t>
       </w:r>
     </w:p>
     <w:p>
       <w:pPr>
+        <w:spacing w:after="200"/>
+      </w:pPr>
+      <w:r>
+        <w:t xml:space="preserve"> </w:t>
+      </w:r>
+    </w:p>
+    <w:p>
+      <w:pPr>
         <w:spacing w:after="120"/>
       </w:pPr>
+      <w:r>
+        <w:t>Estimated total: $30,800</w:t>
+      </w:r>
+    </w:p>
+    <w:p>
+      <w:pPr>
+        <w:spacing w:after="120"/>
+      </w:pPr>
+      <w:r>
+        <w:t>Highest cost: Initiative 1 - Cloud-First SaaS and B2C Model</w:t>
+      </w:r>
+    </w:p>
+    <w:p>
+      <w:pPr>
+        <w:spacing w:after="120"/>
+      </w:pPr>
+      <w:r>
+        <w:t>BA (Business Analyst) hours: 210h</w:t>
+      </w:r>
+    </w:p>
+    <w:p>
+      <w:pPr>
+        <w:spacing w:after="200"/>
+      </w:pPr>
+      <w:r>
+        <w:t xml:space="preserve"> </w:t>
+      </w:r>
       <w:r>
         <w:rPr>
           <w:rFonts w:ascii="Arial" w:hAnsi="Arial" w:cs="Arial"/>
@@ -2834,10 +2720,9 @@
           <w:color w:val="000000" w:themeColor="text1"/>
           <w14:ligatures w14:val="standardContextual"/>
         </w:rPr>
-        <w:lastRenderedPageBreak/>
         <w:drawing>
-          <wp:inline distT="0" distB="0" distL="0" distR="0" wp14:anchorId="4E6FF660" wp14:editId="0D230720">
-            <wp:extent cx="5731510" cy="2298409"/>
+          <wp:inline distT="0" distB="0" distL="0" distR="0" wp14:anchorId="140DAB90" wp14:editId="21407FCF">
+            <wp:extent cx="5731510" cy="2298065"/>
             <wp:effectExtent l="0" t="0" r="0" b="0"/>
             <wp:docPr id="858741920" name="Picture 1"/>
             <wp:cNvGraphicFramePr>
@@ -2865,7 +2750,7 @@
                   <pic:spPr>
                     <a:xfrm>
                       <a:off x="0" y="0"/>
-                      <a:ext cx="5731510" cy="2298409"/>
+                      <a:ext cx="5731510" cy="2298065"/>
                     </a:xfrm>
                     <a:prstGeom prst="rect">
                       <a:avLst/>
@@ -2880,62 +2765,6 @@
     </w:p>
     <w:p>
       <w:pPr>
-        <w:spacing w:after="200"/>
-      </w:pPr>
-      <w:r>
-        <w:t xml:space="preserve"> </w:t>
-      </w:r>
-    </w:p>
-    <w:p>
-      <w:pPr>
-        <w:spacing w:after="120"/>
-      </w:pPr>
-      <w:r>
-        <w:t>Estimated total: $30,800</w:t>
-      </w:r>
-    </w:p>
-    <w:p>
-      <w:pPr>
-        <w:spacing w:after="200"/>
-      </w:pPr>
-      <w:r>
-        <w:t xml:space="preserve"> </w:t>
-      </w:r>
-    </w:p>
-    <w:p>
-      <w:pPr>
-        <w:spacing w:after="120"/>
-      </w:pPr>
-      <w:r>
-        <w:t>Highest cost: Initiative 1 - Cloud-First SaaS and B2C Model</w:t>
-      </w:r>
-    </w:p>
-    <w:p>
-      <w:pPr>
-        <w:spacing w:after="200"/>
-      </w:pPr>
-      <w:r>
-        <w:t xml:space="preserve"> </w:t>
-      </w:r>
-    </w:p>
-    <w:p>
-      <w:pPr>
-        <w:spacing w:after="120"/>
-      </w:pPr>
-      <w:r>
-        <w:t>BA (Business Analyst) hours: 210h</w:t>
-      </w:r>
-    </w:p>
-    <w:p>
-      <w:pPr>
-        <w:spacing w:after="200"/>
-      </w:pPr>
-      <w:r>
-        <w:t xml:space="preserve"> </w:t>
-      </w:r>
-    </w:p>
-    <w:p>
-      <w:pPr>
         <w:spacing w:after="120"/>
       </w:pPr>
     </w:p>
@@ -2975,11 +2804,12 @@
     <w:p>
       <w:pPr>
         <w:pStyle w:val="Heading1"/>
-        <w:spacing w:after="200"/>
-        <w:jc w:val="center"/>
-      </w:pPr>
-      <w:r>
-        <w:t>STAKEHOLDER COMMUNICATION PLAN</w:t>
+      </w:pPr>
+      <w:r>
+        <w:t>STAKEHOLDER</w:t>
+      </w:r>
+      <w:r>
+        <w:t xml:space="preserve"> COMMUNICATION PLAN</w:t>
       </w:r>
     </w:p>
     <w:p>
@@ -3044,14 +2874,6 @@
           <w:bCs/>
         </w:rPr>
         <w:t>Stakeholder Communication Matrix</w:t>
-      </w:r>
-    </w:p>
-    <w:p>
-      <w:pPr>
-        <w:spacing w:after="200"/>
-      </w:pPr>
-      <w:r>
-        <w:t xml:space="preserve"> </w:t>
       </w:r>
     </w:p>
     <w:tbl>
@@ -3065,7 +2887,6 @@
           <w:insideH w:val="single" w:sz="4" w:space="0" w:color="auto"/>
           <w:insideV w:val="single" w:sz="4" w:space="0" w:color="auto"/>
         </w:tblBorders>
-        <w:tblLayout w:type="fixed"/>
         <w:tblCellMar>
           <w:top w:w="80" w:type="dxa"/>
           <w:left w:w="120" w:type="dxa"/>
@@ -3075,259 +2896,261 @@
         <w:tblLook w:val="04A0" w:firstRow="1" w:lastRow="0" w:firstColumn="1" w:lastColumn="0" w:noHBand="0" w:noVBand="1"/>
       </w:tblPr>
       <w:tblGrid>
-        <w:gridCol w:w="535"/>
-        <w:gridCol w:w="967"/>
-        <w:gridCol w:w="1398"/>
-        <w:gridCol w:w="1613"/>
-        <w:gridCol w:w="1460"/>
-        <w:gridCol w:w="1398"/>
-        <w:gridCol w:w="1645"/>
+        <w:gridCol w:w="440"/>
+        <w:gridCol w:w="970"/>
+        <w:gridCol w:w="1179"/>
+        <w:gridCol w:w="2725"/>
+        <w:gridCol w:w="1277"/>
+        <w:gridCol w:w="1331"/>
+        <w:gridCol w:w="1094"/>
       </w:tblGrid>
       <w:tr>
         <w:trPr>
-          <w:tblHeader/>
+          <w:cantSplit/>
+          <w:trHeight w:val="1134"/>
         </w:trPr>
         <w:tc>
           <w:tcPr>
-            <w:tcW w:w="549" w:type="dxa"/>
-          </w:tcPr>
-          <w:p/>
-        </w:tc>
-        <w:tc>
-          <w:tcPr>
-            <w:tcW w:w="1001" w:type="dxa"/>
-          </w:tcPr>
-          <w:p/>
-        </w:tc>
-        <w:tc>
-          <w:tcPr>
-            <w:tcW w:w="1452" w:type="dxa"/>
-          </w:tcPr>
-          <w:p/>
-        </w:tc>
-        <w:tc>
-          <w:tcPr>
-            <w:tcW w:w="1678" w:type="dxa"/>
-          </w:tcPr>
-          <w:p/>
-        </w:tc>
-        <w:tc>
-          <w:tcPr>
-            <w:tcW w:w="1517" w:type="dxa"/>
-          </w:tcPr>
-          <w:p/>
-        </w:tc>
-        <w:tc>
-          <w:tcPr>
-            <w:tcW w:w="1452" w:type="dxa"/>
-          </w:tcPr>
-          <w:p/>
-        </w:tc>
-        <w:tc>
-          <w:tcPr>
-            <w:tcW w:w="1711" w:type="dxa"/>
-          </w:tcPr>
-          <w:p/>
+            <w:tcW w:w="244" w:type="pct"/>
+            <w:textDirection w:val="btLr"/>
+          </w:tcPr>
+          <w:p>
+            <w:pPr>
+              <w:ind w:left="113" w:right="113"/>
+            </w:pPr>
+            <w:r>
+              <w:rPr>
+                <w:b/>
+                <w:bCs/>
+              </w:rPr>
+              <w:t>Stakeholder Group</w:t>
+            </w:r>
+          </w:p>
+        </w:tc>
+        <w:tc>
+          <w:tcPr>
+            <w:tcW w:w="538" w:type="pct"/>
+            <w:textDirection w:val="btLr"/>
+          </w:tcPr>
+          <w:p>
+            <w:pPr>
+              <w:ind w:left="113" w:right="113"/>
+            </w:pPr>
+            <w:r>
+              <w:rPr>
+                <w:b/>
+                <w:bCs/>
+              </w:rPr>
+              <w:t>Stakeholders</w:t>
+            </w:r>
+          </w:p>
+        </w:tc>
+        <w:tc>
+          <w:tcPr>
+            <w:tcW w:w="654" w:type="pct"/>
+            <w:textDirection w:val="btLr"/>
+          </w:tcPr>
+          <w:p>
+            <w:pPr>
+              <w:ind w:left="113" w:right="113"/>
+            </w:pPr>
+            <w:r>
+              <w:rPr>
+                <w:b/>
+                <w:bCs/>
+              </w:rPr>
+              <w:t>Receive Information</w:t>
+            </w:r>
+          </w:p>
+        </w:tc>
+        <w:tc>
+          <w:tcPr>
+            <w:tcW w:w="1511" w:type="pct"/>
+            <w:textDirection w:val="btLr"/>
+          </w:tcPr>
+          <w:p>
+            <w:pPr>
+              <w:ind w:left="113" w:right="113"/>
+            </w:pPr>
+            <w:r>
+              <w:rPr>
+                <w:b/>
+                <w:bCs/>
+              </w:rPr>
+              <w:t>Distribute Information</w:t>
+            </w:r>
+          </w:p>
+        </w:tc>
+        <w:tc>
+          <w:tcPr>
+            <w:tcW w:w="708" w:type="pct"/>
+            <w:textDirection w:val="btLr"/>
+          </w:tcPr>
+          <w:p>
+            <w:pPr>
+              <w:ind w:left="113" w:right="113"/>
+            </w:pPr>
+            <w:r>
+              <w:rPr>
+                <w:b/>
+                <w:bCs/>
+              </w:rPr>
+              <w:t>Access Information</w:t>
+            </w:r>
+          </w:p>
+        </w:tc>
+        <w:tc>
+          <w:tcPr>
+            <w:tcW w:w="738" w:type="pct"/>
+            <w:textDirection w:val="btLr"/>
+          </w:tcPr>
+          <w:p>
+            <w:pPr>
+              <w:ind w:left="113" w:right="113"/>
+            </w:pPr>
+            <w:r>
+              <w:rPr>
+                <w:b/>
+                <w:bCs/>
+              </w:rPr>
+              <w:t>Update Information</w:t>
+            </w:r>
+          </w:p>
+        </w:tc>
+        <w:tc>
+          <w:tcPr>
+            <w:tcW w:w="607" w:type="pct"/>
+            <w:textDirection w:val="btLr"/>
+          </w:tcPr>
+          <w:p>
+            <w:pPr>
+              <w:ind w:left="113" w:right="113"/>
+            </w:pPr>
+            <w:r>
+              <w:rPr>
+                <w:b/>
+                <w:bCs/>
+              </w:rPr>
+              <w:t>Escalate Information</w:t>
+            </w:r>
+          </w:p>
         </w:tc>
       </w:tr>
       <w:tr>
-        <w:tc>
-          <w:tcPr>
-            <w:tcW w:w="549" w:type="dxa"/>
-          </w:tcPr>
-          <w:p>
-            <w:r>
-              <w:rPr>
-                <w:b/>
-                <w:bCs/>
-              </w:rPr>
-              <w:t>Stakeholder Group</w:t>
-            </w:r>
-          </w:p>
-        </w:tc>
-        <w:tc>
-          <w:tcPr>
-            <w:tcW w:w="1001" w:type="dxa"/>
-          </w:tcPr>
-          <w:p>
-            <w:r>
-              <w:rPr>
-                <w:b/>
-                <w:bCs/>
-              </w:rPr>
-              <w:t>Stakeholders</w:t>
-            </w:r>
-          </w:p>
-        </w:tc>
-        <w:tc>
-          <w:tcPr>
-            <w:tcW w:w="1452" w:type="dxa"/>
-          </w:tcPr>
-          <w:p>
-            <w:r>
-              <w:rPr>
-                <w:b/>
-                <w:bCs/>
-              </w:rPr>
-              <w:t>Receive Information</w:t>
-            </w:r>
-          </w:p>
-        </w:tc>
-        <w:tc>
-          <w:tcPr>
-            <w:tcW w:w="1678" w:type="dxa"/>
-          </w:tcPr>
-          <w:p>
-            <w:r>
-              <w:rPr>
-                <w:b/>
-                <w:bCs/>
-              </w:rPr>
-              <w:t>Distribute Information</w:t>
-            </w:r>
-          </w:p>
-        </w:tc>
-        <w:tc>
-          <w:tcPr>
-            <w:tcW w:w="1517" w:type="dxa"/>
-          </w:tcPr>
-          <w:p>
-            <w:r>
-              <w:rPr>
-                <w:b/>
-                <w:bCs/>
-              </w:rPr>
-              <w:t>Access Information</w:t>
-            </w:r>
-          </w:p>
-        </w:tc>
-        <w:tc>
-          <w:tcPr>
-            <w:tcW w:w="1452" w:type="dxa"/>
-          </w:tcPr>
-          <w:p>
-            <w:r>
-              <w:rPr>
-                <w:b/>
-                <w:bCs/>
-              </w:rPr>
-              <w:t>Update Information</w:t>
-            </w:r>
-          </w:p>
-        </w:tc>
-        <w:tc>
-          <w:tcPr>
-            <w:tcW w:w="1711" w:type="dxa"/>
-          </w:tcPr>
-          <w:p>
-            <w:r>
-              <w:rPr>
-                <w:b/>
-                <w:bCs/>
-              </w:rPr>
-              <w:t>Escalate Information</w:t>
+        <w:trPr>
+          <w:cantSplit/>
+          <w:trHeight w:val="1134"/>
+        </w:trPr>
+        <w:tc>
+          <w:tcPr>
+            <w:tcW w:w="244" w:type="pct"/>
+            <w:textDirection w:val="btLr"/>
+          </w:tcPr>
+          <w:p>
+            <w:pPr>
+              <w:ind w:left="113" w:right="113"/>
+            </w:pPr>
+            <w:r>
+              <w:rPr>
+                <w:b/>
+                <w:bCs/>
+              </w:rPr>
+              <w:lastRenderedPageBreak/>
+              <w:t>Internal</w:t>
+            </w:r>
+          </w:p>
+        </w:tc>
+        <w:tc>
+          <w:tcPr>
+            <w:tcW w:w="538" w:type="pct"/>
+          </w:tcPr>
+          <w:p>
+            <w:r>
+              <w:t>Lucas, Anna, Divya, Noah, Victorine, Tech Team in Bulgaria</w:t>
+            </w:r>
+          </w:p>
+        </w:tc>
+        <w:tc>
+          <w:tcPr>
+            <w:tcW w:w="654" w:type="pct"/>
+          </w:tcPr>
+          <w:p>
+            <w:r>
+              <w:t>Internal teams receive sprint updates and financial approvals via secure internal email accounts and weekly virtual meetings.</w:t>
+            </w:r>
+          </w:p>
+        </w:tc>
+        <w:tc>
+          <w:tcPr>
+            <w:tcW w:w="1511" w:type="pct"/>
+          </w:tcPr>
+          <w:p>
+            <w:r>
+              <w:t>The Business Analyst distributes BRDs and technical requirements using the centralized cloud repository with the [</w:t>
+            </w:r>
+            <w:proofErr w:type="spellStart"/>
+            <w:r>
+              <w:t>Department_Type_Detail_Version</w:t>
+            </w:r>
+            <w:proofErr w:type="spellEnd"/>
+            <w:r>
+              <w:t>] naming convention.</w:t>
+            </w:r>
+          </w:p>
+        </w:tc>
+        <w:tc>
+          <w:tcPr>
+            <w:tcW w:w="708" w:type="pct"/>
+          </w:tcPr>
+          <w:p>
+            <w:r>
+              <w:t xml:space="preserve">All project plans and data are stored securely in </w:t>
+            </w:r>
+            <w:proofErr w:type="spellStart"/>
+            <w:r>
+              <w:t>Worlducation's</w:t>
+            </w:r>
+            <w:proofErr w:type="spellEnd"/>
+            <w:r>
+              <w:t xml:space="preserve"> cloud repository, accessible only via authenticated company devices.</w:t>
+            </w:r>
+          </w:p>
+        </w:tc>
+        <w:tc>
+          <w:tcPr>
+            <w:tcW w:w="738" w:type="pct"/>
+          </w:tcPr>
+          <w:p>
+            <w:r>
+              <w:t>The tech team updates information through weekly Sprint reviews, while executive sponsors receive a monthly PDF status update.</w:t>
+            </w:r>
+          </w:p>
+        </w:tc>
+        <w:tc>
+          <w:tcPr>
+            <w:tcW w:w="607" w:type="pct"/>
+          </w:tcPr>
+          <w:p>
+            <w:r>
+              <w:t>Budget deviations must be escalated to Anna Armstrong (Finance), and cloud security risks must be escalated immediately to the ICT General Manager, per the Cloud/SaaS Policy.</w:t>
             </w:r>
           </w:p>
         </w:tc>
       </w:tr>
       <w:tr>
-        <w:tc>
-          <w:tcPr>
-            <w:tcW w:w="549" w:type="dxa"/>
-          </w:tcPr>
-          <w:p>
-            <w:r>
-              <w:rPr>
-                <w:b/>
-                <w:bCs/>
-              </w:rPr>
-              <w:t>Internal</w:t>
-            </w:r>
-          </w:p>
-        </w:tc>
-        <w:tc>
-          <w:tcPr>
-            <w:tcW w:w="1001" w:type="dxa"/>
-          </w:tcPr>
-          <w:p>
-            <w:r>
-              <w:t>Lucas, Anna, Divya, Noah, Victorine, Tech Team in Bulgaria</w:t>
-            </w:r>
-          </w:p>
-        </w:tc>
-        <w:tc>
-          <w:tcPr>
-            <w:tcW w:w="1452" w:type="dxa"/>
-          </w:tcPr>
-          <w:p>
-            <w:r>
-              <w:t>Internal teams receive sprint updates and financial approvals via secure internal email accounts and weekly virtual meetings.</w:t>
-            </w:r>
-          </w:p>
-        </w:tc>
-        <w:tc>
-          <w:tcPr>
-            <w:tcW w:w="1678" w:type="dxa"/>
-          </w:tcPr>
-          <w:p>
-            <w:r>
-              <w:t>The Business Analyst distributes BRDs and technical requirements using the centralized cloud repository with the [</w:t>
-            </w:r>
-            <w:proofErr w:type="spellStart"/>
-            <w:r>
-              <w:t>Department_Type_Detail_Version</w:t>
-            </w:r>
-            <w:proofErr w:type="spellEnd"/>
-            <w:r>
-              <w:t>] naming convention.</w:t>
-            </w:r>
-          </w:p>
-        </w:tc>
-        <w:tc>
-          <w:tcPr>
-            <w:tcW w:w="1517" w:type="dxa"/>
-          </w:tcPr>
-          <w:p>
-            <w:r>
-              <w:t xml:space="preserve">All project plans and data are stored securely in </w:t>
-            </w:r>
-            <w:proofErr w:type="spellStart"/>
-            <w:r>
-              <w:t>Worlducation's</w:t>
-            </w:r>
-            <w:proofErr w:type="spellEnd"/>
-            <w:r>
-              <w:t xml:space="preserve"> cloud repository, accessible only via authenticated company devices.</w:t>
-            </w:r>
-          </w:p>
-        </w:tc>
-        <w:tc>
-          <w:tcPr>
-            <w:tcW w:w="1452" w:type="dxa"/>
-          </w:tcPr>
-          <w:p>
-            <w:r>
-              <w:t>The tech team updates information through weekly Sprint reviews, while executive sponsors receive a monthly PDF status update.</w:t>
-            </w:r>
-          </w:p>
-        </w:tc>
-        <w:tc>
-          <w:tcPr>
-            <w:tcW w:w="1711" w:type="dxa"/>
-          </w:tcPr>
-          <w:p>
-            <w:r>
-              <w:t>Budget deviations must be escalated to Anna Armstrong (Finance), and cloud security risks must be escalated immediately to the ICT General Manager, per the Cloud/SaaS Policy.</w:t>
-            </w:r>
-          </w:p>
-        </w:tc>
-      </w:tr>
-      <w:tr>
-        <w:tc>
-          <w:tcPr>
-            <w:tcW w:w="549" w:type="dxa"/>
-          </w:tcPr>
-          <w:p>
+        <w:trPr>
+          <w:cantSplit/>
+          <w:trHeight w:val="1134"/>
+        </w:trPr>
+        <w:tc>
+          <w:tcPr>
+            <w:tcW w:w="244" w:type="pct"/>
+            <w:textDirection w:val="btLr"/>
+          </w:tcPr>
+          <w:p>
+            <w:pPr>
+              <w:ind w:left="113" w:right="113"/>
+            </w:pPr>
             <w:r>
               <w:rPr>
                 <w:b/>
@@ -3339,7 +3162,7 @@
         </w:tc>
         <w:tc>
           <w:tcPr>
-            <w:tcW w:w="1001" w:type="dxa"/>
+            <w:tcW w:w="538" w:type="pct"/>
           </w:tcPr>
           <w:p>
             <w:r>
@@ -3349,7 +3172,7 @@
         </w:tc>
         <w:tc>
           <w:tcPr>
-            <w:tcW w:w="1452" w:type="dxa"/>
+            <w:tcW w:w="654" w:type="pct"/>
           </w:tcPr>
           <w:p>
             <w:r>
@@ -3359,7 +3182,7 @@
         </w:tc>
         <w:tc>
           <w:tcPr>
-            <w:tcW w:w="1678" w:type="dxa"/>
+            <w:tcW w:w="1511" w:type="pct"/>
           </w:tcPr>
           <w:p>
             <w:r>
@@ -3369,7 +3192,7 @@
         </w:tc>
         <w:tc>
           <w:tcPr>
-            <w:tcW w:w="1517" w:type="dxa"/>
+            <w:tcW w:w="708" w:type="pct"/>
           </w:tcPr>
           <w:p>
             <w:r>
@@ -3379,7 +3202,7 @@
         </w:tc>
         <w:tc>
           <w:tcPr>
-            <w:tcW w:w="1452" w:type="dxa"/>
+            <w:tcW w:w="738" w:type="pct"/>
           </w:tcPr>
           <w:p>
             <w:r>
@@ -3389,7 +3212,7 @@
         </w:tc>
         <w:tc>
           <w:tcPr>
-            <w:tcW w:w="1711" w:type="dxa"/>
+            <w:tcW w:w="607" w:type="pct"/>
           </w:tcPr>
           <w:p>
             <w:r>
@@ -3425,13 +3248,29 @@
     </w:p>
     <w:p>
       <w:pPr>
-        <w:spacing w:after="120"/>
-      </w:pPr>
-      <w:r>
         <w:rPr>
           <w:b/>
           <w:bCs/>
         </w:rPr>
+      </w:pPr>
+      <w:r>
+        <w:rPr>
+          <w:b/>
+          <w:bCs/>
+        </w:rPr>
+        <w:br w:type="page"/>
+      </w:r>
+    </w:p>
+    <w:p>
+      <w:pPr>
+        <w:spacing w:after="120"/>
+      </w:pPr>
+      <w:r>
+        <w:rPr>
+          <w:b/>
+          <w:bCs/>
+        </w:rPr>
+        <w:lastRenderedPageBreak/>
         <w:t>Communication Constraints</w:t>
       </w:r>
     </w:p>
@@ -3469,60 +3308,73 @@
         <w:gridCol w:w="6379"/>
       </w:tblGrid>
       <w:tr>
-        <w:trPr>
-          <w:tblHeader/>
-        </w:trPr>
-        <w:tc>
-          <w:tcPr>
-            <w:tcW w:w="711" w:type="dxa"/>
+        <w:tc>
+          <w:tcPr>
+            <w:tcW w:w="693" w:type="dxa"/>
           </w:tcPr>
           <w:p/>
         </w:tc>
         <w:tc>
           <w:tcPr>
-            <w:tcW w:w="2014" w:type="dxa"/>
-          </w:tcPr>
-          <w:p/>
-        </w:tc>
-        <w:tc>
-          <w:tcPr>
-            <w:tcW w:w="6635" w:type="dxa"/>
-          </w:tcPr>
-          <w:p/>
+            <w:tcW w:w="1944" w:type="dxa"/>
+          </w:tcPr>
+          <w:p>
+            <w:r>
+              <w:rPr>
+                <w:b/>
+                <w:bCs/>
+              </w:rPr>
+              <w:t>Constraint</w:t>
+            </w:r>
+          </w:p>
+        </w:tc>
+        <w:tc>
+          <w:tcPr>
+            <w:tcW w:w="6379" w:type="dxa"/>
+          </w:tcPr>
+          <w:p>
+            <w:r>
+              <w:rPr>
+                <w:b/>
+                <w:bCs/>
+              </w:rPr>
+              <w:t>Description</w:t>
+            </w:r>
+          </w:p>
         </w:tc>
       </w:tr>
       <w:tr>
         <w:tc>
           <w:tcPr>
-            <w:tcW w:w="711" w:type="dxa"/>
-          </w:tcPr>
-          <w:p/>
-        </w:tc>
-        <w:tc>
-          <w:tcPr>
-            <w:tcW w:w="2014" w:type="dxa"/>
-          </w:tcPr>
-          <w:p>
-            <w:r>
-              <w:rPr>
-                <w:b/>
-                <w:bCs/>
-              </w:rPr>
-              <w:t>Constraint</w:t>
-            </w:r>
-          </w:p>
-        </w:tc>
-        <w:tc>
-          <w:tcPr>
-            <w:tcW w:w="6635" w:type="dxa"/>
-          </w:tcPr>
-          <w:p>
-            <w:r>
-              <w:rPr>
-                <w:b/>
-                <w:bCs/>
-              </w:rPr>
-              <w:t>Description</w:t>
+            <w:tcW w:w="693" w:type="dxa"/>
+          </w:tcPr>
+          <w:p>
+            <w:r>
+              <w:t>1</w:t>
+            </w:r>
+          </w:p>
+        </w:tc>
+        <w:tc>
+          <w:tcPr>
+            <w:tcW w:w="1944" w:type="dxa"/>
+          </w:tcPr>
+          <w:p>
+            <w:r>
+              <w:rPr>
+                <w:b/>
+                <w:bCs/>
+              </w:rPr>
+              <w:t>Time Zones</w:t>
+            </w:r>
+          </w:p>
+        </w:tc>
+        <w:tc>
+          <w:tcPr>
+            <w:tcW w:w="6379" w:type="dxa"/>
+          </w:tcPr>
+          <w:p>
+            <w:r>
+              <w:t>Managing communications between Sydney HQ, operations in emerging markets, and Bulgarian developers requires reliance on asynchronous communication rather than real-time distribution.</w:t>
             </w:r>
           </w:p>
         </w:tc>
@@ -3530,43 +3382,7 @@
       <w:tr>
         <w:tc>
           <w:tcPr>
-            <w:tcW w:w="711" w:type="dxa"/>
-          </w:tcPr>
-          <w:p>
-            <w:r>
-              <w:t>1</w:t>
-            </w:r>
-          </w:p>
-        </w:tc>
-        <w:tc>
-          <w:tcPr>
-            <w:tcW w:w="2014" w:type="dxa"/>
-          </w:tcPr>
-          <w:p>
-            <w:r>
-              <w:rPr>
-                <w:b/>
-                <w:bCs/>
-              </w:rPr>
-              <w:t>Time Zones</w:t>
-            </w:r>
-          </w:p>
-        </w:tc>
-        <w:tc>
-          <w:tcPr>
-            <w:tcW w:w="6635" w:type="dxa"/>
-          </w:tcPr>
-          <w:p>
-            <w:r>
-              <w:t>Managing communications between Sydney HQ, operations in emerging markets, and Bulgarian developers requires reliance on asynchronous communication rather than real-time distribution.</w:t>
-            </w:r>
-          </w:p>
-        </w:tc>
-      </w:tr>
-      <w:tr>
-        <w:tc>
-          <w:tcPr>
-            <w:tcW w:w="711" w:type="dxa"/>
+            <w:tcW w:w="693" w:type="dxa"/>
           </w:tcPr>
           <w:p>
             <w:r>
@@ -3576,7 +3392,7 @@
         </w:tc>
         <w:tc>
           <w:tcPr>
-            <w:tcW w:w="2014" w:type="dxa"/>
+            <w:tcW w:w="1944" w:type="dxa"/>
           </w:tcPr>
           <w:p>
             <w:r>
@@ -3590,7 +3406,7 @@
         </w:tc>
         <w:tc>
           <w:tcPr>
-            <w:tcW w:w="6635" w:type="dxa"/>
+            <w:tcW w:w="6379" w:type="dxa"/>
           </w:tcPr>
           <w:p>
             <w:r>
@@ -3650,14 +3466,6 @@
           <w:bCs/>
         </w:rPr>
         <w:t>Stakeholder Communication Matrix</w:t>
-      </w:r>
-    </w:p>
-    <w:p>
-      <w:pPr>
-        <w:spacing w:after="200"/>
-      </w:pPr>
-      <w:r>
-        <w:t xml:space="preserve"> </w:t>
       </w:r>
     </w:p>
     <w:tbl>
@@ -3681,8 +3489,8 @@
         <w:tblLook w:val="04A0" w:firstRow="1" w:lastRow="0" w:firstColumn="1" w:lastColumn="0" w:noHBand="0" w:noVBand="1"/>
       </w:tblPr>
       <w:tblGrid>
-        <w:gridCol w:w="552"/>
-        <w:gridCol w:w="998"/>
+        <w:gridCol w:w="704"/>
+        <w:gridCol w:w="846"/>
         <w:gridCol w:w="1506"/>
         <w:gridCol w:w="1601"/>
         <w:gridCol w:w="1474"/>
@@ -3691,337 +3499,301 @@
       </w:tblGrid>
       <w:tr>
         <w:trPr>
-          <w:tblHeader/>
+          <w:cantSplit/>
+          <w:trHeight w:val="1134"/>
         </w:trPr>
         <w:tc>
           <w:tcPr>
-            <w:tcW w:w="566" w:type="dxa"/>
-          </w:tcPr>
-          <w:p/>
-        </w:tc>
-        <w:tc>
-          <w:tcPr>
-            <w:tcW w:w="1033" w:type="dxa"/>
-          </w:tcPr>
-          <w:p/>
-        </w:tc>
-        <w:tc>
-          <w:tcPr>
-            <w:tcW w:w="1566" w:type="dxa"/>
-          </w:tcPr>
-          <w:p/>
-        </w:tc>
-        <w:tc>
-          <w:tcPr>
-            <w:tcW w:w="1665" w:type="dxa"/>
-          </w:tcPr>
-          <w:p/>
-        </w:tc>
-        <w:tc>
-          <w:tcPr>
-            <w:tcW w:w="1532" w:type="dxa"/>
-          </w:tcPr>
-          <w:p/>
-        </w:tc>
-        <w:tc>
-          <w:tcPr>
-            <w:tcW w:w="1399" w:type="dxa"/>
-          </w:tcPr>
-          <w:p/>
-        </w:tc>
-        <w:tc>
-          <w:tcPr>
-            <w:tcW w:w="1599" w:type="dxa"/>
-          </w:tcPr>
-          <w:p/>
+            <w:tcW w:w="704" w:type="dxa"/>
+            <w:textDirection w:val="btLr"/>
+          </w:tcPr>
+          <w:p>
+            <w:pPr>
+              <w:ind w:left="113" w:right="113"/>
+            </w:pPr>
+            <w:r>
+              <w:rPr>
+                <w:b/>
+                <w:bCs/>
+              </w:rPr>
+              <w:t>Stakeholder Group</w:t>
+            </w:r>
+          </w:p>
+        </w:tc>
+        <w:tc>
+          <w:tcPr>
+            <w:tcW w:w="846" w:type="dxa"/>
+            <w:textDirection w:val="btLr"/>
+          </w:tcPr>
+          <w:p>
+            <w:pPr>
+              <w:ind w:left="113" w:right="113"/>
+            </w:pPr>
+            <w:r>
+              <w:rPr>
+                <w:b/>
+                <w:bCs/>
+              </w:rPr>
+              <w:t>Stakeholders</w:t>
+            </w:r>
+          </w:p>
+        </w:tc>
+        <w:tc>
+          <w:tcPr>
+            <w:tcW w:w="1506" w:type="dxa"/>
+            <w:textDirection w:val="btLr"/>
+          </w:tcPr>
+          <w:p>
+            <w:pPr>
+              <w:ind w:left="113" w:right="113"/>
+            </w:pPr>
+            <w:r>
+              <w:rPr>
+                <w:b/>
+                <w:bCs/>
+              </w:rPr>
+              <w:t>Receive Information</w:t>
+            </w:r>
+          </w:p>
+        </w:tc>
+        <w:tc>
+          <w:tcPr>
+            <w:tcW w:w="1601" w:type="dxa"/>
+            <w:textDirection w:val="btLr"/>
+          </w:tcPr>
+          <w:p>
+            <w:pPr>
+              <w:ind w:left="113" w:right="113"/>
+            </w:pPr>
+            <w:r>
+              <w:rPr>
+                <w:b/>
+                <w:bCs/>
+              </w:rPr>
+              <w:t>Distribute Information</w:t>
+            </w:r>
+          </w:p>
+        </w:tc>
+        <w:tc>
+          <w:tcPr>
+            <w:tcW w:w="1474" w:type="dxa"/>
+            <w:textDirection w:val="btLr"/>
+          </w:tcPr>
+          <w:p>
+            <w:pPr>
+              <w:ind w:left="113" w:right="113"/>
+            </w:pPr>
+            <w:r>
+              <w:rPr>
+                <w:b/>
+                <w:bCs/>
+              </w:rPr>
+              <w:t>Access Information</w:t>
+            </w:r>
+          </w:p>
+        </w:tc>
+        <w:tc>
+          <w:tcPr>
+            <w:tcW w:w="1347" w:type="dxa"/>
+            <w:textDirection w:val="btLr"/>
+          </w:tcPr>
+          <w:p>
+            <w:pPr>
+              <w:ind w:left="113" w:right="113"/>
+            </w:pPr>
+            <w:r>
+              <w:rPr>
+                <w:b/>
+                <w:bCs/>
+              </w:rPr>
+              <w:t>Update Information</w:t>
+            </w:r>
+          </w:p>
+        </w:tc>
+        <w:tc>
+          <w:tcPr>
+            <w:tcW w:w="1538" w:type="dxa"/>
+            <w:textDirection w:val="btLr"/>
+          </w:tcPr>
+          <w:p>
+            <w:pPr>
+              <w:ind w:left="113" w:right="113"/>
+            </w:pPr>
+            <w:r>
+              <w:rPr>
+                <w:b/>
+                <w:bCs/>
+              </w:rPr>
+              <w:t>Escalate Information</w:t>
+            </w:r>
+          </w:p>
         </w:tc>
       </w:tr>
       <w:tr>
-        <w:tc>
-          <w:tcPr>
-            <w:tcW w:w="566" w:type="dxa"/>
-          </w:tcPr>
-          <w:p>
-            <w:r>
-              <w:rPr>
-                <w:b/>
-                <w:bCs/>
-              </w:rPr>
-              <w:t>Stakeholder Group</w:t>
-            </w:r>
-          </w:p>
-        </w:tc>
-        <w:tc>
-          <w:tcPr>
-            <w:tcW w:w="1033" w:type="dxa"/>
-          </w:tcPr>
-          <w:p>
-            <w:r>
-              <w:rPr>
-                <w:b/>
-                <w:bCs/>
-              </w:rPr>
-              <w:t>Stakeholders</w:t>
-            </w:r>
-          </w:p>
-        </w:tc>
-        <w:tc>
-          <w:tcPr>
-            <w:tcW w:w="1566" w:type="dxa"/>
-          </w:tcPr>
-          <w:p>
-            <w:r>
-              <w:rPr>
-                <w:b/>
-                <w:bCs/>
-              </w:rPr>
-              <w:t>Receive Information</w:t>
-            </w:r>
-          </w:p>
-        </w:tc>
-        <w:tc>
-          <w:tcPr>
-            <w:tcW w:w="1665" w:type="dxa"/>
-          </w:tcPr>
-          <w:p>
-            <w:r>
-              <w:rPr>
-                <w:b/>
-                <w:bCs/>
-              </w:rPr>
-              <w:t>Distribute Information</w:t>
-            </w:r>
-          </w:p>
-        </w:tc>
-        <w:tc>
-          <w:tcPr>
-            <w:tcW w:w="1532" w:type="dxa"/>
-          </w:tcPr>
-          <w:p>
-            <w:r>
-              <w:rPr>
-                <w:b/>
-                <w:bCs/>
-              </w:rPr>
-              <w:t>Access Information</w:t>
-            </w:r>
-          </w:p>
-        </w:tc>
-        <w:tc>
-          <w:tcPr>
-            <w:tcW w:w="1399" w:type="dxa"/>
-          </w:tcPr>
-          <w:p>
-            <w:r>
-              <w:rPr>
-                <w:b/>
-                <w:bCs/>
-              </w:rPr>
-              <w:t>Update Information</w:t>
-            </w:r>
-          </w:p>
-        </w:tc>
-        <w:tc>
-          <w:tcPr>
-            <w:tcW w:w="1599" w:type="dxa"/>
-          </w:tcPr>
-          <w:p>
-            <w:r>
-              <w:rPr>
-                <w:b/>
-                <w:bCs/>
-              </w:rPr>
-              <w:t>Escalate Information</w:t>
+        <w:trPr>
+          <w:cantSplit/>
+          <w:trHeight w:val="1134"/>
+        </w:trPr>
+        <w:tc>
+          <w:tcPr>
+            <w:tcW w:w="704" w:type="dxa"/>
+            <w:textDirection w:val="btLr"/>
+          </w:tcPr>
+          <w:p>
+            <w:pPr>
+              <w:ind w:left="113" w:right="113"/>
+            </w:pPr>
+            <w:r>
+              <w:rPr>
+                <w:b/>
+                <w:bCs/>
+              </w:rPr>
+              <w:t>Internal</w:t>
+            </w:r>
+          </w:p>
+        </w:tc>
+        <w:tc>
+          <w:tcPr>
+            <w:tcW w:w="846" w:type="dxa"/>
+          </w:tcPr>
+          <w:p>
+            <w:r>
+              <w:t>Lucas, Anna, Divya, Noah, Victorine</w:t>
+            </w:r>
+          </w:p>
+        </w:tc>
+        <w:tc>
+          <w:tcPr>
+            <w:tcW w:w="1506" w:type="dxa"/>
+          </w:tcPr>
+          <w:p>
+            <w:r>
+              <w:t>The Sales and Operations teams receive updates and pilot test results directly from the Business Analyst via internal team briefings.</w:t>
+            </w:r>
+          </w:p>
+        </w:tc>
+        <w:tc>
+          <w:tcPr>
+            <w:tcW w:w="1601" w:type="dxa"/>
+          </w:tcPr>
+          <w:p>
+            <w:r>
+              <w:t>Approved Supplier Selection forms and SLAs are distributed to management for authorisation before any contract is signed.</w:t>
+            </w:r>
+          </w:p>
+        </w:tc>
+        <w:tc>
+          <w:tcPr>
+            <w:tcW w:w="1474" w:type="dxa"/>
+          </w:tcPr>
+          <w:p>
+            <w:r>
+              <w:t>Internal staff access vendor contracts and QA reports via the operations intranet.</w:t>
+            </w:r>
+          </w:p>
+        </w:tc>
+        <w:tc>
+          <w:tcPr>
+            <w:tcW w:w="1347" w:type="dxa"/>
+          </w:tcPr>
+          <w:p>
+            <w:r>
+              <w:t>Automated status emails generated by the ERP system update the Sales team regarding manufacturing lead times.</w:t>
+            </w:r>
+          </w:p>
+        </w:tc>
+        <w:tc>
+          <w:tcPr>
+            <w:tcW w:w="1538" w:type="dxa"/>
+          </w:tcPr>
+          <w:p>
+            <w:r>
+              <w:t>Any supplier demanding payment terms structured under 30 days must be urgently escalated to the Business Manager, per the New Supplier Policy.</w:t>
             </w:r>
           </w:p>
         </w:tc>
       </w:tr>
       <w:tr>
-        <w:tc>
-          <w:tcPr>
-            <w:tcW w:w="566" w:type="dxa"/>
-          </w:tcPr>
-          <w:p>
-            <w:r>
-              <w:rPr>
-                <w:b/>
-                <w:bCs/>
-              </w:rPr>
-              <w:t>Internal</w:t>
-            </w:r>
-          </w:p>
-        </w:tc>
-        <w:tc>
-          <w:tcPr>
-            <w:tcW w:w="1033" w:type="dxa"/>
-          </w:tcPr>
-          <w:p>
-            <w:r>
-              <w:t>Lucas, Anna, Divya, Noah, Victorine</w:t>
-            </w:r>
-          </w:p>
-        </w:tc>
-        <w:tc>
-          <w:tcPr>
-            <w:tcW w:w="1566" w:type="dxa"/>
-          </w:tcPr>
-          <w:p>
-            <w:r>
-              <w:t>The Sales and Operations teams receive updates and pilot test results directly from the Business Analyst via internal team briefings.</w:t>
-            </w:r>
-          </w:p>
-        </w:tc>
-        <w:tc>
-          <w:tcPr>
-            <w:tcW w:w="1665" w:type="dxa"/>
-          </w:tcPr>
-          <w:p>
-            <w:r>
-              <w:t>Approved Supplier Selection forms and SLAs are distributed to management for authorisation before any contract is signed.</w:t>
-            </w:r>
-          </w:p>
-        </w:tc>
-        <w:tc>
-          <w:tcPr>
-            <w:tcW w:w="1532" w:type="dxa"/>
-          </w:tcPr>
-          <w:p>
-            <w:r>
-              <w:t>Internal staff access vendor contracts and QA reports via the operations intranet.</w:t>
-            </w:r>
-          </w:p>
-        </w:tc>
-        <w:tc>
-          <w:tcPr>
-            <w:tcW w:w="1399" w:type="dxa"/>
-          </w:tcPr>
-          <w:p>
-            <w:r>
-              <w:t>Automated status emails generated by the ERP system update the Sales team regarding manufacturing lead times.</w:t>
-            </w:r>
-          </w:p>
-        </w:tc>
-        <w:tc>
-          <w:tcPr>
-            <w:tcW w:w="1599" w:type="dxa"/>
-          </w:tcPr>
-          <w:p>
-            <w:r>
-              <w:t>Any supplier demanding payment terms structured under 30 days must be urgently escalated to the Business Manager, per the New Supplier Policy.</w:t>
-            </w:r>
-          </w:p>
-        </w:tc>
-      </w:tr>
-      <w:tr>
-        <w:tc>
-          <w:tcPr>
-            <w:tcW w:w="566" w:type="dxa"/>
-          </w:tcPr>
-          <w:p>
-            <w:r>
-              <w:rPr>
-                <w:b/>
-                <w:bCs/>
-              </w:rPr>
-              <w:t>Exter</w:t>
-            </w:r>
+        <w:trPr>
+          <w:cantSplit/>
+          <w:trHeight w:val="1134"/>
+        </w:trPr>
+        <w:tc>
+          <w:tcPr>
+            <w:tcW w:w="704" w:type="dxa"/>
+            <w:textDirection w:val="btLr"/>
+          </w:tcPr>
+          <w:p>
+            <w:pPr>
+              <w:ind w:left="113" w:right="113"/>
+            </w:pPr>
             <w:r>
               <w:rPr>
                 <w:b/>
                 <w:bCs/>
               </w:rPr>
               <w:lastRenderedPageBreak/>
-              <w:t>nal</w:t>
-            </w:r>
-          </w:p>
-        </w:tc>
-        <w:tc>
-          <w:tcPr>
-            <w:tcW w:w="1033" w:type="dxa"/>
-          </w:tcPr>
-          <w:p>
-            <w:r>
-              <w:lastRenderedPageBreak/>
-              <w:t xml:space="preserve">Hardware </w:t>
-            </w:r>
-            <w:r>
-              <w:lastRenderedPageBreak/>
-              <w:t>Partners, Distribution Partners, 550 Client Schools</w:t>
-            </w:r>
-          </w:p>
-        </w:tc>
-        <w:tc>
-          <w:tcPr>
-            <w:tcW w:w="1566" w:type="dxa"/>
-          </w:tcPr>
-          <w:p>
-            <w:r>
-              <w:lastRenderedPageBreak/>
-              <w:t xml:space="preserve">Logistics partners </w:t>
-            </w:r>
-            <w:r>
-              <w:lastRenderedPageBreak/>
-              <w:t>receive technical hardware specifications and purchase orders directly through a secure B2B portal.</w:t>
-            </w:r>
-          </w:p>
-        </w:tc>
-        <w:tc>
-          <w:tcPr>
-            <w:tcW w:w="1665" w:type="dxa"/>
-          </w:tcPr>
-          <w:p>
-            <w:r>
-              <w:lastRenderedPageBreak/>
-              <w:t xml:space="preserve">Hardware partners must </w:t>
-            </w:r>
-            <w:r>
-              <w:lastRenderedPageBreak/>
-              <w:t>distribute their manufacturing timeline reports and shipping manifests back to Worlducation via standard PDF or Excel attachments.</w:t>
-            </w:r>
-          </w:p>
-        </w:tc>
-        <w:tc>
-          <w:tcPr>
-            <w:tcW w:w="1532" w:type="dxa"/>
-          </w:tcPr>
-          <w:p>
-            <w:r>
-              <w:lastRenderedPageBreak/>
-              <w:t xml:space="preserve">External partners </w:t>
-            </w:r>
-            <w:r>
-              <w:lastRenderedPageBreak/>
-              <w:t>only access a highly restricted extranet portal connected to the ERP to process their specific purchase orders.</w:t>
-            </w:r>
-          </w:p>
-        </w:tc>
-        <w:tc>
-          <w:tcPr>
-            <w:tcW w:w="1399" w:type="dxa"/>
-          </w:tcPr>
-          <w:p>
-            <w:r>
-              <w:lastRenderedPageBreak/>
-              <w:t xml:space="preserve">Monthly vendor </w:t>
-            </w:r>
-            <w:r>
-              <w:lastRenderedPageBreak/>
-              <w:t>review meetings are conducted to update performance metrics and SLA compliance.</w:t>
-            </w:r>
-          </w:p>
-        </w:tc>
-        <w:tc>
-          <w:tcPr>
-            <w:tcW w:w="1599" w:type="dxa"/>
-          </w:tcPr>
-          <w:p>
-            <w:r>
-              <w:lastRenderedPageBreak/>
-              <w:t xml:space="preserve">Hardware quality </w:t>
-            </w:r>
-            <w:r>
-              <w:lastRenderedPageBreak/>
-              <w:t>failures or shipment delays are escalated to Lucas Lopez and external legal advisors.</w:t>
+              <w:t>External</w:t>
+            </w:r>
+          </w:p>
+        </w:tc>
+        <w:tc>
+          <w:tcPr>
+            <w:tcW w:w="846" w:type="dxa"/>
+          </w:tcPr>
+          <w:p>
+            <w:r>
+              <w:t>Hardware Partners, Distribution Partners, 550 Client Schools</w:t>
+            </w:r>
+          </w:p>
+        </w:tc>
+        <w:tc>
+          <w:tcPr>
+            <w:tcW w:w="1506" w:type="dxa"/>
+          </w:tcPr>
+          <w:p>
+            <w:r>
+              <w:t>Logistics partners receive technical hardware specifications and purchase orders directly through a secure B2B portal.</w:t>
+            </w:r>
+          </w:p>
+        </w:tc>
+        <w:tc>
+          <w:tcPr>
+            <w:tcW w:w="1601" w:type="dxa"/>
+          </w:tcPr>
+          <w:p>
+            <w:r>
+              <w:t>Hardware partners must distribute their manufacturing timeline reports and shipping manifests back to Worlducation via standard PDF or Excel attachments.</w:t>
+            </w:r>
+          </w:p>
+        </w:tc>
+        <w:tc>
+          <w:tcPr>
+            <w:tcW w:w="1474" w:type="dxa"/>
+          </w:tcPr>
+          <w:p>
+            <w:r>
+              <w:t>External partners only access a highly restricted extranet portal connected to the ERP to process their specific purchase orders.</w:t>
+            </w:r>
+          </w:p>
+        </w:tc>
+        <w:tc>
+          <w:tcPr>
+            <w:tcW w:w="1347" w:type="dxa"/>
+          </w:tcPr>
+          <w:p>
+            <w:r>
+              <w:t>Monthly vendor review meetings are conducted to update performance metrics and SLA compliance.</w:t>
+            </w:r>
+          </w:p>
+        </w:tc>
+        <w:tc>
+          <w:tcPr>
+            <w:tcW w:w="1538" w:type="dxa"/>
+          </w:tcPr>
+          <w:p>
+            <w:r>
+              <w:t>Hardware quality failures or shipment delays are escalated to Lucas Lopez and external legal advisors.</w:t>
             </w:r>
           </w:p>
         </w:tc>
@@ -4032,7 +3804,6 @@
         <w:spacing w:before="240"/>
       </w:pPr>
       <w:r>
-        <w:lastRenderedPageBreak/>
         <w:t xml:space="preserve"> </w:t>
       </w:r>
     </w:p>
@@ -4054,14 +3825,6 @@
           <w:bCs/>
         </w:rPr>
         <w:t>Communication Constraints</w:t>
-      </w:r>
-    </w:p>
-    <w:p>
-      <w:pPr>
-        <w:spacing w:after="200"/>
-      </w:pPr>
-      <w:r>
-        <w:t xml:space="preserve"> </w:t>
       </w:r>
     </w:p>
     <w:tbl>
@@ -4090,60 +3853,73 @@
         <w:gridCol w:w="6112"/>
       </w:tblGrid>
       <w:tr>
-        <w:trPr>
-          <w:tblHeader/>
-        </w:trPr>
-        <w:tc>
-          <w:tcPr>
-            <w:tcW w:w="693" w:type="dxa"/>
+        <w:tc>
+          <w:tcPr>
+            <w:tcW w:w="675" w:type="dxa"/>
           </w:tcPr>
           <w:p/>
         </w:tc>
         <w:tc>
           <w:tcPr>
-            <w:tcW w:w="2311" w:type="dxa"/>
-          </w:tcPr>
-          <w:p/>
-        </w:tc>
-        <w:tc>
-          <w:tcPr>
-            <w:tcW w:w="6356" w:type="dxa"/>
-          </w:tcPr>
-          <w:p/>
+            <w:tcW w:w="2229" w:type="dxa"/>
+          </w:tcPr>
+          <w:p>
+            <w:r>
+              <w:rPr>
+                <w:b/>
+                <w:bCs/>
+              </w:rPr>
+              <w:t>Constraint</w:t>
+            </w:r>
+          </w:p>
+        </w:tc>
+        <w:tc>
+          <w:tcPr>
+            <w:tcW w:w="6112" w:type="dxa"/>
+          </w:tcPr>
+          <w:p>
+            <w:r>
+              <w:rPr>
+                <w:b/>
+                <w:bCs/>
+              </w:rPr>
+              <w:t>Description</w:t>
+            </w:r>
+          </w:p>
         </w:tc>
       </w:tr>
       <w:tr>
         <w:tc>
           <w:tcPr>
-            <w:tcW w:w="693" w:type="dxa"/>
-          </w:tcPr>
-          <w:p/>
-        </w:tc>
-        <w:tc>
-          <w:tcPr>
-            <w:tcW w:w="2311" w:type="dxa"/>
-          </w:tcPr>
-          <w:p>
-            <w:r>
-              <w:rPr>
-                <w:b/>
-                <w:bCs/>
-              </w:rPr>
-              <w:t>Constraint</w:t>
-            </w:r>
-          </w:p>
-        </w:tc>
-        <w:tc>
-          <w:tcPr>
-            <w:tcW w:w="6356" w:type="dxa"/>
-          </w:tcPr>
-          <w:p>
-            <w:r>
-              <w:rPr>
-                <w:b/>
-                <w:bCs/>
-              </w:rPr>
-              <w:t>Description</w:t>
+            <w:tcW w:w="675" w:type="dxa"/>
+          </w:tcPr>
+          <w:p>
+            <w:r>
+              <w:t>1</w:t>
+            </w:r>
+          </w:p>
+        </w:tc>
+        <w:tc>
+          <w:tcPr>
+            <w:tcW w:w="2229" w:type="dxa"/>
+          </w:tcPr>
+          <w:p>
+            <w:r>
+              <w:rPr>
+                <w:b/>
+                <w:bCs/>
+              </w:rPr>
+              <w:t>Digital Security Limits</w:t>
+            </w:r>
+          </w:p>
+        </w:tc>
+        <w:tc>
+          <w:tcPr>
+            <w:tcW w:w="6112" w:type="dxa"/>
+          </w:tcPr>
+          <w:p>
+            <w:r>
+              <w:t>All emails and distributed attachments from third-party manufacturers must undergo strict malware scans per the Digital Security policy, delaying real-time technical information exchanges.</w:t>
             </w:r>
           </w:p>
         </w:tc>
@@ -4151,43 +3927,7 @@
       <w:tr>
         <w:tc>
           <w:tcPr>
-            <w:tcW w:w="693" w:type="dxa"/>
-          </w:tcPr>
-          <w:p>
-            <w:r>
-              <w:t>1</w:t>
-            </w:r>
-          </w:p>
-        </w:tc>
-        <w:tc>
-          <w:tcPr>
-            <w:tcW w:w="2311" w:type="dxa"/>
-          </w:tcPr>
-          <w:p>
-            <w:r>
-              <w:rPr>
-                <w:b/>
-                <w:bCs/>
-              </w:rPr>
-              <w:t>Digital Security Limits</w:t>
-            </w:r>
-          </w:p>
-        </w:tc>
-        <w:tc>
-          <w:tcPr>
-            <w:tcW w:w="6356" w:type="dxa"/>
-          </w:tcPr>
-          <w:p>
-            <w:r>
-              <w:t>All emails and distributed attachments from third-party manufacturers must undergo strict malware scans per the Digital Security policy, delaying real-time technical information exchanges.</w:t>
-            </w:r>
-          </w:p>
-        </w:tc>
-      </w:tr>
-      <w:tr>
-        <w:tc>
-          <w:tcPr>
-            <w:tcW w:w="693" w:type="dxa"/>
+            <w:tcW w:w="675" w:type="dxa"/>
           </w:tcPr>
           <w:p>
             <w:r>
@@ -4197,7 +3937,7 @@
         </w:tc>
         <w:tc>
           <w:tcPr>
-            <w:tcW w:w="2311" w:type="dxa"/>
+            <w:tcW w:w="2229" w:type="dxa"/>
           </w:tcPr>
           <w:p>
             <w:r>
@@ -4211,7 +3951,7 @@
         </w:tc>
         <w:tc>
           <w:tcPr>
-            <w:tcW w:w="6356" w:type="dxa"/>
+            <w:tcW w:w="6112" w:type="dxa"/>
           </w:tcPr>
           <w:p>
             <w:r>
@@ -4239,61 +3979,60 @@
     </w:p>
     <w:p>
       <w:pPr>
-        <w:pStyle w:val="Heading1"/>
-        <w:spacing w:after="200"/>
-        <w:jc w:val="center"/>
-      </w:pPr>
-      <w:r>
-        <w:t>SCOPE</w:t>
-      </w:r>
-    </w:p>
-    <w:p>
-      <w:pPr>
-        <w:spacing w:after="200"/>
-      </w:pPr>
-      <w:r>
-        <w:t xml:space="preserve"> </w:t>
-      </w:r>
-    </w:p>
-    <w:p>
-      <w:pPr>
-        <w:pStyle w:val="Heading5"/>
-        <w:spacing w:after="200"/>
-      </w:pPr>
-      <w:r>
-        <w:t>Plan Business Analysis Performance Management</w:t>
-      </w:r>
-    </w:p>
-    <w:p>
-      <w:pPr>
-        <w:spacing w:after="200"/>
-      </w:pPr>
-      <w:r>
-        <w:t xml:space="preserve"> </w:t>
-      </w:r>
-    </w:p>
-    <w:p>
-      <w:pPr>
-        <w:pStyle w:val="ListParagraph"/>
-        <w:numPr>
-          <w:ilvl w:val="0"/>
-          <w:numId w:val="2"/>
-        </w:numPr>
-        <w:spacing w:after="100"/>
-      </w:pPr>
-    </w:p>
-    <w:p>
-      <w:pPr>
-        <w:spacing w:after="100"/>
-        <w:ind w:left="440"/>
-      </w:pPr>
-      <w:r>
-        <w:t xml:space="preserve">1. </w:t>
-      </w:r>
-      <w:r>
         <w:rPr>
           <w:b/>
           <w:bCs/>
+          <w:color w:val="000000"/>
+          <w:sz w:val="40"/>
+          <w:szCs w:val="40"/>
+        </w:rPr>
+      </w:pPr>
+      <w:r>
+        <w:br w:type="page"/>
+      </w:r>
+    </w:p>
+    <w:p>
+      <w:pPr>
+        <w:pStyle w:val="Heading1"/>
+      </w:pPr>
+      <w:r>
+        <w:lastRenderedPageBreak/>
+        <w:t>SCOPE</w:t>
+      </w:r>
+    </w:p>
+    <w:p>
+      <w:pPr>
+        <w:spacing w:after="200"/>
+      </w:pPr>
+      <w:r>
+        <w:t xml:space="preserve"> </w:t>
+      </w:r>
+    </w:p>
+    <w:p>
+      <w:pPr>
+        <w:pStyle w:val="Heading5"/>
+        <w:spacing w:after="200"/>
+      </w:pPr>
+      <w:r>
+        <w:t>Plan Business Analysis Performance Management</w:t>
+      </w:r>
+    </w:p>
+    <w:p>
+      <w:pPr>
+        <w:spacing w:after="200"/>
+      </w:pPr>
+      <w:r>
+        <w:t xml:space="preserve"> </w:t>
+      </w:r>
+    </w:p>
+    <w:p>
+      <w:pPr>
+        <w:spacing w:after="100"/>
+      </w:pPr>
+      <w:r>
+        <w:rPr>
+          <w:b/>
+          <w:bCs/>
         </w:rPr>
         <w:t>Metrics</w:t>
       </w:r>
@@ -4311,16 +4050,7 @@
         <w:spacing w:after="120"/>
       </w:pPr>
       <w:r>
-        <w:lastRenderedPageBreak/>
         <w:t>To quantify the quality and efficiency of the business analysis work, the following metrics will be used:</w:t>
-      </w:r>
-    </w:p>
-    <w:p>
-      <w:pPr>
-        <w:spacing w:after="200"/>
-      </w:pPr>
-      <w:r>
-        <w:t xml:space="preserve"> </w:t>
       </w:r>
     </w:p>
     <w:tbl>
@@ -4349,68 +4079,81 @@
         <w:gridCol w:w="5194"/>
       </w:tblGrid>
       <w:tr>
-        <w:trPr>
-          <w:tblHeader/>
-        </w:trPr>
-        <w:tc>
-          <w:tcPr>
-            <w:tcW w:w="1980" w:type="dxa"/>
-          </w:tcPr>
-          <w:p/>
-        </w:tc>
-        <w:tc>
-          <w:tcPr>
-            <w:tcW w:w="1980" w:type="dxa"/>
-          </w:tcPr>
-          <w:p/>
-        </w:tc>
-        <w:tc>
-          <w:tcPr>
-            <w:tcW w:w="5400" w:type="dxa"/>
-          </w:tcPr>
-          <w:p/>
+        <w:tc>
+          <w:tcPr>
+            <w:tcW w:w="1911" w:type="dxa"/>
+          </w:tcPr>
+          <w:p>
+            <w:r>
+              <w:rPr>
+                <w:b/>
+                <w:bCs/>
+              </w:rPr>
+              <w:t>Metric</w:t>
+            </w:r>
+          </w:p>
+        </w:tc>
+        <w:tc>
+          <w:tcPr>
+            <w:tcW w:w="1911" w:type="dxa"/>
+          </w:tcPr>
+          <w:p>
+            <w:r>
+              <w:rPr>
+                <w:b/>
+                <w:bCs/>
+              </w:rPr>
+              <w:t>Dimension Measured</w:t>
+            </w:r>
+          </w:p>
+        </w:tc>
+        <w:tc>
+          <w:tcPr>
+            <w:tcW w:w="5194" w:type="dxa"/>
+          </w:tcPr>
+          <w:p>
+            <w:r>
+              <w:rPr>
+                <w:b/>
+                <w:bCs/>
+              </w:rPr>
+              <w:t>Description / Calculation</w:t>
+            </w:r>
+          </w:p>
         </w:tc>
       </w:tr>
       <w:tr>
         <w:tc>
           <w:tcPr>
-            <w:tcW w:w="1980" w:type="dxa"/>
-          </w:tcPr>
-          <w:p>
-            <w:r>
-              <w:rPr>
-                <w:b/>
-                <w:bCs/>
-              </w:rPr>
-              <w:t>Metric</w:t>
-            </w:r>
-          </w:p>
-        </w:tc>
-        <w:tc>
-          <w:tcPr>
-            <w:tcW w:w="1980" w:type="dxa"/>
-          </w:tcPr>
-          <w:p>
-            <w:r>
-              <w:rPr>
-                <w:b/>
-                <w:bCs/>
-              </w:rPr>
-              <w:t>Dimension Measured</w:t>
-            </w:r>
-          </w:p>
-        </w:tc>
-        <w:tc>
-          <w:tcPr>
-            <w:tcW w:w="5400" w:type="dxa"/>
-          </w:tcPr>
-          <w:p>
-            <w:r>
-              <w:rPr>
-                <w:b/>
-                <w:bCs/>
-              </w:rPr>
-              <w:t>Description / Calculation</w:t>
+            <w:tcW w:w="1911" w:type="dxa"/>
+          </w:tcPr>
+          <w:p>
+            <w:r>
+              <w:rPr>
+                <w:b/>
+                <w:bCs/>
+              </w:rPr>
+              <w:t>Schedule Variance (SV)</w:t>
+            </w:r>
+          </w:p>
+        </w:tc>
+        <w:tc>
+          <w:tcPr>
+            <w:tcW w:w="1911" w:type="dxa"/>
+          </w:tcPr>
+          <w:p>
+            <w:r>
+              <w:t>Time efficiency</w:t>
+            </w:r>
+          </w:p>
+        </w:tc>
+        <w:tc>
+          <w:tcPr>
+            <w:tcW w:w="5194" w:type="dxa"/>
+          </w:tcPr>
+          <w:p>
+            <w:r>
+              <w:t>Calculates the percentage of business analysis deliverables (such as the BRD, the Supplier Evaluation Matrix, and the Workforce Impact Analysis) completed and approved on or before the deadlines established in the Project Schedule.</w:t>
             </w:r>
           </w:p>
         </w:tc>
@@ -4418,35 +4161,35 @@
       <w:tr>
         <w:tc>
           <w:tcPr>
-            <w:tcW w:w="1980" w:type="dxa"/>
-          </w:tcPr>
-          <w:p>
-            <w:r>
-              <w:rPr>
-                <w:b/>
-                <w:bCs/>
-              </w:rPr>
-              <w:t>Schedule Variance (SV)</w:t>
-            </w:r>
-          </w:p>
-        </w:tc>
-        <w:tc>
-          <w:tcPr>
-            <w:tcW w:w="1980" w:type="dxa"/>
-          </w:tcPr>
-          <w:p>
-            <w:r>
-              <w:t>Time efficiency</w:t>
-            </w:r>
-          </w:p>
-        </w:tc>
-        <w:tc>
-          <w:tcPr>
-            <w:tcW w:w="5400" w:type="dxa"/>
-          </w:tcPr>
-          <w:p>
-            <w:r>
-              <w:t>Calculates the percentage of business analysis deliverables (such as the BRD, the Supplier Evaluation Matrix, and the Workforce Impact Analysis) completed and approved on or before the deadlines established in the Project Schedule.</w:t>
+            <w:tcW w:w="1911" w:type="dxa"/>
+          </w:tcPr>
+          <w:p>
+            <w:r>
+              <w:rPr>
+                <w:b/>
+                <w:bCs/>
+              </w:rPr>
+              <w:t>Requirement Defect Rate</w:t>
+            </w:r>
+          </w:p>
+        </w:tc>
+        <w:tc>
+          <w:tcPr>
+            <w:tcW w:w="1911" w:type="dxa"/>
+          </w:tcPr>
+          <w:p>
+            <w:r>
+              <w:t>Quality and accuracy</w:t>
+            </w:r>
+          </w:p>
+        </w:tc>
+        <w:tc>
+          <w:tcPr>
+            <w:tcW w:w="5194" w:type="dxa"/>
+          </w:tcPr>
+          <w:p>
+            <w:r>
+              <w:t>Tracks the number of discrepancies, missed requirements, or logical errors discovered by the development team or stakeholders during the Quality Assurance (QA) and User Acceptance Testing (UAT) phases. A lower defect rate indicates high-quality requirement elicitation.</w:t>
             </w:r>
           </w:p>
         </w:tc>
@@ -4454,43 +4197,7 @@
       <w:tr>
         <w:tc>
           <w:tcPr>
-            <w:tcW w:w="1980" w:type="dxa"/>
-          </w:tcPr>
-          <w:p>
-            <w:r>
-              <w:rPr>
-                <w:b/>
-                <w:bCs/>
-              </w:rPr>
-              <w:t>Requirement Defect Rate</w:t>
-            </w:r>
-          </w:p>
-        </w:tc>
-        <w:tc>
-          <w:tcPr>
-            <w:tcW w:w="1980" w:type="dxa"/>
-          </w:tcPr>
-          <w:p>
-            <w:r>
-              <w:t>Quality and accuracy</w:t>
-            </w:r>
-          </w:p>
-        </w:tc>
-        <w:tc>
-          <w:tcPr>
-            <w:tcW w:w="5400" w:type="dxa"/>
-          </w:tcPr>
-          <w:p>
-            <w:r>
-              <w:t>Tracks the number of discrepancies, missed requirements, or logical errors discovered by the development team or stakeholders during the Quality Assurance (QA) and User Acceptance Testing (UAT) phases. A lower defect rate indicates high-quality requirement elicitation.</w:t>
-            </w:r>
-          </w:p>
-        </w:tc>
-      </w:tr>
-      <w:tr>
-        <w:tc>
-          <w:tcPr>
-            <w:tcW w:w="1980" w:type="dxa"/>
+            <w:tcW w:w="1911" w:type="dxa"/>
           </w:tcPr>
           <w:p>
             <w:r>
@@ -4504,7 +4211,7 @@
         </w:tc>
         <w:tc>
           <w:tcPr>
-            <w:tcW w:w="1980" w:type="dxa"/>
+            <w:tcW w:w="1911" w:type="dxa"/>
           </w:tcPr>
           <w:p>
             <w:r>
@@ -4514,7 +4221,7 @@
         </w:tc>
         <w:tc>
           <w:tcPr>
-            <w:tcW w:w="5400" w:type="dxa"/>
+            <w:tcW w:w="5194" w:type="dxa"/>
           </w:tcPr>
           <w:p>
             <w:r>
@@ -4542,44 +4249,14 @@
     </w:p>
     <w:p>
       <w:pPr>
-        <w:spacing w:after="200"/>
-      </w:pPr>
-      <w:r>
-        <w:t xml:space="preserve"> </w:t>
-      </w:r>
-    </w:p>
-    <w:p>
-      <w:pPr>
-        <w:pStyle w:val="ListParagraph"/>
-        <w:numPr>
-          <w:ilvl w:val="0"/>
-          <w:numId w:val="2"/>
-        </w:numPr>
         <w:spacing w:after="100"/>
       </w:pPr>
-    </w:p>
-    <w:p>
-      <w:pPr>
-        <w:spacing w:after="100"/>
-        <w:ind w:left="440"/>
-      </w:pPr>
-      <w:r>
-        <w:t xml:space="preserve">2. </w:t>
-      </w:r>
       <w:r>
         <w:rPr>
           <w:b/>
           <w:bCs/>
         </w:rPr>
         <w:t>Reporting Format</w:t>
-      </w:r>
-    </w:p>
-    <w:p>
-      <w:pPr>
-        <w:spacing w:after="200"/>
-      </w:pPr>
-      <w:r>
-        <w:t xml:space="preserve"> </w:t>
       </w:r>
     </w:p>
     <w:tbl>
@@ -4611,358 +4288,337 @@
       </w:tblGrid>
       <w:tr>
         <w:trPr>
-          <w:tblHeader/>
+          <w:cantSplit/>
+          <w:trHeight w:val="1134"/>
         </w:trPr>
         <w:tc>
           <w:tcPr>
-            <w:tcW w:w="720" w:type="dxa"/>
-          </w:tcPr>
-          <w:p/>
-        </w:tc>
-        <w:tc>
-          <w:tcPr>
-            <w:tcW w:w="1350" w:type="dxa"/>
-          </w:tcPr>
-          <w:p/>
-        </w:tc>
-        <w:tc>
-          <w:tcPr>
-            <w:tcW w:w="1890" w:type="dxa"/>
-          </w:tcPr>
-          <w:p/>
-        </w:tc>
-        <w:tc>
-          <w:tcPr>
-            <w:tcW w:w="2700" w:type="dxa"/>
-          </w:tcPr>
-          <w:p/>
-        </w:tc>
-        <w:tc>
-          <w:tcPr>
-            <w:tcW w:w="2700" w:type="dxa"/>
-          </w:tcPr>
-          <w:p/>
+            <w:tcW w:w="701" w:type="dxa"/>
+            <w:textDirection w:val="btLr"/>
+          </w:tcPr>
+          <w:p>
+            <w:pPr>
+              <w:ind w:left="113" w:right="113"/>
+            </w:pPr>
+            <w:r>
+              <w:rPr>
+                <w:b/>
+                <w:bCs/>
+              </w:rPr>
+              <w:t>Channel Type</w:t>
+            </w:r>
+          </w:p>
+        </w:tc>
+        <w:tc>
+          <w:tcPr>
+            <w:tcW w:w="1303" w:type="dxa"/>
+          </w:tcPr>
+          <w:p>
+            <w:r>
+              <w:rPr>
+                <w:b/>
+                <w:bCs/>
+              </w:rPr>
+              <w:t>Mechanism / Document</w:t>
+            </w:r>
+          </w:p>
+        </w:tc>
+        <w:tc>
+          <w:tcPr>
+            <w:tcW w:w="1820" w:type="dxa"/>
+          </w:tcPr>
+          <w:p>
+            <w:r>
+              <w:rPr>
+                <w:b/>
+                <w:bCs/>
+              </w:rPr>
+              <w:t>Frequency &amp; Lead</w:t>
+            </w:r>
+          </w:p>
+        </w:tc>
+        <w:tc>
+          <w:tcPr>
+            <w:tcW w:w="2596" w:type="dxa"/>
+          </w:tcPr>
+          <w:p>
+            <w:r>
+              <w:rPr>
+                <w:b/>
+                <w:bCs/>
+              </w:rPr>
+              <w:t>Operational Details &amp; Scale</w:t>
+            </w:r>
+          </w:p>
+        </w:tc>
+        <w:tc>
+          <w:tcPr>
+            <w:tcW w:w="2596" w:type="dxa"/>
+          </w:tcPr>
+          <w:p>
+            <w:r>
+              <w:rPr>
+                <w:b/>
+                <w:bCs/>
+              </w:rPr>
+              <w:t>Requirements</w:t>
+            </w:r>
+          </w:p>
         </w:tc>
       </w:tr>
       <w:tr>
-        <w:tc>
-          <w:tcPr>
-            <w:tcW w:w="720" w:type="dxa"/>
-          </w:tcPr>
-          <w:p>
-            <w:r>
-              <w:rPr>
-                <w:b/>
-                <w:bCs/>
-              </w:rPr>
-              <w:t>Channel Type</w:t>
-            </w:r>
-          </w:p>
-        </w:tc>
-        <w:tc>
-          <w:tcPr>
-            <w:tcW w:w="1350" w:type="dxa"/>
-          </w:tcPr>
-          <w:p>
-            <w:r>
-              <w:rPr>
-                <w:b/>
-                <w:bCs/>
-              </w:rPr>
-              <w:t>Mechanism / Document</w:t>
-            </w:r>
-          </w:p>
-        </w:tc>
-        <w:tc>
-          <w:tcPr>
-            <w:tcW w:w="1890" w:type="dxa"/>
-          </w:tcPr>
-          <w:p>
-            <w:r>
-              <w:rPr>
-                <w:b/>
-                <w:bCs/>
-              </w:rPr>
-              <w:t>Frequency &amp; Lead</w:t>
-            </w:r>
-          </w:p>
-        </w:tc>
-        <w:tc>
-          <w:tcPr>
-            <w:tcW w:w="2700" w:type="dxa"/>
-          </w:tcPr>
-          <w:p>
-            <w:r>
-              <w:rPr>
-                <w:b/>
-                <w:bCs/>
-              </w:rPr>
-              <w:t>Operational Details &amp; Scale</w:t>
-            </w:r>
-          </w:p>
-        </w:tc>
-        <w:tc>
-          <w:tcPr>
-            <w:tcW w:w="2700" w:type="dxa"/>
-          </w:tcPr>
-          <w:p>
-            <w:r>
-              <w:rPr>
-                <w:b/>
-                <w:bCs/>
-              </w:rPr>
-              <w:t>Requirements</w:t>
+        <w:trPr>
+          <w:cantSplit/>
+          <w:trHeight w:val="1134"/>
+        </w:trPr>
+        <w:tc>
+          <w:tcPr>
+            <w:tcW w:w="701" w:type="dxa"/>
+            <w:textDirection w:val="btLr"/>
+          </w:tcPr>
+          <w:p>
+            <w:pPr>
+              <w:ind w:left="113" w:right="113"/>
+            </w:pPr>
+            <w:r>
+              <w:rPr>
+                <w:b/>
+                <w:bCs/>
+              </w:rPr>
+              <w:lastRenderedPageBreak/>
+              <w:t>Written document</w:t>
+            </w:r>
+          </w:p>
+        </w:tc>
+        <w:tc>
+          <w:tcPr>
+            <w:tcW w:w="1303" w:type="dxa"/>
+          </w:tcPr>
+          <w:p>
+            <w:r>
+              <w:t xml:space="preserve">Official </w:t>
+            </w:r>
+            <w:r>
+              <w:rPr>
+                <w:b/>
+                <w:bCs/>
+              </w:rPr>
+              <w:t>Performance Evaluation Template</w:t>
+            </w:r>
+          </w:p>
+        </w:tc>
+        <w:tc>
+          <w:tcPr>
+            <w:tcW w:w="1820" w:type="dxa"/>
+          </w:tcPr>
+          <w:p>
+            <w:r>
+              <w:rPr>
+                <w:b/>
+                <w:bCs/>
+              </w:rPr>
+              <w:t>Interim review:</w:t>
+            </w:r>
+            <w:r>
+              <w:t xml:space="preserve"> at six months.  </w:t>
+            </w:r>
+            <w:r>
+              <w:rPr>
+                <w:b/>
+                <w:bCs/>
+              </w:rPr>
+              <w:t>Annual review:</w:t>
+            </w:r>
+            <w:r>
+              <w:t xml:space="preserve"> once per year.  Completed by the direct supervisor, </w:t>
+            </w:r>
+            <w:r>
+              <w:rPr>
+                <w:b/>
+                <w:bCs/>
+              </w:rPr>
+              <w:t>Divya Sapra</w:t>
+            </w:r>
+            <w:r>
+              <w:t>.</w:t>
+            </w:r>
+          </w:p>
+        </w:tc>
+        <w:tc>
+          <w:tcPr>
+            <w:tcW w:w="2596" w:type="dxa"/>
+          </w:tcPr>
+          <w:p>
+            <w:r>
+              <w:t xml:space="preserve">Strictly follows HR standards.  Rates overall performance using this scale:  - Exceeds expectations - Meets </w:t>
+            </w:r>
+            <w:proofErr w:type="gramStart"/>
+            <w:r>
+              <w:t>expectations  -</w:t>
+            </w:r>
+            <w:proofErr w:type="gramEnd"/>
+            <w:r>
+              <w:t xml:space="preserve"> Development </w:t>
+            </w:r>
+            <w:proofErr w:type="gramStart"/>
+            <w:r>
+              <w:t>encouraged  -</w:t>
+            </w:r>
+            <w:proofErr w:type="gramEnd"/>
+            <w:r>
+              <w:t xml:space="preserve"> Improvement required, - Unsatisfactory performance   Stored confidentially</w:t>
+            </w:r>
+          </w:p>
+        </w:tc>
+        <w:tc>
+          <w:tcPr>
+            <w:tcW w:w="2596" w:type="dxa"/>
+          </w:tcPr>
+          <w:p>
+            <w:r>
+              <w:t xml:space="preserve">1. </w:t>
+            </w:r>
+            <w:r>
+              <w:rPr>
+                <w:b/>
+                <w:bCs/>
+              </w:rPr>
+              <w:t>Employee and reviewer identification:</w:t>
+            </w:r>
+            <w:r>
+              <w:t xml:space="preserve"> Employee name, role, department, supervisor, and review date. 2. </w:t>
+            </w:r>
+            <w:r>
+              <w:rPr>
+                <w:b/>
+                <w:bCs/>
+              </w:rPr>
+              <w:t>Review period:</w:t>
+            </w:r>
+            <w:r>
+              <w:t xml:space="preserve"> Start and end dates. 3. </w:t>
+            </w:r>
+            <w:r>
+              <w:rPr>
+                <w:b/>
+                <w:bCs/>
+              </w:rPr>
+              <w:t>Performance metrics and evidence:</w:t>
+            </w:r>
+            <w:r>
+              <w:t xml:space="preserve"> SV, Requirement Defect Rate, and Stakeholder Satisfaction Score, supported by records or examples. 4. </w:t>
+            </w:r>
+            <w:r>
+              <w:rPr>
+                <w:b/>
+                <w:bCs/>
+              </w:rPr>
+              <w:t>Performance criteria:</w:t>
+            </w:r>
+            <w:r>
+              <w:t xml:space="preserve"> Assessment of requirements quality, time efficiency, communication, agile practices, and teamwork. 5. </w:t>
+            </w:r>
+            <w:r>
+              <w:rPr>
+                <w:b/>
+                <w:bCs/>
+              </w:rPr>
+              <w:t>Goal achievement:</w:t>
+            </w:r>
+            <w:r>
+              <w:t xml:space="preserve"> Progress against agreed deliverables and expectations. 6. </w:t>
+            </w:r>
+            <w:r>
+              <w:rPr>
+                <w:b/>
+                <w:bCs/>
+              </w:rPr>
+              <w:t>Strengths and improvement areas:</w:t>
+            </w:r>
+            <w:r>
+              <w:t xml:space="preserve"> Achievements, observations, development needs, and improvement opportunities. 7. </w:t>
+            </w:r>
+            <w:r>
+              <w:rPr>
+                <w:b/>
+                <w:bCs/>
+              </w:rPr>
+              <w:t>Overall rating:</w:t>
+            </w:r>
+            <w:r>
+              <w:t xml:space="preserve"> Rating selected from the official Worlducation scale. 8. </w:t>
+            </w:r>
+            <w:r>
+              <w:rPr>
+                <w:b/>
+                <w:bCs/>
+              </w:rPr>
+              <w:t>Development plan:</w:t>
+            </w:r>
+            <w:r>
+              <w:t xml:space="preserve"> Actions, support or training, responsible person, target date, and success criteria. 9. </w:t>
+            </w:r>
+            <w:r>
+              <w:rPr>
+                <w:b/>
+                <w:bCs/>
+              </w:rPr>
+              <w:t>Manager comments:</w:t>
+            </w:r>
+            <w:r>
+              <w:t xml:space="preserve"> Performance summary and recommendations from Divya Sapra. 10. </w:t>
+            </w:r>
+            <w:r>
+              <w:rPr>
+                <w:b/>
+                <w:bCs/>
+              </w:rPr>
+              <w:t>Employee comments:</w:t>
+            </w:r>
+            <w:r>
+              <w:t xml:space="preserve"> Feedback, clarification, agreement, or disagreement from </w:t>
+            </w:r>
+            <w:r>
+              <w:lastRenderedPageBreak/>
+              <w:t xml:space="preserve">Manuel Perez. 11. </w:t>
+            </w:r>
+            <w:r>
+              <w:rPr>
+                <w:b/>
+                <w:bCs/>
+              </w:rPr>
+              <w:t>Acknowledgement and signatures:</w:t>
+            </w:r>
+            <w:r>
+              <w:t xml:space="preserve"> Dated signatures from the manager and employee. 12. </w:t>
+            </w:r>
+            <w:r>
+              <w:rPr>
+                <w:b/>
+                <w:bCs/>
+              </w:rPr>
+              <w:t>Confidential storage:</w:t>
+            </w:r>
+            <w:r>
+              <w:t xml:space="preserve"> Signed report stored in the employee's confidential HR files within the secure cloud repository.</w:t>
             </w:r>
           </w:p>
         </w:tc>
       </w:tr>
       <w:tr>
-        <w:tc>
-          <w:tcPr>
-            <w:tcW w:w="720" w:type="dxa"/>
-          </w:tcPr>
-          <w:p>
-            <w:r>
-              <w:rPr>
-                <w:b/>
-                <w:bCs/>
-              </w:rPr>
-              <w:t>Written document</w:t>
-            </w:r>
-          </w:p>
-        </w:tc>
-        <w:tc>
-          <w:tcPr>
-            <w:tcW w:w="1350" w:type="dxa"/>
-          </w:tcPr>
-          <w:p>
-            <w:r>
-              <w:t xml:space="preserve">Official </w:t>
-            </w:r>
-            <w:r>
-              <w:rPr>
-                <w:b/>
-                <w:bCs/>
-              </w:rPr>
-              <w:t>Performance Evaluation Template</w:t>
-            </w:r>
-          </w:p>
-        </w:tc>
-        <w:tc>
-          <w:tcPr>
-            <w:tcW w:w="1890" w:type="dxa"/>
-          </w:tcPr>
-          <w:p>
-            <w:r>
-              <w:rPr>
-                <w:b/>
-                <w:bCs/>
-              </w:rPr>
-              <w:t>Interim review:</w:t>
-            </w:r>
-            <w:r>
-              <w:t xml:space="preserve"> at six months.  </w:t>
-            </w:r>
-            <w:r>
-              <w:rPr>
-                <w:b/>
-                <w:bCs/>
-              </w:rPr>
-              <w:t>Annual review:</w:t>
-            </w:r>
-            <w:r>
-              <w:t xml:space="preserve"> once per year.  Completed by the direct </w:t>
-            </w:r>
-            <w:r>
-              <w:lastRenderedPageBreak/>
-              <w:t xml:space="preserve">supervisor, </w:t>
-            </w:r>
-            <w:r>
-              <w:rPr>
-                <w:b/>
-                <w:bCs/>
-              </w:rPr>
-              <w:t>Divya Sapra</w:t>
-            </w:r>
-            <w:r>
-              <w:t>.</w:t>
-            </w:r>
-          </w:p>
-        </w:tc>
-        <w:tc>
-          <w:tcPr>
-            <w:tcW w:w="2700" w:type="dxa"/>
-          </w:tcPr>
-          <w:p>
-            <w:r>
-              <w:lastRenderedPageBreak/>
-              <w:t xml:space="preserve">Strictly follows HR standards.  Rates overall performance using this scale:  - Exceeds expectations - Meets </w:t>
-            </w:r>
-            <w:proofErr w:type="gramStart"/>
-            <w:r>
-              <w:t>expectations  -</w:t>
-            </w:r>
-            <w:proofErr w:type="gramEnd"/>
-            <w:r>
-              <w:t xml:space="preserve"> Development </w:t>
-            </w:r>
-            <w:proofErr w:type="gramStart"/>
-            <w:r>
-              <w:t>encouraged  -</w:t>
-            </w:r>
-            <w:proofErr w:type="gramEnd"/>
-            <w:r>
-              <w:t xml:space="preserve"> </w:t>
-            </w:r>
-            <w:r>
-              <w:lastRenderedPageBreak/>
-              <w:t>Improvement required, - Unsatisfactory performance   Stored confidentially</w:t>
-            </w:r>
-          </w:p>
-        </w:tc>
-        <w:tc>
-          <w:tcPr>
-            <w:tcW w:w="2700" w:type="dxa"/>
-          </w:tcPr>
-          <w:p>
-            <w:r>
-              <w:lastRenderedPageBreak/>
-              <w:t xml:space="preserve">1. </w:t>
-            </w:r>
-            <w:r>
-              <w:rPr>
-                <w:b/>
-                <w:bCs/>
-              </w:rPr>
-              <w:t>Employee and reviewer identification:</w:t>
-            </w:r>
-            <w:r>
-              <w:t xml:space="preserve"> Employee name, role, department, supervisor, and review date. 2. </w:t>
-            </w:r>
-            <w:r>
-              <w:rPr>
-                <w:b/>
-                <w:bCs/>
-              </w:rPr>
-              <w:t>Review period:</w:t>
-            </w:r>
-            <w:r>
-              <w:t xml:space="preserve"> Start and end dates. 3. </w:t>
-            </w:r>
-            <w:r>
-              <w:rPr>
-                <w:b/>
-                <w:bCs/>
-              </w:rPr>
-              <w:lastRenderedPageBreak/>
-              <w:t>Performance metrics and evidence:</w:t>
-            </w:r>
-            <w:r>
-              <w:t xml:space="preserve"> SV, Requirement Defect Rate, and Stakeholder Satisfaction Score, supported by records or examples. 4. </w:t>
-            </w:r>
-            <w:r>
-              <w:rPr>
-                <w:b/>
-                <w:bCs/>
-              </w:rPr>
-              <w:t>Performance criteria:</w:t>
-            </w:r>
-            <w:r>
-              <w:t xml:space="preserve"> Assessment of requirements quality, time efficiency, communication, agile practices, and teamwork. 5. </w:t>
-            </w:r>
-            <w:r>
-              <w:rPr>
-                <w:b/>
-                <w:bCs/>
-              </w:rPr>
-              <w:t>Goal achievement:</w:t>
-            </w:r>
-            <w:r>
-              <w:t xml:space="preserve"> Progress against agreed deliverables and expectations. 6. </w:t>
-            </w:r>
-            <w:r>
-              <w:rPr>
-                <w:b/>
-                <w:bCs/>
-              </w:rPr>
-              <w:t>Strengths and improvement areas:</w:t>
-            </w:r>
-            <w:r>
-              <w:t xml:space="preserve"> Achievements, observations, development needs, and improvement opportunities. 7. </w:t>
-            </w:r>
-            <w:r>
-              <w:rPr>
-                <w:b/>
-                <w:bCs/>
-              </w:rPr>
-              <w:t>Overall rating:</w:t>
-            </w:r>
-            <w:r>
-              <w:t xml:space="preserve"> Rating selected from the official Worlducation scale. 8. </w:t>
-            </w:r>
-            <w:r>
-              <w:rPr>
-                <w:b/>
-                <w:bCs/>
-              </w:rPr>
-              <w:t>Development plan:</w:t>
-            </w:r>
-            <w:r>
-              <w:t xml:space="preserve"> Actions, support or training, responsible person, target date, and success criteria. 9. </w:t>
-            </w:r>
-            <w:r>
-              <w:rPr>
-                <w:b/>
-                <w:bCs/>
-              </w:rPr>
-              <w:t>Manager comments:</w:t>
-            </w:r>
-            <w:r>
-              <w:t xml:space="preserve"> Performance summary and recommendations from Divya Sapra. 10. </w:t>
-            </w:r>
-            <w:r>
-              <w:rPr>
-                <w:b/>
-                <w:bCs/>
-              </w:rPr>
-              <w:t>Employee comments:</w:t>
-            </w:r>
-            <w:r>
-              <w:t xml:space="preserve"> Feedback, clarification, agreement, or disagreement from Manuel Perez. 11. </w:t>
-            </w:r>
-            <w:r>
-              <w:rPr>
-                <w:b/>
-                <w:bCs/>
-              </w:rPr>
-              <w:t>Acknowledgement and signatures:</w:t>
-            </w:r>
-            <w:r>
-              <w:t xml:space="preserve"> Dated signatures from the manager and employee. 12. </w:t>
-            </w:r>
-            <w:r>
-              <w:rPr>
-                <w:b/>
-                <w:bCs/>
-              </w:rPr>
-              <w:t>Confidential storage:</w:t>
-            </w:r>
-            <w:r>
-              <w:t xml:space="preserve"> Signed report </w:t>
-            </w:r>
-            <w:r>
-              <w:lastRenderedPageBreak/>
-              <w:t>stored in the employee's confidential HR files within the secure cloud repository.</w:t>
-            </w:r>
-          </w:p>
-        </w:tc>
-      </w:tr>
-      <w:tr>
-        <w:tc>
-          <w:tcPr>
-            <w:tcW w:w="720" w:type="dxa"/>
-          </w:tcPr>
-          <w:p>
+        <w:trPr>
+          <w:cantSplit/>
+          <w:trHeight w:val="1134"/>
+        </w:trPr>
+        <w:tc>
+          <w:tcPr>
+            <w:tcW w:w="701" w:type="dxa"/>
+            <w:textDirection w:val="btLr"/>
+          </w:tcPr>
+          <w:p>
+            <w:pPr>
+              <w:ind w:left="113" w:right="113"/>
+            </w:pPr>
             <w:r>
               <w:rPr>
                 <w:b/>
@@ -4975,7 +4631,7 @@
         </w:tc>
         <w:tc>
           <w:tcPr>
-            <w:tcW w:w="1350" w:type="dxa"/>
+            <w:tcW w:w="1303" w:type="dxa"/>
           </w:tcPr>
           <w:p>
             <w:r>
@@ -5018,7 +4674,7 @@
         </w:tc>
         <w:tc>
           <w:tcPr>
-            <w:tcW w:w="1890" w:type="dxa"/>
+            <w:tcW w:w="1820" w:type="dxa"/>
           </w:tcPr>
           <w:p>
             <w:r>
@@ -5035,7 +4691,7 @@
         </w:tc>
         <w:tc>
           <w:tcPr>
-            <w:tcW w:w="2700" w:type="dxa"/>
+            <w:tcW w:w="2596" w:type="dxa"/>
           </w:tcPr>
           <w:p>
             <w:r>
@@ -5053,7 +4709,7 @@
         </w:tc>
         <w:tc>
           <w:tcPr>
-            <w:tcW w:w="2700" w:type="dxa"/>
+            <w:tcW w:w="2596" w:type="dxa"/>
           </w:tcPr>
           <w:p>
             <w:r>
@@ -5156,17 +4812,29 @@
         <w:spacing w:after="200"/>
       </w:pPr>
       <w:r>
+        <w:t xml:space="preserve"> </w:t>
+      </w:r>
+    </w:p>
+    <w:p>
+      <w:pPr>
+        <w:rPr>
+          <w:b/>
+          <w:bCs/>
+          <w:color w:val="000000"/>
+          <w:sz w:val="40"/>
+          <w:szCs w:val="40"/>
+        </w:rPr>
+      </w:pPr>
+      <w:r>
+        <w:br w:type="page"/>
+      </w:r>
+    </w:p>
+    <w:p>
+      <w:pPr>
+        <w:pStyle w:val="Heading1"/>
+      </w:pPr>
+      <w:r>
         <w:lastRenderedPageBreak/>
-        <w:t xml:space="preserve"> </w:t>
-      </w:r>
-    </w:p>
-    <w:p>
-      <w:pPr>
-        <w:pStyle w:val="Heading1"/>
-        <w:spacing w:after="200"/>
-        <w:jc w:val="center"/>
-      </w:pPr>
-      <w:r>
         <w:t>REQUIREMENTS REPOSITORY AND CHANGE MANAGEMENT POLICY</w:t>
       </w:r>
     </w:p>
@@ -5563,7 +5231,6 @@
         <w:spacing w:after="200"/>
       </w:pPr>
       <w:r>
-        <w:lastRenderedPageBreak/>
         <w:t xml:space="preserve"> </w:t>
       </w:r>
     </w:p>
@@ -5576,6 +5243,7 @@
           <w:b/>
           <w:bCs/>
         </w:rPr>
+        <w:lastRenderedPageBreak/>
         <w:t>4. Change Control Process</w:t>
       </w:r>
     </w:p>
